--- a/FleetManager_tesi.docx
+++ b/FleetManager_tesi.docx
@@ -1,6 +1,6 @@
 
 <file path=word/document.xml><?xml version="1.0" encoding="utf-8"?>
-<w:document xmlns:wpc="http://schemas.microsoft.com/office/word/2010/wordprocessingCanvas" xmlns:cx="http://schemas.microsoft.com/office/drawing/2014/chartex" xmlns:cx1="http://schemas.microsoft.com/office/drawing/2015/9/8/chartex" xmlns:cx2="http://schemas.microsoft.com/office/drawing/2015/10/21/chartex" xmlns:cx3="http://schemas.microsoft.com/office/drawing/2016/5/9/chartex" xmlns:cx4="http://schemas.microsoft.com/office/drawing/2016/5/10/chartex" xmlns:cx5="http://schemas.microsoft.com/office/drawing/2016/5/11/chartex" xmlns:cx6="http://schemas.microsoft.com/office/drawing/2016/5/12/chartex" xmlns:cx7="http://schemas.microsoft.com/office/drawing/2016/5/13/chartex" xmlns:cx8="http://schemas.microsoft.com/office/drawing/2016/5/14/chartex" xmlns:mc="http://schemas.openxmlformats.org/markup-compatibility/2006" xmlns:m="http://schemas.openxmlformats.org/officeDocument/2006/math" xmlns:aink="http://schemas.microsoft.com/office/drawing/2016/ink" xmlns:am3d="http://schemas.microsoft.com/office/drawing/2017/model3d" xmlns:oel="http://schemas.microsoft.com/office/2019/extlst" xmlns:r="http://schemas.openxmlformats.org/officeDocument/2006/relationships" xmlns:wp14="http://schemas.microsoft.com/office/word/2010/wordprocessingDrawing" xmlns:wp="http://schemas.openxmlformats.org/drawingml/2006/wordprocessingDrawing" xmlns:wpg="http://schemas.microsoft.com/office/word/2010/wordprocessingGroup" xmlns:wpi="http://schemas.microsoft.com/office/word/2010/wordprocessingInk" xmlns:wps="http://schemas.microsoft.com/office/word/2010/wordprocessingShape" xmlns:o="urn:schemas-microsoft-com:office:office" xmlns:v="urn:schemas-microsoft-com:vml" xmlns:w10="urn:schemas-microsoft-com:office:word" xmlns:w="http://schemas.openxmlformats.org/wordprocessingml/2006/main" xmlns:w14="http://schemas.microsoft.com/office/word/2010/wordml" xmlns:w15="http://schemas.microsoft.com/office/word/2012/wordml" xmlns:w16cex="http://schemas.microsoft.com/office/word/2018/wordml/cex" xmlns:w16cid="http://schemas.microsoft.com/office/word/2016/wordml/cid" xmlns:w16="http://schemas.microsoft.com/office/word/2018/wordml" xmlns:w16sdtdh="http://schemas.microsoft.com/office/word/2020/wordml/sdtdatahash" xmlns:w16sdtfl="http://schemas.microsoft.com/office/word/2024/wordml/sdtformatlock" xmlns:w16se="http://schemas.microsoft.com/office/word/2015/wordml/symex" xmlns:w16du="http://schemas.microsoft.com/office/word/2023/wordml/word16du" xmlns:wne="http://schemas.microsoft.com/office/word/2006/wordml" mc:Ignorable="w14 w15 w16se w16cid w16 w16cex w16sdtdh w16sdtfl w16du wp14">
+<w:document xmlns:wpc="http://schemas.microsoft.com/office/word/2010/wordprocessingCanvas" xmlns:cx="http://schemas.microsoft.com/office/drawing/2014/chartex" xmlns:cx1="http://schemas.microsoft.com/office/drawing/2015/9/8/chartex" xmlns:cx2="http://schemas.microsoft.com/office/drawing/2015/10/21/chartex" xmlns:cx3="http://schemas.microsoft.com/office/drawing/2016/5/9/chartex" xmlns:cx4="http://schemas.microsoft.com/office/drawing/2016/5/10/chartex" xmlns:cx5="http://schemas.microsoft.com/office/drawing/2016/5/11/chartex" xmlns:cx6="http://schemas.microsoft.com/office/drawing/2016/5/12/chartex" xmlns:cx7="http://schemas.microsoft.com/office/drawing/2016/5/13/chartex" xmlns:cx8="http://schemas.microsoft.com/office/drawing/2016/5/14/chartex" xmlns:mc="http://schemas.openxmlformats.org/markup-compatibility/2006" xmlns:m="http://schemas.openxmlformats.org/officeDocument/2006/math" xmlns:aink="http://schemas.microsoft.com/office/drawing/2016/ink" xmlns:am3d="http://schemas.microsoft.com/office/drawing/2017/model3d" xmlns:oel="http://schemas.microsoft.com/office/2019/extlst" xmlns:r="http://schemas.openxmlformats.org/officeDocument/2006/relationships" xmlns:wp14="http://schemas.microsoft.com/office/word/2010/wordprocessingDrawing" xmlns:wp="http://schemas.openxmlformats.org/drawingml/2006/wordprocessingDrawing" xmlns:wpg="http://schemas.microsoft.com/office/word/2010/wordprocessingGroup" xmlns:wpi="http://schemas.microsoft.com/office/word/2010/wordprocessingInk" xmlns:wps="http://schemas.microsoft.com/office/word/2010/wordprocessingShape" xmlns:o="urn:schemas-microsoft-com:office:office" xmlns:v="urn:schemas-microsoft-com:vml" xmlns:w10="urn:schemas-microsoft-com:office:word" xmlns:w="http://schemas.openxmlformats.org/wordprocessingml/2006/main" xmlns:w14="http://schemas.microsoft.com/office/word/2010/wordml" xmlns:w15="http://schemas.microsoft.com/office/word/2012/wordml" xmlns:w16cei="http://schemas.microsoft.com/office/word/2026/wordml/cei" xmlns:w16cex="http://schemas.microsoft.com/office/word/2018/wordml/cex" xmlns:w16cid="http://schemas.microsoft.com/office/word/2016/wordml/cid" xmlns:w16="http://schemas.microsoft.com/office/word/2018/wordml" xmlns:w16sdtdh="http://schemas.microsoft.com/office/word/2020/wordml/sdtdatahash" xmlns:w16sdtfl="http://schemas.microsoft.com/office/word/2024/wordml/sdtformatlock" xmlns:w16se="http://schemas.microsoft.com/office/word/2015/wordml/symex" xmlns:w16du="http://schemas.microsoft.com/office/word/2023/wordml/word16du" xmlns:wne="http://schemas.microsoft.com/office/word/2006/wordml" mc:Ignorable="w14 w15 w16se w16cid w16 w16cex w16sdtdh w16sdtfl w16du wp14">
   <w:body>
     <w:p>
       <w:pPr>
@@ -911,7 +911,21 @@
                 <w:rStyle w:val="Collegamentoipertestuale"/>
                 <w:noProof/>
               </w:rPr>
-              <w:t>2.3 Use Case Diagram</w:t>
+              <w:t xml:space="preserve">2.3 Use Case </w:t>
+            </w:r>
+            <w:r>
+              <w:rPr>
+                <w:rStyle w:val="Collegamentoipertestuale"/>
+                <w:noProof/>
+              </w:rPr>
+              <w:t>D</w:t>
+            </w:r>
+            <w:r>
+              <w:rPr>
+                <w:rStyle w:val="Collegamentoipertestuale"/>
+                <w:noProof/>
+              </w:rPr>
+              <w:t>iagram</w:t>
             </w:r>
             <w:r>
               <w:rPr>
@@ -3947,21 +3961,7 @@
                 <w:rStyle w:val="Collegamentoipertestuale"/>
                 <w:noProof/>
               </w:rPr>
-              <w:t>Appendice C</w:t>
-            </w:r>
-            <w:r>
-              <w:rPr>
-                <w:rStyle w:val="Collegamentoipertestuale"/>
-                <w:noProof/>
-              </w:rPr>
-              <w:t xml:space="preserve"> </w:t>
-            </w:r>
-            <w:r>
-              <w:rPr>
-                <w:rStyle w:val="Collegamentoipertestuale"/>
-                <w:noProof/>
-              </w:rPr>
-              <w:t>— Manuale utente</w:t>
+              <w:t>Appendice C — Manuale utente</w:t>
             </w:r>
             <w:r>
               <w:rPr>
@@ -6282,15 +6282,69 @@
         <w:jc w:val="both"/>
       </w:pPr>
       <w:r>
-        <w:t xml:space="preserve">Una rappresentazione testuale dello use case </w:t>
-      </w:r>
-      <w:proofErr w:type="spellStart"/>
-      <w:r>
-        <w:t>diagram</w:t>
-      </w:r>
-      <w:proofErr w:type="spellEnd"/>
-      <w:r>
-        <w:t>, articolata per attore, è la seguente:</w:t>
+        <w:rPr>
+          <w:noProof/>
+        </w:rPr>
+        <w:lastRenderedPageBreak/>
+        <w:drawing>
+          <wp:inline distT="0" distB="0" distL="0" distR="0" wp14:anchorId="35CC4A2E" wp14:editId="51323A5A">
+            <wp:extent cx="5663953" cy="9009398"/>
+            <wp:effectExtent l="0" t="0" r="635" b="0"/>
+            <wp:docPr id="487855971" name="Immagine 4"/>
+            <wp:cNvGraphicFramePr>
+              <a:graphicFrameLocks xmlns:a="http://schemas.openxmlformats.org/drawingml/2006/main" noChangeAspect="1"/>
+            </wp:cNvGraphicFramePr>
+            <a:graphic xmlns:a="http://schemas.openxmlformats.org/drawingml/2006/main">
+              <a:graphicData uri="http://schemas.openxmlformats.org/drawingml/2006/picture">
+                <pic:pic xmlns:pic="http://schemas.openxmlformats.org/drawingml/2006/picture">
+                  <pic:nvPicPr>
+                    <pic:cNvPr id="487855971" name="Immagine 487855971"/>
+                    <pic:cNvPicPr/>
+                  </pic:nvPicPr>
+                  <pic:blipFill>
+                    <a:blip r:embed="rId7" cstate="print">
+                      <a:extLst>
+                        <a:ext uri="{28A0092B-C50C-407E-A947-70E740481C1C}">
+                          <a14:useLocalDpi xmlns:a14="http://schemas.microsoft.com/office/drawing/2010/main" val="0"/>
+                        </a:ext>
+                      </a:extLst>
+                    </a:blip>
+                    <a:stretch>
+                      <a:fillRect/>
+                    </a:stretch>
+                  </pic:blipFill>
+                  <pic:spPr>
+                    <a:xfrm>
+                      <a:off x="0" y="0"/>
+                      <a:ext cx="5682697" cy="9039214"/>
+                    </a:xfrm>
+                    <a:prstGeom prst="rect">
+                      <a:avLst/>
+                    </a:prstGeom>
+                  </pic:spPr>
+                </pic:pic>
+              </a:graphicData>
+            </a:graphic>
+          </wp:inline>
+        </w:drawing>
+      </w:r>
+    </w:p>
+    <w:p>
+      <w:pPr>
+        <w:spacing w:after="120" w:line="320" w:lineRule="auto"/>
+        <w:jc w:val="both"/>
+      </w:pPr>
+      <w:r>
+        <w:lastRenderedPageBreak/>
+        <w:t xml:space="preserve">Una rappresentazione testuale </w:t>
+      </w:r>
+      <w:proofErr w:type="gramStart"/>
+      <w:r>
+        <w:t>dello use</w:t>
+      </w:r>
+      <w:proofErr w:type="gramEnd"/>
+      <w:r>
+        <w:t xml:space="preserve"> case diagram, articolata per attore, è la seguente:</w:t>
       </w:r>
     </w:p>
     <w:p>
@@ -6563,11 +6617,7 @@
         <w:jc w:val="both"/>
       </w:pPr>
       <w:r>
-        <w:t xml:space="preserve">Tra i casi d'uso esistono alcune relazioni significative. Il caso UC-03 (Richiedere prenotazione) include UC-02 (Visualizzare veicoli) come prerequisito di selezione e attiva, una volta confermato dal manager, una notifica di richiesta di check-up (UC-05). Il caso UC-12 (Approvare prenotazione) estende </w:t>
-      </w:r>
-      <w:r>
-        <w:lastRenderedPageBreak/>
-        <w:t>automaticamente UC-03 invocando l'annullamento delle eventuali prenotazioni in conflitto e la notifica ai driver interessati. Il caso UC-15 (Gestire scadenze) include una verifica giornaliera automatica delle scadenze imminenti, che a sua volta innesca l'invio di notifiche.</w:t>
+        <w:t>Tra i casi d'uso esistono alcune relazioni significative. Il caso UC-03 (Richiedere prenotazione) include UC-02 (Visualizzare veicoli) come prerequisito di selezione e attiva, una volta confermato dal manager, una notifica di richiesta di check-up (UC-05). Il caso UC-12 (Approvare prenotazione) estende automaticamente UC-03 invocando l'annullamento delle eventuali prenotazioni in conflitto e la notifica ai driver interessati. Il caso UC-15 (Gestire scadenze) include una verifica giornaliera automatica delle scadenze imminenti, che a sua volta innesca l'invio di notifiche.</w:t>
       </w:r>
     </w:p>
     <w:p>
@@ -6632,6 +6682,7 @@
           <w:b/>
           <w:bCs/>
         </w:rPr>
+        <w:lastRenderedPageBreak/>
         <w:t xml:space="preserve">Flusso principale: </w:t>
       </w:r>
       <w:r>
@@ -6851,7 +6902,6 @@
       </w:pPr>
       <w:bookmarkStart w:id="18" w:name="_Toc234312645"/>
       <w:r>
-        <w:lastRenderedPageBreak/>
         <w:t>UC-06 — Restituire veicolo</w:t>
       </w:r>
       <w:bookmarkEnd w:id="18"/>
@@ -6915,6 +6965,7 @@
           <w:b/>
           <w:bCs/>
         </w:rPr>
+        <w:lastRenderedPageBreak/>
         <w:t>Postcondizioni</w:t>
       </w:r>
       <w:proofErr w:type="spellEnd"/>
@@ -8938,6 +8989,367 @@
         <w:jc w:val="both"/>
       </w:pPr>
       <w:r>
+        <w:rPr>
+          <w:noProof/>
+        </w:rPr>
+        <w:drawing>
+          <wp:anchor distT="0" distB="0" distL="114300" distR="114300" simplePos="0" relativeHeight="251658240" behindDoc="0" locked="0" layoutInCell="1" allowOverlap="1" wp14:anchorId="566F67BB" wp14:editId="67F21551">
+            <wp:simplePos x="0" y="0"/>
+            <wp:positionH relativeFrom="column">
+              <wp:posOffset>-775335</wp:posOffset>
+            </wp:positionH>
+            <wp:positionV relativeFrom="paragraph">
+              <wp:posOffset>167351</wp:posOffset>
+            </wp:positionV>
+            <wp:extent cx="7293236" cy="7740073"/>
+            <wp:effectExtent l="0" t="0" r="0" b="0"/>
+            <wp:wrapNone/>
+            <wp:docPr id="722692833" name="Immagine 8"/>
+            <wp:cNvGraphicFramePr>
+              <a:graphicFrameLocks xmlns:a="http://schemas.openxmlformats.org/drawingml/2006/main" noChangeAspect="1"/>
+            </wp:cNvGraphicFramePr>
+            <a:graphic xmlns:a="http://schemas.openxmlformats.org/drawingml/2006/main">
+              <a:graphicData uri="http://schemas.openxmlformats.org/drawingml/2006/picture">
+                <pic:pic xmlns:pic="http://schemas.openxmlformats.org/drawingml/2006/picture">
+                  <pic:nvPicPr>
+                    <pic:cNvPr id="722692833" name="Immagine 722692833"/>
+                    <pic:cNvPicPr/>
+                  </pic:nvPicPr>
+                  <pic:blipFill>
+                    <a:blip r:embed="rId8" cstate="print">
+                      <a:extLst>
+                        <a:ext uri="{28A0092B-C50C-407E-A947-70E740481C1C}">
+                          <a14:useLocalDpi xmlns:a14="http://schemas.microsoft.com/office/drawing/2010/main" val="0"/>
+                        </a:ext>
+                      </a:extLst>
+                    </a:blip>
+                    <a:stretch>
+                      <a:fillRect/>
+                    </a:stretch>
+                  </pic:blipFill>
+                  <pic:spPr>
+                    <a:xfrm>
+                      <a:off x="0" y="0"/>
+                      <a:ext cx="7293236" cy="7740073"/>
+                    </a:xfrm>
+                    <a:prstGeom prst="rect">
+                      <a:avLst/>
+                    </a:prstGeom>
+                  </pic:spPr>
+                </pic:pic>
+              </a:graphicData>
+            </a:graphic>
+            <wp14:sizeRelH relativeFrom="page">
+              <wp14:pctWidth>0</wp14:pctWidth>
+            </wp14:sizeRelH>
+            <wp14:sizeRelV relativeFrom="page">
+              <wp14:pctHeight>0</wp14:pctHeight>
+            </wp14:sizeRelV>
+          </wp:anchor>
+        </w:drawing>
+      </w:r>
+    </w:p>
+    <w:p>
+      <w:pPr>
+        <w:spacing w:after="120" w:line="320" w:lineRule="auto"/>
+        <w:jc w:val="both"/>
+      </w:pPr>
+    </w:p>
+    <w:p>
+      <w:pPr>
+        <w:spacing w:after="120" w:line="320" w:lineRule="auto"/>
+        <w:jc w:val="both"/>
+      </w:pPr>
+    </w:p>
+    <w:p>
+      <w:pPr>
+        <w:spacing w:after="120" w:line="320" w:lineRule="auto"/>
+        <w:jc w:val="both"/>
+      </w:pPr>
+    </w:p>
+    <w:p>
+      <w:pPr>
+        <w:spacing w:after="120" w:line="320" w:lineRule="auto"/>
+        <w:jc w:val="both"/>
+      </w:pPr>
+    </w:p>
+    <w:p>
+      <w:pPr>
+        <w:spacing w:after="120" w:line="320" w:lineRule="auto"/>
+        <w:jc w:val="both"/>
+      </w:pPr>
+    </w:p>
+    <w:p>
+      <w:pPr>
+        <w:spacing w:after="120" w:line="320" w:lineRule="auto"/>
+        <w:jc w:val="both"/>
+      </w:pPr>
+    </w:p>
+    <w:p>
+      <w:pPr>
+        <w:spacing w:after="120" w:line="320" w:lineRule="auto"/>
+        <w:jc w:val="both"/>
+      </w:pPr>
+    </w:p>
+    <w:p>
+      <w:pPr>
+        <w:spacing w:after="120" w:line="320" w:lineRule="auto"/>
+        <w:jc w:val="both"/>
+      </w:pPr>
+    </w:p>
+    <w:p>
+      <w:pPr>
+        <w:spacing w:after="120" w:line="320" w:lineRule="auto"/>
+        <w:jc w:val="both"/>
+      </w:pPr>
+    </w:p>
+    <w:p>
+      <w:pPr>
+        <w:spacing w:after="120" w:line="320" w:lineRule="auto"/>
+        <w:jc w:val="both"/>
+      </w:pPr>
+    </w:p>
+    <w:p>
+      <w:pPr>
+        <w:spacing w:after="120" w:line="320" w:lineRule="auto"/>
+        <w:jc w:val="both"/>
+      </w:pPr>
+    </w:p>
+    <w:p>
+      <w:pPr>
+        <w:spacing w:after="120" w:line="320" w:lineRule="auto"/>
+        <w:jc w:val="both"/>
+      </w:pPr>
+    </w:p>
+    <w:p>
+      <w:pPr>
+        <w:spacing w:after="120" w:line="320" w:lineRule="auto"/>
+        <w:jc w:val="both"/>
+      </w:pPr>
+    </w:p>
+    <w:p>
+      <w:pPr>
+        <w:spacing w:after="120" w:line="320" w:lineRule="auto"/>
+        <w:jc w:val="both"/>
+      </w:pPr>
+    </w:p>
+    <w:p>
+      <w:pPr>
+        <w:spacing w:after="120" w:line="320" w:lineRule="auto"/>
+        <w:jc w:val="both"/>
+      </w:pPr>
+    </w:p>
+    <w:p>
+      <w:pPr>
+        <w:spacing w:after="120" w:line="320" w:lineRule="auto"/>
+        <w:jc w:val="both"/>
+      </w:pPr>
+    </w:p>
+    <w:p>
+      <w:pPr>
+        <w:spacing w:after="120" w:line="320" w:lineRule="auto"/>
+        <w:jc w:val="both"/>
+      </w:pPr>
+    </w:p>
+    <w:p>
+      <w:pPr>
+        <w:spacing w:after="120" w:line="320" w:lineRule="auto"/>
+        <w:jc w:val="both"/>
+      </w:pPr>
+    </w:p>
+    <w:p>
+      <w:pPr>
+        <w:spacing w:after="120" w:line="320" w:lineRule="auto"/>
+        <w:jc w:val="both"/>
+      </w:pPr>
+    </w:p>
+    <w:p>
+      <w:pPr>
+        <w:spacing w:after="120" w:line="320" w:lineRule="auto"/>
+        <w:jc w:val="both"/>
+      </w:pPr>
+    </w:p>
+    <w:p>
+      <w:pPr>
+        <w:spacing w:after="120" w:line="320" w:lineRule="auto"/>
+        <w:jc w:val="both"/>
+      </w:pPr>
+    </w:p>
+    <w:p>
+      <w:pPr>
+        <w:spacing w:after="120" w:line="320" w:lineRule="auto"/>
+        <w:jc w:val="both"/>
+      </w:pPr>
+    </w:p>
+    <w:p>
+      <w:pPr>
+        <w:spacing w:after="120" w:line="320" w:lineRule="auto"/>
+        <w:jc w:val="both"/>
+      </w:pPr>
+    </w:p>
+    <w:p>
+      <w:pPr>
+        <w:spacing w:after="120" w:line="320" w:lineRule="auto"/>
+        <w:jc w:val="both"/>
+      </w:pPr>
+    </w:p>
+    <w:p>
+      <w:pPr>
+        <w:spacing w:after="120" w:line="320" w:lineRule="auto"/>
+        <w:jc w:val="both"/>
+      </w:pPr>
+    </w:p>
+    <w:p>
+      <w:pPr>
+        <w:spacing w:after="120" w:line="320" w:lineRule="auto"/>
+        <w:jc w:val="both"/>
+      </w:pPr>
+      <w:r>
+        <w:rPr>
+          <w:noProof/>
+        </w:rPr>
+        <w:lastRenderedPageBreak/>
+        <w:drawing>
+          <wp:anchor distT="0" distB="0" distL="114300" distR="114300" simplePos="0" relativeHeight="251659264" behindDoc="0" locked="0" layoutInCell="1" allowOverlap="1" wp14:anchorId="3A483ED9" wp14:editId="090AB0B4">
+            <wp:simplePos x="0" y="0"/>
+            <wp:positionH relativeFrom="column">
+              <wp:posOffset>-812454</wp:posOffset>
+            </wp:positionH>
+            <wp:positionV relativeFrom="paragraph">
+              <wp:posOffset>-600075</wp:posOffset>
+            </wp:positionV>
+            <wp:extent cx="7374984" cy="4525819"/>
+            <wp:effectExtent l="0" t="0" r="3810" b="0"/>
+            <wp:wrapNone/>
+            <wp:docPr id="618746807" name="Immagine 9"/>
+            <wp:cNvGraphicFramePr>
+              <a:graphicFrameLocks xmlns:a="http://schemas.openxmlformats.org/drawingml/2006/main" noChangeAspect="1"/>
+            </wp:cNvGraphicFramePr>
+            <a:graphic xmlns:a="http://schemas.openxmlformats.org/drawingml/2006/main">
+              <a:graphicData uri="http://schemas.openxmlformats.org/drawingml/2006/picture">
+                <pic:pic xmlns:pic="http://schemas.openxmlformats.org/drawingml/2006/picture">
+                  <pic:nvPicPr>
+                    <pic:cNvPr id="618746807" name="Immagine 618746807"/>
+                    <pic:cNvPicPr/>
+                  </pic:nvPicPr>
+                  <pic:blipFill>
+                    <a:blip r:embed="rId9" cstate="print">
+                      <a:extLst>
+                        <a:ext uri="{28A0092B-C50C-407E-A947-70E740481C1C}">
+                          <a14:useLocalDpi xmlns:a14="http://schemas.microsoft.com/office/drawing/2010/main" val="0"/>
+                        </a:ext>
+                      </a:extLst>
+                    </a:blip>
+                    <a:stretch>
+                      <a:fillRect/>
+                    </a:stretch>
+                  </pic:blipFill>
+                  <pic:spPr>
+                    <a:xfrm>
+                      <a:off x="0" y="0"/>
+                      <a:ext cx="7374984" cy="4525819"/>
+                    </a:xfrm>
+                    <a:prstGeom prst="rect">
+                      <a:avLst/>
+                    </a:prstGeom>
+                  </pic:spPr>
+                </pic:pic>
+              </a:graphicData>
+            </a:graphic>
+            <wp14:sizeRelH relativeFrom="page">
+              <wp14:pctWidth>0</wp14:pctWidth>
+            </wp14:sizeRelH>
+            <wp14:sizeRelV relativeFrom="page">
+              <wp14:pctHeight>0</wp14:pctHeight>
+            </wp14:sizeRelV>
+          </wp:anchor>
+        </w:drawing>
+      </w:r>
+    </w:p>
+    <w:p>
+      <w:pPr>
+        <w:spacing w:after="120" w:line="320" w:lineRule="auto"/>
+        <w:jc w:val="both"/>
+      </w:pPr>
+    </w:p>
+    <w:p>
+      <w:pPr>
+        <w:spacing w:after="120" w:line="320" w:lineRule="auto"/>
+        <w:jc w:val="both"/>
+      </w:pPr>
+    </w:p>
+    <w:p>
+      <w:pPr>
+        <w:spacing w:after="120" w:line="320" w:lineRule="auto"/>
+        <w:jc w:val="both"/>
+      </w:pPr>
+    </w:p>
+    <w:p>
+      <w:pPr>
+        <w:spacing w:after="120" w:line="320" w:lineRule="auto"/>
+        <w:jc w:val="both"/>
+      </w:pPr>
+    </w:p>
+    <w:p>
+      <w:pPr>
+        <w:spacing w:after="120" w:line="320" w:lineRule="auto"/>
+        <w:jc w:val="both"/>
+      </w:pPr>
+    </w:p>
+    <w:p>
+      <w:pPr>
+        <w:spacing w:after="120" w:line="320" w:lineRule="auto"/>
+        <w:jc w:val="both"/>
+      </w:pPr>
+    </w:p>
+    <w:p>
+      <w:pPr>
+        <w:spacing w:after="120" w:line="320" w:lineRule="auto"/>
+        <w:jc w:val="both"/>
+      </w:pPr>
+    </w:p>
+    <w:p>
+      <w:pPr>
+        <w:spacing w:after="120" w:line="320" w:lineRule="auto"/>
+        <w:jc w:val="both"/>
+      </w:pPr>
+    </w:p>
+    <w:p>
+      <w:pPr>
+        <w:spacing w:after="120" w:line="320" w:lineRule="auto"/>
+        <w:jc w:val="both"/>
+      </w:pPr>
+    </w:p>
+    <w:p>
+      <w:pPr>
+        <w:spacing w:after="120" w:line="320" w:lineRule="auto"/>
+        <w:jc w:val="both"/>
+      </w:pPr>
+    </w:p>
+    <w:p>
+      <w:pPr>
+        <w:spacing w:after="120" w:line="320" w:lineRule="auto"/>
+        <w:jc w:val="both"/>
+      </w:pPr>
+    </w:p>
+    <w:p>
+      <w:pPr>
+        <w:spacing w:after="120" w:line="320" w:lineRule="auto"/>
+        <w:jc w:val="both"/>
+      </w:pPr>
+    </w:p>
+    <w:p>
+      <w:pPr>
+        <w:spacing w:after="120" w:line="320" w:lineRule="auto"/>
+        <w:jc w:val="both"/>
+      </w:pPr>
+    </w:p>
+    <w:p>
+      <w:pPr>
+        <w:spacing w:after="120" w:line="320" w:lineRule="auto"/>
+        <w:jc w:val="both"/>
+      </w:pPr>
+      <w:r>
         <w:t>Il modello di dominio si articola su sette entità principali, ciascuna rappresentata da una classe Dart e dalla corrispondente tabella PostgreSQL. Le entità sono state derivate dal modello Java preesistente, semplificate ed estese per accogliere le nuove funzionalità introdotte dalla versione mobile.</w:t>
       </w:r>
     </w:p>
@@ -8958,15 +9370,7 @@
         <w:t xml:space="preserve">Utente: </w:t>
       </w:r>
       <w:r>
-        <w:t xml:space="preserve">rappresenta un attore del sistema. Attributi: </w:t>
-      </w:r>
-      <w:proofErr w:type="spellStart"/>
-      <w:r>
-        <w:t>idUtente</w:t>
-      </w:r>
-      <w:proofErr w:type="spellEnd"/>
-      <w:r>
-        <w:t>, nome, cognome, email, ruolo (driver/manager), patente. Relazione 1..N con Prenotazione.</w:t>
+        <w:t>rappresenta un attore del sistema. Attributi: idUtente, nome, cognome, email, ruolo (driver/manager), patente. Relazione 1..N con Prenotazione.</w:t>
       </w:r>
     </w:p>
     <w:p>
@@ -8986,23 +9390,7 @@
         <w:t xml:space="preserve">Veicolo: </w:t>
       </w:r>
       <w:r>
-        <w:t xml:space="preserve">modella un automezzo. Attributi: targa (chiave primaria), </w:t>
-      </w:r>
-      <w:proofErr w:type="spellStart"/>
-      <w:r>
-        <w:t>tipoVeicolo</w:t>
-      </w:r>
-      <w:proofErr w:type="spellEnd"/>
-      <w:r>
-        <w:t xml:space="preserve"> (auto/furgone/moto), marca, modello, anno di immatricolazione, </w:t>
-      </w:r>
-      <w:proofErr w:type="spellStart"/>
-      <w:r>
-        <w:t>statoVeicolo</w:t>
-      </w:r>
-      <w:proofErr w:type="spellEnd"/>
-      <w:r>
-        <w:t xml:space="preserve"> (disponibile, prenotato, in manutenzione, fuori servizio), chilometri. Relazione 1..N con Prenotazione, Manutenzione, Scadenza.</w:t>
+        <w:t>modella un automezzo. Attributi: targa (chiave primaria), tipoVeicolo (auto/furgone/moto), marca, modello, anno di immatricolazione, statoVeicolo (disponibile, prenotato, in manutenzione, fuori servizio), chilometri. Relazione 1..N con Prenotazione, Manutenzione, Scadenza.</w:t>
       </w:r>
     </w:p>
     <w:p>
@@ -9030,15 +9418,7 @@
       </w:r>
       <w:proofErr w:type="spellEnd"/>
       <w:r>
-        <w:t xml:space="preserve">, </w:t>
-      </w:r>
-      <w:proofErr w:type="spellStart"/>
-      <w:r>
-        <w:t>idUtente</w:t>
-      </w:r>
-      <w:proofErr w:type="spellEnd"/>
-      <w:r>
-        <w:t xml:space="preserve">, targa, </w:t>
+        <w:t xml:space="preserve">, idUtente, targa, </w:t>
       </w:r>
       <w:proofErr w:type="spellStart"/>
       <w:r>
@@ -9223,6 +9603,7 @@
           <w:b/>
           <w:bCs/>
         </w:rPr>
+        <w:lastRenderedPageBreak/>
         <w:t xml:space="preserve">Restituzione: </w:t>
       </w:r>
       <w:r>
@@ -9499,15 +9880,7 @@
       </w:r>
       <w:proofErr w:type="spellEnd"/>
       <w:r>
-        <w:t xml:space="preserve">, letta, </w:t>
-      </w:r>
-      <w:proofErr w:type="spellStart"/>
-      <w:r>
-        <w:t>idUtente</w:t>
-      </w:r>
-      <w:proofErr w:type="spellEnd"/>
-      <w:r>
-        <w:t xml:space="preserve">, </w:t>
+        <w:t xml:space="preserve">, letta, idUtente, </w:t>
       </w:r>
       <w:proofErr w:type="spellStart"/>
       <w:r>
@@ -9529,1205 +9902,1216 @@
     </w:p>
     <w:p>
       <w:pPr>
-        <w:pStyle w:val="Titolo2"/>
-      </w:pPr>
-      <w:bookmarkStart w:id="27" w:name="_Toc234312654"/>
-      <w:r>
-        <w:t>4.2 Schema ER del database Supabase</w:t>
-      </w:r>
-      <w:bookmarkEnd w:id="27"/>
-    </w:p>
-    <w:p>
-      <w:pPr>
         <w:spacing w:after="120" w:line="320" w:lineRule="auto"/>
         <w:jc w:val="both"/>
       </w:pPr>
-      <w:r>
-        <w:lastRenderedPageBreak/>
-        <w:t>Lo schema entità-relazione del database PostgreSQL gestito da Supabase è composto dalle seguenti tabelle:</w:t>
-      </w:r>
-    </w:p>
-    <w:p>
-      <w:pPr>
-        <w:shd w:val="clear" w:color="auto" w:fill="F2F2F2"/>
-        <w:spacing w:line="260" w:lineRule="auto"/>
-        <w:ind w:left="240"/>
-      </w:pPr>
-      <w:r>
-        <w:rPr>
-          <w:rFonts w:ascii="Consolas" w:eastAsia="Consolas" w:hAnsi="Consolas" w:cs="Consolas"/>
-          <w:sz w:val="18"/>
-          <w:szCs w:val="18"/>
-        </w:rPr>
-        <w:t>utenti(</w:t>
-      </w:r>
-      <w:proofErr w:type="spellStart"/>
-      <w:r>
-        <w:rPr>
-          <w:rFonts w:ascii="Consolas" w:eastAsia="Consolas" w:hAnsi="Consolas" w:cs="Consolas"/>
-          <w:sz w:val="18"/>
-          <w:szCs w:val="18"/>
-        </w:rPr>
-        <w:t>id_utente</w:t>
-      </w:r>
-      <w:proofErr w:type="spellEnd"/>
-      <w:r>
-        <w:rPr>
-          <w:rFonts w:ascii="Consolas" w:eastAsia="Consolas" w:hAnsi="Consolas" w:cs="Consolas"/>
-          <w:sz w:val="18"/>
-          <w:szCs w:val="18"/>
-        </w:rPr>
-        <w:t xml:space="preserve"> PK, nome, cognome, email UNIQUE, ruolo, patente)</w:t>
-      </w:r>
-    </w:p>
-    <w:p>
-      <w:pPr>
-        <w:shd w:val="clear" w:color="auto" w:fill="F2F2F2"/>
-        <w:spacing w:line="260" w:lineRule="auto"/>
-        <w:ind w:left="240"/>
-      </w:pPr>
-      <w:r>
-        <w:rPr>
-          <w:rFonts w:ascii="Consolas" w:eastAsia="Consolas" w:hAnsi="Consolas" w:cs="Consolas"/>
-          <w:sz w:val="18"/>
-          <w:szCs w:val="18"/>
-        </w:rPr>
-        <w:t xml:space="preserve">veicoli(targa PK, tipo, marca, modello, </w:t>
-      </w:r>
-      <w:proofErr w:type="spellStart"/>
-      <w:r>
-        <w:rPr>
-          <w:rFonts w:ascii="Consolas" w:eastAsia="Consolas" w:hAnsi="Consolas" w:cs="Consolas"/>
-          <w:sz w:val="18"/>
-          <w:szCs w:val="18"/>
-        </w:rPr>
-        <w:t>anno_immatricolazione</w:t>
-      </w:r>
-      <w:proofErr w:type="spellEnd"/>
-      <w:r>
-        <w:rPr>
-          <w:rFonts w:ascii="Consolas" w:eastAsia="Consolas" w:hAnsi="Consolas" w:cs="Consolas"/>
-          <w:sz w:val="18"/>
-          <w:szCs w:val="18"/>
-        </w:rPr>
-        <w:t>, stato, km)</w:t>
-      </w:r>
-    </w:p>
-    <w:p>
-      <w:pPr>
-        <w:shd w:val="clear" w:color="auto" w:fill="F2F2F2"/>
-        <w:spacing w:line="260" w:lineRule="auto"/>
-        <w:ind w:left="240"/>
-      </w:pPr>
-      <w:r>
-        <w:rPr>
-          <w:rFonts w:ascii="Consolas" w:eastAsia="Consolas" w:hAnsi="Consolas" w:cs="Consolas"/>
-          <w:sz w:val="18"/>
-          <w:szCs w:val="18"/>
-        </w:rPr>
-        <w:t>prenotazioni(</w:t>
-      </w:r>
-      <w:proofErr w:type="spellStart"/>
-      <w:r>
-        <w:rPr>
-          <w:rFonts w:ascii="Consolas" w:eastAsia="Consolas" w:hAnsi="Consolas" w:cs="Consolas"/>
-          <w:sz w:val="18"/>
-          <w:szCs w:val="18"/>
-        </w:rPr>
-        <w:t>id_prenotazione</w:t>
-      </w:r>
-      <w:proofErr w:type="spellEnd"/>
-      <w:r>
-        <w:rPr>
-          <w:rFonts w:ascii="Consolas" w:eastAsia="Consolas" w:hAnsi="Consolas" w:cs="Consolas"/>
-          <w:sz w:val="18"/>
-          <w:szCs w:val="18"/>
-        </w:rPr>
-        <w:t xml:space="preserve"> PK, </w:t>
-      </w:r>
-      <w:proofErr w:type="spellStart"/>
-      <w:r>
-        <w:rPr>
-          <w:rFonts w:ascii="Consolas" w:eastAsia="Consolas" w:hAnsi="Consolas" w:cs="Consolas"/>
-          <w:sz w:val="18"/>
-          <w:szCs w:val="18"/>
-        </w:rPr>
-        <w:t>id_utente</w:t>
-      </w:r>
-      <w:proofErr w:type="spellEnd"/>
-      <w:r>
-        <w:rPr>
-          <w:rFonts w:ascii="Consolas" w:eastAsia="Consolas" w:hAnsi="Consolas" w:cs="Consolas"/>
-          <w:sz w:val="18"/>
-          <w:szCs w:val="18"/>
-        </w:rPr>
-        <w:t xml:space="preserve"> FK, targa FK,</w:t>
-      </w:r>
-    </w:p>
-    <w:p>
-      <w:pPr>
-        <w:shd w:val="clear" w:color="auto" w:fill="F2F2F2"/>
-        <w:spacing w:line="260" w:lineRule="auto"/>
-        <w:ind w:left="240"/>
-      </w:pPr>
-      <w:r>
-        <w:rPr>
-          <w:rFonts w:ascii="Consolas" w:eastAsia="Consolas" w:hAnsi="Consolas" w:cs="Consolas"/>
-          <w:sz w:val="18"/>
-          <w:szCs w:val="18"/>
-        </w:rPr>
-        <w:t xml:space="preserve">             </w:t>
-      </w:r>
-      <w:proofErr w:type="spellStart"/>
-      <w:r>
-        <w:rPr>
-          <w:rFonts w:ascii="Consolas" w:eastAsia="Consolas" w:hAnsi="Consolas" w:cs="Consolas"/>
-          <w:sz w:val="18"/>
-          <w:szCs w:val="18"/>
-        </w:rPr>
-        <w:t>data_inizio</w:t>
-      </w:r>
-      <w:proofErr w:type="spellEnd"/>
-      <w:r>
-        <w:rPr>
-          <w:rFonts w:ascii="Consolas" w:eastAsia="Consolas" w:hAnsi="Consolas" w:cs="Consolas"/>
-          <w:sz w:val="18"/>
-          <w:szCs w:val="18"/>
-        </w:rPr>
-        <w:t xml:space="preserve">, </w:t>
-      </w:r>
-      <w:proofErr w:type="spellStart"/>
-      <w:r>
-        <w:rPr>
-          <w:rFonts w:ascii="Consolas" w:eastAsia="Consolas" w:hAnsi="Consolas" w:cs="Consolas"/>
-          <w:sz w:val="18"/>
-          <w:szCs w:val="18"/>
-        </w:rPr>
-        <w:t>data_fine</w:t>
-      </w:r>
-      <w:proofErr w:type="spellEnd"/>
-      <w:r>
-        <w:rPr>
-          <w:rFonts w:ascii="Consolas" w:eastAsia="Consolas" w:hAnsi="Consolas" w:cs="Consolas"/>
-          <w:sz w:val="18"/>
-          <w:szCs w:val="18"/>
-        </w:rPr>
-        <w:t>, stato, tipo)</w:t>
-      </w:r>
-    </w:p>
-    <w:p>
-      <w:pPr>
-        <w:shd w:val="clear" w:color="auto" w:fill="F2F2F2"/>
-        <w:spacing w:line="260" w:lineRule="auto"/>
-        <w:ind w:left="240"/>
-      </w:pPr>
-      <w:r>
-        <w:rPr>
-          <w:rFonts w:ascii="Consolas" w:eastAsia="Consolas" w:hAnsi="Consolas" w:cs="Consolas"/>
-          <w:sz w:val="18"/>
-          <w:szCs w:val="18"/>
-        </w:rPr>
-        <w:t>manutenzioni(</w:t>
-      </w:r>
-      <w:proofErr w:type="spellStart"/>
-      <w:r>
-        <w:rPr>
-          <w:rFonts w:ascii="Consolas" w:eastAsia="Consolas" w:hAnsi="Consolas" w:cs="Consolas"/>
-          <w:sz w:val="18"/>
-          <w:szCs w:val="18"/>
-        </w:rPr>
-        <w:t>id_manutenzione</w:t>
-      </w:r>
-      <w:proofErr w:type="spellEnd"/>
-      <w:r>
-        <w:rPr>
-          <w:rFonts w:ascii="Consolas" w:eastAsia="Consolas" w:hAnsi="Consolas" w:cs="Consolas"/>
-          <w:sz w:val="18"/>
-          <w:szCs w:val="18"/>
-        </w:rPr>
-        <w:t xml:space="preserve"> PK, targa FK, data, </w:t>
-      </w:r>
-      <w:proofErr w:type="spellStart"/>
-      <w:r>
-        <w:rPr>
-          <w:rFonts w:ascii="Consolas" w:eastAsia="Consolas" w:hAnsi="Consolas" w:cs="Consolas"/>
-          <w:sz w:val="18"/>
-          <w:szCs w:val="18"/>
-        </w:rPr>
-        <w:t>ora_fine</w:t>
-      </w:r>
-      <w:proofErr w:type="spellEnd"/>
-      <w:r>
-        <w:rPr>
-          <w:rFonts w:ascii="Consolas" w:eastAsia="Consolas" w:hAnsi="Consolas" w:cs="Consolas"/>
-          <w:sz w:val="18"/>
-          <w:szCs w:val="18"/>
-        </w:rPr>
-        <w:t>, tipo,</w:t>
-      </w:r>
-    </w:p>
-    <w:p>
-      <w:pPr>
-        <w:shd w:val="clear" w:color="auto" w:fill="F2F2F2"/>
-        <w:spacing w:line="260" w:lineRule="auto"/>
-        <w:ind w:left="240"/>
-      </w:pPr>
-      <w:r>
-        <w:rPr>
-          <w:rFonts w:ascii="Consolas" w:eastAsia="Consolas" w:hAnsi="Consolas" w:cs="Consolas"/>
-          <w:sz w:val="18"/>
-          <w:szCs w:val="18"/>
-        </w:rPr>
-        <w:t xml:space="preserve">             descrizione, luogo)</w:t>
-      </w:r>
-    </w:p>
-    <w:p>
-      <w:pPr>
-        <w:shd w:val="clear" w:color="auto" w:fill="F2F2F2"/>
-        <w:spacing w:line="260" w:lineRule="auto"/>
-        <w:ind w:left="240"/>
-      </w:pPr>
-      <w:r>
-        <w:rPr>
-          <w:rFonts w:ascii="Consolas" w:eastAsia="Consolas" w:hAnsi="Consolas" w:cs="Consolas"/>
-          <w:sz w:val="18"/>
-          <w:szCs w:val="18"/>
-        </w:rPr>
-        <w:t>scadenze(</w:t>
-      </w:r>
-      <w:proofErr w:type="spellStart"/>
-      <w:r>
-        <w:rPr>
-          <w:rFonts w:ascii="Consolas" w:eastAsia="Consolas" w:hAnsi="Consolas" w:cs="Consolas"/>
-          <w:sz w:val="18"/>
-          <w:szCs w:val="18"/>
-        </w:rPr>
-        <w:t>id_scadenza</w:t>
-      </w:r>
-      <w:proofErr w:type="spellEnd"/>
-      <w:r>
-        <w:rPr>
-          <w:rFonts w:ascii="Consolas" w:eastAsia="Consolas" w:hAnsi="Consolas" w:cs="Consolas"/>
-          <w:sz w:val="18"/>
-          <w:szCs w:val="18"/>
-        </w:rPr>
-        <w:t xml:space="preserve"> PK, targa FK, tipo, data, notificata, chiusa,</w:t>
-      </w:r>
-    </w:p>
-    <w:p>
-      <w:pPr>
-        <w:shd w:val="clear" w:color="auto" w:fill="F2F2F2"/>
-        <w:spacing w:line="260" w:lineRule="auto"/>
-        <w:ind w:left="240"/>
-      </w:pPr>
-      <w:r>
-        <w:rPr>
-          <w:rFonts w:ascii="Consolas" w:eastAsia="Consolas" w:hAnsi="Consolas" w:cs="Consolas"/>
-          <w:sz w:val="18"/>
-          <w:szCs w:val="18"/>
-        </w:rPr>
-        <w:t xml:space="preserve">         </w:t>
-      </w:r>
-      <w:proofErr w:type="spellStart"/>
-      <w:r>
-        <w:rPr>
-          <w:rFonts w:ascii="Consolas" w:eastAsia="Consolas" w:hAnsi="Consolas" w:cs="Consolas"/>
-          <w:sz w:val="18"/>
-          <w:szCs w:val="18"/>
-        </w:rPr>
-        <w:t>km_scadenza</w:t>
-      </w:r>
-      <w:proofErr w:type="spellEnd"/>
-      <w:r>
-        <w:rPr>
-          <w:rFonts w:ascii="Consolas" w:eastAsia="Consolas" w:hAnsi="Consolas" w:cs="Consolas"/>
-          <w:sz w:val="18"/>
-          <w:szCs w:val="18"/>
-        </w:rPr>
-        <w:t xml:space="preserve">, </w:t>
-      </w:r>
-      <w:proofErr w:type="spellStart"/>
-      <w:r>
-        <w:rPr>
-          <w:rFonts w:ascii="Consolas" w:eastAsia="Consolas" w:hAnsi="Consolas" w:cs="Consolas"/>
-          <w:sz w:val="18"/>
-          <w:szCs w:val="18"/>
-        </w:rPr>
-        <w:t>mesi_scadenza</w:t>
-      </w:r>
-      <w:proofErr w:type="spellEnd"/>
-      <w:r>
-        <w:rPr>
-          <w:rFonts w:ascii="Consolas" w:eastAsia="Consolas" w:hAnsi="Consolas" w:cs="Consolas"/>
-          <w:sz w:val="18"/>
-          <w:szCs w:val="18"/>
-        </w:rPr>
-        <w:t xml:space="preserve">, </w:t>
-      </w:r>
-      <w:proofErr w:type="spellStart"/>
-      <w:r>
-        <w:rPr>
-          <w:rFonts w:ascii="Consolas" w:eastAsia="Consolas" w:hAnsi="Consolas" w:cs="Consolas"/>
-          <w:sz w:val="18"/>
-          <w:szCs w:val="18"/>
-        </w:rPr>
-        <w:t>data_chiusura</w:t>
-      </w:r>
-      <w:proofErr w:type="spellEnd"/>
-      <w:r>
-        <w:rPr>
-          <w:rFonts w:ascii="Consolas" w:eastAsia="Consolas" w:hAnsi="Consolas" w:cs="Consolas"/>
-          <w:sz w:val="18"/>
-          <w:szCs w:val="18"/>
-        </w:rPr>
-        <w:t xml:space="preserve">, </w:t>
-      </w:r>
-      <w:proofErr w:type="spellStart"/>
-      <w:r>
-        <w:rPr>
-          <w:rFonts w:ascii="Consolas" w:eastAsia="Consolas" w:hAnsi="Consolas" w:cs="Consolas"/>
-          <w:sz w:val="18"/>
-          <w:szCs w:val="18"/>
-        </w:rPr>
-        <w:t>costo_chiusura</w:t>
-      </w:r>
-      <w:proofErr w:type="spellEnd"/>
-      <w:r>
-        <w:rPr>
-          <w:rFonts w:ascii="Consolas" w:eastAsia="Consolas" w:hAnsi="Consolas" w:cs="Consolas"/>
-          <w:sz w:val="18"/>
-          <w:szCs w:val="18"/>
-        </w:rPr>
-        <w:t>,</w:t>
-      </w:r>
-    </w:p>
-    <w:p>
-      <w:pPr>
-        <w:shd w:val="clear" w:color="auto" w:fill="F2F2F2"/>
-        <w:spacing w:line="260" w:lineRule="auto"/>
-        <w:ind w:left="240"/>
-      </w:pPr>
-      <w:r>
-        <w:rPr>
-          <w:rFonts w:ascii="Consolas" w:eastAsia="Consolas" w:hAnsi="Consolas" w:cs="Consolas"/>
-          <w:sz w:val="18"/>
-          <w:szCs w:val="18"/>
-        </w:rPr>
-        <w:t xml:space="preserve">         </w:t>
-      </w:r>
-      <w:proofErr w:type="spellStart"/>
-      <w:r>
-        <w:rPr>
-          <w:rFonts w:ascii="Consolas" w:eastAsia="Consolas" w:hAnsi="Consolas" w:cs="Consolas"/>
-          <w:sz w:val="18"/>
-          <w:szCs w:val="18"/>
-        </w:rPr>
-        <w:t>dettagli_chiusura</w:t>
-      </w:r>
-      <w:proofErr w:type="spellEnd"/>
-      <w:r>
-        <w:rPr>
-          <w:rFonts w:ascii="Consolas" w:eastAsia="Consolas" w:hAnsi="Consolas" w:cs="Consolas"/>
-          <w:sz w:val="18"/>
-          <w:szCs w:val="18"/>
-        </w:rPr>
-        <w:t>, descrizione)</w:t>
-      </w:r>
-    </w:p>
-    <w:p>
-      <w:pPr>
-        <w:shd w:val="clear" w:color="auto" w:fill="F2F2F2"/>
-        <w:spacing w:line="260" w:lineRule="auto"/>
-        <w:ind w:left="240"/>
-      </w:pPr>
-      <w:r>
-        <w:rPr>
-          <w:rFonts w:ascii="Consolas" w:eastAsia="Consolas" w:hAnsi="Consolas" w:cs="Consolas"/>
-          <w:sz w:val="18"/>
-          <w:szCs w:val="18"/>
-        </w:rPr>
-        <w:t>restituzioni(</w:t>
-      </w:r>
-      <w:proofErr w:type="spellStart"/>
-      <w:r>
-        <w:rPr>
-          <w:rFonts w:ascii="Consolas" w:eastAsia="Consolas" w:hAnsi="Consolas" w:cs="Consolas"/>
-          <w:sz w:val="18"/>
-          <w:szCs w:val="18"/>
-        </w:rPr>
-        <w:t>id_restituzione</w:t>
-      </w:r>
-      <w:proofErr w:type="spellEnd"/>
-      <w:r>
-        <w:rPr>
-          <w:rFonts w:ascii="Consolas" w:eastAsia="Consolas" w:hAnsi="Consolas" w:cs="Consolas"/>
-          <w:sz w:val="18"/>
-          <w:szCs w:val="18"/>
-        </w:rPr>
-        <w:t xml:space="preserve"> PK, </w:t>
-      </w:r>
-      <w:proofErr w:type="spellStart"/>
-      <w:r>
-        <w:rPr>
-          <w:rFonts w:ascii="Consolas" w:eastAsia="Consolas" w:hAnsi="Consolas" w:cs="Consolas"/>
-          <w:sz w:val="18"/>
-          <w:szCs w:val="18"/>
-        </w:rPr>
-        <w:t>id_prenotazione</w:t>
-      </w:r>
-      <w:proofErr w:type="spellEnd"/>
-      <w:r>
-        <w:rPr>
-          <w:rFonts w:ascii="Consolas" w:eastAsia="Consolas" w:hAnsi="Consolas" w:cs="Consolas"/>
-          <w:sz w:val="18"/>
-          <w:szCs w:val="18"/>
-        </w:rPr>
-        <w:t xml:space="preserve"> FK,</w:t>
-      </w:r>
-    </w:p>
-    <w:p>
-      <w:pPr>
-        <w:shd w:val="clear" w:color="auto" w:fill="F2F2F2"/>
-        <w:spacing w:line="260" w:lineRule="auto"/>
-        <w:ind w:left="240"/>
-      </w:pPr>
-      <w:r>
-        <w:rPr>
-          <w:rFonts w:ascii="Consolas" w:eastAsia="Consolas" w:hAnsi="Consolas" w:cs="Consolas"/>
-          <w:sz w:val="18"/>
-          <w:szCs w:val="18"/>
-        </w:rPr>
-        <w:t xml:space="preserve">             </w:t>
-      </w:r>
-      <w:proofErr w:type="spellStart"/>
-      <w:r>
-        <w:rPr>
-          <w:rFonts w:ascii="Consolas" w:eastAsia="Consolas" w:hAnsi="Consolas" w:cs="Consolas"/>
-          <w:sz w:val="18"/>
-          <w:szCs w:val="18"/>
-        </w:rPr>
-        <w:t>km_finali</w:t>
-      </w:r>
-      <w:proofErr w:type="spellEnd"/>
-      <w:r>
-        <w:rPr>
-          <w:rFonts w:ascii="Consolas" w:eastAsia="Consolas" w:hAnsi="Consolas" w:cs="Consolas"/>
-          <w:sz w:val="18"/>
-          <w:szCs w:val="18"/>
-        </w:rPr>
-        <w:t xml:space="preserve">, </w:t>
-      </w:r>
-      <w:proofErr w:type="spellStart"/>
-      <w:r>
-        <w:rPr>
-          <w:rFonts w:ascii="Consolas" w:eastAsia="Consolas" w:hAnsi="Consolas" w:cs="Consolas"/>
-          <w:sz w:val="18"/>
-          <w:szCs w:val="18"/>
-        </w:rPr>
-        <w:t>data_restituzione</w:t>
-      </w:r>
-      <w:proofErr w:type="spellEnd"/>
-      <w:r>
-        <w:rPr>
-          <w:rFonts w:ascii="Consolas" w:eastAsia="Consolas" w:hAnsi="Consolas" w:cs="Consolas"/>
-          <w:sz w:val="18"/>
-          <w:szCs w:val="18"/>
-        </w:rPr>
-        <w:t>,</w:t>
-      </w:r>
-    </w:p>
-    <w:p>
-      <w:pPr>
-        <w:shd w:val="clear" w:color="auto" w:fill="F2F2F2"/>
-        <w:spacing w:line="260" w:lineRule="auto"/>
-        <w:ind w:left="240"/>
-      </w:pPr>
-      <w:r>
-        <w:rPr>
-          <w:rFonts w:ascii="Consolas" w:eastAsia="Consolas" w:hAnsi="Consolas" w:cs="Consolas"/>
-          <w:sz w:val="18"/>
-          <w:szCs w:val="18"/>
-        </w:rPr>
-        <w:t xml:space="preserve">             </w:t>
-      </w:r>
-      <w:proofErr w:type="spellStart"/>
-      <w:r>
-        <w:rPr>
-          <w:rFonts w:ascii="Consolas" w:eastAsia="Consolas" w:hAnsi="Consolas" w:cs="Consolas"/>
-          <w:sz w:val="18"/>
-          <w:szCs w:val="18"/>
-        </w:rPr>
-        <w:t>rifornimento_effettuato</w:t>
-      </w:r>
-      <w:proofErr w:type="spellEnd"/>
-      <w:r>
-        <w:rPr>
-          <w:rFonts w:ascii="Consolas" w:eastAsia="Consolas" w:hAnsi="Consolas" w:cs="Consolas"/>
-          <w:sz w:val="18"/>
-          <w:szCs w:val="18"/>
-        </w:rPr>
-        <w:t xml:space="preserve">, </w:t>
-      </w:r>
-      <w:proofErr w:type="spellStart"/>
-      <w:r>
-        <w:rPr>
-          <w:rFonts w:ascii="Consolas" w:eastAsia="Consolas" w:hAnsi="Consolas" w:cs="Consolas"/>
-          <w:sz w:val="18"/>
-          <w:szCs w:val="18"/>
-        </w:rPr>
-        <w:t>litri_carburante</w:t>
-      </w:r>
-      <w:proofErr w:type="spellEnd"/>
-      <w:r>
-        <w:rPr>
-          <w:rFonts w:ascii="Consolas" w:eastAsia="Consolas" w:hAnsi="Consolas" w:cs="Consolas"/>
-          <w:sz w:val="18"/>
-          <w:szCs w:val="18"/>
-        </w:rPr>
-        <w:t>,</w:t>
-      </w:r>
-    </w:p>
-    <w:p>
-      <w:pPr>
-        <w:shd w:val="clear" w:color="auto" w:fill="F2F2F2"/>
-        <w:spacing w:line="260" w:lineRule="auto"/>
-        <w:ind w:left="240"/>
-      </w:pPr>
-      <w:r>
-        <w:rPr>
-          <w:rFonts w:ascii="Consolas" w:eastAsia="Consolas" w:hAnsi="Consolas" w:cs="Consolas"/>
-          <w:sz w:val="18"/>
-          <w:szCs w:val="18"/>
-        </w:rPr>
-        <w:t xml:space="preserve">             </w:t>
-      </w:r>
-      <w:proofErr w:type="spellStart"/>
-      <w:r>
-        <w:rPr>
-          <w:rFonts w:ascii="Consolas" w:eastAsia="Consolas" w:hAnsi="Consolas" w:cs="Consolas"/>
-          <w:sz w:val="18"/>
-          <w:szCs w:val="18"/>
-        </w:rPr>
-        <w:t>importo_euro</w:t>
-      </w:r>
-      <w:proofErr w:type="spellEnd"/>
-      <w:r>
-        <w:rPr>
-          <w:rFonts w:ascii="Consolas" w:eastAsia="Consolas" w:hAnsi="Consolas" w:cs="Consolas"/>
-          <w:sz w:val="18"/>
-          <w:szCs w:val="18"/>
-        </w:rPr>
-        <w:t xml:space="preserve">, </w:t>
-      </w:r>
-      <w:proofErr w:type="spellStart"/>
-      <w:r>
-        <w:rPr>
-          <w:rFonts w:ascii="Consolas" w:eastAsia="Consolas" w:hAnsi="Consolas" w:cs="Consolas"/>
-          <w:sz w:val="18"/>
-          <w:szCs w:val="18"/>
-        </w:rPr>
-        <w:t>url_scontrino</w:t>
-      </w:r>
-      <w:proofErr w:type="spellEnd"/>
-      <w:r>
-        <w:rPr>
-          <w:rFonts w:ascii="Consolas" w:eastAsia="Consolas" w:hAnsi="Consolas" w:cs="Consolas"/>
-          <w:sz w:val="18"/>
-          <w:szCs w:val="18"/>
-        </w:rPr>
-        <w:t>,</w:t>
-      </w:r>
-    </w:p>
-    <w:p>
-      <w:pPr>
-        <w:shd w:val="clear" w:color="auto" w:fill="F2F2F2"/>
-        <w:spacing w:line="260" w:lineRule="auto"/>
-        <w:ind w:left="240"/>
-      </w:pPr>
-      <w:r>
-        <w:rPr>
-          <w:rFonts w:ascii="Consolas" w:eastAsia="Consolas" w:hAnsi="Consolas" w:cs="Consolas"/>
-          <w:sz w:val="18"/>
-          <w:szCs w:val="18"/>
-        </w:rPr>
-        <w:t xml:space="preserve">             </w:t>
-      </w:r>
-      <w:proofErr w:type="spellStart"/>
-      <w:r>
-        <w:rPr>
-          <w:rFonts w:ascii="Consolas" w:eastAsia="Consolas" w:hAnsi="Consolas" w:cs="Consolas"/>
-          <w:sz w:val="18"/>
-          <w:szCs w:val="18"/>
-        </w:rPr>
-        <w:t>ha_pedaggi</w:t>
-      </w:r>
-      <w:proofErr w:type="spellEnd"/>
-      <w:r>
-        <w:rPr>
-          <w:rFonts w:ascii="Consolas" w:eastAsia="Consolas" w:hAnsi="Consolas" w:cs="Consolas"/>
-          <w:sz w:val="18"/>
-          <w:szCs w:val="18"/>
-        </w:rPr>
-        <w:t xml:space="preserve">, </w:t>
-      </w:r>
-      <w:proofErr w:type="spellStart"/>
-      <w:r>
-        <w:rPr>
-          <w:rFonts w:ascii="Consolas" w:eastAsia="Consolas" w:hAnsi="Consolas" w:cs="Consolas"/>
-          <w:sz w:val="18"/>
-          <w:szCs w:val="18"/>
-        </w:rPr>
-        <w:t>importo_pedaggi</w:t>
-      </w:r>
-      <w:proofErr w:type="spellEnd"/>
-      <w:r>
-        <w:rPr>
-          <w:rFonts w:ascii="Consolas" w:eastAsia="Consolas" w:hAnsi="Consolas" w:cs="Consolas"/>
-          <w:sz w:val="18"/>
-          <w:szCs w:val="18"/>
-        </w:rPr>
-        <w:t xml:space="preserve">, </w:t>
-      </w:r>
-      <w:proofErr w:type="spellStart"/>
-      <w:r>
-        <w:rPr>
-          <w:rFonts w:ascii="Consolas" w:eastAsia="Consolas" w:hAnsi="Consolas" w:cs="Consolas"/>
-          <w:sz w:val="18"/>
-          <w:szCs w:val="18"/>
-        </w:rPr>
-        <w:t>url_foto_pedaggio</w:t>
-      </w:r>
-      <w:proofErr w:type="spellEnd"/>
-      <w:r>
-        <w:rPr>
-          <w:rFonts w:ascii="Consolas" w:eastAsia="Consolas" w:hAnsi="Consolas" w:cs="Consolas"/>
-          <w:sz w:val="18"/>
-          <w:szCs w:val="18"/>
-        </w:rPr>
-        <w:t>,</w:t>
-      </w:r>
-    </w:p>
-    <w:p>
-      <w:pPr>
-        <w:shd w:val="clear" w:color="auto" w:fill="F2F2F2"/>
-        <w:spacing w:line="260" w:lineRule="auto"/>
-        <w:ind w:left="240"/>
-      </w:pPr>
-      <w:r>
-        <w:rPr>
-          <w:rFonts w:ascii="Consolas" w:eastAsia="Consolas" w:hAnsi="Consolas" w:cs="Consolas"/>
-          <w:sz w:val="18"/>
-          <w:szCs w:val="18"/>
-        </w:rPr>
-        <w:t xml:space="preserve">             </w:t>
-      </w:r>
-      <w:proofErr w:type="spellStart"/>
-      <w:r>
-        <w:rPr>
-          <w:rFonts w:ascii="Consolas" w:eastAsia="Consolas" w:hAnsi="Consolas" w:cs="Consolas"/>
-          <w:sz w:val="18"/>
-          <w:szCs w:val="18"/>
-        </w:rPr>
-        <w:t>danni_presenti</w:t>
-      </w:r>
-      <w:proofErr w:type="spellEnd"/>
-      <w:r>
-        <w:rPr>
-          <w:rFonts w:ascii="Consolas" w:eastAsia="Consolas" w:hAnsi="Consolas" w:cs="Consolas"/>
-          <w:sz w:val="18"/>
-          <w:szCs w:val="18"/>
-        </w:rPr>
-        <w:t xml:space="preserve">, </w:t>
-      </w:r>
-      <w:proofErr w:type="spellStart"/>
-      <w:r>
-        <w:rPr>
-          <w:rFonts w:ascii="Consolas" w:eastAsia="Consolas" w:hAnsi="Consolas" w:cs="Consolas"/>
-          <w:sz w:val="18"/>
-          <w:szCs w:val="18"/>
-        </w:rPr>
-        <w:t>descrizione_danni</w:t>
-      </w:r>
-      <w:proofErr w:type="spellEnd"/>
-      <w:r>
-        <w:rPr>
-          <w:rFonts w:ascii="Consolas" w:eastAsia="Consolas" w:hAnsi="Consolas" w:cs="Consolas"/>
-          <w:sz w:val="18"/>
-          <w:szCs w:val="18"/>
-        </w:rPr>
-        <w:t xml:space="preserve">, </w:t>
-      </w:r>
-      <w:proofErr w:type="spellStart"/>
-      <w:r>
-        <w:rPr>
-          <w:rFonts w:ascii="Consolas" w:eastAsia="Consolas" w:hAnsi="Consolas" w:cs="Consolas"/>
-          <w:sz w:val="18"/>
-          <w:szCs w:val="18"/>
-        </w:rPr>
-        <w:t>url_foto_danni</w:t>
-      </w:r>
-      <w:proofErr w:type="spellEnd"/>
-      <w:r>
-        <w:rPr>
-          <w:rFonts w:ascii="Consolas" w:eastAsia="Consolas" w:hAnsi="Consolas" w:cs="Consolas"/>
-          <w:sz w:val="18"/>
-          <w:szCs w:val="18"/>
-        </w:rPr>
-        <w:t>,</w:t>
-      </w:r>
-    </w:p>
-    <w:p>
-      <w:pPr>
-        <w:shd w:val="clear" w:color="auto" w:fill="F2F2F2"/>
-        <w:spacing w:line="260" w:lineRule="auto"/>
-        <w:ind w:left="240"/>
-      </w:pPr>
-      <w:r>
-        <w:rPr>
-          <w:rFonts w:ascii="Consolas" w:eastAsia="Consolas" w:hAnsi="Consolas" w:cs="Consolas"/>
-          <w:sz w:val="18"/>
-          <w:szCs w:val="18"/>
-        </w:rPr>
-        <w:t xml:space="preserve">             </w:t>
-      </w:r>
-      <w:proofErr w:type="spellStart"/>
-      <w:r>
-        <w:rPr>
-          <w:rFonts w:ascii="Consolas" w:eastAsia="Consolas" w:hAnsi="Consolas" w:cs="Consolas"/>
-          <w:sz w:val="18"/>
-          <w:szCs w:val="18"/>
-        </w:rPr>
-        <w:t>is_emergenza</w:t>
-      </w:r>
-      <w:proofErr w:type="spellEnd"/>
-      <w:r>
-        <w:rPr>
-          <w:rFonts w:ascii="Consolas" w:eastAsia="Consolas" w:hAnsi="Consolas" w:cs="Consolas"/>
-          <w:sz w:val="18"/>
-          <w:szCs w:val="18"/>
-        </w:rPr>
-        <w:t xml:space="preserve">, </w:t>
-      </w:r>
-      <w:proofErr w:type="spellStart"/>
-      <w:r>
-        <w:rPr>
-          <w:rFonts w:ascii="Consolas" w:eastAsia="Consolas" w:hAnsi="Consolas" w:cs="Consolas"/>
-          <w:sz w:val="18"/>
-          <w:szCs w:val="18"/>
-        </w:rPr>
-        <w:t>note_emergenza</w:t>
-      </w:r>
-      <w:proofErr w:type="spellEnd"/>
-      <w:r>
-        <w:rPr>
-          <w:rFonts w:ascii="Consolas" w:eastAsia="Consolas" w:hAnsi="Consolas" w:cs="Consolas"/>
-          <w:sz w:val="18"/>
-          <w:szCs w:val="18"/>
-        </w:rPr>
-        <w:t xml:space="preserve">, </w:t>
-      </w:r>
-      <w:proofErr w:type="spellStart"/>
-      <w:r>
-        <w:rPr>
-          <w:rFonts w:ascii="Consolas" w:eastAsia="Consolas" w:hAnsi="Consolas" w:cs="Consolas"/>
-          <w:sz w:val="18"/>
-          <w:szCs w:val="18"/>
-        </w:rPr>
-        <w:t>posizione_emergenza</w:t>
-      </w:r>
-      <w:proofErr w:type="spellEnd"/>
-      <w:r>
-        <w:rPr>
-          <w:rFonts w:ascii="Consolas" w:eastAsia="Consolas" w:hAnsi="Consolas" w:cs="Consolas"/>
-          <w:sz w:val="18"/>
-          <w:szCs w:val="18"/>
-        </w:rPr>
-        <w:t>)</w:t>
-      </w:r>
-    </w:p>
-    <w:p>
-      <w:pPr>
-        <w:shd w:val="clear" w:color="auto" w:fill="F2F2F2"/>
-        <w:spacing w:line="260" w:lineRule="auto"/>
-        <w:ind w:left="240"/>
-      </w:pPr>
-      <w:r>
-        <w:rPr>
-          <w:rFonts w:ascii="Consolas" w:eastAsia="Consolas" w:hAnsi="Consolas" w:cs="Consolas"/>
-          <w:sz w:val="18"/>
-          <w:szCs w:val="18"/>
-        </w:rPr>
-        <w:t xml:space="preserve">checkups(id PK, </w:t>
-      </w:r>
-      <w:proofErr w:type="spellStart"/>
-      <w:r>
-        <w:rPr>
-          <w:rFonts w:ascii="Consolas" w:eastAsia="Consolas" w:hAnsi="Consolas" w:cs="Consolas"/>
-          <w:sz w:val="18"/>
-          <w:szCs w:val="18"/>
-        </w:rPr>
-        <w:t>id_prenotazione</w:t>
-      </w:r>
-      <w:proofErr w:type="spellEnd"/>
-      <w:r>
-        <w:rPr>
-          <w:rFonts w:ascii="Consolas" w:eastAsia="Consolas" w:hAnsi="Consolas" w:cs="Consolas"/>
-          <w:sz w:val="18"/>
-          <w:szCs w:val="18"/>
-        </w:rPr>
-        <w:t xml:space="preserve"> FK, targa FK, </w:t>
-      </w:r>
-      <w:proofErr w:type="spellStart"/>
-      <w:r>
-        <w:rPr>
-          <w:rFonts w:ascii="Consolas" w:eastAsia="Consolas" w:hAnsi="Consolas" w:cs="Consolas"/>
-          <w:sz w:val="18"/>
-          <w:szCs w:val="18"/>
-        </w:rPr>
-        <w:t>driver_id</w:t>
-      </w:r>
-      <w:proofErr w:type="spellEnd"/>
-      <w:r>
-        <w:rPr>
-          <w:rFonts w:ascii="Consolas" w:eastAsia="Consolas" w:hAnsi="Consolas" w:cs="Consolas"/>
-          <w:sz w:val="18"/>
-          <w:szCs w:val="18"/>
-        </w:rPr>
-        <w:t>,</w:t>
-      </w:r>
-    </w:p>
-    <w:p>
-      <w:pPr>
-        <w:shd w:val="clear" w:color="auto" w:fill="F2F2F2"/>
-        <w:spacing w:line="260" w:lineRule="auto"/>
-        <w:ind w:left="240"/>
-      </w:pPr>
-      <w:r>
-        <w:rPr>
-          <w:rFonts w:ascii="Consolas" w:eastAsia="Consolas" w:hAnsi="Consolas" w:cs="Consolas"/>
-          <w:sz w:val="18"/>
-          <w:szCs w:val="18"/>
-        </w:rPr>
-        <w:t xml:space="preserve">         </w:t>
-      </w:r>
-      <w:proofErr w:type="spellStart"/>
-      <w:r>
-        <w:rPr>
-          <w:rFonts w:ascii="Consolas" w:eastAsia="Consolas" w:hAnsi="Consolas" w:cs="Consolas"/>
-          <w:sz w:val="18"/>
-          <w:szCs w:val="18"/>
-        </w:rPr>
-        <w:t>data_check</w:t>
-      </w:r>
-      <w:proofErr w:type="spellEnd"/>
-      <w:r>
-        <w:rPr>
-          <w:rFonts w:ascii="Consolas" w:eastAsia="Consolas" w:hAnsi="Consolas" w:cs="Consolas"/>
-          <w:sz w:val="18"/>
-          <w:szCs w:val="18"/>
-        </w:rPr>
-        <w:t xml:space="preserve">, </w:t>
-      </w:r>
-      <w:proofErr w:type="spellStart"/>
-      <w:r>
-        <w:rPr>
-          <w:rFonts w:ascii="Consolas" w:eastAsia="Consolas" w:hAnsi="Consolas" w:cs="Consolas"/>
-          <w:sz w:val="18"/>
-          <w:szCs w:val="18"/>
-        </w:rPr>
-        <w:t>url_foto_fronte</w:t>
-      </w:r>
-      <w:proofErr w:type="spellEnd"/>
-      <w:r>
-        <w:rPr>
-          <w:rFonts w:ascii="Consolas" w:eastAsia="Consolas" w:hAnsi="Consolas" w:cs="Consolas"/>
-          <w:sz w:val="18"/>
-          <w:szCs w:val="18"/>
-        </w:rPr>
-        <w:t xml:space="preserve">, </w:t>
-      </w:r>
-      <w:proofErr w:type="spellStart"/>
-      <w:r>
-        <w:rPr>
-          <w:rFonts w:ascii="Consolas" w:eastAsia="Consolas" w:hAnsi="Consolas" w:cs="Consolas"/>
-          <w:sz w:val="18"/>
-          <w:szCs w:val="18"/>
-        </w:rPr>
-        <w:t>url_foto_retro</w:t>
-      </w:r>
-      <w:proofErr w:type="spellEnd"/>
-      <w:r>
-        <w:rPr>
-          <w:rFonts w:ascii="Consolas" w:eastAsia="Consolas" w:hAnsi="Consolas" w:cs="Consolas"/>
-          <w:sz w:val="18"/>
-          <w:szCs w:val="18"/>
-        </w:rPr>
-        <w:t>,</w:t>
-      </w:r>
-    </w:p>
-    <w:p>
-      <w:pPr>
-        <w:shd w:val="clear" w:color="auto" w:fill="F2F2F2"/>
-        <w:spacing w:line="260" w:lineRule="auto"/>
-        <w:ind w:left="240"/>
-      </w:pPr>
-      <w:r>
-        <w:rPr>
-          <w:rFonts w:ascii="Consolas" w:eastAsia="Consolas" w:hAnsi="Consolas" w:cs="Consolas"/>
-          <w:sz w:val="18"/>
-          <w:szCs w:val="18"/>
-        </w:rPr>
-        <w:t xml:space="preserve">         </w:t>
-      </w:r>
-      <w:proofErr w:type="spellStart"/>
-      <w:r>
-        <w:rPr>
-          <w:rFonts w:ascii="Consolas" w:eastAsia="Consolas" w:hAnsi="Consolas" w:cs="Consolas"/>
-          <w:sz w:val="18"/>
-          <w:szCs w:val="18"/>
-        </w:rPr>
-        <w:t>url_foto_dx</w:t>
-      </w:r>
-      <w:proofErr w:type="spellEnd"/>
-      <w:r>
-        <w:rPr>
-          <w:rFonts w:ascii="Consolas" w:eastAsia="Consolas" w:hAnsi="Consolas" w:cs="Consolas"/>
-          <w:sz w:val="18"/>
-          <w:szCs w:val="18"/>
-        </w:rPr>
-        <w:t xml:space="preserve">, </w:t>
-      </w:r>
-      <w:proofErr w:type="spellStart"/>
-      <w:r>
-        <w:rPr>
-          <w:rFonts w:ascii="Consolas" w:eastAsia="Consolas" w:hAnsi="Consolas" w:cs="Consolas"/>
-          <w:sz w:val="18"/>
-          <w:szCs w:val="18"/>
-        </w:rPr>
-        <w:t>url_foto_sx</w:t>
-      </w:r>
-      <w:proofErr w:type="spellEnd"/>
-      <w:r>
-        <w:rPr>
-          <w:rFonts w:ascii="Consolas" w:eastAsia="Consolas" w:hAnsi="Consolas" w:cs="Consolas"/>
-          <w:sz w:val="18"/>
-          <w:szCs w:val="18"/>
-        </w:rPr>
-        <w:t>,</w:t>
-      </w:r>
-    </w:p>
-    <w:p>
-      <w:pPr>
-        <w:shd w:val="clear" w:color="auto" w:fill="F2F2F2"/>
-        <w:spacing w:line="260" w:lineRule="auto"/>
-        <w:ind w:left="240"/>
-      </w:pPr>
-      <w:r>
-        <w:rPr>
-          <w:rFonts w:ascii="Consolas" w:eastAsia="Consolas" w:hAnsi="Consolas" w:cs="Consolas"/>
-          <w:sz w:val="18"/>
-          <w:szCs w:val="18"/>
-        </w:rPr>
-        <w:t xml:space="preserve">         </w:t>
-      </w:r>
-      <w:proofErr w:type="spellStart"/>
-      <w:r>
-        <w:rPr>
-          <w:rFonts w:ascii="Consolas" w:eastAsia="Consolas" w:hAnsi="Consolas" w:cs="Consolas"/>
-          <w:sz w:val="18"/>
-          <w:szCs w:val="18"/>
-        </w:rPr>
-        <w:t>luci_ok</w:t>
-      </w:r>
-      <w:proofErr w:type="spellEnd"/>
-      <w:r>
-        <w:rPr>
-          <w:rFonts w:ascii="Consolas" w:eastAsia="Consolas" w:hAnsi="Consolas" w:cs="Consolas"/>
-          <w:sz w:val="18"/>
-          <w:szCs w:val="18"/>
-        </w:rPr>
-        <w:t xml:space="preserve">, </w:t>
-      </w:r>
-      <w:proofErr w:type="spellStart"/>
-      <w:r>
-        <w:rPr>
-          <w:rFonts w:ascii="Consolas" w:eastAsia="Consolas" w:hAnsi="Consolas" w:cs="Consolas"/>
-          <w:sz w:val="18"/>
-          <w:szCs w:val="18"/>
-        </w:rPr>
-        <w:t>gomme_ok</w:t>
-      </w:r>
-      <w:proofErr w:type="spellEnd"/>
-      <w:r>
-        <w:rPr>
-          <w:rFonts w:ascii="Consolas" w:eastAsia="Consolas" w:hAnsi="Consolas" w:cs="Consolas"/>
-          <w:sz w:val="18"/>
-          <w:szCs w:val="18"/>
-        </w:rPr>
-        <w:t xml:space="preserve">, </w:t>
-      </w:r>
-      <w:proofErr w:type="spellStart"/>
-      <w:r>
-        <w:rPr>
-          <w:rFonts w:ascii="Consolas" w:eastAsia="Consolas" w:hAnsi="Consolas" w:cs="Consolas"/>
-          <w:sz w:val="18"/>
-          <w:szCs w:val="18"/>
-        </w:rPr>
-        <w:t>interni_ok</w:t>
-      </w:r>
-      <w:proofErr w:type="spellEnd"/>
-      <w:r>
-        <w:rPr>
-          <w:rFonts w:ascii="Consolas" w:eastAsia="Consolas" w:hAnsi="Consolas" w:cs="Consolas"/>
-          <w:sz w:val="18"/>
-          <w:szCs w:val="18"/>
-        </w:rPr>
-        <w:t xml:space="preserve">, </w:t>
-      </w:r>
-      <w:proofErr w:type="spellStart"/>
-      <w:r>
-        <w:rPr>
-          <w:rFonts w:ascii="Consolas" w:eastAsia="Consolas" w:hAnsi="Consolas" w:cs="Consolas"/>
-          <w:sz w:val="18"/>
-          <w:szCs w:val="18"/>
-        </w:rPr>
-        <w:t>note_danni</w:t>
-      </w:r>
-      <w:proofErr w:type="spellEnd"/>
-      <w:r>
-        <w:rPr>
-          <w:rFonts w:ascii="Consolas" w:eastAsia="Consolas" w:hAnsi="Consolas" w:cs="Consolas"/>
-          <w:sz w:val="18"/>
-          <w:szCs w:val="18"/>
-        </w:rPr>
-        <w:t xml:space="preserve">, </w:t>
-      </w:r>
-      <w:proofErr w:type="spellStart"/>
-      <w:r>
-        <w:rPr>
-          <w:rFonts w:ascii="Consolas" w:eastAsia="Consolas" w:hAnsi="Consolas" w:cs="Consolas"/>
-          <w:sz w:val="18"/>
-          <w:szCs w:val="18"/>
-        </w:rPr>
-        <w:t>url_firma</w:t>
-      </w:r>
-      <w:proofErr w:type="spellEnd"/>
-      <w:r>
-        <w:rPr>
-          <w:rFonts w:ascii="Consolas" w:eastAsia="Consolas" w:hAnsi="Consolas" w:cs="Consolas"/>
-          <w:sz w:val="18"/>
-          <w:szCs w:val="18"/>
-        </w:rPr>
-        <w:t>)</w:t>
-      </w:r>
-    </w:p>
-    <w:p>
-      <w:pPr>
-        <w:shd w:val="clear" w:color="auto" w:fill="F2F2F2"/>
-        <w:spacing w:line="260" w:lineRule="auto"/>
-        <w:ind w:left="240"/>
-      </w:pPr>
-      <w:r>
-        <w:rPr>
-          <w:rFonts w:ascii="Consolas" w:eastAsia="Consolas" w:hAnsi="Consolas" w:cs="Consolas"/>
-          <w:sz w:val="18"/>
-          <w:szCs w:val="18"/>
-        </w:rPr>
-        <w:t>notifiche(</w:t>
-      </w:r>
-      <w:proofErr w:type="spellStart"/>
-      <w:r>
-        <w:rPr>
-          <w:rFonts w:ascii="Consolas" w:eastAsia="Consolas" w:hAnsi="Consolas" w:cs="Consolas"/>
-          <w:sz w:val="18"/>
-          <w:szCs w:val="18"/>
-        </w:rPr>
-        <w:t>id_notifica</w:t>
-      </w:r>
-      <w:proofErr w:type="spellEnd"/>
-      <w:r>
-        <w:rPr>
-          <w:rFonts w:ascii="Consolas" w:eastAsia="Consolas" w:hAnsi="Consolas" w:cs="Consolas"/>
-          <w:sz w:val="18"/>
-          <w:szCs w:val="18"/>
-        </w:rPr>
-        <w:t xml:space="preserve"> PK, tipo, messaggio, </w:t>
-      </w:r>
-      <w:proofErr w:type="spellStart"/>
-      <w:r>
-        <w:rPr>
-          <w:rFonts w:ascii="Consolas" w:eastAsia="Consolas" w:hAnsi="Consolas" w:cs="Consolas"/>
-          <w:sz w:val="18"/>
-          <w:szCs w:val="18"/>
-        </w:rPr>
-        <w:t>data_invio</w:t>
-      </w:r>
-      <w:proofErr w:type="spellEnd"/>
-      <w:r>
-        <w:rPr>
-          <w:rFonts w:ascii="Consolas" w:eastAsia="Consolas" w:hAnsi="Consolas" w:cs="Consolas"/>
-          <w:sz w:val="18"/>
-          <w:szCs w:val="18"/>
-        </w:rPr>
-        <w:t>, letta,</w:t>
-      </w:r>
-    </w:p>
-    <w:p>
-      <w:pPr>
-        <w:shd w:val="clear" w:color="auto" w:fill="F2F2F2"/>
-        <w:spacing w:line="260" w:lineRule="auto"/>
-        <w:ind w:left="240"/>
-      </w:pPr>
-      <w:r>
-        <w:rPr>
-          <w:rFonts w:ascii="Consolas" w:eastAsia="Consolas" w:hAnsi="Consolas" w:cs="Consolas"/>
-          <w:sz w:val="18"/>
-          <w:szCs w:val="18"/>
-        </w:rPr>
-        <w:t xml:space="preserve">          </w:t>
-      </w:r>
-      <w:proofErr w:type="spellStart"/>
-      <w:r>
-        <w:rPr>
-          <w:rFonts w:ascii="Consolas" w:eastAsia="Consolas" w:hAnsi="Consolas" w:cs="Consolas"/>
-          <w:sz w:val="18"/>
-          <w:szCs w:val="18"/>
-        </w:rPr>
-        <w:t>id_utente</w:t>
-      </w:r>
-      <w:proofErr w:type="spellEnd"/>
-      <w:r>
-        <w:rPr>
-          <w:rFonts w:ascii="Consolas" w:eastAsia="Consolas" w:hAnsi="Consolas" w:cs="Consolas"/>
-          <w:sz w:val="18"/>
-          <w:szCs w:val="18"/>
-        </w:rPr>
-        <w:t xml:space="preserve"> FK, </w:t>
-      </w:r>
-      <w:proofErr w:type="spellStart"/>
-      <w:r>
-        <w:rPr>
-          <w:rFonts w:ascii="Consolas" w:eastAsia="Consolas" w:hAnsi="Consolas" w:cs="Consolas"/>
-          <w:sz w:val="18"/>
-          <w:szCs w:val="18"/>
-        </w:rPr>
-        <w:t>id_scadenza</w:t>
-      </w:r>
-      <w:proofErr w:type="spellEnd"/>
-      <w:r>
-        <w:rPr>
-          <w:rFonts w:ascii="Consolas" w:eastAsia="Consolas" w:hAnsi="Consolas" w:cs="Consolas"/>
-          <w:sz w:val="18"/>
-          <w:szCs w:val="18"/>
-        </w:rPr>
-        <w:t xml:space="preserve"> FK NULLABLE)</w:t>
-      </w:r>
     </w:p>
     <w:p>
       <w:pPr>
         <w:spacing w:after="120" w:line="320" w:lineRule="auto"/>
         <w:jc w:val="both"/>
       </w:pPr>
+    </w:p>
+    <w:p>
+      <w:pPr>
+        <w:pStyle w:val="Titolo2"/>
+      </w:pPr>
+      <w:bookmarkStart w:id="27" w:name="_Toc234312654"/>
+      <w:r>
+        <w:t>4.2 Schema ER del database Supabase</w:t>
+      </w:r>
+      <w:bookmarkEnd w:id="27"/>
+    </w:p>
+    <w:p>
+      <w:pPr>
+        <w:spacing w:after="120" w:line="320" w:lineRule="auto"/>
+        <w:jc w:val="both"/>
+      </w:pPr>
+      <w:r>
+        <w:t>Lo schema entità-relazione del database PostgreSQL gestito da Supabase è composto dalle seguenti tabelle:</w:t>
+      </w:r>
+    </w:p>
+    <w:p>
+      <w:pPr>
+        <w:shd w:val="clear" w:color="auto" w:fill="F2F2F2"/>
+        <w:spacing w:line="260" w:lineRule="auto"/>
+        <w:ind w:left="240"/>
+      </w:pPr>
+      <w:r>
+        <w:rPr>
+          <w:rFonts w:ascii="Consolas" w:eastAsia="Consolas" w:hAnsi="Consolas" w:cs="Consolas"/>
+          <w:sz w:val="18"/>
+          <w:szCs w:val="18"/>
+        </w:rPr>
+        <w:t>utenti(</w:t>
+      </w:r>
+      <w:proofErr w:type="spellStart"/>
+      <w:r>
+        <w:rPr>
+          <w:rFonts w:ascii="Consolas" w:eastAsia="Consolas" w:hAnsi="Consolas" w:cs="Consolas"/>
+          <w:sz w:val="18"/>
+          <w:szCs w:val="18"/>
+        </w:rPr>
+        <w:t>id_utente</w:t>
+      </w:r>
+      <w:proofErr w:type="spellEnd"/>
+      <w:r>
+        <w:rPr>
+          <w:rFonts w:ascii="Consolas" w:eastAsia="Consolas" w:hAnsi="Consolas" w:cs="Consolas"/>
+          <w:sz w:val="18"/>
+          <w:szCs w:val="18"/>
+        </w:rPr>
+        <w:t xml:space="preserve"> PK, nome, cognome, email UNIQUE, ruolo, patente)</w:t>
+      </w:r>
+    </w:p>
+    <w:p>
+      <w:pPr>
+        <w:shd w:val="clear" w:color="auto" w:fill="F2F2F2"/>
+        <w:spacing w:line="260" w:lineRule="auto"/>
+        <w:ind w:left="240"/>
+      </w:pPr>
+      <w:r>
+        <w:rPr>
+          <w:rFonts w:ascii="Consolas" w:eastAsia="Consolas" w:hAnsi="Consolas" w:cs="Consolas"/>
+          <w:sz w:val="18"/>
+          <w:szCs w:val="18"/>
+        </w:rPr>
+        <w:t xml:space="preserve">veicoli(targa PK, tipo, marca, modello, </w:t>
+      </w:r>
+      <w:proofErr w:type="spellStart"/>
+      <w:r>
+        <w:rPr>
+          <w:rFonts w:ascii="Consolas" w:eastAsia="Consolas" w:hAnsi="Consolas" w:cs="Consolas"/>
+          <w:sz w:val="18"/>
+          <w:szCs w:val="18"/>
+        </w:rPr>
+        <w:t>anno_immatricolazione</w:t>
+      </w:r>
+      <w:proofErr w:type="spellEnd"/>
+      <w:r>
+        <w:rPr>
+          <w:rFonts w:ascii="Consolas" w:eastAsia="Consolas" w:hAnsi="Consolas" w:cs="Consolas"/>
+          <w:sz w:val="18"/>
+          <w:szCs w:val="18"/>
+        </w:rPr>
+        <w:t>, stato, km)</w:t>
+      </w:r>
+    </w:p>
+    <w:p>
+      <w:pPr>
+        <w:shd w:val="clear" w:color="auto" w:fill="F2F2F2"/>
+        <w:spacing w:line="260" w:lineRule="auto"/>
+        <w:ind w:left="240"/>
+      </w:pPr>
+      <w:r>
+        <w:rPr>
+          <w:rFonts w:ascii="Consolas" w:eastAsia="Consolas" w:hAnsi="Consolas" w:cs="Consolas"/>
+          <w:sz w:val="18"/>
+          <w:szCs w:val="18"/>
+        </w:rPr>
+        <w:t>prenotazioni(</w:t>
+      </w:r>
+      <w:proofErr w:type="spellStart"/>
+      <w:r>
+        <w:rPr>
+          <w:rFonts w:ascii="Consolas" w:eastAsia="Consolas" w:hAnsi="Consolas" w:cs="Consolas"/>
+          <w:sz w:val="18"/>
+          <w:szCs w:val="18"/>
+        </w:rPr>
+        <w:t>id_prenotazione</w:t>
+      </w:r>
+      <w:proofErr w:type="spellEnd"/>
+      <w:r>
+        <w:rPr>
+          <w:rFonts w:ascii="Consolas" w:eastAsia="Consolas" w:hAnsi="Consolas" w:cs="Consolas"/>
+          <w:sz w:val="18"/>
+          <w:szCs w:val="18"/>
+        </w:rPr>
+        <w:t xml:space="preserve"> PK, </w:t>
+      </w:r>
+      <w:proofErr w:type="spellStart"/>
+      <w:r>
+        <w:rPr>
+          <w:rFonts w:ascii="Consolas" w:eastAsia="Consolas" w:hAnsi="Consolas" w:cs="Consolas"/>
+          <w:sz w:val="18"/>
+          <w:szCs w:val="18"/>
+        </w:rPr>
+        <w:t>id_utente</w:t>
+      </w:r>
+      <w:proofErr w:type="spellEnd"/>
+      <w:r>
+        <w:rPr>
+          <w:rFonts w:ascii="Consolas" w:eastAsia="Consolas" w:hAnsi="Consolas" w:cs="Consolas"/>
+          <w:sz w:val="18"/>
+          <w:szCs w:val="18"/>
+        </w:rPr>
+        <w:t xml:space="preserve"> FK, targa FK,</w:t>
+      </w:r>
+    </w:p>
+    <w:p>
+      <w:pPr>
+        <w:shd w:val="clear" w:color="auto" w:fill="F2F2F2"/>
+        <w:spacing w:line="260" w:lineRule="auto"/>
+        <w:ind w:left="240"/>
+      </w:pPr>
+      <w:r>
+        <w:rPr>
+          <w:rFonts w:ascii="Consolas" w:eastAsia="Consolas" w:hAnsi="Consolas" w:cs="Consolas"/>
+          <w:sz w:val="18"/>
+          <w:szCs w:val="18"/>
+        </w:rPr>
+        <w:t xml:space="preserve">             </w:t>
+      </w:r>
+      <w:proofErr w:type="spellStart"/>
+      <w:r>
+        <w:rPr>
+          <w:rFonts w:ascii="Consolas" w:eastAsia="Consolas" w:hAnsi="Consolas" w:cs="Consolas"/>
+          <w:sz w:val="18"/>
+          <w:szCs w:val="18"/>
+        </w:rPr>
+        <w:t>data_inizio</w:t>
+      </w:r>
+      <w:proofErr w:type="spellEnd"/>
+      <w:r>
+        <w:rPr>
+          <w:rFonts w:ascii="Consolas" w:eastAsia="Consolas" w:hAnsi="Consolas" w:cs="Consolas"/>
+          <w:sz w:val="18"/>
+          <w:szCs w:val="18"/>
+        </w:rPr>
+        <w:t xml:space="preserve">, </w:t>
+      </w:r>
+      <w:proofErr w:type="spellStart"/>
+      <w:r>
+        <w:rPr>
+          <w:rFonts w:ascii="Consolas" w:eastAsia="Consolas" w:hAnsi="Consolas" w:cs="Consolas"/>
+          <w:sz w:val="18"/>
+          <w:szCs w:val="18"/>
+        </w:rPr>
+        <w:t>data_fine</w:t>
+      </w:r>
+      <w:proofErr w:type="spellEnd"/>
+      <w:r>
+        <w:rPr>
+          <w:rFonts w:ascii="Consolas" w:eastAsia="Consolas" w:hAnsi="Consolas" w:cs="Consolas"/>
+          <w:sz w:val="18"/>
+          <w:szCs w:val="18"/>
+        </w:rPr>
+        <w:t>, stato, tipo)</w:t>
+      </w:r>
+    </w:p>
+    <w:p>
+      <w:pPr>
+        <w:shd w:val="clear" w:color="auto" w:fill="F2F2F2"/>
+        <w:spacing w:line="260" w:lineRule="auto"/>
+        <w:ind w:left="240"/>
+      </w:pPr>
+      <w:r>
+        <w:rPr>
+          <w:rFonts w:ascii="Consolas" w:eastAsia="Consolas" w:hAnsi="Consolas" w:cs="Consolas"/>
+          <w:sz w:val="18"/>
+          <w:szCs w:val="18"/>
+        </w:rPr>
+        <w:t>manutenzioni(</w:t>
+      </w:r>
+      <w:proofErr w:type="spellStart"/>
+      <w:r>
+        <w:rPr>
+          <w:rFonts w:ascii="Consolas" w:eastAsia="Consolas" w:hAnsi="Consolas" w:cs="Consolas"/>
+          <w:sz w:val="18"/>
+          <w:szCs w:val="18"/>
+        </w:rPr>
+        <w:t>id_manutenzione</w:t>
+      </w:r>
+      <w:proofErr w:type="spellEnd"/>
+      <w:r>
+        <w:rPr>
+          <w:rFonts w:ascii="Consolas" w:eastAsia="Consolas" w:hAnsi="Consolas" w:cs="Consolas"/>
+          <w:sz w:val="18"/>
+          <w:szCs w:val="18"/>
+        </w:rPr>
+        <w:t xml:space="preserve"> PK, targa FK, data, </w:t>
+      </w:r>
+      <w:proofErr w:type="spellStart"/>
+      <w:r>
+        <w:rPr>
+          <w:rFonts w:ascii="Consolas" w:eastAsia="Consolas" w:hAnsi="Consolas" w:cs="Consolas"/>
+          <w:sz w:val="18"/>
+          <w:szCs w:val="18"/>
+        </w:rPr>
+        <w:t>ora_fine</w:t>
+      </w:r>
+      <w:proofErr w:type="spellEnd"/>
+      <w:r>
+        <w:rPr>
+          <w:rFonts w:ascii="Consolas" w:eastAsia="Consolas" w:hAnsi="Consolas" w:cs="Consolas"/>
+          <w:sz w:val="18"/>
+          <w:szCs w:val="18"/>
+        </w:rPr>
+        <w:t>, tipo,</w:t>
+      </w:r>
+    </w:p>
+    <w:p>
+      <w:pPr>
+        <w:shd w:val="clear" w:color="auto" w:fill="F2F2F2"/>
+        <w:spacing w:line="260" w:lineRule="auto"/>
+        <w:ind w:left="240"/>
+      </w:pPr>
+      <w:r>
+        <w:rPr>
+          <w:rFonts w:ascii="Consolas" w:eastAsia="Consolas" w:hAnsi="Consolas" w:cs="Consolas"/>
+          <w:sz w:val="18"/>
+          <w:szCs w:val="18"/>
+        </w:rPr>
+        <w:t xml:space="preserve">             descrizione, luogo)</w:t>
+      </w:r>
+    </w:p>
+    <w:p>
+      <w:pPr>
+        <w:shd w:val="clear" w:color="auto" w:fill="F2F2F2"/>
+        <w:spacing w:line="260" w:lineRule="auto"/>
+        <w:ind w:left="240"/>
+      </w:pPr>
+      <w:r>
+        <w:rPr>
+          <w:rFonts w:ascii="Consolas" w:eastAsia="Consolas" w:hAnsi="Consolas" w:cs="Consolas"/>
+          <w:sz w:val="18"/>
+          <w:szCs w:val="18"/>
+        </w:rPr>
+        <w:t>scadenze(</w:t>
+      </w:r>
+      <w:proofErr w:type="spellStart"/>
+      <w:r>
+        <w:rPr>
+          <w:rFonts w:ascii="Consolas" w:eastAsia="Consolas" w:hAnsi="Consolas" w:cs="Consolas"/>
+          <w:sz w:val="18"/>
+          <w:szCs w:val="18"/>
+        </w:rPr>
+        <w:t>id_scadenza</w:t>
+      </w:r>
+      <w:proofErr w:type="spellEnd"/>
+      <w:r>
+        <w:rPr>
+          <w:rFonts w:ascii="Consolas" w:eastAsia="Consolas" w:hAnsi="Consolas" w:cs="Consolas"/>
+          <w:sz w:val="18"/>
+          <w:szCs w:val="18"/>
+        </w:rPr>
+        <w:t xml:space="preserve"> PK, targa FK, tipo, data, notificata, chiusa,</w:t>
+      </w:r>
+    </w:p>
+    <w:p>
+      <w:pPr>
+        <w:shd w:val="clear" w:color="auto" w:fill="F2F2F2"/>
+        <w:spacing w:line="260" w:lineRule="auto"/>
+        <w:ind w:left="240"/>
+      </w:pPr>
+      <w:r>
+        <w:rPr>
+          <w:rFonts w:ascii="Consolas" w:eastAsia="Consolas" w:hAnsi="Consolas" w:cs="Consolas"/>
+          <w:sz w:val="18"/>
+          <w:szCs w:val="18"/>
+        </w:rPr>
+        <w:t xml:space="preserve">         </w:t>
+      </w:r>
+      <w:proofErr w:type="spellStart"/>
+      <w:r>
+        <w:rPr>
+          <w:rFonts w:ascii="Consolas" w:eastAsia="Consolas" w:hAnsi="Consolas" w:cs="Consolas"/>
+          <w:sz w:val="18"/>
+          <w:szCs w:val="18"/>
+        </w:rPr>
+        <w:t>km_scadenza</w:t>
+      </w:r>
+      <w:proofErr w:type="spellEnd"/>
+      <w:r>
+        <w:rPr>
+          <w:rFonts w:ascii="Consolas" w:eastAsia="Consolas" w:hAnsi="Consolas" w:cs="Consolas"/>
+          <w:sz w:val="18"/>
+          <w:szCs w:val="18"/>
+        </w:rPr>
+        <w:t xml:space="preserve">, </w:t>
+      </w:r>
+      <w:proofErr w:type="spellStart"/>
+      <w:r>
+        <w:rPr>
+          <w:rFonts w:ascii="Consolas" w:eastAsia="Consolas" w:hAnsi="Consolas" w:cs="Consolas"/>
+          <w:sz w:val="18"/>
+          <w:szCs w:val="18"/>
+        </w:rPr>
+        <w:t>mesi_scadenza</w:t>
+      </w:r>
+      <w:proofErr w:type="spellEnd"/>
+      <w:r>
+        <w:rPr>
+          <w:rFonts w:ascii="Consolas" w:eastAsia="Consolas" w:hAnsi="Consolas" w:cs="Consolas"/>
+          <w:sz w:val="18"/>
+          <w:szCs w:val="18"/>
+        </w:rPr>
+        <w:t xml:space="preserve">, </w:t>
+      </w:r>
+      <w:proofErr w:type="spellStart"/>
+      <w:r>
+        <w:rPr>
+          <w:rFonts w:ascii="Consolas" w:eastAsia="Consolas" w:hAnsi="Consolas" w:cs="Consolas"/>
+          <w:sz w:val="18"/>
+          <w:szCs w:val="18"/>
+        </w:rPr>
+        <w:t>data_chiusura</w:t>
+      </w:r>
+      <w:proofErr w:type="spellEnd"/>
+      <w:r>
+        <w:rPr>
+          <w:rFonts w:ascii="Consolas" w:eastAsia="Consolas" w:hAnsi="Consolas" w:cs="Consolas"/>
+          <w:sz w:val="18"/>
+          <w:szCs w:val="18"/>
+        </w:rPr>
+        <w:t xml:space="preserve">, </w:t>
+      </w:r>
+      <w:proofErr w:type="spellStart"/>
+      <w:r>
+        <w:rPr>
+          <w:rFonts w:ascii="Consolas" w:eastAsia="Consolas" w:hAnsi="Consolas" w:cs="Consolas"/>
+          <w:sz w:val="18"/>
+          <w:szCs w:val="18"/>
+        </w:rPr>
+        <w:t>costo_chiusura</w:t>
+      </w:r>
+      <w:proofErr w:type="spellEnd"/>
+      <w:r>
+        <w:rPr>
+          <w:rFonts w:ascii="Consolas" w:eastAsia="Consolas" w:hAnsi="Consolas" w:cs="Consolas"/>
+          <w:sz w:val="18"/>
+          <w:szCs w:val="18"/>
+        </w:rPr>
+        <w:t>,</w:t>
+      </w:r>
+    </w:p>
+    <w:p>
+      <w:pPr>
+        <w:shd w:val="clear" w:color="auto" w:fill="F2F2F2"/>
+        <w:spacing w:line="260" w:lineRule="auto"/>
+        <w:ind w:left="240"/>
+      </w:pPr>
+      <w:r>
+        <w:rPr>
+          <w:rFonts w:ascii="Consolas" w:eastAsia="Consolas" w:hAnsi="Consolas" w:cs="Consolas"/>
+          <w:sz w:val="18"/>
+          <w:szCs w:val="18"/>
+        </w:rPr>
+        <w:t xml:space="preserve">         </w:t>
+      </w:r>
+      <w:proofErr w:type="spellStart"/>
+      <w:r>
+        <w:rPr>
+          <w:rFonts w:ascii="Consolas" w:eastAsia="Consolas" w:hAnsi="Consolas" w:cs="Consolas"/>
+          <w:sz w:val="18"/>
+          <w:szCs w:val="18"/>
+        </w:rPr>
+        <w:t>dettagli_chiusura</w:t>
+      </w:r>
+      <w:proofErr w:type="spellEnd"/>
+      <w:r>
+        <w:rPr>
+          <w:rFonts w:ascii="Consolas" w:eastAsia="Consolas" w:hAnsi="Consolas" w:cs="Consolas"/>
+          <w:sz w:val="18"/>
+          <w:szCs w:val="18"/>
+        </w:rPr>
+        <w:t>, descrizione)</w:t>
+      </w:r>
+    </w:p>
+    <w:p>
+      <w:pPr>
+        <w:shd w:val="clear" w:color="auto" w:fill="F2F2F2"/>
+        <w:spacing w:line="260" w:lineRule="auto"/>
+        <w:ind w:left="240"/>
+      </w:pPr>
+      <w:r>
+        <w:rPr>
+          <w:rFonts w:ascii="Consolas" w:eastAsia="Consolas" w:hAnsi="Consolas" w:cs="Consolas"/>
+          <w:sz w:val="18"/>
+          <w:szCs w:val="18"/>
+        </w:rPr>
+        <w:t>restituzioni(</w:t>
+      </w:r>
+      <w:proofErr w:type="spellStart"/>
+      <w:r>
+        <w:rPr>
+          <w:rFonts w:ascii="Consolas" w:eastAsia="Consolas" w:hAnsi="Consolas" w:cs="Consolas"/>
+          <w:sz w:val="18"/>
+          <w:szCs w:val="18"/>
+        </w:rPr>
+        <w:t>id_restituzione</w:t>
+      </w:r>
+      <w:proofErr w:type="spellEnd"/>
+      <w:r>
+        <w:rPr>
+          <w:rFonts w:ascii="Consolas" w:eastAsia="Consolas" w:hAnsi="Consolas" w:cs="Consolas"/>
+          <w:sz w:val="18"/>
+          <w:szCs w:val="18"/>
+        </w:rPr>
+        <w:t xml:space="preserve"> PK, </w:t>
+      </w:r>
+      <w:proofErr w:type="spellStart"/>
+      <w:r>
+        <w:rPr>
+          <w:rFonts w:ascii="Consolas" w:eastAsia="Consolas" w:hAnsi="Consolas" w:cs="Consolas"/>
+          <w:sz w:val="18"/>
+          <w:szCs w:val="18"/>
+        </w:rPr>
+        <w:t>id_prenotazione</w:t>
+      </w:r>
+      <w:proofErr w:type="spellEnd"/>
+      <w:r>
+        <w:rPr>
+          <w:rFonts w:ascii="Consolas" w:eastAsia="Consolas" w:hAnsi="Consolas" w:cs="Consolas"/>
+          <w:sz w:val="18"/>
+          <w:szCs w:val="18"/>
+        </w:rPr>
+        <w:t xml:space="preserve"> FK,</w:t>
+      </w:r>
+    </w:p>
+    <w:p>
+      <w:pPr>
+        <w:shd w:val="clear" w:color="auto" w:fill="F2F2F2"/>
+        <w:spacing w:line="260" w:lineRule="auto"/>
+        <w:ind w:left="240"/>
+      </w:pPr>
+      <w:r>
+        <w:rPr>
+          <w:rFonts w:ascii="Consolas" w:eastAsia="Consolas" w:hAnsi="Consolas" w:cs="Consolas"/>
+          <w:sz w:val="18"/>
+          <w:szCs w:val="18"/>
+        </w:rPr>
+        <w:t xml:space="preserve">             </w:t>
+      </w:r>
+      <w:proofErr w:type="spellStart"/>
+      <w:r>
+        <w:rPr>
+          <w:rFonts w:ascii="Consolas" w:eastAsia="Consolas" w:hAnsi="Consolas" w:cs="Consolas"/>
+          <w:sz w:val="18"/>
+          <w:szCs w:val="18"/>
+        </w:rPr>
+        <w:t>km_finali</w:t>
+      </w:r>
+      <w:proofErr w:type="spellEnd"/>
+      <w:r>
+        <w:rPr>
+          <w:rFonts w:ascii="Consolas" w:eastAsia="Consolas" w:hAnsi="Consolas" w:cs="Consolas"/>
+          <w:sz w:val="18"/>
+          <w:szCs w:val="18"/>
+        </w:rPr>
+        <w:t xml:space="preserve">, </w:t>
+      </w:r>
+      <w:proofErr w:type="spellStart"/>
+      <w:r>
+        <w:rPr>
+          <w:rFonts w:ascii="Consolas" w:eastAsia="Consolas" w:hAnsi="Consolas" w:cs="Consolas"/>
+          <w:sz w:val="18"/>
+          <w:szCs w:val="18"/>
+        </w:rPr>
+        <w:t>data_restituzione</w:t>
+      </w:r>
+      <w:proofErr w:type="spellEnd"/>
+      <w:r>
+        <w:rPr>
+          <w:rFonts w:ascii="Consolas" w:eastAsia="Consolas" w:hAnsi="Consolas" w:cs="Consolas"/>
+          <w:sz w:val="18"/>
+          <w:szCs w:val="18"/>
+        </w:rPr>
+        <w:t>,</w:t>
+      </w:r>
+    </w:p>
+    <w:p>
+      <w:pPr>
+        <w:shd w:val="clear" w:color="auto" w:fill="F2F2F2"/>
+        <w:spacing w:line="260" w:lineRule="auto"/>
+        <w:ind w:left="240"/>
+      </w:pPr>
+      <w:r>
+        <w:rPr>
+          <w:rFonts w:ascii="Consolas" w:eastAsia="Consolas" w:hAnsi="Consolas" w:cs="Consolas"/>
+          <w:sz w:val="18"/>
+          <w:szCs w:val="18"/>
+        </w:rPr>
+        <w:t xml:space="preserve">             </w:t>
+      </w:r>
+      <w:proofErr w:type="spellStart"/>
+      <w:r>
+        <w:rPr>
+          <w:rFonts w:ascii="Consolas" w:eastAsia="Consolas" w:hAnsi="Consolas" w:cs="Consolas"/>
+          <w:sz w:val="18"/>
+          <w:szCs w:val="18"/>
+        </w:rPr>
+        <w:t>rifornimento_effettuato</w:t>
+      </w:r>
+      <w:proofErr w:type="spellEnd"/>
+      <w:r>
+        <w:rPr>
+          <w:rFonts w:ascii="Consolas" w:eastAsia="Consolas" w:hAnsi="Consolas" w:cs="Consolas"/>
+          <w:sz w:val="18"/>
+          <w:szCs w:val="18"/>
+        </w:rPr>
+        <w:t xml:space="preserve">, </w:t>
+      </w:r>
+      <w:proofErr w:type="spellStart"/>
+      <w:r>
+        <w:rPr>
+          <w:rFonts w:ascii="Consolas" w:eastAsia="Consolas" w:hAnsi="Consolas" w:cs="Consolas"/>
+          <w:sz w:val="18"/>
+          <w:szCs w:val="18"/>
+        </w:rPr>
+        <w:t>litri_carburante</w:t>
+      </w:r>
+      <w:proofErr w:type="spellEnd"/>
+      <w:r>
+        <w:rPr>
+          <w:rFonts w:ascii="Consolas" w:eastAsia="Consolas" w:hAnsi="Consolas" w:cs="Consolas"/>
+          <w:sz w:val="18"/>
+          <w:szCs w:val="18"/>
+        </w:rPr>
+        <w:t>,</w:t>
+      </w:r>
+    </w:p>
+    <w:p>
+      <w:pPr>
+        <w:shd w:val="clear" w:color="auto" w:fill="F2F2F2"/>
+        <w:spacing w:line="260" w:lineRule="auto"/>
+        <w:ind w:left="240"/>
+      </w:pPr>
+      <w:r>
+        <w:rPr>
+          <w:rFonts w:ascii="Consolas" w:eastAsia="Consolas" w:hAnsi="Consolas" w:cs="Consolas"/>
+          <w:sz w:val="18"/>
+          <w:szCs w:val="18"/>
+        </w:rPr>
+        <w:t xml:space="preserve">             </w:t>
+      </w:r>
+      <w:proofErr w:type="spellStart"/>
+      <w:r>
+        <w:rPr>
+          <w:rFonts w:ascii="Consolas" w:eastAsia="Consolas" w:hAnsi="Consolas" w:cs="Consolas"/>
+          <w:sz w:val="18"/>
+          <w:szCs w:val="18"/>
+        </w:rPr>
+        <w:t>importo_euro</w:t>
+      </w:r>
+      <w:proofErr w:type="spellEnd"/>
+      <w:r>
+        <w:rPr>
+          <w:rFonts w:ascii="Consolas" w:eastAsia="Consolas" w:hAnsi="Consolas" w:cs="Consolas"/>
+          <w:sz w:val="18"/>
+          <w:szCs w:val="18"/>
+        </w:rPr>
+        <w:t xml:space="preserve">, </w:t>
+      </w:r>
+      <w:proofErr w:type="spellStart"/>
+      <w:r>
+        <w:rPr>
+          <w:rFonts w:ascii="Consolas" w:eastAsia="Consolas" w:hAnsi="Consolas" w:cs="Consolas"/>
+          <w:sz w:val="18"/>
+          <w:szCs w:val="18"/>
+        </w:rPr>
+        <w:t>url_scontrino</w:t>
+      </w:r>
+      <w:proofErr w:type="spellEnd"/>
+      <w:r>
+        <w:rPr>
+          <w:rFonts w:ascii="Consolas" w:eastAsia="Consolas" w:hAnsi="Consolas" w:cs="Consolas"/>
+          <w:sz w:val="18"/>
+          <w:szCs w:val="18"/>
+        </w:rPr>
+        <w:t>,</w:t>
+      </w:r>
+    </w:p>
+    <w:p>
+      <w:pPr>
+        <w:shd w:val="clear" w:color="auto" w:fill="F2F2F2"/>
+        <w:spacing w:line="260" w:lineRule="auto"/>
+        <w:ind w:left="240"/>
+      </w:pPr>
+      <w:r>
+        <w:rPr>
+          <w:rFonts w:ascii="Consolas" w:eastAsia="Consolas" w:hAnsi="Consolas" w:cs="Consolas"/>
+          <w:sz w:val="18"/>
+          <w:szCs w:val="18"/>
+        </w:rPr>
+        <w:t xml:space="preserve">             </w:t>
+      </w:r>
+      <w:proofErr w:type="spellStart"/>
+      <w:r>
+        <w:rPr>
+          <w:rFonts w:ascii="Consolas" w:eastAsia="Consolas" w:hAnsi="Consolas" w:cs="Consolas"/>
+          <w:sz w:val="18"/>
+          <w:szCs w:val="18"/>
+        </w:rPr>
+        <w:t>ha_pedaggi</w:t>
+      </w:r>
+      <w:proofErr w:type="spellEnd"/>
+      <w:r>
+        <w:rPr>
+          <w:rFonts w:ascii="Consolas" w:eastAsia="Consolas" w:hAnsi="Consolas" w:cs="Consolas"/>
+          <w:sz w:val="18"/>
+          <w:szCs w:val="18"/>
+        </w:rPr>
+        <w:t xml:space="preserve">, </w:t>
+      </w:r>
+      <w:proofErr w:type="spellStart"/>
+      <w:r>
+        <w:rPr>
+          <w:rFonts w:ascii="Consolas" w:eastAsia="Consolas" w:hAnsi="Consolas" w:cs="Consolas"/>
+          <w:sz w:val="18"/>
+          <w:szCs w:val="18"/>
+        </w:rPr>
+        <w:t>importo_pedaggi</w:t>
+      </w:r>
+      <w:proofErr w:type="spellEnd"/>
+      <w:r>
+        <w:rPr>
+          <w:rFonts w:ascii="Consolas" w:eastAsia="Consolas" w:hAnsi="Consolas" w:cs="Consolas"/>
+          <w:sz w:val="18"/>
+          <w:szCs w:val="18"/>
+        </w:rPr>
+        <w:t xml:space="preserve">, </w:t>
+      </w:r>
+      <w:proofErr w:type="spellStart"/>
+      <w:r>
+        <w:rPr>
+          <w:rFonts w:ascii="Consolas" w:eastAsia="Consolas" w:hAnsi="Consolas" w:cs="Consolas"/>
+          <w:sz w:val="18"/>
+          <w:szCs w:val="18"/>
+        </w:rPr>
+        <w:t>url_foto_pedaggio</w:t>
+      </w:r>
+      <w:proofErr w:type="spellEnd"/>
+      <w:r>
+        <w:rPr>
+          <w:rFonts w:ascii="Consolas" w:eastAsia="Consolas" w:hAnsi="Consolas" w:cs="Consolas"/>
+          <w:sz w:val="18"/>
+          <w:szCs w:val="18"/>
+        </w:rPr>
+        <w:t>,</w:t>
+      </w:r>
+    </w:p>
+    <w:p>
+      <w:pPr>
+        <w:shd w:val="clear" w:color="auto" w:fill="F2F2F2"/>
+        <w:spacing w:line="260" w:lineRule="auto"/>
+        <w:ind w:left="240"/>
+      </w:pPr>
+      <w:r>
+        <w:rPr>
+          <w:rFonts w:ascii="Consolas" w:eastAsia="Consolas" w:hAnsi="Consolas" w:cs="Consolas"/>
+          <w:sz w:val="18"/>
+          <w:szCs w:val="18"/>
+        </w:rPr>
+        <w:t xml:space="preserve">             </w:t>
+      </w:r>
+      <w:proofErr w:type="spellStart"/>
+      <w:r>
+        <w:rPr>
+          <w:rFonts w:ascii="Consolas" w:eastAsia="Consolas" w:hAnsi="Consolas" w:cs="Consolas"/>
+          <w:sz w:val="18"/>
+          <w:szCs w:val="18"/>
+        </w:rPr>
+        <w:t>danni_presenti</w:t>
+      </w:r>
+      <w:proofErr w:type="spellEnd"/>
+      <w:r>
+        <w:rPr>
+          <w:rFonts w:ascii="Consolas" w:eastAsia="Consolas" w:hAnsi="Consolas" w:cs="Consolas"/>
+          <w:sz w:val="18"/>
+          <w:szCs w:val="18"/>
+        </w:rPr>
+        <w:t xml:space="preserve">, </w:t>
+      </w:r>
+      <w:proofErr w:type="spellStart"/>
+      <w:r>
+        <w:rPr>
+          <w:rFonts w:ascii="Consolas" w:eastAsia="Consolas" w:hAnsi="Consolas" w:cs="Consolas"/>
+          <w:sz w:val="18"/>
+          <w:szCs w:val="18"/>
+        </w:rPr>
+        <w:t>descrizione_danni</w:t>
+      </w:r>
+      <w:proofErr w:type="spellEnd"/>
+      <w:r>
+        <w:rPr>
+          <w:rFonts w:ascii="Consolas" w:eastAsia="Consolas" w:hAnsi="Consolas" w:cs="Consolas"/>
+          <w:sz w:val="18"/>
+          <w:szCs w:val="18"/>
+        </w:rPr>
+        <w:t xml:space="preserve">, </w:t>
+      </w:r>
+      <w:proofErr w:type="spellStart"/>
+      <w:r>
+        <w:rPr>
+          <w:rFonts w:ascii="Consolas" w:eastAsia="Consolas" w:hAnsi="Consolas" w:cs="Consolas"/>
+          <w:sz w:val="18"/>
+          <w:szCs w:val="18"/>
+        </w:rPr>
+        <w:t>url_foto_danni</w:t>
+      </w:r>
+      <w:proofErr w:type="spellEnd"/>
+      <w:r>
+        <w:rPr>
+          <w:rFonts w:ascii="Consolas" w:eastAsia="Consolas" w:hAnsi="Consolas" w:cs="Consolas"/>
+          <w:sz w:val="18"/>
+          <w:szCs w:val="18"/>
+        </w:rPr>
+        <w:t>,</w:t>
+      </w:r>
+    </w:p>
+    <w:p>
+      <w:pPr>
+        <w:shd w:val="clear" w:color="auto" w:fill="F2F2F2"/>
+        <w:spacing w:line="260" w:lineRule="auto"/>
+        <w:ind w:left="240"/>
+      </w:pPr>
+      <w:r>
+        <w:rPr>
+          <w:rFonts w:ascii="Consolas" w:eastAsia="Consolas" w:hAnsi="Consolas" w:cs="Consolas"/>
+          <w:sz w:val="18"/>
+          <w:szCs w:val="18"/>
+        </w:rPr>
+        <w:t xml:space="preserve">             </w:t>
+      </w:r>
+      <w:proofErr w:type="spellStart"/>
+      <w:r>
+        <w:rPr>
+          <w:rFonts w:ascii="Consolas" w:eastAsia="Consolas" w:hAnsi="Consolas" w:cs="Consolas"/>
+          <w:sz w:val="18"/>
+          <w:szCs w:val="18"/>
+        </w:rPr>
+        <w:t>is_emergenza</w:t>
+      </w:r>
+      <w:proofErr w:type="spellEnd"/>
+      <w:r>
+        <w:rPr>
+          <w:rFonts w:ascii="Consolas" w:eastAsia="Consolas" w:hAnsi="Consolas" w:cs="Consolas"/>
+          <w:sz w:val="18"/>
+          <w:szCs w:val="18"/>
+        </w:rPr>
+        <w:t xml:space="preserve">, </w:t>
+      </w:r>
+      <w:proofErr w:type="spellStart"/>
+      <w:r>
+        <w:rPr>
+          <w:rFonts w:ascii="Consolas" w:eastAsia="Consolas" w:hAnsi="Consolas" w:cs="Consolas"/>
+          <w:sz w:val="18"/>
+          <w:szCs w:val="18"/>
+        </w:rPr>
+        <w:t>note_emergenza</w:t>
+      </w:r>
+      <w:proofErr w:type="spellEnd"/>
+      <w:r>
+        <w:rPr>
+          <w:rFonts w:ascii="Consolas" w:eastAsia="Consolas" w:hAnsi="Consolas" w:cs="Consolas"/>
+          <w:sz w:val="18"/>
+          <w:szCs w:val="18"/>
+        </w:rPr>
+        <w:t xml:space="preserve">, </w:t>
+      </w:r>
+      <w:proofErr w:type="spellStart"/>
+      <w:r>
+        <w:rPr>
+          <w:rFonts w:ascii="Consolas" w:eastAsia="Consolas" w:hAnsi="Consolas" w:cs="Consolas"/>
+          <w:sz w:val="18"/>
+          <w:szCs w:val="18"/>
+        </w:rPr>
+        <w:t>posizione_emergenza</w:t>
+      </w:r>
+      <w:proofErr w:type="spellEnd"/>
+      <w:r>
+        <w:rPr>
+          <w:rFonts w:ascii="Consolas" w:eastAsia="Consolas" w:hAnsi="Consolas" w:cs="Consolas"/>
+          <w:sz w:val="18"/>
+          <w:szCs w:val="18"/>
+        </w:rPr>
+        <w:t>)</w:t>
+      </w:r>
+    </w:p>
+    <w:p>
+      <w:pPr>
+        <w:shd w:val="clear" w:color="auto" w:fill="F2F2F2"/>
+        <w:spacing w:line="260" w:lineRule="auto"/>
+        <w:ind w:left="240"/>
+      </w:pPr>
+      <w:r>
+        <w:rPr>
+          <w:rFonts w:ascii="Consolas" w:eastAsia="Consolas" w:hAnsi="Consolas" w:cs="Consolas"/>
+          <w:sz w:val="18"/>
+          <w:szCs w:val="18"/>
+        </w:rPr>
+        <w:t xml:space="preserve">checkups(id PK, </w:t>
+      </w:r>
+      <w:proofErr w:type="spellStart"/>
+      <w:r>
+        <w:rPr>
+          <w:rFonts w:ascii="Consolas" w:eastAsia="Consolas" w:hAnsi="Consolas" w:cs="Consolas"/>
+          <w:sz w:val="18"/>
+          <w:szCs w:val="18"/>
+        </w:rPr>
+        <w:t>id_prenotazione</w:t>
+      </w:r>
+      <w:proofErr w:type="spellEnd"/>
+      <w:r>
+        <w:rPr>
+          <w:rFonts w:ascii="Consolas" w:eastAsia="Consolas" w:hAnsi="Consolas" w:cs="Consolas"/>
+          <w:sz w:val="18"/>
+          <w:szCs w:val="18"/>
+        </w:rPr>
+        <w:t xml:space="preserve"> FK, targa FK, </w:t>
+      </w:r>
+      <w:proofErr w:type="spellStart"/>
+      <w:r>
+        <w:rPr>
+          <w:rFonts w:ascii="Consolas" w:eastAsia="Consolas" w:hAnsi="Consolas" w:cs="Consolas"/>
+          <w:sz w:val="18"/>
+          <w:szCs w:val="18"/>
+        </w:rPr>
+        <w:t>driver_id</w:t>
+      </w:r>
+      <w:proofErr w:type="spellEnd"/>
+      <w:r>
+        <w:rPr>
+          <w:rFonts w:ascii="Consolas" w:eastAsia="Consolas" w:hAnsi="Consolas" w:cs="Consolas"/>
+          <w:sz w:val="18"/>
+          <w:szCs w:val="18"/>
+        </w:rPr>
+        <w:t>,</w:t>
+      </w:r>
+    </w:p>
+    <w:p>
+      <w:pPr>
+        <w:shd w:val="clear" w:color="auto" w:fill="F2F2F2"/>
+        <w:spacing w:line="260" w:lineRule="auto"/>
+        <w:ind w:left="240"/>
+      </w:pPr>
+      <w:r>
+        <w:rPr>
+          <w:rFonts w:ascii="Consolas" w:eastAsia="Consolas" w:hAnsi="Consolas" w:cs="Consolas"/>
+          <w:sz w:val="18"/>
+          <w:szCs w:val="18"/>
+        </w:rPr>
+        <w:t xml:space="preserve">         </w:t>
+      </w:r>
+      <w:proofErr w:type="spellStart"/>
+      <w:r>
+        <w:rPr>
+          <w:rFonts w:ascii="Consolas" w:eastAsia="Consolas" w:hAnsi="Consolas" w:cs="Consolas"/>
+          <w:sz w:val="18"/>
+          <w:szCs w:val="18"/>
+        </w:rPr>
+        <w:t>data_check</w:t>
+      </w:r>
+      <w:proofErr w:type="spellEnd"/>
+      <w:r>
+        <w:rPr>
+          <w:rFonts w:ascii="Consolas" w:eastAsia="Consolas" w:hAnsi="Consolas" w:cs="Consolas"/>
+          <w:sz w:val="18"/>
+          <w:szCs w:val="18"/>
+        </w:rPr>
+        <w:t xml:space="preserve">, </w:t>
+      </w:r>
+      <w:proofErr w:type="spellStart"/>
+      <w:r>
+        <w:rPr>
+          <w:rFonts w:ascii="Consolas" w:eastAsia="Consolas" w:hAnsi="Consolas" w:cs="Consolas"/>
+          <w:sz w:val="18"/>
+          <w:szCs w:val="18"/>
+        </w:rPr>
+        <w:t>url_foto_fronte</w:t>
+      </w:r>
+      <w:proofErr w:type="spellEnd"/>
+      <w:r>
+        <w:rPr>
+          <w:rFonts w:ascii="Consolas" w:eastAsia="Consolas" w:hAnsi="Consolas" w:cs="Consolas"/>
+          <w:sz w:val="18"/>
+          <w:szCs w:val="18"/>
+        </w:rPr>
+        <w:t xml:space="preserve">, </w:t>
+      </w:r>
+      <w:proofErr w:type="spellStart"/>
+      <w:r>
+        <w:rPr>
+          <w:rFonts w:ascii="Consolas" w:eastAsia="Consolas" w:hAnsi="Consolas" w:cs="Consolas"/>
+          <w:sz w:val="18"/>
+          <w:szCs w:val="18"/>
+        </w:rPr>
+        <w:t>url_foto_retro</w:t>
+      </w:r>
+      <w:proofErr w:type="spellEnd"/>
+      <w:r>
+        <w:rPr>
+          <w:rFonts w:ascii="Consolas" w:eastAsia="Consolas" w:hAnsi="Consolas" w:cs="Consolas"/>
+          <w:sz w:val="18"/>
+          <w:szCs w:val="18"/>
+        </w:rPr>
+        <w:t>,</w:t>
+      </w:r>
+    </w:p>
+    <w:p>
+      <w:pPr>
+        <w:shd w:val="clear" w:color="auto" w:fill="F2F2F2"/>
+        <w:spacing w:line="260" w:lineRule="auto"/>
+        <w:ind w:left="240"/>
+      </w:pPr>
+      <w:r>
+        <w:rPr>
+          <w:rFonts w:ascii="Consolas" w:eastAsia="Consolas" w:hAnsi="Consolas" w:cs="Consolas"/>
+          <w:sz w:val="18"/>
+          <w:szCs w:val="18"/>
+        </w:rPr>
+        <w:t xml:space="preserve">         </w:t>
+      </w:r>
+      <w:proofErr w:type="spellStart"/>
+      <w:r>
+        <w:rPr>
+          <w:rFonts w:ascii="Consolas" w:eastAsia="Consolas" w:hAnsi="Consolas" w:cs="Consolas"/>
+          <w:sz w:val="18"/>
+          <w:szCs w:val="18"/>
+        </w:rPr>
+        <w:t>url_foto_dx</w:t>
+      </w:r>
+      <w:proofErr w:type="spellEnd"/>
+      <w:r>
+        <w:rPr>
+          <w:rFonts w:ascii="Consolas" w:eastAsia="Consolas" w:hAnsi="Consolas" w:cs="Consolas"/>
+          <w:sz w:val="18"/>
+          <w:szCs w:val="18"/>
+        </w:rPr>
+        <w:t xml:space="preserve">, </w:t>
+      </w:r>
+      <w:proofErr w:type="spellStart"/>
+      <w:r>
+        <w:rPr>
+          <w:rFonts w:ascii="Consolas" w:eastAsia="Consolas" w:hAnsi="Consolas" w:cs="Consolas"/>
+          <w:sz w:val="18"/>
+          <w:szCs w:val="18"/>
+        </w:rPr>
+        <w:t>url_foto_sx</w:t>
+      </w:r>
+      <w:proofErr w:type="spellEnd"/>
+      <w:r>
+        <w:rPr>
+          <w:rFonts w:ascii="Consolas" w:eastAsia="Consolas" w:hAnsi="Consolas" w:cs="Consolas"/>
+          <w:sz w:val="18"/>
+          <w:szCs w:val="18"/>
+        </w:rPr>
+        <w:t>,</w:t>
+      </w:r>
+    </w:p>
+    <w:p>
+      <w:pPr>
+        <w:shd w:val="clear" w:color="auto" w:fill="F2F2F2"/>
+        <w:spacing w:line="260" w:lineRule="auto"/>
+        <w:ind w:left="240"/>
+      </w:pPr>
+      <w:r>
+        <w:rPr>
+          <w:rFonts w:ascii="Consolas" w:eastAsia="Consolas" w:hAnsi="Consolas" w:cs="Consolas"/>
+          <w:sz w:val="18"/>
+          <w:szCs w:val="18"/>
+        </w:rPr>
+        <w:t xml:space="preserve">         </w:t>
+      </w:r>
+      <w:proofErr w:type="spellStart"/>
+      <w:r>
+        <w:rPr>
+          <w:rFonts w:ascii="Consolas" w:eastAsia="Consolas" w:hAnsi="Consolas" w:cs="Consolas"/>
+          <w:sz w:val="18"/>
+          <w:szCs w:val="18"/>
+        </w:rPr>
+        <w:t>luci_ok</w:t>
+      </w:r>
+      <w:proofErr w:type="spellEnd"/>
+      <w:r>
+        <w:rPr>
+          <w:rFonts w:ascii="Consolas" w:eastAsia="Consolas" w:hAnsi="Consolas" w:cs="Consolas"/>
+          <w:sz w:val="18"/>
+          <w:szCs w:val="18"/>
+        </w:rPr>
+        <w:t xml:space="preserve">, </w:t>
+      </w:r>
+      <w:proofErr w:type="spellStart"/>
+      <w:r>
+        <w:rPr>
+          <w:rFonts w:ascii="Consolas" w:eastAsia="Consolas" w:hAnsi="Consolas" w:cs="Consolas"/>
+          <w:sz w:val="18"/>
+          <w:szCs w:val="18"/>
+        </w:rPr>
+        <w:t>gomme_ok</w:t>
+      </w:r>
+      <w:proofErr w:type="spellEnd"/>
+      <w:r>
+        <w:rPr>
+          <w:rFonts w:ascii="Consolas" w:eastAsia="Consolas" w:hAnsi="Consolas" w:cs="Consolas"/>
+          <w:sz w:val="18"/>
+          <w:szCs w:val="18"/>
+        </w:rPr>
+        <w:t xml:space="preserve">, </w:t>
+      </w:r>
+      <w:proofErr w:type="spellStart"/>
+      <w:r>
+        <w:rPr>
+          <w:rFonts w:ascii="Consolas" w:eastAsia="Consolas" w:hAnsi="Consolas" w:cs="Consolas"/>
+          <w:sz w:val="18"/>
+          <w:szCs w:val="18"/>
+        </w:rPr>
+        <w:t>interni_ok</w:t>
+      </w:r>
+      <w:proofErr w:type="spellEnd"/>
+      <w:r>
+        <w:rPr>
+          <w:rFonts w:ascii="Consolas" w:eastAsia="Consolas" w:hAnsi="Consolas" w:cs="Consolas"/>
+          <w:sz w:val="18"/>
+          <w:szCs w:val="18"/>
+        </w:rPr>
+        <w:t xml:space="preserve">, </w:t>
+      </w:r>
+      <w:proofErr w:type="spellStart"/>
+      <w:r>
+        <w:rPr>
+          <w:rFonts w:ascii="Consolas" w:eastAsia="Consolas" w:hAnsi="Consolas" w:cs="Consolas"/>
+          <w:sz w:val="18"/>
+          <w:szCs w:val="18"/>
+        </w:rPr>
+        <w:t>note_danni</w:t>
+      </w:r>
+      <w:proofErr w:type="spellEnd"/>
+      <w:r>
+        <w:rPr>
+          <w:rFonts w:ascii="Consolas" w:eastAsia="Consolas" w:hAnsi="Consolas" w:cs="Consolas"/>
+          <w:sz w:val="18"/>
+          <w:szCs w:val="18"/>
+        </w:rPr>
+        <w:t xml:space="preserve">, </w:t>
+      </w:r>
+      <w:proofErr w:type="spellStart"/>
+      <w:r>
+        <w:rPr>
+          <w:rFonts w:ascii="Consolas" w:eastAsia="Consolas" w:hAnsi="Consolas" w:cs="Consolas"/>
+          <w:sz w:val="18"/>
+          <w:szCs w:val="18"/>
+        </w:rPr>
+        <w:t>url_firma</w:t>
+      </w:r>
+      <w:proofErr w:type="spellEnd"/>
+      <w:r>
+        <w:rPr>
+          <w:rFonts w:ascii="Consolas" w:eastAsia="Consolas" w:hAnsi="Consolas" w:cs="Consolas"/>
+          <w:sz w:val="18"/>
+          <w:szCs w:val="18"/>
+        </w:rPr>
+        <w:t>)</w:t>
+      </w:r>
+    </w:p>
+    <w:p>
+      <w:pPr>
+        <w:shd w:val="clear" w:color="auto" w:fill="F2F2F2"/>
+        <w:spacing w:line="260" w:lineRule="auto"/>
+        <w:ind w:left="240"/>
+      </w:pPr>
+      <w:r>
+        <w:rPr>
+          <w:rFonts w:ascii="Consolas" w:eastAsia="Consolas" w:hAnsi="Consolas" w:cs="Consolas"/>
+          <w:sz w:val="18"/>
+          <w:szCs w:val="18"/>
+        </w:rPr>
+        <w:t>notifiche(</w:t>
+      </w:r>
+      <w:proofErr w:type="spellStart"/>
+      <w:r>
+        <w:rPr>
+          <w:rFonts w:ascii="Consolas" w:eastAsia="Consolas" w:hAnsi="Consolas" w:cs="Consolas"/>
+          <w:sz w:val="18"/>
+          <w:szCs w:val="18"/>
+        </w:rPr>
+        <w:t>id_notifica</w:t>
+      </w:r>
+      <w:proofErr w:type="spellEnd"/>
+      <w:r>
+        <w:rPr>
+          <w:rFonts w:ascii="Consolas" w:eastAsia="Consolas" w:hAnsi="Consolas" w:cs="Consolas"/>
+          <w:sz w:val="18"/>
+          <w:szCs w:val="18"/>
+        </w:rPr>
+        <w:t xml:space="preserve"> PK, tipo, messaggio, </w:t>
+      </w:r>
+      <w:proofErr w:type="spellStart"/>
+      <w:r>
+        <w:rPr>
+          <w:rFonts w:ascii="Consolas" w:eastAsia="Consolas" w:hAnsi="Consolas" w:cs="Consolas"/>
+          <w:sz w:val="18"/>
+          <w:szCs w:val="18"/>
+        </w:rPr>
+        <w:t>data_invio</w:t>
+      </w:r>
+      <w:proofErr w:type="spellEnd"/>
+      <w:r>
+        <w:rPr>
+          <w:rFonts w:ascii="Consolas" w:eastAsia="Consolas" w:hAnsi="Consolas" w:cs="Consolas"/>
+          <w:sz w:val="18"/>
+          <w:szCs w:val="18"/>
+        </w:rPr>
+        <w:t>, letta,</w:t>
+      </w:r>
+    </w:p>
+    <w:p>
+      <w:pPr>
+        <w:shd w:val="clear" w:color="auto" w:fill="F2F2F2"/>
+        <w:spacing w:line="260" w:lineRule="auto"/>
+        <w:ind w:left="240"/>
+      </w:pPr>
+      <w:r>
+        <w:rPr>
+          <w:rFonts w:ascii="Consolas" w:eastAsia="Consolas" w:hAnsi="Consolas" w:cs="Consolas"/>
+          <w:sz w:val="18"/>
+          <w:szCs w:val="18"/>
+        </w:rPr>
+        <w:t xml:space="preserve">          </w:t>
+      </w:r>
+      <w:proofErr w:type="spellStart"/>
+      <w:r>
+        <w:rPr>
+          <w:rFonts w:ascii="Consolas" w:eastAsia="Consolas" w:hAnsi="Consolas" w:cs="Consolas"/>
+          <w:sz w:val="18"/>
+          <w:szCs w:val="18"/>
+        </w:rPr>
+        <w:t>id_utente</w:t>
+      </w:r>
+      <w:proofErr w:type="spellEnd"/>
+      <w:r>
+        <w:rPr>
+          <w:rFonts w:ascii="Consolas" w:eastAsia="Consolas" w:hAnsi="Consolas" w:cs="Consolas"/>
+          <w:sz w:val="18"/>
+          <w:szCs w:val="18"/>
+        </w:rPr>
+        <w:t xml:space="preserve"> FK, </w:t>
+      </w:r>
+      <w:proofErr w:type="spellStart"/>
+      <w:r>
+        <w:rPr>
+          <w:rFonts w:ascii="Consolas" w:eastAsia="Consolas" w:hAnsi="Consolas" w:cs="Consolas"/>
+          <w:sz w:val="18"/>
+          <w:szCs w:val="18"/>
+        </w:rPr>
+        <w:t>id_scadenza</w:t>
+      </w:r>
+      <w:proofErr w:type="spellEnd"/>
+      <w:r>
+        <w:rPr>
+          <w:rFonts w:ascii="Consolas" w:eastAsia="Consolas" w:hAnsi="Consolas" w:cs="Consolas"/>
+          <w:sz w:val="18"/>
+          <w:szCs w:val="18"/>
+        </w:rPr>
+        <w:t xml:space="preserve"> FK NULLABLE)</w:t>
+      </w:r>
+    </w:p>
+    <w:p>
+      <w:pPr>
+        <w:spacing w:after="120" w:line="320" w:lineRule="auto"/>
+        <w:jc w:val="both"/>
+      </w:pPr>
       <w:r>
         <w:t>Tutte le tabelle sono protette da policy di Row Level Security che, leggendo l'identità dell'utente autenticato dalla sessione (</w:t>
       </w:r>
@@ -10745,7 +11129,11 @@
       </w:r>
       <w:proofErr w:type="spellEnd"/>
       <w:r>
-        <w:t xml:space="preserve"> coincide con il proprio identificativo, mentre per i manager la policy consente l'accesso completo. Le policy sull'INSERT e UPDATE vincolano analogamente le operazioni alle entità di pertinenza.</w:t>
+        <w:t xml:space="preserve"> coincide con il proprio identificativo, mentre per i manager la policy consente l'accesso </w:t>
+      </w:r>
+      <w:r>
+        <w:lastRenderedPageBreak/>
+        <w:t>completo. Le policy sull'INSERT e UPDATE vincolano analogamente le operazioni alle entità di pertinenza.</w:t>
       </w:r>
     </w:p>
     <w:p>
@@ -10993,7 +11381,6 @@
           <w:b/>
           <w:bCs/>
         </w:rPr>
-        <w:lastRenderedPageBreak/>
         <w:t>Domain Layer (</w:t>
       </w:r>
       <w:proofErr w:type="spellStart"/>
@@ -11222,6 +11609,51 @@
           <w:sz w:val="18"/>
           <w:szCs w:val="18"/>
         </w:rPr>
+        <w:t xml:space="preserve">  private TipoVeicolo tipo;</w:t>
+      </w:r>
+    </w:p>
+    <w:p>
+      <w:pPr>
+        <w:shd w:val="clear" w:color="auto" w:fill="F2F2F2"/>
+        <w:spacing w:line="260" w:lineRule="auto"/>
+        <w:ind w:left="240"/>
+      </w:pPr>
+      <w:r>
+        <w:rPr>
+          <w:rFonts w:ascii="Consolas" w:eastAsia="Consolas" w:hAnsi="Consolas" w:cs="Consolas"/>
+          <w:sz w:val="18"/>
+          <w:szCs w:val="18"/>
+        </w:rPr>
+        <w:t xml:space="preserve">  private String marca;</w:t>
+      </w:r>
+    </w:p>
+    <w:p>
+      <w:pPr>
+        <w:shd w:val="clear" w:color="auto" w:fill="F2F2F2"/>
+        <w:spacing w:line="260" w:lineRule="auto"/>
+        <w:ind w:left="240"/>
+      </w:pPr>
+      <w:r>
+        <w:rPr>
+          <w:rFonts w:ascii="Consolas" w:eastAsia="Consolas" w:hAnsi="Consolas" w:cs="Consolas"/>
+          <w:sz w:val="18"/>
+          <w:szCs w:val="18"/>
+        </w:rPr>
+        <w:t xml:space="preserve">  private String modello;</w:t>
+      </w:r>
+    </w:p>
+    <w:p>
+      <w:pPr>
+        <w:shd w:val="clear" w:color="auto" w:fill="F2F2F2"/>
+        <w:spacing w:line="260" w:lineRule="auto"/>
+        <w:ind w:left="240"/>
+      </w:pPr>
+      <w:r>
+        <w:rPr>
+          <w:rFonts w:ascii="Consolas" w:eastAsia="Consolas" w:hAnsi="Consolas" w:cs="Consolas"/>
+          <w:sz w:val="18"/>
+          <w:szCs w:val="18"/>
+        </w:rPr>
         <w:t xml:space="preserve">  private </w:t>
       </w:r>
       <w:proofErr w:type="spellStart"/>
@@ -11231,46 +11663,49 @@
           <w:sz w:val="18"/>
           <w:szCs w:val="18"/>
         </w:rPr>
-        <w:t>TipoVeicolo</w:t>
-      </w:r>
-      <w:proofErr w:type="spellEnd"/>
-      <w:r>
-        <w:rPr>
-          <w:rFonts w:ascii="Consolas" w:eastAsia="Consolas" w:hAnsi="Consolas" w:cs="Consolas"/>
-          <w:sz w:val="18"/>
-          <w:szCs w:val="18"/>
-        </w:rPr>
-        <w:t xml:space="preserve"> tipo;</w:t>
-      </w:r>
-    </w:p>
-    <w:p>
-      <w:pPr>
-        <w:shd w:val="clear" w:color="auto" w:fill="F2F2F2"/>
-        <w:spacing w:line="260" w:lineRule="auto"/>
-        <w:ind w:left="240"/>
-      </w:pPr>
-      <w:r>
-        <w:rPr>
-          <w:rFonts w:ascii="Consolas" w:eastAsia="Consolas" w:hAnsi="Consolas" w:cs="Consolas"/>
-          <w:sz w:val="18"/>
-          <w:szCs w:val="18"/>
-        </w:rPr>
-        <w:t xml:space="preserve">  private String marca;</w:t>
-      </w:r>
-    </w:p>
-    <w:p>
-      <w:pPr>
-        <w:shd w:val="clear" w:color="auto" w:fill="F2F2F2"/>
-        <w:spacing w:line="260" w:lineRule="auto"/>
-        <w:ind w:left="240"/>
-      </w:pPr>
-      <w:r>
-        <w:rPr>
-          <w:rFonts w:ascii="Consolas" w:eastAsia="Consolas" w:hAnsi="Consolas" w:cs="Consolas"/>
-          <w:sz w:val="18"/>
-          <w:szCs w:val="18"/>
-        </w:rPr>
-        <w:t xml:space="preserve">  private String modello;</w:t>
+        <w:t>int</w:t>
+      </w:r>
+      <w:proofErr w:type="spellEnd"/>
+      <w:r>
+        <w:rPr>
+          <w:rFonts w:ascii="Consolas" w:eastAsia="Consolas" w:hAnsi="Consolas" w:cs="Consolas"/>
+          <w:sz w:val="18"/>
+          <w:szCs w:val="18"/>
+        </w:rPr>
+        <w:t xml:space="preserve"> </w:t>
+      </w:r>
+      <w:proofErr w:type="spellStart"/>
+      <w:r>
+        <w:rPr>
+          <w:rFonts w:ascii="Consolas" w:eastAsia="Consolas" w:hAnsi="Consolas" w:cs="Consolas"/>
+          <w:sz w:val="18"/>
+          <w:szCs w:val="18"/>
+        </w:rPr>
+        <w:t>annoImmatricolazione</w:t>
+      </w:r>
+      <w:proofErr w:type="spellEnd"/>
+      <w:r>
+        <w:rPr>
+          <w:rFonts w:ascii="Consolas" w:eastAsia="Consolas" w:hAnsi="Consolas" w:cs="Consolas"/>
+          <w:sz w:val="18"/>
+          <w:szCs w:val="18"/>
+        </w:rPr>
+        <w:t>;</w:t>
+      </w:r>
+    </w:p>
+    <w:p>
+      <w:pPr>
+        <w:shd w:val="clear" w:color="auto" w:fill="F2F2F2"/>
+        <w:spacing w:line="260" w:lineRule="auto"/>
+        <w:ind w:left="240"/>
+      </w:pPr>
+      <w:r>
+        <w:rPr>
+          <w:rFonts w:ascii="Consolas" w:eastAsia="Consolas" w:hAnsi="Consolas" w:cs="Consolas"/>
+          <w:sz w:val="18"/>
+          <w:szCs w:val="18"/>
+        </w:rPr>
+        <w:t xml:space="preserve">  private StatoVeicolo stato;</w:t>
       </w:r>
     </w:p>
     <w:p>
@@ -11303,6 +11738,257 @@
           <w:sz w:val="18"/>
           <w:szCs w:val="18"/>
         </w:rPr>
+        <w:t xml:space="preserve"> km;</w:t>
+      </w:r>
+    </w:p>
+    <w:p>
+      <w:pPr>
+        <w:shd w:val="clear" w:color="auto" w:fill="F2F2F2"/>
+        <w:spacing w:line="260" w:lineRule="auto"/>
+        <w:ind w:left="240"/>
+      </w:pPr>
+      <w:r>
+        <w:rPr>
+          <w:rFonts w:ascii="Consolas" w:eastAsia="Consolas" w:hAnsi="Consolas" w:cs="Consolas"/>
+          <w:sz w:val="18"/>
+          <w:szCs w:val="18"/>
+        </w:rPr>
+        <w:lastRenderedPageBreak/>
+        <w:t xml:space="preserve">  // costruttori, getter, setter ...</w:t>
+      </w:r>
+    </w:p>
+    <w:p>
+      <w:pPr>
+        <w:shd w:val="clear" w:color="auto" w:fill="F2F2F2"/>
+        <w:spacing w:line="260" w:lineRule="auto"/>
+        <w:ind w:left="240"/>
+      </w:pPr>
+      <w:r>
+        <w:rPr>
+          <w:rFonts w:ascii="Consolas" w:eastAsia="Consolas" w:hAnsi="Consolas" w:cs="Consolas"/>
+          <w:sz w:val="18"/>
+          <w:szCs w:val="18"/>
+        </w:rPr>
+        <w:t>}</w:t>
+      </w:r>
+    </w:p>
+    <w:p>
+      <w:pPr>
+        <w:shd w:val="clear" w:color="auto" w:fill="F2F2F2"/>
+        <w:spacing w:line="260" w:lineRule="auto"/>
+        <w:ind w:left="240"/>
+      </w:pPr>
+    </w:p>
+    <w:p>
+      <w:pPr>
+        <w:shd w:val="clear" w:color="auto" w:fill="F2F2F2"/>
+        <w:spacing w:line="260" w:lineRule="auto"/>
+        <w:ind w:left="240"/>
+      </w:pPr>
+      <w:r>
+        <w:rPr>
+          <w:rFonts w:ascii="Consolas" w:eastAsia="Consolas" w:hAnsi="Consolas" w:cs="Consolas"/>
+          <w:sz w:val="18"/>
+          <w:szCs w:val="18"/>
+        </w:rPr>
+        <w:t>// Dart (versione attuale)</w:t>
+      </w:r>
+    </w:p>
+    <w:p>
+      <w:pPr>
+        <w:shd w:val="clear" w:color="auto" w:fill="F2F2F2"/>
+        <w:spacing w:line="260" w:lineRule="auto"/>
+        <w:ind w:left="240"/>
+      </w:pPr>
+      <w:r>
+        <w:rPr>
+          <w:rFonts w:ascii="Consolas" w:eastAsia="Consolas" w:hAnsi="Consolas" w:cs="Consolas"/>
+          <w:sz w:val="18"/>
+          <w:szCs w:val="18"/>
+        </w:rPr>
+        <w:t>class Veicolo {</w:t>
+      </w:r>
+    </w:p>
+    <w:p>
+      <w:pPr>
+        <w:shd w:val="clear" w:color="auto" w:fill="F2F2F2"/>
+        <w:spacing w:line="260" w:lineRule="auto"/>
+        <w:ind w:left="240"/>
+      </w:pPr>
+      <w:r>
+        <w:rPr>
+          <w:rFonts w:ascii="Consolas" w:eastAsia="Consolas" w:hAnsi="Consolas" w:cs="Consolas"/>
+          <w:sz w:val="18"/>
+          <w:szCs w:val="18"/>
+        </w:rPr>
+        <w:t xml:space="preserve">  </w:t>
+      </w:r>
+      <w:proofErr w:type="spellStart"/>
+      <w:r>
+        <w:rPr>
+          <w:rFonts w:ascii="Consolas" w:eastAsia="Consolas" w:hAnsi="Consolas" w:cs="Consolas"/>
+          <w:sz w:val="18"/>
+          <w:szCs w:val="18"/>
+        </w:rPr>
+        <w:t>final</w:t>
+      </w:r>
+      <w:proofErr w:type="spellEnd"/>
+      <w:r>
+        <w:rPr>
+          <w:rFonts w:ascii="Consolas" w:eastAsia="Consolas" w:hAnsi="Consolas" w:cs="Consolas"/>
+          <w:sz w:val="18"/>
+          <w:szCs w:val="18"/>
+        </w:rPr>
+        <w:t xml:space="preserve"> String targa;</w:t>
+      </w:r>
+    </w:p>
+    <w:p>
+      <w:pPr>
+        <w:shd w:val="clear" w:color="auto" w:fill="F2F2F2"/>
+        <w:spacing w:line="260" w:lineRule="auto"/>
+        <w:ind w:left="240"/>
+      </w:pPr>
+      <w:r>
+        <w:rPr>
+          <w:rFonts w:ascii="Consolas" w:eastAsia="Consolas" w:hAnsi="Consolas" w:cs="Consolas"/>
+          <w:sz w:val="18"/>
+          <w:szCs w:val="18"/>
+        </w:rPr>
+        <w:t xml:space="preserve">  </w:t>
+      </w:r>
+      <w:proofErr w:type="spellStart"/>
+      <w:r>
+        <w:rPr>
+          <w:rFonts w:ascii="Consolas" w:eastAsia="Consolas" w:hAnsi="Consolas" w:cs="Consolas"/>
+          <w:sz w:val="18"/>
+          <w:szCs w:val="18"/>
+        </w:rPr>
+        <w:t>final</w:t>
+      </w:r>
+      <w:proofErr w:type="spellEnd"/>
+      <w:r>
+        <w:rPr>
+          <w:rFonts w:ascii="Consolas" w:eastAsia="Consolas" w:hAnsi="Consolas" w:cs="Consolas"/>
+          <w:sz w:val="18"/>
+          <w:szCs w:val="18"/>
+        </w:rPr>
+        <w:t xml:space="preserve"> TipoVeicolo </w:t>
+      </w:r>
+      <w:proofErr w:type="spellStart"/>
+      <w:r>
+        <w:rPr>
+          <w:rFonts w:ascii="Consolas" w:eastAsia="Consolas" w:hAnsi="Consolas" w:cs="Consolas"/>
+          <w:sz w:val="18"/>
+          <w:szCs w:val="18"/>
+        </w:rPr>
+        <w:t>tipoVeicolo</w:t>
+      </w:r>
+      <w:proofErr w:type="spellEnd"/>
+      <w:r>
+        <w:rPr>
+          <w:rFonts w:ascii="Consolas" w:eastAsia="Consolas" w:hAnsi="Consolas" w:cs="Consolas"/>
+          <w:sz w:val="18"/>
+          <w:szCs w:val="18"/>
+        </w:rPr>
+        <w:t>;</w:t>
+      </w:r>
+    </w:p>
+    <w:p>
+      <w:pPr>
+        <w:shd w:val="clear" w:color="auto" w:fill="F2F2F2"/>
+        <w:spacing w:line="260" w:lineRule="auto"/>
+        <w:ind w:left="240"/>
+      </w:pPr>
+      <w:r>
+        <w:rPr>
+          <w:rFonts w:ascii="Consolas" w:eastAsia="Consolas" w:hAnsi="Consolas" w:cs="Consolas"/>
+          <w:sz w:val="18"/>
+          <w:szCs w:val="18"/>
+        </w:rPr>
+        <w:t xml:space="preserve">  </w:t>
+      </w:r>
+      <w:proofErr w:type="spellStart"/>
+      <w:r>
+        <w:rPr>
+          <w:rFonts w:ascii="Consolas" w:eastAsia="Consolas" w:hAnsi="Consolas" w:cs="Consolas"/>
+          <w:sz w:val="18"/>
+          <w:szCs w:val="18"/>
+        </w:rPr>
+        <w:t>final</w:t>
+      </w:r>
+      <w:proofErr w:type="spellEnd"/>
+      <w:r>
+        <w:rPr>
+          <w:rFonts w:ascii="Consolas" w:eastAsia="Consolas" w:hAnsi="Consolas" w:cs="Consolas"/>
+          <w:sz w:val="18"/>
+          <w:szCs w:val="18"/>
+        </w:rPr>
+        <w:t xml:space="preserve"> String marca;</w:t>
+      </w:r>
+    </w:p>
+    <w:p>
+      <w:pPr>
+        <w:shd w:val="clear" w:color="auto" w:fill="F2F2F2"/>
+        <w:spacing w:line="260" w:lineRule="auto"/>
+        <w:ind w:left="240"/>
+      </w:pPr>
+      <w:r>
+        <w:rPr>
+          <w:rFonts w:ascii="Consolas" w:eastAsia="Consolas" w:hAnsi="Consolas" w:cs="Consolas"/>
+          <w:sz w:val="18"/>
+          <w:szCs w:val="18"/>
+        </w:rPr>
+        <w:t xml:space="preserve">  </w:t>
+      </w:r>
+      <w:proofErr w:type="spellStart"/>
+      <w:r>
+        <w:rPr>
+          <w:rFonts w:ascii="Consolas" w:eastAsia="Consolas" w:hAnsi="Consolas" w:cs="Consolas"/>
+          <w:sz w:val="18"/>
+          <w:szCs w:val="18"/>
+        </w:rPr>
+        <w:t>final</w:t>
+      </w:r>
+      <w:proofErr w:type="spellEnd"/>
+      <w:r>
+        <w:rPr>
+          <w:rFonts w:ascii="Consolas" w:eastAsia="Consolas" w:hAnsi="Consolas" w:cs="Consolas"/>
+          <w:sz w:val="18"/>
+          <w:szCs w:val="18"/>
+        </w:rPr>
+        <w:t xml:space="preserve"> String modello;</w:t>
+      </w:r>
+    </w:p>
+    <w:p>
+      <w:pPr>
+        <w:shd w:val="clear" w:color="auto" w:fill="F2F2F2"/>
+        <w:spacing w:line="260" w:lineRule="auto"/>
+        <w:ind w:left="240"/>
+      </w:pPr>
+      <w:r>
+        <w:rPr>
+          <w:rFonts w:ascii="Consolas" w:eastAsia="Consolas" w:hAnsi="Consolas" w:cs="Consolas"/>
+          <w:sz w:val="18"/>
+          <w:szCs w:val="18"/>
+        </w:rPr>
+        <w:t xml:space="preserve">  </w:t>
+      </w:r>
+      <w:proofErr w:type="spellStart"/>
+      <w:r>
+        <w:rPr>
+          <w:rFonts w:ascii="Consolas" w:eastAsia="Consolas" w:hAnsi="Consolas" w:cs="Consolas"/>
+          <w:sz w:val="18"/>
+          <w:szCs w:val="18"/>
+        </w:rPr>
+        <w:t>final</w:t>
+      </w:r>
+      <w:proofErr w:type="spellEnd"/>
+      <w:r>
+        <w:rPr>
+          <w:rFonts w:ascii="Consolas" w:eastAsia="Consolas" w:hAnsi="Consolas" w:cs="Consolas"/>
+          <w:sz w:val="18"/>
+          <w:szCs w:val="18"/>
+        </w:rPr>
         <w:t xml:space="preserve"> </w:t>
       </w:r>
       <w:proofErr w:type="spellStart"/>
@@ -11312,6 +11998,24 @@
           <w:sz w:val="18"/>
           <w:szCs w:val="18"/>
         </w:rPr>
+        <w:t>int</w:t>
+      </w:r>
+      <w:proofErr w:type="spellEnd"/>
+      <w:r>
+        <w:rPr>
+          <w:rFonts w:ascii="Consolas" w:eastAsia="Consolas" w:hAnsi="Consolas" w:cs="Consolas"/>
+          <w:sz w:val="18"/>
+          <w:szCs w:val="18"/>
+        </w:rPr>
+        <w:t xml:space="preserve"> </w:t>
+      </w:r>
+      <w:proofErr w:type="spellStart"/>
+      <w:r>
+        <w:rPr>
+          <w:rFonts w:ascii="Consolas" w:eastAsia="Consolas" w:hAnsi="Consolas" w:cs="Consolas"/>
+          <w:sz w:val="18"/>
+          <w:szCs w:val="18"/>
+        </w:rPr>
         <w:t>annoImmatricolazione</w:t>
       </w:r>
       <w:proofErr w:type="spellEnd"/>
@@ -11336,40 +12040,76 @@
           <w:sz w:val="18"/>
           <w:szCs w:val="18"/>
         </w:rPr>
-        <w:t xml:space="preserve">  private </w:t>
-      </w:r>
-      <w:proofErr w:type="spellStart"/>
-      <w:r>
-        <w:rPr>
-          <w:rFonts w:ascii="Consolas" w:eastAsia="Consolas" w:hAnsi="Consolas" w:cs="Consolas"/>
-          <w:sz w:val="18"/>
-          <w:szCs w:val="18"/>
-        </w:rPr>
-        <w:t>StatoVeicolo</w:t>
-      </w:r>
-      <w:proofErr w:type="spellEnd"/>
-      <w:r>
-        <w:rPr>
-          <w:rFonts w:ascii="Consolas" w:eastAsia="Consolas" w:hAnsi="Consolas" w:cs="Consolas"/>
-          <w:sz w:val="18"/>
-          <w:szCs w:val="18"/>
-        </w:rPr>
-        <w:t xml:space="preserve"> stato;</w:t>
-      </w:r>
-    </w:p>
-    <w:p>
-      <w:pPr>
-        <w:shd w:val="clear" w:color="auto" w:fill="F2F2F2"/>
-        <w:spacing w:line="260" w:lineRule="auto"/>
-        <w:ind w:left="240"/>
-      </w:pPr>
-      <w:r>
-        <w:rPr>
-          <w:rFonts w:ascii="Consolas" w:eastAsia="Consolas" w:hAnsi="Consolas" w:cs="Consolas"/>
-          <w:sz w:val="18"/>
-          <w:szCs w:val="18"/>
-        </w:rPr>
-        <w:t xml:space="preserve">  private </w:t>
+        <w:t xml:space="preserve">  </w:t>
+      </w:r>
+      <w:proofErr w:type="spellStart"/>
+      <w:r>
+        <w:rPr>
+          <w:rFonts w:ascii="Consolas" w:eastAsia="Consolas" w:hAnsi="Consolas" w:cs="Consolas"/>
+          <w:sz w:val="18"/>
+          <w:szCs w:val="18"/>
+        </w:rPr>
+        <w:t>final</w:t>
+      </w:r>
+      <w:proofErr w:type="spellEnd"/>
+      <w:r>
+        <w:rPr>
+          <w:rFonts w:ascii="Consolas" w:eastAsia="Consolas" w:hAnsi="Consolas" w:cs="Consolas"/>
+          <w:sz w:val="18"/>
+          <w:szCs w:val="18"/>
+        </w:rPr>
+        <w:t xml:space="preserve"> StatoVeicolo </w:t>
+      </w:r>
+      <w:proofErr w:type="spellStart"/>
+      <w:r>
+        <w:rPr>
+          <w:rFonts w:ascii="Consolas" w:eastAsia="Consolas" w:hAnsi="Consolas" w:cs="Consolas"/>
+          <w:sz w:val="18"/>
+          <w:szCs w:val="18"/>
+        </w:rPr>
+        <w:t>statoVeicolo</w:t>
+      </w:r>
+      <w:proofErr w:type="spellEnd"/>
+      <w:r>
+        <w:rPr>
+          <w:rFonts w:ascii="Consolas" w:eastAsia="Consolas" w:hAnsi="Consolas" w:cs="Consolas"/>
+          <w:sz w:val="18"/>
+          <w:szCs w:val="18"/>
+        </w:rPr>
+        <w:t>;</w:t>
+      </w:r>
+    </w:p>
+    <w:p>
+      <w:pPr>
+        <w:shd w:val="clear" w:color="auto" w:fill="F2F2F2"/>
+        <w:spacing w:line="260" w:lineRule="auto"/>
+        <w:ind w:left="240"/>
+      </w:pPr>
+      <w:r>
+        <w:rPr>
+          <w:rFonts w:ascii="Consolas" w:eastAsia="Consolas" w:hAnsi="Consolas" w:cs="Consolas"/>
+          <w:sz w:val="18"/>
+          <w:szCs w:val="18"/>
+        </w:rPr>
+        <w:t xml:space="preserve">  </w:t>
+      </w:r>
+      <w:proofErr w:type="spellStart"/>
+      <w:r>
+        <w:rPr>
+          <w:rFonts w:ascii="Consolas" w:eastAsia="Consolas" w:hAnsi="Consolas" w:cs="Consolas"/>
+          <w:sz w:val="18"/>
+          <w:szCs w:val="18"/>
+        </w:rPr>
+        <w:t>final</w:t>
+      </w:r>
+      <w:proofErr w:type="spellEnd"/>
+      <w:r>
+        <w:rPr>
+          <w:rFonts w:ascii="Consolas" w:eastAsia="Consolas" w:hAnsi="Consolas" w:cs="Consolas"/>
+          <w:sz w:val="18"/>
+          <w:szCs w:val="18"/>
+        </w:rPr>
+        <w:t xml:space="preserve"> </w:t>
       </w:r>
       <w:proofErr w:type="spellStart"/>
       <w:r>
@@ -11396,66 +12136,382 @@
         <w:spacing w:line="260" w:lineRule="auto"/>
         <w:ind w:left="240"/>
       </w:pPr>
-      <w:r>
-        <w:rPr>
-          <w:rFonts w:ascii="Consolas" w:eastAsia="Consolas" w:hAnsi="Consolas" w:cs="Consolas"/>
-          <w:sz w:val="18"/>
-          <w:szCs w:val="18"/>
-        </w:rPr>
-        <w:t xml:space="preserve">  // costruttori, getter, setter ...</w:t>
-      </w:r>
-    </w:p>
-    <w:p>
-      <w:pPr>
-        <w:shd w:val="clear" w:color="auto" w:fill="F2F2F2"/>
-        <w:spacing w:line="260" w:lineRule="auto"/>
-        <w:ind w:left="240"/>
-      </w:pPr>
-      <w:r>
-        <w:rPr>
-          <w:rFonts w:ascii="Consolas" w:eastAsia="Consolas" w:hAnsi="Consolas" w:cs="Consolas"/>
-          <w:sz w:val="18"/>
-          <w:szCs w:val="18"/>
-        </w:rPr>
-        <w:t>}</w:t>
-      </w:r>
-    </w:p>
-    <w:p>
-      <w:pPr>
-        <w:shd w:val="clear" w:color="auto" w:fill="F2F2F2"/>
-        <w:spacing w:line="260" w:lineRule="auto"/>
-        <w:ind w:left="240"/>
-      </w:pPr>
-    </w:p>
-    <w:p>
-      <w:pPr>
-        <w:shd w:val="clear" w:color="auto" w:fill="F2F2F2"/>
-        <w:spacing w:line="260" w:lineRule="auto"/>
-        <w:ind w:left="240"/>
-      </w:pPr>
-      <w:r>
-        <w:rPr>
-          <w:rFonts w:ascii="Consolas" w:eastAsia="Consolas" w:hAnsi="Consolas" w:cs="Consolas"/>
-          <w:sz w:val="18"/>
-          <w:szCs w:val="18"/>
-        </w:rPr>
-        <w:t>// Dart (versione attuale)</w:t>
-      </w:r>
-    </w:p>
-    <w:p>
-      <w:pPr>
-        <w:shd w:val="clear" w:color="auto" w:fill="F2F2F2"/>
-        <w:spacing w:line="260" w:lineRule="auto"/>
-        <w:ind w:left="240"/>
-      </w:pPr>
-      <w:r>
-        <w:rPr>
-          <w:rFonts w:ascii="Consolas" w:eastAsia="Consolas" w:hAnsi="Consolas" w:cs="Consolas"/>
-          <w:sz w:val="18"/>
-          <w:szCs w:val="18"/>
-        </w:rPr>
-        <w:t>class Veicolo {</w:t>
-      </w:r>
+    </w:p>
+    <w:p>
+      <w:pPr>
+        <w:shd w:val="clear" w:color="auto" w:fill="F2F2F2"/>
+        <w:spacing w:line="260" w:lineRule="auto"/>
+        <w:ind w:left="240"/>
+      </w:pPr>
+      <w:r>
+        <w:rPr>
+          <w:rFonts w:ascii="Consolas" w:eastAsia="Consolas" w:hAnsi="Consolas" w:cs="Consolas"/>
+          <w:sz w:val="18"/>
+          <w:szCs w:val="18"/>
+        </w:rPr>
+        <w:t xml:space="preserve">  Veicolo({</w:t>
+      </w:r>
+    </w:p>
+    <w:p>
+      <w:pPr>
+        <w:shd w:val="clear" w:color="auto" w:fill="F2F2F2"/>
+        <w:spacing w:line="260" w:lineRule="auto"/>
+        <w:ind w:left="240"/>
+      </w:pPr>
+      <w:r>
+        <w:rPr>
+          <w:rFonts w:ascii="Consolas" w:eastAsia="Consolas" w:hAnsi="Consolas" w:cs="Consolas"/>
+          <w:sz w:val="18"/>
+          <w:szCs w:val="18"/>
+        </w:rPr>
+        <w:t xml:space="preserve">    </w:t>
+      </w:r>
+      <w:proofErr w:type="spellStart"/>
+      <w:r>
+        <w:rPr>
+          <w:rFonts w:ascii="Consolas" w:eastAsia="Consolas" w:hAnsi="Consolas" w:cs="Consolas"/>
+          <w:sz w:val="18"/>
+          <w:szCs w:val="18"/>
+        </w:rPr>
+        <w:t>required</w:t>
+      </w:r>
+      <w:proofErr w:type="spellEnd"/>
+      <w:r>
+        <w:rPr>
+          <w:rFonts w:ascii="Consolas" w:eastAsia="Consolas" w:hAnsi="Consolas" w:cs="Consolas"/>
+          <w:sz w:val="18"/>
+          <w:szCs w:val="18"/>
+        </w:rPr>
+        <w:t xml:space="preserve"> </w:t>
+      </w:r>
+      <w:proofErr w:type="spellStart"/>
+      <w:r>
+        <w:rPr>
+          <w:rFonts w:ascii="Consolas" w:eastAsia="Consolas" w:hAnsi="Consolas" w:cs="Consolas"/>
+          <w:sz w:val="18"/>
+          <w:szCs w:val="18"/>
+        </w:rPr>
+        <w:t>this.targa</w:t>
+      </w:r>
+      <w:proofErr w:type="spellEnd"/>
+      <w:r>
+        <w:rPr>
+          <w:rFonts w:ascii="Consolas" w:eastAsia="Consolas" w:hAnsi="Consolas" w:cs="Consolas"/>
+          <w:sz w:val="18"/>
+          <w:szCs w:val="18"/>
+        </w:rPr>
+        <w:t>,</w:t>
+      </w:r>
+    </w:p>
+    <w:p>
+      <w:pPr>
+        <w:shd w:val="clear" w:color="auto" w:fill="F2F2F2"/>
+        <w:spacing w:line="260" w:lineRule="auto"/>
+        <w:ind w:left="240"/>
+      </w:pPr>
+      <w:r>
+        <w:rPr>
+          <w:rFonts w:ascii="Consolas" w:eastAsia="Consolas" w:hAnsi="Consolas" w:cs="Consolas"/>
+          <w:sz w:val="18"/>
+          <w:szCs w:val="18"/>
+        </w:rPr>
+        <w:t xml:space="preserve">    </w:t>
+      </w:r>
+      <w:proofErr w:type="spellStart"/>
+      <w:r>
+        <w:rPr>
+          <w:rFonts w:ascii="Consolas" w:eastAsia="Consolas" w:hAnsi="Consolas" w:cs="Consolas"/>
+          <w:sz w:val="18"/>
+          <w:szCs w:val="18"/>
+        </w:rPr>
+        <w:t>required</w:t>
+      </w:r>
+      <w:proofErr w:type="spellEnd"/>
+      <w:r>
+        <w:rPr>
+          <w:rFonts w:ascii="Consolas" w:eastAsia="Consolas" w:hAnsi="Consolas" w:cs="Consolas"/>
+          <w:sz w:val="18"/>
+          <w:szCs w:val="18"/>
+        </w:rPr>
+        <w:t xml:space="preserve"> </w:t>
+      </w:r>
+      <w:proofErr w:type="spellStart"/>
+      <w:r>
+        <w:rPr>
+          <w:rFonts w:ascii="Consolas" w:eastAsia="Consolas" w:hAnsi="Consolas" w:cs="Consolas"/>
+          <w:sz w:val="18"/>
+          <w:szCs w:val="18"/>
+        </w:rPr>
+        <w:t>this.tipoVeicolo</w:t>
+      </w:r>
+      <w:proofErr w:type="spellEnd"/>
+      <w:r>
+        <w:rPr>
+          <w:rFonts w:ascii="Consolas" w:eastAsia="Consolas" w:hAnsi="Consolas" w:cs="Consolas"/>
+          <w:sz w:val="18"/>
+          <w:szCs w:val="18"/>
+        </w:rPr>
+        <w:t>,</w:t>
+      </w:r>
+    </w:p>
+    <w:p>
+      <w:pPr>
+        <w:shd w:val="clear" w:color="auto" w:fill="F2F2F2"/>
+        <w:spacing w:line="260" w:lineRule="auto"/>
+        <w:ind w:left="240"/>
+      </w:pPr>
+      <w:r>
+        <w:rPr>
+          <w:rFonts w:ascii="Consolas" w:eastAsia="Consolas" w:hAnsi="Consolas" w:cs="Consolas"/>
+          <w:sz w:val="18"/>
+          <w:szCs w:val="18"/>
+        </w:rPr>
+        <w:t xml:space="preserve">    </w:t>
+      </w:r>
+      <w:proofErr w:type="spellStart"/>
+      <w:r>
+        <w:rPr>
+          <w:rFonts w:ascii="Consolas" w:eastAsia="Consolas" w:hAnsi="Consolas" w:cs="Consolas"/>
+          <w:sz w:val="18"/>
+          <w:szCs w:val="18"/>
+        </w:rPr>
+        <w:t>required</w:t>
+      </w:r>
+      <w:proofErr w:type="spellEnd"/>
+      <w:r>
+        <w:rPr>
+          <w:rFonts w:ascii="Consolas" w:eastAsia="Consolas" w:hAnsi="Consolas" w:cs="Consolas"/>
+          <w:sz w:val="18"/>
+          <w:szCs w:val="18"/>
+        </w:rPr>
+        <w:t xml:space="preserve"> </w:t>
+      </w:r>
+      <w:proofErr w:type="spellStart"/>
+      <w:r>
+        <w:rPr>
+          <w:rFonts w:ascii="Consolas" w:eastAsia="Consolas" w:hAnsi="Consolas" w:cs="Consolas"/>
+          <w:sz w:val="18"/>
+          <w:szCs w:val="18"/>
+        </w:rPr>
+        <w:t>this.marca</w:t>
+      </w:r>
+      <w:proofErr w:type="spellEnd"/>
+      <w:r>
+        <w:rPr>
+          <w:rFonts w:ascii="Consolas" w:eastAsia="Consolas" w:hAnsi="Consolas" w:cs="Consolas"/>
+          <w:sz w:val="18"/>
+          <w:szCs w:val="18"/>
+        </w:rPr>
+        <w:t>,</w:t>
+      </w:r>
+    </w:p>
+    <w:p>
+      <w:pPr>
+        <w:shd w:val="clear" w:color="auto" w:fill="F2F2F2"/>
+        <w:spacing w:line="260" w:lineRule="auto"/>
+        <w:ind w:left="240"/>
+      </w:pPr>
+      <w:r>
+        <w:rPr>
+          <w:rFonts w:ascii="Consolas" w:eastAsia="Consolas" w:hAnsi="Consolas" w:cs="Consolas"/>
+          <w:sz w:val="18"/>
+          <w:szCs w:val="18"/>
+        </w:rPr>
+        <w:t xml:space="preserve">    </w:t>
+      </w:r>
+      <w:proofErr w:type="spellStart"/>
+      <w:r>
+        <w:rPr>
+          <w:rFonts w:ascii="Consolas" w:eastAsia="Consolas" w:hAnsi="Consolas" w:cs="Consolas"/>
+          <w:sz w:val="18"/>
+          <w:szCs w:val="18"/>
+        </w:rPr>
+        <w:t>required</w:t>
+      </w:r>
+      <w:proofErr w:type="spellEnd"/>
+      <w:r>
+        <w:rPr>
+          <w:rFonts w:ascii="Consolas" w:eastAsia="Consolas" w:hAnsi="Consolas" w:cs="Consolas"/>
+          <w:sz w:val="18"/>
+          <w:szCs w:val="18"/>
+        </w:rPr>
+        <w:t xml:space="preserve"> </w:t>
+      </w:r>
+      <w:proofErr w:type="spellStart"/>
+      <w:r>
+        <w:rPr>
+          <w:rFonts w:ascii="Consolas" w:eastAsia="Consolas" w:hAnsi="Consolas" w:cs="Consolas"/>
+          <w:sz w:val="18"/>
+          <w:szCs w:val="18"/>
+        </w:rPr>
+        <w:t>this.modello</w:t>
+      </w:r>
+      <w:proofErr w:type="spellEnd"/>
+      <w:r>
+        <w:rPr>
+          <w:rFonts w:ascii="Consolas" w:eastAsia="Consolas" w:hAnsi="Consolas" w:cs="Consolas"/>
+          <w:sz w:val="18"/>
+          <w:szCs w:val="18"/>
+        </w:rPr>
+        <w:t>,</w:t>
+      </w:r>
+    </w:p>
+    <w:p>
+      <w:pPr>
+        <w:shd w:val="clear" w:color="auto" w:fill="F2F2F2"/>
+        <w:spacing w:line="260" w:lineRule="auto"/>
+        <w:ind w:left="240"/>
+      </w:pPr>
+      <w:r>
+        <w:rPr>
+          <w:rFonts w:ascii="Consolas" w:eastAsia="Consolas" w:hAnsi="Consolas" w:cs="Consolas"/>
+          <w:sz w:val="18"/>
+          <w:szCs w:val="18"/>
+        </w:rPr>
+        <w:t xml:space="preserve">    </w:t>
+      </w:r>
+      <w:proofErr w:type="spellStart"/>
+      <w:r>
+        <w:rPr>
+          <w:rFonts w:ascii="Consolas" w:eastAsia="Consolas" w:hAnsi="Consolas" w:cs="Consolas"/>
+          <w:sz w:val="18"/>
+          <w:szCs w:val="18"/>
+        </w:rPr>
+        <w:t>required</w:t>
+      </w:r>
+      <w:proofErr w:type="spellEnd"/>
+      <w:r>
+        <w:rPr>
+          <w:rFonts w:ascii="Consolas" w:eastAsia="Consolas" w:hAnsi="Consolas" w:cs="Consolas"/>
+          <w:sz w:val="18"/>
+          <w:szCs w:val="18"/>
+        </w:rPr>
+        <w:t xml:space="preserve"> </w:t>
+      </w:r>
+      <w:proofErr w:type="spellStart"/>
+      <w:r>
+        <w:rPr>
+          <w:rFonts w:ascii="Consolas" w:eastAsia="Consolas" w:hAnsi="Consolas" w:cs="Consolas"/>
+          <w:sz w:val="18"/>
+          <w:szCs w:val="18"/>
+        </w:rPr>
+        <w:t>this.annoImmatricolazione</w:t>
+      </w:r>
+      <w:proofErr w:type="spellEnd"/>
+      <w:r>
+        <w:rPr>
+          <w:rFonts w:ascii="Consolas" w:eastAsia="Consolas" w:hAnsi="Consolas" w:cs="Consolas"/>
+          <w:sz w:val="18"/>
+          <w:szCs w:val="18"/>
+        </w:rPr>
+        <w:t>,</w:t>
+      </w:r>
+    </w:p>
+    <w:p>
+      <w:pPr>
+        <w:shd w:val="clear" w:color="auto" w:fill="F2F2F2"/>
+        <w:spacing w:line="260" w:lineRule="auto"/>
+        <w:ind w:left="240"/>
+      </w:pPr>
+      <w:r>
+        <w:rPr>
+          <w:rFonts w:ascii="Consolas" w:eastAsia="Consolas" w:hAnsi="Consolas" w:cs="Consolas"/>
+          <w:sz w:val="18"/>
+          <w:szCs w:val="18"/>
+        </w:rPr>
+        <w:t xml:space="preserve">    </w:t>
+      </w:r>
+      <w:proofErr w:type="spellStart"/>
+      <w:r>
+        <w:rPr>
+          <w:rFonts w:ascii="Consolas" w:eastAsia="Consolas" w:hAnsi="Consolas" w:cs="Consolas"/>
+          <w:sz w:val="18"/>
+          <w:szCs w:val="18"/>
+        </w:rPr>
+        <w:t>required</w:t>
+      </w:r>
+      <w:proofErr w:type="spellEnd"/>
+      <w:r>
+        <w:rPr>
+          <w:rFonts w:ascii="Consolas" w:eastAsia="Consolas" w:hAnsi="Consolas" w:cs="Consolas"/>
+          <w:sz w:val="18"/>
+          <w:szCs w:val="18"/>
+        </w:rPr>
+        <w:t xml:space="preserve"> </w:t>
+      </w:r>
+      <w:proofErr w:type="spellStart"/>
+      <w:r>
+        <w:rPr>
+          <w:rFonts w:ascii="Consolas" w:eastAsia="Consolas" w:hAnsi="Consolas" w:cs="Consolas"/>
+          <w:sz w:val="18"/>
+          <w:szCs w:val="18"/>
+        </w:rPr>
+        <w:t>this.statoVeicolo</w:t>
+      </w:r>
+      <w:proofErr w:type="spellEnd"/>
+      <w:r>
+        <w:rPr>
+          <w:rFonts w:ascii="Consolas" w:eastAsia="Consolas" w:hAnsi="Consolas" w:cs="Consolas"/>
+          <w:sz w:val="18"/>
+          <w:szCs w:val="18"/>
+        </w:rPr>
+        <w:t>,</w:t>
+      </w:r>
+    </w:p>
+    <w:p>
+      <w:pPr>
+        <w:shd w:val="clear" w:color="auto" w:fill="F2F2F2"/>
+        <w:spacing w:line="260" w:lineRule="auto"/>
+        <w:ind w:left="240"/>
+      </w:pPr>
+      <w:r>
+        <w:rPr>
+          <w:rFonts w:ascii="Consolas" w:eastAsia="Consolas" w:hAnsi="Consolas" w:cs="Consolas"/>
+          <w:sz w:val="18"/>
+          <w:szCs w:val="18"/>
+        </w:rPr>
+        <w:t xml:space="preserve">    </w:t>
+      </w:r>
+      <w:proofErr w:type="spellStart"/>
+      <w:r>
+        <w:rPr>
+          <w:rFonts w:ascii="Consolas" w:eastAsia="Consolas" w:hAnsi="Consolas" w:cs="Consolas"/>
+          <w:sz w:val="18"/>
+          <w:szCs w:val="18"/>
+        </w:rPr>
+        <w:t>required</w:t>
+      </w:r>
+      <w:proofErr w:type="spellEnd"/>
+      <w:r>
+        <w:rPr>
+          <w:rFonts w:ascii="Consolas" w:eastAsia="Consolas" w:hAnsi="Consolas" w:cs="Consolas"/>
+          <w:sz w:val="18"/>
+          <w:szCs w:val="18"/>
+        </w:rPr>
+        <w:t xml:space="preserve"> this.km,</w:t>
+      </w:r>
+    </w:p>
+    <w:p>
+      <w:pPr>
+        <w:shd w:val="clear" w:color="auto" w:fill="F2F2F2"/>
+        <w:spacing w:line="260" w:lineRule="auto"/>
+        <w:ind w:left="240"/>
+      </w:pPr>
+      <w:r>
+        <w:rPr>
+          <w:rFonts w:ascii="Consolas" w:eastAsia="Consolas" w:hAnsi="Consolas" w:cs="Consolas"/>
+          <w:sz w:val="18"/>
+          <w:szCs w:val="18"/>
+        </w:rPr>
+        <w:t xml:space="preserve">  });</w:t>
+      </w:r>
+    </w:p>
+    <w:p>
+      <w:pPr>
+        <w:shd w:val="clear" w:color="auto" w:fill="F2F2F2"/>
+        <w:spacing w:line="260" w:lineRule="auto"/>
+        <w:ind w:left="240"/>
+      </w:pPr>
     </w:p>
     <w:p>
       <w:pPr>
@@ -11478,40 +12534,7 @@
           <w:sz w:val="18"/>
           <w:szCs w:val="18"/>
         </w:rPr>
-        <w:t>final</w:t>
-      </w:r>
-      <w:proofErr w:type="spellEnd"/>
-      <w:r>
-        <w:rPr>
-          <w:rFonts w:ascii="Consolas" w:eastAsia="Consolas" w:hAnsi="Consolas" w:cs="Consolas"/>
-          <w:sz w:val="18"/>
-          <w:szCs w:val="18"/>
-        </w:rPr>
-        <w:t xml:space="preserve"> String targa;</w:t>
-      </w:r>
-    </w:p>
-    <w:p>
-      <w:pPr>
-        <w:shd w:val="clear" w:color="auto" w:fill="F2F2F2"/>
-        <w:spacing w:line="260" w:lineRule="auto"/>
-        <w:ind w:left="240"/>
-      </w:pPr>
-      <w:r>
-        <w:rPr>
-          <w:rFonts w:ascii="Consolas" w:eastAsia="Consolas" w:hAnsi="Consolas" w:cs="Consolas"/>
-          <w:sz w:val="18"/>
-          <w:szCs w:val="18"/>
-        </w:rPr>
-        <w:t xml:space="preserve">  </w:t>
-      </w:r>
-      <w:proofErr w:type="spellStart"/>
-      <w:r>
-        <w:rPr>
-          <w:rFonts w:ascii="Consolas" w:eastAsia="Consolas" w:hAnsi="Consolas" w:cs="Consolas"/>
-          <w:sz w:val="18"/>
-          <w:szCs w:val="18"/>
-        </w:rPr>
-        <w:t>final</w:t>
+        <w:t>factory</w:t>
       </w:r>
       <w:proofErr w:type="spellEnd"/>
       <w:r>
@@ -11529,151 +12552,253 @@
           <w:sz w:val="18"/>
           <w:szCs w:val="18"/>
         </w:rPr>
-        <w:t>TipoVeicolo</w:t>
-      </w:r>
-      <w:proofErr w:type="spellEnd"/>
-      <w:r>
-        <w:rPr>
-          <w:rFonts w:ascii="Consolas" w:eastAsia="Consolas" w:hAnsi="Consolas" w:cs="Consolas"/>
-          <w:sz w:val="18"/>
-          <w:szCs w:val="18"/>
-        </w:rPr>
-        <w:t xml:space="preserve"> </w:t>
-      </w:r>
-      <w:proofErr w:type="spellStart"/>
-      <w:r>
-        <w:rPr>
-          <w:rFonts w:ascii="Consolas" w:eastAsia="Consolas" w:hAnsi="Consolas" w:cs="Consolas"/>
-          <w:sz w:val="18"/>
-          <w:szCs w:val="18"/>
-        </w:rPr>
-        <w:t>tipoVeicolo</w:t>
-      </w:r>
-      <w:proofErr w:type="spellEnd"/>
-      <w:r>
-        <w:rPr>
-          <w:rFonts w:ascii="Consolas" w:eastAsia="Consolas" w:hAnsi="Consolas" w:cs="Consolas"/>
-          <w:sz w:val="18"/>
-          <w:szCs w:val="18"/>
-        </w:rPr>
-        <w:t>;</w:t>
-      </w:r>
-    </w:p>
-    <w:p>
-      <w:pPr>
-        <w:shd w:val="clear" w:color="auto" w:fill="F2F2F2"/>
-        <w:spacing w:line="260" w:lineRule="auto"/>
-        <w:ind w:left="240"/>
-      </w:pPr>
-      <w:r>
-        <w:rPr>
-          <w:rFonts w:ascii="Consolas" w:eastAsia="Consolas" w:hAnsi="Consolas" w:cs="Consolas"/>
-          <w:sz w:val="18"/>
-          <w:szCs w:val="18"/>
-        </w:rPr>
-        <w:t xml:space="preserve">  </w:t>
-      </w:r>
-      <w:proofErr w:type="spellStart"/>
-      <w:r>
-        <w:rPr>
-          <w:rFonts w:ascii="Consolas" w:eastAsia="Consolas" w:hAnsi="Consolas" w:cs="Consolas"/>
-          <w:sz w:val="18"/>
-          <w:szCs w:val="18"/>
-        </w:rPr>
-        <w:t>final</w:t>
-      </w:r>
-      <w:proofErr w:type="spellEnd"/>
-      <w:r>
-        <w:rPr>
-          <w:rFonts w:ascii="Consolas" w:eastAsia="Consolas" w:hAnsi="Consolas" w:cs="Consolas"/>
-          <w:sz w:val="18"/>
-          <w:szCs w:val="18"/>
-        </w:rPr>
-        <w:t xml:space="preserve"> String marca;</w:t>
-      </w:r>
-    </w:p>
-    <w:p>
-      <w:pPr>
-        <w:shd w:val="clear" w:color="auto" w:fill="F2F2F2"/>
-        <w:spacing w:line="260" w:lineRule="auto"/>
-        <w:ind w:left="240"/>
-      </w:pPr>
-      <w:r>
-        <w:rPr>
-          <w:rFonts w:ascii="Consolas" w:eastAsia="Consolas" w:hAnsi="Consolas" w:cs="Consolas"/>
-          <w:sz w:val="18"/>
-          <w:szCs w:val="18"/>
-        </w:rPr>
-        <w:t xml:space="preserve">  </w:t>
-      </w:r>
-      <w:proofErr w:type="spellStart"/>
-      <w:r>
-        <w:rPr>
-          <w:rFonts w:ascii="Consolas" w:eastAsia="Consolas" w:hAnsi="Consolas" w:cs="Consolas"/>
-          <w:sz w:val="18"/>
-          <w:szCs w:val="18"/>
-        </w:rPr>
-        <w:t>final</w:t>
-      </w:r>
-      <w:proofErr w:type="spellEnd"/>
-      <w:r>
-        <w:rPr>
-          <w:rFonts w:ascii="Consolas" w:eastAsia="Consolas" w:hAnsi="Consolas" w:cs="Consolas"/>
-          <w:sz w:val="18"/>
-          <w:szCs w:val="18"/>
-        </w:rPr>
-        <w:t xml:space="preserve"> String modello;</w:t>
-      </w:r>
-    </w:p>
-    <w:p>
-      <w:pPr>
-        <w:shd w:val="clear" w:color="auto" w:fill="F2F2F2"/>
-        <w:spacing w:line="260" w:lineRule="auto"/>
-        <w:ind w:left="240"/>
-      </w:pPr>
-      <w:r>
-        <w:rPr>
-          <w:rFonts w:ascii="Consolas" w:eastAsia="Consolas" w:hAnsi="Consolas" w:cs="Consolas"/>
-          <w:sz w:val="18"/>
-          <w:szCs w:val="18"/>
-        </w:rPr>
-        <w:t xml:space="preserve">  </w:t>
-      </w:r>
-      <w:proofErr w:type="spellStart"/>
-      <w:r>
-        <w:rPr>
-          <w:rFonts w:ascii="Consolas" w:eastAsia="Consolas" w:hAnsi="Consolas" w:cs="Consolas"/>
-          <w:sz w:val="18"/>
-          <w:szCs w:val="18"/>
-        </w:rPr>
-        <w:t>final</w:t>
-      </w:r>
-      <w:proofErr w:type="spellEnd"/>
-      <w:r>
-        <w:rPr>
-          <w:rFonts w:ascii="Consolas" w:eastAsia="Consolas" w:hAnsi="Consolas" w:cs="Consolas"/>
-          <w:sz w:val="18"/>
-          <w:szCs w:val="18"/>
-        </w:rPr>
-        <w:t xml:space="preserve"> </w:t>
-      </w:r>
-      <w:proofErr w:type="spellStart"/>
-      <w:r>
-        <w:rPr>
-          <w:rFonts w:ascii="Consolas" w:eastAsia="Consolas" w:hAnsi="Consolas" w:cs="Consolas"/>
-          <w:sz w:val="18"/>
-          <w:szCs w:val="18"/>
-        </w:rPr>
-        <w:t>int</w:t>
-      </w:r>
-      <w:proofErr w:type="spellEnd"/>
-      <w:r>
-        <w:rPr>
-          <w:rFonts w:ascii="Consolas" w:eastAsia="Consolas" w:hAnsi="Consolas" w:cs="Consolas"/>
-          <w:sz w:val="18"/>
-          <w:szCs w:val="18"/>
-        </w:rPr>
-        <w:t xml:space="preserve"> </w:t>
+        <w:t>Veicolo.fromJson</w:t>
+      </w:r>
+      <w:proofErr w:type="spellEnd"/>
+      <w:r>
+        <w:rPr>
+          <w:rFonts w:ascii="Consolas" w:eastAsia="Consolas" w:hAnsi="Consolas" w:cs="Consolas"/>
+          <w:sz w:val="18"/>
+          <w:szCs w:val="18"/>
+        </w:rPr>
+        <w:t>(</w:t>
+      </w:r>
+      <w:proofErr w:type="spellStart"/>
+      <w:r>
+        <w:rPr>
+          <w:rFonts w:ascii="Consolas" w:eastAsia="Consolas" w:hAnsi="Consolas" w:cs="Consolas"/>
+          <w:sz w:val="18"/>
+          <w:szCs w:val="18"/>
+        </w:rPr>
+        <w:t>Map</w:t>
+      </w:r>
+      <w:proofErr w:type="spellEnd"/>
+      <w:r>
+        <w:rPr>
+          <w:rFonts w:ascii="Consolas" w:eastAsia="Consolas" w:hAnsi="Consolas" w:cs="Consolas"/>
+          <w:sz w:val="18"/>
+          <w:szCs w:val="18"/>
+        </w:rPr>
+        <w:t xml:space="preserve">&lt;String, </w:t>
+      </w:r>
+      <w:proofErr w:type="spellStart"/>
+      <w:r>
+        <w:rPr>
+          <w:rFonts w:ascii="Consolas" w:eastAsia="Consolas" w:hAnsi="Consolas" w:cs="Consolas"/>
+          <w:sz w:val="18"/>
+          <w:szCs w:val="18"/>
+        </w:rPr>
+        <w:t>dynamic</w:t>
+      </w:r>
+      <w:proofErr w:type="spellEnd"/>
+      <w:r>
+        <w:rPr>
+          <w:rFonts w:ascii="Consolas" w:eastAsia="Consolas" w:hAnsi="Consolas" w:cs="Consolas"/>
+          <w:sz w:val="18"/>
+          <w:szCs w:val="18"/>
+        </w:rPr>
+        <w:t xml:space="preserve">&gt; </w:t>
+      </w:r>
+      <w:proofErr w:type="spellStart"/>
+      <w:r>
+        <w:rPr>
+          <w:rFonts w:ascii="Consolas" w:eastAsia="Consolas" w:hAnsi="Consolas" w:cs="Consolas"/>
+          <w:sz w:val="18"/>
+          <w:szCs w:val="18"/>
+        </w:rPr>
+        <w:t>json</w:t>
+      </w:r>
+      <w:proofErr w:type="spellEnd"/>
+      <w:r>
+        <w:rPr>
+          <w:rFonts w:ascii="Consolas" w:eastAsia="Consolas" w:hAnsi="Consolas" w:cs="Consolas"/>
+          <w:sz w:val="18"/>
+          <w:szCs w:val="18"/>
+        </w:rPr>
+        <w:t>) =&gt; Veicolo(</w:t>
+      </w:r>
+    </w:p>
+    <w:p>
+      <w:pPr>
+        <w:shd w:val="clear" w:color="auto" w:fill="F2F2F2"/>
+        <w:spacing w:line="260" w:lineRule="auto"/>
+        <w:ind w:left="240"/>
+      </w:pPr>
+      <w:r>
+        <w:rPr>
+          <w:rFonts w:ascii="Consolas" w:eastAsia="Consolas" w:hAnsi="Consolas" w:cs="Consolas"/>
+          <w:sz w:val="18"/>
+          <w:szCs w:val="18"/>
+        </w:rPr>
+        <w:t xml:space="preserve">    targa: </w:t>
+      </w:r>
+      <w:proofErr w:type="spellStart"/>
+      <w:r>
+        <w:rPr>
+          <w:rFonts w:ascii="Consolas" w:eastAsia="Consolas" w:hAnsi="Consolas" w:cs="Consolas"/>
+          <w:sz w:val="18"/>
+          <w:szCs w:val="18"/>
+        </w:rPr>
+        <w:t>json</w:t>
+      </w:r>
+      <w:proofErr w:type="spellEnd"/>
+      <w:r>
+        <w:rPr>
+          <w:rFonts w:ascii="Consolas" w:eastAsia="Consolas" w:hAnsi="Consolas" w:cs="Consolas"/>
+          <w:sz w:val="18"/>
+          <w:szCs w:val="18"/>
+        </w:rPr>
+        <w:t>['targa'],</w:t>
+      </w:r>
+    </w:p>
+    <w:p>
+      <w:pPr>
+        <w:shd w:val="clear" w:color="auto" w:fill="F2F2F2"/>
+        <w:spacing w:line="260" w:lineRule="auto"/>
+        <w:ind w:left="240"/>
+      </w:pPr>
+      <w:r>
+        <w:rPr>
+          <w:rFonts w:ascii="Consolas" w:eastAsia="Consolas" w:hAnsi="Consolas" w:cs="Consolas"/>
+          <w:sz w:val="18"/>
+          <w:szCs w:val="18"/>
+        </w:rPr>
+        <w:t xml:space="preserve">    tipoVeicolo: </w:t>
+      </w:r>
+      <w:proofErr w:type="spellStart"/>
+      <w:r>
+        <w:rPr>
+          <w:rFonts w:ascii="Consolas" w:eastAsia="Consolas" w:hAnsi="Consolas" w:cs="Consolas"/>
+          <w:sz w:val="18"/>
+          <w:szCs w:val="18"/>
+        </w:rPr>
+        <w:t>TipoVeicolo.values.firstWhere</w:t>
+      </w:r>
+      <w:proofErr w:type="spellEnd"/>
+      <w:r>
+        <w:rPr>
+          <w:rFonts w:ascii="Consolas" w:eastAsia="Consolas" w:hAnsi="Consolas" w:cs="Consolas"/>
+          <w:sz w:val="18"/>
+          <w:szCs w:val="18"/>
+        </w:rPr>
+        <w:t xml:space="preserve">((e) =&gt; e.name == </w:t>
+      </w:r>
+      <w:proofErr w:type="spellStart"/>
+      <w:r>
+        <w:rPr>
+          <w:rFonts w:ascii="Consolas" w:eastAsia="Consolas" w:hAnsi="Consolas" w:cs="Consolas"/>
+          <w:sz w:val="18"/>
+          <w:szCs w:val="18"/>
+        </w:rPr>
+        <w:t>json</w:t>
+      </w:r>
+      <w:proofErr w:type="spellEnd"/>
+      <w:r>
+        <w:rPr>
+          <w:rFonts w:ascii="Consolas" w:eastAsia="Consolas" w:hAnsi="Consolas" w:cs="Consolas"/>
+          <w:sz w:val="18"/>
+          <w:szCs w:val="18"/>
+        </w:rPr>
+        <w:t>['tipo']),</w:t>
+      </w:r>
+    </w:p>
+    <w:p>
+      <w:pPr>
+        <w:shd w:val="clear" w:color="auto" w:fill="F2F2F2"/>
+        <w:spacing w:line="260" w:lineRule="auto"/>
+        <w:ind w:left="240"/>
+      </w:pPr>
+      <w:r>
+        <w:rPr>
+          <w:rFonts w:ascii="Consolas" w:eastAsia="Consolas" w:hAnsi="Consolas" w:cs="Consolas"/>
+          <w:sz w:val="18"/>
+          <w:szCs w:val="18"/>
+        </w:rPr>
+        <w:t xml:space="preserve">    marca: </w:t>
+      </w:r>
+      <w:proofErr w:type="spellStart"/>
+      <w:r>
+        <w:rPr>
+          <w:rFonts w:ascii="Consolas" w:eastAsia="Consolas" w:hAnsi="Consolas" w:cs="Consolas"/>
+          <w:sz w:val="18"/>
+          <w:szCs w:val="18"/>
+        </w:rPr>
+        <w:t>json</w:t>
+      </w:r>
+      <w:proofErr w:type="spellEnd"/>
+      <w:r>
+        <w:rPr>
+          <w:rFonts w:ascii="Consolas" w:eastAsia="Consolas" w:hAnsi="Consolas" w:cs="Consolas"/>
+          <w:sz w:val="18"/>
+          <w:szCs w:val="18"/>
+        </w:rPr>
+        <w:t>['marca'],</w:t>
+      </w:r>
+    </w:p>
+    <w:p>
+      <w:pPr>
+        <w:shd w:val="clear" w:color="auto" w:fill="F2F2F2"/>
+        <w:spacing w:line="260" w:lineRule="auto"/>
+        <w:ind w:left="240"/>
+      </w:pPr>
+      <w:r>
+        <w:rPr>
+          <w:rFonts w:ascii="Consolas" w:eastAsia="Consolas" w:hAnsi="Consolas" w:cs="Consolas"/>
+          <w:sz w:val="18"/>
+          <w:szCs w:val="18"/>
+        </w:rPr>
+        <w:t xml:space="preserve">    modello: </w:t>
+      </w:r>
+      <w:proofErr w:type="spellStart"/>
+      <w:r>
+        <w:rPr>
+          <w:rFonts w:ascii="Consolas" w:eastAsia="Consolas" w:hAnsi="Consolas" w:cs="Consolas"/>
+          <w:sz w:val="18"/>
+          <w:szCs w:val="18"/>
+        </w:rPr>
+        <w:t>json</w:t>
+      </w:r>
+      <w:proofErr w:type="spellEnd"/>
+      <w:r>
+        <w:rPr>
+          <w:rFonts w:ascii="Consolas" w:eastAsia="Consolas" w:hAnsi="Consolas" w:cs="Consolas"/>
+          <w:sz w:val="18"/>
+          <w:szCs w:val="18"/>
+        </w:rPr>
+        <w:t>['</w:t>
+      </w:r>
+      <w:proofErr w:type="spellStart"/>
+      <w:r>
+        <w:rPr>
+          <w:rFonts w:ascii="Consolas" w:eastAsia="Consolas" w:hAnsi="Consolas" w:cs="Consolas"/>
+          <w:sz w:val="18"/>
+          <w:szCs w:val="18"/>
+        </w:rPr>
+        <w:t>modello'</w:t>
+      </w:r>
+      <w:proofErr w:type="spellEnd"/>
+      <w:r>
+        <w:rPr>
+          <w:rFonts w:ascii="Consolas" w:eastAsia="Consolas" w:hAnsi="Consolas" w:cs="Consolas"/>
+          <w:sz w:val="18"/>
+          <w:szCs w:val="18"/>
+        </w:rPr>
+        <w:t>],</w:t>
+      </w:r>
+    </w:p>
+    <w:p>
+      <w:pPr>
+        <w:shd w:val="clear" w:color="auto" w:fill="F2F2F2"/>
+        <w:spacing w:line="260" w:lineRule="auto"/>
+        <w:ind w:left="240"/>
+      </w:pPr>
+      <w:r>
+        <w:rPr>
+          <w:rFonts w:ascii="Consolas" w:eastAsia="Consolas" w:hAnsi="Consolas" w:cs="Consolas"/>
+          <w:sz w:val="18"/>
+          <w:szCs w:val="18"/>
+        </w:rPr>
+        <w:t xml:space="preserve">    </w:t>
       </w:r>
       <w:proofErr w:type="spellStart"/>
       <w:r>
@@ -11691,597 +12816,7 @@
           <w:sz w:val="18"/>
           <w:szCs w:val="18"/>
         </w:rPr>
-        <w:t>;</w:t>
-      </w:r>
-    </w:p>
-    <w:p>
-      <w:pPr>
-        <w:shd w:val="clear" w:color="auto" w:fill="F2F2F2"/>
-        <w:spacing w:line="260" w:lineRule="auto"/>
-        <w:ind w:left="240"/>
-      </w:pPr>
-      <w:r>
-        <w:rPr>
-          <w:rFonts w:ascii="Consolas" w:eastAsia="Consolas" w:hAnsi="Consolas" w:cs="Consolas"/>
-          <w:sz w:val="18"/>
-          <w:szCs w:val="18"/>
-        </w:rPr>
-        <w:t xml:space="preserve">  </w:t>
-      </w:r>
-      <w:proofErr w:type="spellStart"/>
-      <w:r>
-        <w:rPr>
-          <w:rFonts w:ascii="Consolas" w:eastAsia="Consolas" w:hAnsi="Consolas" w:cs="Consolas"/>
-          <w:sz w:val="18"/>
-          <w:szCs w:val="18"/>
-        </w:rPr>
-        <w:t>final</w:t>
-      </w:r>
-      <w:proofErr w:type="spellEnd"/>
-      <w:r>
-        <w:rPr>
-          <w:rFonts w:ascii="Consolas" w:eastAsia="Consolas" w:hAnsi="Consolas" w:cs="Consolas"/>
-          <w:sz w:val="18"/>
-          <w:szCs w:val="18"/>
-        </w:rPr>
-        <w:t xml:space="preserve"> </w:t>
-      </w:r>
-      <w:proofErr w:type="spellStart"/>
-      <w:r>
-        <w:rPr>
-          <w:rFonts w:ascii="Consolas" w:eastAsia="Consolas" w:hAnsi="Consolas" w:cs="Consolas"/>
-          <w:sz w:val="18"/>
-          <w:szCs w:val="18"/>
-        </w:rPr>
-        <w:t>StatoVeicolo</w:t>
-      </w:r>
-      <w:proofErr w:type="spellEnd"/>
-      <w:r>
-        <w:rPr>
-          <w:rFonts w:ascii="Consolas" w:eastAsia="Consolas" w:hAnsi="Consolas" w:cs="Consolas"/>
-          <w:sz w:val="18"/>
-          <w:szCs w:val="18"/>
-        </w:rPr>
-        <w:t xml:space="preserve"> </w:t>
-      </w:r>
-      <w:proofErr w:type="spellStart"/>
-      <w:r>
-        <w:rPr>
-          <w:rFonts w:ascii="Consolas" w:eastAsia="Consolas" w:hAnsi="Consolas" w:cs="Consolas"/>
-          <w:sz w:val="18"/>
-          <w:szCs w:val="18"/>
-        </w:rPr>
-        <w:t>statoVeicolo</w:t>
-      </w:r>
-      <w:proofErr w:type="spellEnd"/>
-      <w:r>
-        <w:rPr>
-          <w:rFonts w:ascii="Consolas" w:eastAsia="Consolas" w:hAnsi="Consolas" w:cs="Consolas"/>
-          <w:sz w:val="18"/>
-          <w:szCs w:val="18"/>
-        </w:rPr>
-        <w:t>;</w:t>
-      </w:r>
-    </w:p>
-    <w:p>
-      <w:pPr>
-        <w:shd w:val="clear" w:color="auto" w:fill="F2F2F2"/>
-        <w:spacing w:line="260" w:lineRule="auto"/>
-        <w:ind w:left="240"/>
-      </w:pPr>
-      <w:r>
-        <w:rPr>
-          <w:rFonts w:ascii="Consolas" w:eastAsia="Consolas" w:hAnsi="Consolas" w:cs="Consolas"/>
-          <w:sz w:val="18"/>
-          <w:szCs w:val="18"/>
-        </w:rPr>
-        <w:t xml:space="preserve">  </w:t>
-      </w:r>
-      <w:proofErr w:type="spellStart"/>
-      <w:r>
-        <w:rPr>
-          <w:rFonts w:ascii="Consolas" w:eastAsia="Consolas" w:hAnsi="Consolas" w:cs="Consolas"/>
-          <w:sz w:val="18"/>
-          <w:szCs w:val="18"/>
-        </w:rPr>
-        <w:t>final</w:t>
-      </w:r>
-      <w:proofErr w:type="spellEnd"/>
-      <w:r>
-        <w:rPr>
-          <w:rFonts w:ascii="Consolas" w:eastAsia="Consolas" w:hAnsi="Consolas" w:cs="Consolas"/>
-          <w:sz w:val="18"/>
-          <w:szCs w:val="18"/>
-        </w:rPr>
-        <w:t xml:space="preserve"> </w:t>
-      </w:r>
-      <w:proofErr w:type="spellStart"/>
-      <w:r>
-        <w:rPr>
-          <w:rFonts w:ascii="Consolas" w:eastAsia="Consolas" w:hAnsi="Consolas" w:cs="Consolas"/>
-          <w:sz w:val="18"/>
-          <w:szCs w:val="18"/>
-        </w:rPr>
-        <w:t>int</w:t>
-      </w:r>
-      <w:proofErr w:type="spellEnd"/>
-      <w:r>
-        <w:rPr>
-          <w:rFonts w:ascii="Consolas" w:eastAsia="Consolas" w:hAnsi="Consolas" w:cs="Consolas"/>
-          <w:sz w:val="18"/>
-          <w:szCs w:val="18"/>
-        </w:rPr>
-        <w:t xml:space="preserve"> km;</w:t>
-      </w:r>
-    </w:p>
-    <w:p>
-      <w:pPr>
-        <w:shd w:val="clear" w:color="auto" w:fill="F2F2F2"/>
-        <w:spacing w:line="260" w:lineRule="auto"/>
-        <w:ind w:left="240"/>
-      </w:pPr>
-    </w:p>
-    <w:p>
-      <w:pPr>
-        <w:shd w:val="clear" w:color="auto" w:fill="F2F2F2"/>
-        <w:spacing w:line="260" w:lineRule="auto"/>
-        <w:ind w:left="240"/>
-      </w:pPr>
-      <w:r>
-        <w:rPr>
-          <w:rFonts w:ascii="Consolas" w:eastAsia="Consolas" w:hAnsi="Consolas" w:cs="Consolas"/>
-          <w:sz w:val="18"/>
-          <w:szCs w:val="18"/>
-        </w:rPr>
-        <w:t xml:space="preserve">  Veicolo({</w:t>
-      </w:r>
-    </w:p>
-    <w:p>
-      <w:pPr>
-        <w:shd w:val="clear" w:color="auto" w:fill="F2F2F2"/>
-        <w:spacing w:line="260" w:lineRule="auto"/>
-        <w:ind w:left="240"/>
-      </w:pPr>
-      <w:r>
-        <w:rPr>
-          <w:rFonts w:ascii="Consolas" w:eastAsia="Consolas" w:hAnsi="Consolas" w:cs="Consolas"/>
-          <w:sz w:val="18"/>
-          <w:szCs w:val="18"/>
-        </w:rPr>
-        <w:t xml:space="preserve">    </w:t>
-      </w:r>
-      <w:proofErr w:type="spellStart"/>
-      <w:r>
-        <w:rPr>
-          <w:rFonts w:ascii="Consolas" w:eastAsia="Consolas" w:hAnsi="Consolas" w:cs="Consolas"/>
-          <w:sz w:val="18"/>
-          <w:szCs w:val="18"/>
-        </w:rPr>
-        <w:t>required</w:t>
-      </w:r>
-      <w:proofErr w:type="spellEnd"/>
-      <w:r>
-        <w:rPr>
-          <w:rFonts w:ascii="Consolas" w:eastAsia="Consolas" w:hAnsi="Consolas" w:cs="Consolas"/>
-          <w:sz w:val="18"/>
-          <w:szCs w:val="18"/>
-        </w:rPr>
-        <w:t xml:space="preserve"> </w:t>
-      </w:r>
-      <w:proofErr w:type="spellStart"/>
-      <w:r>
-        <w:rPr>
-          <w:rFonts w:ascii="Consolas" w:eastAsia="Consolas" w:hAnsi="Consolas" w:cs="Consolas"/>
-          <w:sz w:val="18"/>
-          <w:szCs w:val="18"/>
-        </w:rPr>
-        <w:t>this.targa</w:t>
-      </w:r>
-      <w:proofErr w:type="spellEnd"/>
-      <w:r>
-        <w:rPr>
-          <w:rFonts w:ascii="Consolas" w:eastAsia="Consolas" w:hAnsi="Consolas" w:cs="Consolas"/>
-          <w:sz w:val="18"/>
-          <w:szCs w:val="18"/>
-        </w:rPr>
-        <w:t>,</w:t>
-      </w:r>
-    </w:p>
-    <w:p>
-      <w:pPr>
-        <w:shd w:val="clear" w:color="auto" w:fill="F2F2F2"/>
-        <w:spacing w:line="260" w:lineRule="auto"/>
-        <w:ind w:left="240"/>
-      </w:pPr>
-      <w:r>
-        <w:rPr>
-          <w:rFonts w:ascii="Consolas" w:eastAsia="Consolas" w:hAnsi="Consolas" w:cs="Consolas"/>
-          <w:sz w:val="18"/>
-          <w:szCs w:val="18"/>
-        </w:rPr>
-        <w:t xml:space="preserve">    </w:t>
-      </w:r>
-      <w:proofErr w:type="spellStart"/>
-      <w:r>
-        <w:rPr>
-          <w:rFonts w:ascii="Consolas" w:eastAsia="Consolas" w:hAnsi="Consolas" w:cs="Consolas"/>
-          <w:sz w:val="18"/>
-          <w:szCs w:val="18"/>
-        </w:rPr>
-        <w:t>required</w:t>
-      </w:r>
-      <w:proofErr w:type="spellEnd"/>
-      <w:r>
-        <w:rPr>
-          <w:rFonts w:ascii="Consolas" w:eastAsia="Consolas" w:hAnsi="Consolas" w:cs="Consolas"/>
-          <w:sz w:val="18"/>
-          <w:szCs w:val="18"/>
-        </w:rPr>
-        <w:t xml:space="preserve"> </w:t>
-      </w:r>
-      <w:proofErr w:type="spellStart"/>
-      <w:r>
-        <w:rPr>
-          <w:rFonts w:ascii="Consolas" w:eastAsia="Consolas" w:hAnsi="Consolas" w:cs="Consolas"/>
-          <w:sz w:val="18"/>
-          <w:szCs w:val="18"/>
-        </w:rPr>
-        <w:t>this.tipoVeicolo</w:t>
-      </w:r>
-      <w:proofErr w:type="spellEnd"/>
-      <w:r>
-        <w:rPr>
-          <w:rFonts w:ascii="Consolas" w:eastAsia="Consolas" w:hAnsi="Consolas" w:cs="Consolas"/>
-          <w:sz w:val="18"/>
-          <w:szCs w:val="18"/>
-        </w:rPr>
-        <w:t>,</w:t>
-      </w:r>
-    </w:p>
-    <w:p>
-      <w:pPr>
-        <w:shd w:val="clear" w:color="auto" w:fill="F2F2F2"/>
-        <w:spacing w:line="260" w:lineRule="auto"/>
-        <w:ind w:left="240"/>
-      </w:pPr>
-      <w:r>
-        <w:rPr>
-          <w:rFonts w:ascii="Consolas" w:eastAsia="Consolas" w:hAnsi="Consolas" w:cs="Consolas"/>
-          <w:sz w:val="18"/>
-          <w:szCs w:val="18"/>
-        </w:rPr>
-        <w:t xml:space="preserve">    </w:t>
-      </w:r>
-      <w:proofErr w:type="spellStart"/>
-      <w:r>
-        <w:rPr>
-          <w:rFonts w:ascii="Consolas" w:eastAsia="Consolas" w:hAnsi="Consolas" w:cs="Consolas"/>
-          <w:sz w:val="18"/>
-          <w:szCs w:val="18"/>
-        </w:rPr>
-        <w:t>required</w:t>
-      </w:r>
-      <w:proofErr w:type="spellEnd"/>
-      <w:r>
-        <w:rPr>
-          <w:rFonts w:ascii="Consolas" w:eastAsia="Consolas" w:hAnsi="Consolas" w:cs="Consolas"/>
-          <w:sz w:val="18"/>
-          <w:szCs w:val="18"/>
-        </w:rPr>
-        <w:t xml:space="preserve"> </w:t>
-      </w:r>
-      <w:proofErr w:type="spellStart"/>
-      <w:r>
-        <w:rPr>
-          <w:rFonts w:ascii="Consolas" w:eastAsia="Consolas" w:hAnsi="Consolas" w:cs="Consolas"/>
-          <w:sz w:val="18"/>
-          <w:szCs w:val="18"/>
-        </w:rPr>
-        <w:t>this.marca</w:t>
-      </w:r>
-      <w:proofErr w:type="spellEnd"/>
-      <w:r>
-        <w:rPr>
-          <w:rFonts w:ascii="Consolas" w:eastAsia="Consolas" w:hAnsi="Consolas" w:cs="Consolas"/>
-          <w:sz w:val="18"/>
-          <w:szCs w:val="18"/>
-        </w:rPr>
-        <w:t>,</w:t>
-      </w:r>
-    </w:p>
-    <w:p>
-      <w:pPr>
-        <w:shd w:val="clear" w:color="auto" w:fill="F2F2F2"/>
-        <w:spacing w:line="260" w:lineRule="auto"/>
-        <w:ind w:left="240"/>
-      </w:pPr>
-      <w:r>
-        <w:rPr>
-          <w:rFonts w:ascii="Consolas" w:eastAsia="Consolas" w:hAnsi="Consolas" w:cs="Consolas"/>
-          <w:sz w:val="18"/>
-          <w:szCs w:val="18"/>
-        </w:rPr>
-        <w:t xml:space="preserve">    </w:t>
-      </w:r>
-      <w:proofErr w:type="spellStart"/>
-      <w:r>
-        <w:rPr>
-          <w:rFonts w:ascii="Consolas" w:eastAsia="Consolas" w:hAnsi="Consolas" w:cs="Consolas"/>
-          <w:sz w:val="18"/>
-          <w:szCs w:val="18"/>
-        </w:rPr>
-        <w:t>required</w:t>
-      </w:r>
-      <w:proofErr w:type="spellEnd"/>
-      <w:r>
-        <w:rPr>
-          <w:rFonts w:ascii="Consolas" w:eastAsia="Consolas" w:hAnsi="Consolas" w:cs="Consolas"/>
-          <w:sz w:val="18"/>
-          <w:szCs w:val="18"/>
-        </w:rPr>
-        <w:t xml:space="preserve"> </w:t>
-      </w:r>
-      <w:proofErr w:type="spellStart"/>
-      <w:r>
-        <w:rPr>
-          <w:rFonts w:ascii="Consolas" w:eastAsia="Consolas" w:hAnsi="Consolas" w:cs="Consolas"/>
-          <w:sz w:val="18"/>
-          <w:szCs w:val="18"/>
-        </w:rPr>
-        <w:t>this.modello</w:t>
-      </w:r>
-      <w:proofErr w:type="spellEnd"/>
-      <w:r>
-        <w:rPr>
-          <w:rFonts w:ascii="Consolas" w:eastAsia="Consolas" w:hAnsi="Consolas" w:cs="Consolas"/>
-          <w:sz w:val="18"/>
-          <w:szCs w:val="18"/>
-        </w:rPr>
-        <w:t>,</w:t>
-      </w:r>
-    </w:p>
-    <w:p>
-      <w:pPr>
-        <w:shd w:val="clear" w:color="auto" w:fill="F2F2F2"/>
-        <w:spacing w:line="260" w:lineRule="auto"/>
-        <w:ind w:left="240"/>
-      </w:pPr>
-      <w:r>
-        <w:rPr>
-          <w:rFonts w:ascii="Consolas" w:eastAsia="Consolas" w:hAnsi="Consolas" w:cs="Consolas"/>
-          <w:sz w:val="18"/>
-          <w:szCs w:val="18"/>
-        </w:rPr>
-        <w:t xml:space="preserve">    </w:t>
-      </w:r>
-      <w:proofErr w:type="spellStart"/>
-      <w:r>
-        <w:rPr>
-          <w:rFonts w:ascii="Consolas" w:eastAsia="Consolas" w:hAnsi="Consolas" w:cs="Consolas"/>
-          <w:sz w:val="18"/>
-          <w:szCs w:val="18"/>
-        </w:rPr>
-        <w:t>required</w:t>
-      </w:r>
-      <w:proofErr w:type="spellEnd"/>
-      <w:r>
-        <w:rPr>
-          <w:rFonts w:ascii="Consolas" w:eastAsia="Consolas" w:hAnsi="Consolas" w:cs="Consolas"/>
-          <w:sz w:val="18"/>
-          <w:szCs w:val="18"/>
-        </w:rPr>
-        <w:t xml:space="preserve"> </w:t>
-      </w:r>
-      <w:proofErr w:type="spellStart"/>
-      <w:r>
-        <w:rPr>
-          <w:rFonts w:ascii="Consolas" w:eastAsia="Consolas" w:hAnsi="Consolas" w:cs="Consolas"/>
-          <w:sz w:val="18"/>
-          <w:szCs w:val="18"/>
-        </w:rPr>
-        <w:t>this.annoImmatricolazione</w:t>
-      </w:r>
-      <w:proofErr w:type="spellEnd"/>
-      <w:r>
-        <w:rPr>
-          <w:rFonts w:ascii="Consolas" w:eastAsia="Consolas" w:hAnsi="Consolas" w:cs="Consolas"/>
-          <w:sz w:val="18"/>
-          <w:szCs w:val="18"/>
-        </w:rPr>
-        <w:t>,</w:t>
-      </w:r>
-    </w:p>
-    <w:p>
-      <w:pPr>
-        <w:shd w:val="clear" w:color="auto" w:fill="F2F2F2"/>
-        <w:spacing w:line="260" w:lineRule="auto"/>
-        <w:ind w:left="240"/>
-      </w:pPr>
-      <w:r>
-        <w:rPr>
-          <w:rFonts w:ascii="Consolas" w:eastAsia="Consolas" w:hAnsi="Consolas" w:cs="Consolas"/>
-          <w:sz w:val="18"/>
-          <w:szCs w:val="18"/>
-        </w:rPr>
-        <w:t xml:space="preserve">    </w:t>
-      </w:r>
-      <w:proofErr w:type="spellStart"/>
-      <w:r>
-        <w:rPr>
-          <w:rFonts w:ascii="Consolas" w:eastAsia="Consolas" w:hAnsi="Consolas" w:cs="Consolas"/>
-          <w:sz w:val="18"/>
-          <w:szCs w:val="18"/>
-        </w:rPr>
-        <w:t>required</w:t>
-      </w:r>
-      <w:proofErr w:type="spellEnd"/>
-      <w:r>
-        <w:rPr>
-          <w:rFonts w:ascii="Consolas" w:eastAsia="Consolas" w:hAnsi="Consolas" w:cs="Consolas"/>
-          <w:sz w:val="18"/>
-          <w:szCs w:val="18"/>
-        </w:rPr>
-        <w:t xml:space="preserve"> </w:t>
-      </w:r>
-      <w:proofErr w:type="spellStart"/>
-      <w:r>
-        <w:rPr>
-          <w:rFonts w:ascii="Consolas" w:eastAsia="Consolas" w:hAnsi="Consolas" w:cs="Consolas"/>
-          <w:sz w:val="18"/>
-          <w:szCs w:val="18"/>
-        </w:rPr>
-        <w:t>this.statoVeicolo</w:t>
-      </w:r>
-      <w:proofErr w:type="spellEnd"/>
-      <w:r>
-        <w:rPr>
-          <w:rFonts w:ascii="Consolas" w:eastAsia="Consolas" w:hAnsi="Consolas" w:cs="Consolas"/>
-          <w:sz w:val="18"/>
-          <w:szCs w:val="18"/>
-        </w:rPr>
-        <w:t>,</w:t>
-      </w:r>
-    </w:p>
-    <w:p>
-      <w:pPr>
-        <w:shd w:val="clear" w:color="auto" w:fill="F2F2F2"/>
-        <w:spacing w:line="260" w:lineRule="auto"/>
-        <w:ind w:left="240"/>
-      </w:pPr>
-      <w:r>
-        <w:rPr>
-          <w:rFonts w:ascii="Consolas" w:eastAsia="Consolas" w:hAnsi="Consolas" w:cs="Consolas"/>
-          <w:sz w:val="18"/>
-          <w:szCs w:val="18"/>
-        </w:rPr>
-        <w:t xml:space="preserve">    </w:t>
-      </w:r>
-      <w:proofErr w:type="spellStart"/>
-      <w:r>
-        <w:rPr>
-          <w:rFonts w:ascii="Consolas" w:eastAsia="Consolas" w:hAnsi="Consolas" w:cs="Consolas"/>
-          <w:sz w:val="18"/>
-          <w:szCs w:val="18"/>
-        </w:rPr>
-        <w:t>required</w:t>
-      </w:r>
-      <w:proofErr w:type="spellEnd"/>
-      <w:r>
-        <w:rPr>
-          <w:rFonts w:ascii="Consolas" w:eastAsia="Consolas" w:hAnsi="Consolas" w:cs="Consolas"/>
-          <w:sz w:val="18"/>
-          <w:szCs w:val="18"/>
-        </w:rPr>
-        <w:t xml:space="preserve"> this.km,</w:t>
-      </w:r>
-    </w:p>
-    <w:p>
-      <w:pPr>
-        <w:shd w:val="clear" w:color="auto" w:fill="F2F2F2"/>
-        <w:spacing w:line="260" w:lineRule="auto"/>
-        <w:ind w:left="240"/>
-      </w:pPr>
-      <w:r>
-        <w:rPr>
-          <w:rFonts w:ascii="Consolas" w:eastAsia="Consolas" w:hAnsi="Consolas" w:cs="Consolas"/>
-          <w:sz w:val="18"/>
-          <w:szCs w:val="18"/>
-        </w:rPr>
-        <w:t xml:space="preserve">  });</w:t>
-      </w:r>
-    </w:p>
-    <w:p>
-      <w:pPr>
-        <w:shd w:val="clear" w:color="auto" w:fill="F2F2F2"/>
-        <w:spacing w:line="260" w:lineRule="auto"/>
-        <w:ind w:left="240"/>
-      </w:pPr>
-    </w:p>
-    <w:p>
-      <w:pPr>
-        <w:shd w:val="clear" w:color="auto" w:fill="F2F2F2"/>
-        <w:spacing w:line="260" w:lineRule="auto"/>
-        <w:ind w:left="240"/>
-      </w:pPr>
-      <w:r>
-        <w:rPr>
-          <w:rFonts w:ascii="Consolas" w:eastAsia="Consolas" w:hAnsi="Consolas" w:cs="Consolas"/>
-          <w:sz w:val="18"/>
-          <w:szCs w:val="18"/>
-        </w:rPr>
-        <w:t xml:space="preserve">  </w:t>
-      </w:r>
-      <w:proofErr w:type="spellStart"/>
-      <w:r>
-        <w:rPr>
-          <w:rFonts w:ascii="Consolas" w:eastAsia="Consolas" w:hAnsi="Consolas" w:cs="Consolas"/>
-          <w:sz w:val="18"/>
-          <w:szCs w:val="18"/>
-        </w:rPr>
-        <w:t>factory</w:t>
-      </w:r>
-      <w:proofErr w:type="spellEnd"/>
-      <w:r>
-        <w:rPr>
-          <w:rFonts w:ascii="Consolas" w:eastAsia="Consolas" w:hAnsi="Consolas" w:cs="Consolas"/>
-          <w:sz w:val="18"/>
-          <w:szCs w:val="18"/>
-        </w:rPr>
-        <w:t xml:space="preserve"> </w:t>
-      </w:r>
-      <w:proofErr w:type="spellStart"/>
-      <w:r>
-        <w:rPr>
-          <w:rFonts w:ascii="Consolas" w:eastAsia="Consolas" w:hAnsi="Consolas" w:cs="Consolas"/>
-          <w:sz w:val="18"/>
-          <w:szCs w:val="18"/>
-        </w:rPr>
-        <w:t>Veicolo.fromJson</w:t>
-      </w:r>
-      <w:proofErr w:type="spellEnd"/>
-      <w:r>
-        <w:rPr>
-          <w:rFonts w:ascii="Consolas" w:eastAsia="Consolas" w:hAnsi="Consolas" w:cs="Consolas"/>
-          <w:sz w:val="18"/>
-          <w:szCs w:val="18"/>
-        </w:rPr>
-        <w:t>(</w:t>
-      </w:r>
-      <w:proofErr w:type="spellStart"/>
-      <w:r>
-        <w:rPr>
-          <w:rFonts w:ascii="Consolas" w:eastAsia="Consolas" w:hAnsi="Consolas" w:cs="Consolas"/>
-          <w:sz w:val="18"/>
-          <w:szCs w:val="18"/>
-        </w:rPr>
-        <w:t>Map</w:t>
-      </w:r>
-      <w:proofErr w:type="spellEnd"/>
-      <w:r>
-        <w:rPr>
-          <w:rFonts w:ascii="Consolas" w:eastAsia="Consolas" w:hAnsi="Consolas" w:cs="Consolas"/>
-          <w:sz w:val="18"/>
-          <w:szCs w:val="18"/>
-        </w:rPr>
-        <w:t xml:space="preserve">&lt;String, </w:t>
-      </w:r>
-      <w:proofErr w:type="spellStart"/>
-      <w:r>
-        <w:rPr>
-          <w:rFonts w:ascii="Consolas" w:eastAsia="Consolas" w:hAnsi="Consolas" w:cs="Consolas"/>
-          <w:sz w:val="18"/>
-          <w:szCs w:val="18"/>
-        </w:rPr>
-        <w:t>dynamic</w:t>
-      </w:r>
-      <w:proofErr w:type="spellEnd"/>
-      <w:r>
-        <w:rPr>
-          <w:rFonts w:ascii="Consolas" w:eastAsia="Consolas" w:hAnsi="Consolas" w:cs="Consolas"/>
-          <w:sz w:val="18"/>
-          <w:szCs w:val="18"/>
-        </w:rPr>
-        <w:t xml:space="preserve">&gt; </w:t>
+        <w:t xml:space="preserve">: </w:t>
       </w:r>
       <w:proofErr w:type="spellStart"/>
       <w:r>
@@ -12299,175 +12834,6 @@
           <w:sz w:val="18"/>
           <w:szCs w:val="18"/>
         </w:rPr>
-        <w:t>) =&gt; Veicolo(</w:t>
-      </w:r>
-    </w:p>
-    <w:p>
-      <w:pPr>
-        <w:shd w:val="clear" w:color="auto" w:fill="F2F2F2"/>
-        <w:spacing w:line="260" w:lineRule="auto"/>
-        <w:ind w:left="240"/>
-      </w:pPr>
-      <w:r>
-        <w:rPr>
-          <w:rFonts w:ascii="Consolas" w:eastAsia="Consolas" w:hAnsi="Consolas" w:cs="Consolas"/>
-          <w:sz w:val="18"/>
-          <w:szCs w:val="18"/>
-        </w:rPr>
-        <w:t xml:space="preserve">    targa: </w:t>
-      </w:r>
-      <w:proofErr w:type="spellStart"/>
-      <w:r>
-        <w:rPr>
-          <w:rFonts w:ascii="Consolas" w:eastAsia="Consolas" w:hAnsi="Consolas" w:cs="Consolas"/>
-          <w:sz w:val="18"/>
-          <w:szCs w:val="18"/>
-        </w:rPr>
-        <w:t>json</w:t>
-      </w:r>
-      <w:proofErr w:type="spellEnd"/>
-      <w:r>
-        <w:rPr>
-          <w:rFonts w:ascii="Consolas" w:eastAsia="Consolas" w:hAnsi="Consolas" w:cs="Consolas"/>
-          <w:sz w:val="18"/>
-          <w:szCs w:val="18"/>
-        </w:rPr>
-        <w:t>['targa'],</w:t>
-      </w:r>
-    </w:p>
-    <w:p>
-      <w:pPr>
-        <w:shd w:val="clear" w:color="auto" w:fill="F2F2F2"/>
-        <w:spacing w:line="260" w:lineRule="auto"/>
-        <w:ind w:left="240"/>
-      </w:pPr>
-      <w:r>
-        <w:rPr>
-          <w:rFonts w:ascii="Consolas" w:eastAsia="Consolas" w:hAnsi="Consolas" w:cs="Consolas"/>
-          <w:sz w:val="18"/>
-          <w:szCs w:val="18"/>
-        </w:rPr>
-        <w:lastRenderedPageBreak/>
-        <w:t xml:space="preserve">    </w:t>
-      </w:r>
-      <w:proofErr w:type="spellStart"/>
-      <w:r>
-        <w:rPr>
-          <w:rFonts w:ascii="Consolas" w:eastAsia="Consolas" w:hAnsi="Consolas" w:cs="Consolas"/>
-          <w:sz w:val="18"/>
-          <w:szCs w:val="18"/>
-        </w:rPr>
-        <w:t>tipoVeicolo</w:t>
-      </w:r>
-      <w:proofErr w:type="spellEnd"/>
-      <w:r>
-        <w:rPr>
-          <w:rFonts w:ascii="Consolas" w:eastAsia="Consolas" w:hAnsi="Consolas" w:cs="Consolas"/>
-          <w:sz w:val="18"/>
-          <w:szCs w:val="18"/>
-        </w:rPr>
-        <w:t xml:space="preserve">: </w:t>
-      </w:r>
-      <w:proofErr w:type="spellStart"/>
-      <w:r>
-        <w:rPr>
-          <w:rFonts w:ascii="Consolas" w:eastAsia="Consolas" w:hAnsi="Consolas" w:cs="Consolas"/>
-          <w:sz w:val="18"/>
-          <w:szCs w:val="18"/>
-        </w:rPr>
-        <w:t>TipoVeicolo.values.firstWhere</w:t>
-      </w:r>
-      <w:proofErr w:type="spellEnd"/>
-      <w:r>
-        <w:rPr>
-          <w:rFonts w:ascii="Consolas" w:eastAsia="Consolas" w:hAnsi="Consolas" w:cs="Consolas"/>
-          <w:sz w:val="18"/>
-          <w:szCs w:val="18"/>
-        </w:rPr>
-        <w:t xml:space="preserve">((e) =&gt; e.name == </w:t>
-      </w:r>
-      <w:proofErr w:type="spellStart"/>
-      <w:r>
-        <w:rPr>
-          <w:rFonts w:ascii="Consolas" w:eastAsia="Consolas" w:hAnsi="Consolas" w:cs="Consolas"/>
-          <w:sz w:val="18"/>
-          <w:szCs w:val="18"/>
-        </w:rPr>
-        <w:t>json</w:t>
-      </w:r>
-      <w:proofErr w:type="spellEnd"/>
-      <w:r>
-        <w:rPr>
-          <w:rFonts w:ascii="Consolas" w:eastAsia="Consolas" w:hAnsi="Consolas" w:cs="Consolas"/>
-          <w:sz w:val="18"/>
-          <w:szCs w:val="18"/>
-        </w:rPr>
-        <w:t>['tipo']),</w:t>
-      </w:r>
-    </w:p>
-    <w:p>
-      <w:pPr>
-        <w:shd w:val="clear" w:color="auto" w:fill="F2F2F2"/>
-        <w:spacing w:line="260" w:lineRule="auto"/>
-        <w:ind w:left="240"/>
-      </w:pPr>
-      <w:r>
-        <w:rPr>
-          <w:rFonts w:ascii="Consolas" w:eastAsia="Consolas" w:hAnsi="Consolas" w:cs="Consolas"/>
-          <w:sz w:val="18"/>
-          <w:szCs w:val="18"/>
-        </w:rPr>
-        <w:t xml:space="preserve">    marca: </w:t>
-      </w:r>
-      <w:proofErr w:type="spellStart"/>
-      <w:r>
-        <w:rPr>
-          <w:rFonts w:ascii="Consolas" w:eastAsia="Consolas" w:hAnsi="Consolas" w:cs="Consolas"/>
-          <w:sz w:val="18"/>
-          <w:szCs w:val="18"/>
-        </w:rPr>
-        <w:t>json</w:t>
-      </w:r>
-      <w:proofErr w:type="spellEnd"/>
-      <w:r>
-        <w:rPr>
-          <w:rFonts w:ascii="Consolas" w:eastAsia="Consolas" w:hAnsi="Consolas" w:cs="Consolas"/>
-          <w:sz w:val="18"/>
-          <w:szCs w:val="18"/>
-        </w:rPr>
-        <w:t>['marca'],</w:t>
-      </w:r>
-    </w:p>
-    <w:p>
-      <w:pPr>
-        <w:shd w:val="clear" w:color="auto" w:fill="F2F2F2"/>
-        <w:spacing w:line="260" w:lineRule="auto"/>
-        <w:ind w:left="240"/>
-      </w:pPr>
-      <w:r>
-        <w:rPr>
-          <w:rFonts w:ascii="Consolas" w:eastAsia="Consolas" w:hAnsi="Consolas" w:cs="Consolas"/>
-          <w:sz w:val="18"/>
-          <w:szCs w:val="18"/>
-        </w:rPr>
-        <w:t xml:space="preserve">    modello: </w:t>
-      </w:r>
-      <w:proofErr w:type="spellStart"/>
-      <w:r>
-        <w:rPr>
-          <w:rFonts w:ascii="Consolas" w:eastAsia="Consolas" w:hAnsi="Consolas" w:cs="Consolas"/>
-          <w:sz w:val="18"/>
-          <w:szCs w:val="18"/>
-        </w:rPr>
-        <w:t>json</w:t>
-      </w:r>
-      <w:proofErr w:type="spellEnd"/>
-      <w:r>
-        <w:rPr>
-          <w:rFonts w:ascii="Consolas" w:eastAsia="Consolas" w:hAnsi="Consolas" w:cs="Consolas"/>
-          <w:sz w:val="18"/>
-          <w:szCs w:val="18"/>
-        </w:rPr>
         <w:t>['</w:t>
       </w:r>
       <w:proofErr w:type="spellStart"/>
@@ -12477,75 +12843,6 @@
           <w:sz w:val="18"/>
           <w:szCs w:val="18"/>
         </w:rPr>
-        <w:t>modello'</w:t>
-      </w:r>
-      <w:proofErr w:type="spellEnd"/>
-      <w:r>
-        <w:rPr>
-          <w:rFonts w:ascii="Consolas" w:eastAsia="Consolas" w:hAnsi="Consolas" w:cs="Consolas"/>
-          <w:sz w:val="18"/>
-          <w:szCs w:val="18"/>
-        </w:rPr>
-        <w:t>],</w:t>
-      </w:r>
-    </w:p>
-    <w:p>
-      <w:pPr>
-        <w:shd w:val="clear" w:color="auto" w:fill="F2F2F2"/>
-        <w:spacing w:line="260" w:lineRule="auto"/>
-        <w:ind w:left="240"/>
-      </w:pPr>
-      <w:r>
-        <w:rPr>
-          <w:rFonts w:ascii="Consolas" w:eastAsia="Consolas" w:hAnsi="Consolas" w:cs="Consolas"/>
-          <w:sz w:val="18"/>
-          <w:szCs w:val="18"/>
-        </w:rPr>
-        <w:t xml:space="preserve">    </w:t>
-      </w:r>
-      <w:proofErr w:type="spellStart"/>
-      <w:r>
-        <w:rPr>
-          <w:rFonts w:ascii="Consolas" w:eastAsia="Consolas" w:hAnsi="Consolas" w:cs="Consolas"/>
-          <w:sz w:val="18"/>
-          <w:szCs w:val="18"/>
-        </w:rPr>
-        <w:t>annoImmatricolazione</w:t>
-      </w:r>
-      <w:proofErr w:type="spellEnd"/>
-      <w:r>
-        <w:rPr>
-          <w:rFonts w:ascii="Consolas" w:eastAsia="Consolas" w:hAnsi="Consolas" w:cs="Consolas"/>
-          <w:sz w:val="18"/>
-          <w:szCs w:val="18"/>
-        </w:rPr>
-        <w:t xml:space="preserve">: </w:t>
-      </w:r>
-      <w:proofErr w:type="spellStart"/>
-      <w:r>
-        <w:rPr>
-          <w:rFonts w:ascii="Consolas" w:eastAsia="Consolas" w:hAnsi="Consolas" w:cs="Consolas"/>
-          <w:sz w:val="18"/>
-          <w:szCs w:val="18"/>
-        </w:rPr>
-        <w:t>json</w:t>
-      </w:r>
-      <w:proofErr w:type="spellEnd"/>
-      <w:r>
-        <w:rPr>
-          <w:rFonts w:ascii="Consolas" w:eastAsia="Consolas" w:hAnsi="Consolas" w:cs="Consolas"/>
-          <w:sz w:val="18"/>
-          <w:szCs w:val="18"/>
-        </w:rPr>
-        <w:t>['</w:t>
-      </w:r>
-      <w:proofErr w:type="spellStart"/>
-      <w:r>
-        <w:rPr>
-          <w:rFonts w:ascii="Consolas" w:eastAsia="Consolas" w:hAnsi="Consolas" w:cs="Consolas"/>
-          <w:sz w:val="18"/>
-          <w:szCs w:val="18"/>
-        </w:rPr>
         <w:t>anno_immatricolazione</w:t>
       </w:r>
       <w:proofErr w:type="spellEnd"/>
@@ -12570,25 +12867,7 @@
           <w:sz w:val="18"/>
           <w:szCs w:val="18"/>
         </w:rPr>
-        <w:t xml:space="preserve">    </w:t>
-      </w:r>
-      <w:proofErr w:type="spellStart"/>
-      <w:r>
-        <w:rPr>
-          <w:rFonts w:ascii="Consolas" w:eastAsia="Consolas" w:hAnsi="Consolas" w:cs="Consolas"/>
-          <w:sz w:val="18"/>
-          <w:szCs w:val="18"/>
-        </w:rPr>
-        <w:t>statoVeicolo</w:t>
-      </w:r>
-      <w:proofErr w:type="spellEnd"/>
-      <w:r>
-        <w:rPr>
-          <w:rFonts w:ascii="Consolas" w:eastAsia="Consolas" w:hAnsi="Consolas" w:cs="Consolas"/>
-          <w:sz w:val="18"/>
-          <w:szCs w:val="18"/>
-        </w:rPr>
-        <w:t xml:space="preserve">: </w:t>
+        <w:t xml:space="preserve">    statoVeicolo: </w:t>
       </w:r>
       <w:proofErr w:type="spellStart"/>
       <w:r>
@@ -12995,7 +13274,11 @@
         <w:jc w:val="both"/>
       </w:pPr>
       <w:r>
-        <w:t xml:space="preserve">L'autenticazione avveniva nel prototipo Java tramite confronto fra credenziali in chiaro e una mappa caricata da JSON, soluzione non difendibile in produzione. La nuova versione delega completamente l'autenticazione a Supabase Auth: la registrazione di un nuovo utente, eseguita esclusivamente da un manager, comporta l'invocazione di </w:t>
+        <w:t xml:space="preserve">L'autenticazione avveniva nel prototipo Java tramite confronto fra credenziali in chiaro e una mappa caricata da JSON, soluzione non difendibile in produzione. La nuova versione delega completamente </w:t>
+      </w:r>
+      <w:r>
+        <w:lastRenderedPageBreak/>
+        <w:t xml:space="preserve">l'autenticazione a Supabase Auth: la registrazione di un nuovo utente, eseguita esclusivamente da un manager, comporta l'invocazione di </w:t>
       </w:r>
       <w:proofErr w:type="spellStart"/>
       <w:r>
@@ -13044,7 +13327,15 @@
       </w:r>
       <w:proofErr w:type="spellEnd"/>
       <w:r>
-        <w:t xml:space="preserve">, e PostgreSQL — grazie all'estensione </w:t>
+        <w:t xml:space="preserve">, e </w:t>
+      </w:r>
+      <w:proofErr w:type="spellStart"/>
+      <w:r>
+        <w:t>PostgreSQL</w:t>
+      </w:r>
+      <w:proofErr w:type="spellEnd"/>
+      <w:r>
+        <w:t xml:space="preserve"> — grazie all'estensione </w:t>
       </w:r>
       <w:proofErr w:type="spellStart"/>
       <w:r>
@@ -13146,7 +13437,6 @@
           <w:b/>
           <w:bCs/>
         </w:rPr>
-        <w:lastRenderedPageBreak/>
         <w:t xml:space="preserve">Tabella notifiche: </w:t>
       </w:r>
       <w:r>
@@ -13489,25 +13779,7 @@
           <w:sz w:val="18"/>
           <w:szCs w:val="18"/>
         </w:rPr>
-        <w:t xml:space="preserve">, </w:t>
-      </w:r>
-      <w:proofErr w:type="spellStart"/>
-      <w:r>
-        <w:rPr>
-          <w:rFonts w:ascii="Consolas" w:eastAsia="Consolas" w:hAnsi="Consolas" w:cs="Consolas"/>
-          <w:sz w:val="18"/>
-          <w:szCs w:val="18"/>
-        </w:rPr>
-        <w:t>StatoVeicolo</w:t>
-      </w:r>
-      <w:proofErr w:type="spellEnd"/>
-      <w:r>
-        <w:rPr>
-          <w:rFonts w:ascii="Consolas" w:eastAsia="Consolas" w:hAnsi="Consolas" w:cs="Consolas"/>
-          <w:sz w:val="18"/>
-          <w:szCs w:val="18"/>
-        </w:rPr>
-        <w:t>, ...</w:t>
+        <w:t>, StatoVeicolo, ...</w:t>
       </w:r>
     </w:p>
     <w:p>
@@ -14497,7 +14769,15 @@
       </w:r>
       <w:proofErr w:type="spellEnd"/>
       <w:r>
-        <w:t xml:space="preserve"> emesso da Supabase: quando l'utente clicca sul link inviato via mail, l'app intercetta l'URL e mostra una </w:t>
+        <w:t xml:space="preserve"> emesso da </w:t>
+      </w:r>
+      <w:proofErr w:type="spellStart"/>
+      <w:r>
+        <w:t>Supabase</w:t>
+      </w:r>
+      <w:proofErr w:type="spellEnd"/>
+      <w:r>
+        <w:t xml:space="preserve">: quando l'utente clicca sul link inviato via mail, l'app intercetta l'URL e mostra una </w:t>
       </w:r>
       <w:proofErr w:type="spellStart"/>
       <w:r>
@@ -15599,25 +15879,7 @@
           <w:sz w:val="18"/>
           <w:szCs w:val="18"/>
         </w:rPr>
-        <w:t>!.</w:t>
-      </w:r>
-      <w:proofErr w:type="spellStart"/>
-      <w:r>
-        <w:rPr>
-          <w:rFonts w:ascii="Consolas" w:eastAsia="Consolas" w:hAnsi="Consolas" w:cs="Consolas"/>
-          <w:sz w:val="18"/>
-          <w:szCs w:val="18"/>
-        </w:rPr>
-        <w:t>idUtente</w:t>
-      </w:r>
-      <w:proofErr w:type="spellEnd"/>
-      <w:r>
-        <w:rPr>
-          <w:rFonts w:ascii="Consolas" w:eastAsia="Consolas" w:hAnsi="Consolas" w:cs="Consolas"/>
-          <w:sz w:val="18"/>
-          <w:szCs w:val="18"/>
-        </w:rPr>
-        <w:t>)</w:t>
+        <w:t>!.idUtente)</w:t>
       </w:r>
     </w:p>
     <w:p>
@@ -16463,7 +16725,7 @@
           <w:b/>
           <w:bCs/>
         </w:rPr>
-        <w:t>Esempio di service Supabase (</w:t>
+        <w:t xml:space="preserve">Esempio di service </w:t>
       </w:r>
       <w:proofErr w:type="spellStart"/>
       <w:r>
@@ -16471,7 +16733,7 @@
           <w:b/>
           <w:bCs/>
         </w:rPr>
-        <w:t>PrenotazioneService</w:t>
+        <w:t>Supabase</w:t>
       </w:r>
       <w:proofErr w:type="spellEnd"/>
       <w:r>
@@ -16479,6 +16741,22 @@
           <w:b/>
           <w:bCs/>
         </w:rPr>
+        <w:t xml:space="preserve"> (</w:t>
+      </w:r>
+      <w:proofErr w:type="spellStart"/>
+      <w:r>
+        <w:rPr>
+          <w:b/>
+          <w:bCs/>
+        </w:rPr>
+        <w:t>PrenotazioneService</w:t>
+      </w:r>
+      <w:proofErr w:type="spellEnd"/>
+      <w:r>
+        <w:rPr>
+          <w:b/>
+          <w:bCs/>
+        </w:rPr>
         <w:t xml:space="preserve">): </w:t>
       </w:r>
     </w:p>
@@ -17124,7 +17402,15 @@
       </w:r>
       <w:proofErr w:type="spellEnd"/>
       <w:r>
-        <w:t xml:space="preserve"> di Supabase per aggiornamenti </w:t>
+        <w:t xml:space="preserve"> di </w:t>
+      </w:r>
+      <w:proofErr w:type="spellStart"/>
+      <w:r>
+        <w:t>Supabase</w:t>
+      </w:r>
+      <w:proofErr w:type="spellEnd"/>
+      <w:r>
+        <w:t xml:space="preserve"> per aggiornamenti </w:t>
       </w:r>
       <w:proofErr w:type="spellStart"/>
       <w:r>
@@ -19017,7 +19303,15 @@
       </w:r>
       <w:proofErr w:type="spellEnd"/>
       <w:r>
-        <w:t xml:space="preserve"> di Supabase ridurrebbe l'attesa percepita dall'utente.</w:t>
+        <w:t xml:space="preserve"> di </w:t>
+      </w:r>
+      <w:proofErr w:type="spellStart"/>
+      <w:r>
+        <w:t>Supabase</w:t>
+      </w:r>
+      <w:proofErr w:type="spellEnd"/>
+      <w:r>
+        <w:t xml:space="preserve"> ridurrebbe l'attesa percepita dall'utente.</w:t>
       </w:r>
     </w:p>
     <w:p>
@@ -19197,7 +19491,15 @@
         <w:jc w:val="both"/>
       </w:pPr>
       <w:r>
-        <w:t>Sul piano personale, il progetto ha rappresentato un'occasione per approfondire un framework moderno (Flutter), un linguaggio diverso da Java (Dart), un paradigma di sviluppo dichiarativo, l'utilizzo di un Backend-</w:t>
+        <w:t xml:space="preserve">Sul piano personale, il progetto ha rappresentato un'occasione per approfondire un framework moderno (Flutter), un linguaggio diverso da Java (Dart), un paradigma di sviluppo dichiarativo, l'utilizzo di un </w:t>
+      </w:r>
+      <w:proofErr w:type="spellStart"/>
+      <w:r>
+        <w:t>Backend</w:t>
+      </w:r>
+      <w:proofErr w:type="spellEnd"/>
+      <w:r>
+        <w:t>-</w:t>
       </w:r>
       <w:proofErr w:type="spellStart"/>
       <w:r>
@@ -19205,7 +19507,15 @@
       </w:r>
       <w:proofErr w:type="spellEnd"/>
       <w:r>
-        <w:t>-a-Service (Supabase) e i pattern di gestione dello stato. Il risultato finale è un'applicazione completa, sostenibile e pronta a evolvere, che dimostra come le competenze acquisite nel corso di Ingegneria del Software possano essere immediatamente messe in pratica nello sviluppo di un prodotto a tutti gli effetti professionale.</w:t>
+        <w:t>-a-Service (</w:t>
+      </w:r>
+      <w:proofErr w:type="spellStart"/>
+      <w:r>
+        <w:t>Supabase</w:t>
+      </w:r>
+      <w:proofErr w:type="spellEnd"/>
+      <w:r>
+        <w:t>) e i pattern di gestione dello stato. Il risultato finale è un'applicazione completa, sostenibile e pronta a evolvere, che dimostra come le competenze acquisite nel corso di Ingegneria del Software possano essere immediatamente messe in pratica nello sviluppo di un prodotto a tutti gli effetti professionale.</w:t>
       </w:r>
     </w:p>
     <w:p>
@@ -19790,25 +20100,7 @@
           <w:sz w:val="18"/>
           <w:szCs w:val="18"/>
         </w:rPr>
-        <w:t xml:space="preserve"> </w:t>
-      </w:r>
-      <w:proofErr w:type="spellStart"/>
-      <w:r>
-        <w:rPr>
-          <w:rFonts w:ascii="Consolas" w:eastAsia="Consolas" w:hAnsi="Consolas" w:cs="Consolas"/>
-          <w:sz w:val="18"/>
-          <w:szCs w:val="18"/>
-        </w:rPr>
-        <w:t>int</w:t>
-      </w:r>
-      <w:proofErr w:type="spellEnd"/>
-      <w:r>
-        <w:rPr>
-          <w:rFonts w:ascii="Consolas" w:eastAsia="Consolas" w:hAnsi="Consolas" w:cs="Consolas"/>
-          <w:sz w:val="18"/>
-          <w:szCs w:val="18"/>
-        </w:rPr>
-        <w:t xml:space="preserve">  NOT NULL,</w:t>
+        <w:t xml:space="preserve"> int  NOT NULL,</w:t>
       </w:r>
     </w:p>
     <w:p>
@@ -23775,6 +24067,39 @@
           <w:sz w:val="18"/>
           <w:szCs w:val="18"/>
         </w:rPr>
+        <w:t xml:space="preserve"> idUtente,</w:t>
+      </w:r>
+    </w:p>
+    <w:p>
+      <w:pPr>
+        <w:shd w:val="clear" w:color="auto" w:fill="F2F2F2"/>
+        <w:spacing w:line="260" w:lineRule="auto"/>
+        <w:ind w:left="240"/>
+      </w:pPr>
+      <w:r>
+        <w:rPr>
+          <w:rFonts w:ascii="Consolas" w:eastAsia="Consolas" w:hAnsi="Consolas" w:cs="Consolas"/>
+          <w:sz w:val="18"/>
+          <w:szCs w:val="18"/>
+        </w:rPr>
+        <w:t xml:space="preserve">  </w:t>
+      </w:r>
+      <w:proofErr w:type="spellStart"/>
+      <w:r>
+        <w:rPr>
+          <w:rFonts w:ascii="Consolas" w:eastAsia="Consolas" w:hAnsi="Consolas" w:cs="Consolas"/>
+          <w:sz w:val="18"/>
+          <w:szCs w:val="18"/>
+        </w:rPr>
+        <w:t>required</w:t>
+      </w:r>
+      <w:proofErr w:type="spellEnd"/>
+      <w:r>
+        <w:rPr>
+          <w:rFonts w:ascii="Consolas" w:eastAsia="Consolas" w:hAnsi="Consolas" w:cs="Consolas"/>
+          <w:sz w:val="18"/>
+          <w:szCs w:val="18"/>
+        </w:rPr>
         <w:t xml:space="preserve"> </w:t>
       </w:r>
       <w:proofErr w:type="spellStart"/>
@@ -23784,7 +24109,109 @@
           <w:sz w:val="18"/>
           <w:szCs w:val="18"/>
         </w:rPr>
-        <w:t>idUtente</w:t>
+        <w:t>DateTime</w:t>
+      </w:r>
+      <w:proofErr w:type="spellEnd"/>
+      <w:r>
+        <w:rPr>
+          <w:rFonts w:ascii="Consolas" w:eastAsia="Consolas" w:hAnsi="Consolas" w:cs="Consolas"/>
+          <w:sz w:val="18"/>
+          <w:szCs w:val="18"/>
+        </w:rPr>
+        <w:t xml:space="preserve"> inizio,</w:t>
+      </w:r>
+    </w:p>
+    <w:p>
+      <w:pPr>
+        <w:shd w:val="clear" w:color="auto" w:fill="F2F2F2"/>
+        <w:spacing w:line="260" w:lineRule="auto"/>
+        <w:ind w:left="240"/>
+      </w:pPr>
+      <w:r>
+        <w:rPr>
+          <w:rFonts w:ascii="Consolas" w:eastAsia="Consolas" w:hAnsi="Consolas" w:cs="Consolas"/>
+          <w:sz w:val="18"/>
+          <w:szCs w:val="18"/>
+        </w:rPr>
+        <w:t xml:space="preserve">  </w:t>
+      </w:r>
+      <w:proofErr w:type="spellStart"/>
+      <w:r>
+        <w:rPr>
+          <w:rFonts w:ascii="Consolas" w:eastAsia="Consolas" w:hAnsi="Consolas" w:cs="Consolas"/>
+          <w:sz w:val="18"/>
+          <w:szCs w:val="18"/>
+        </w:rPr>
+        <w:t>required</w:t>
+      </w:r>
+      <w:proofErr w:type="spellEnd"/>
+      <w:r>
+        <w:rPr>
+          <w:rFonts w:ascii="Consolas" w:eastAsia="Consolas" w:hAnsi="Consolas" w:cs="Consolas"/>
+          <w:sz w:val="18"/>
+          <w:szCs w:val="18"/>
+        </w:rPr>
+        <w:t xml:space="preserve"> </w:t>
+      </w:r>
+      <w:proofErr w:type="spellStart"/>
+      <w:r>
+        <w:rPr>
+          <w:rFonts w:ascii="Consolas" w:eastAsia="Consolas" w:hAnsi="Consolas" w:cs="Consolas"/>
+          <w:sz w:val="18"/>
+          <w:szCs w:val="18"/>
+        </w:rPr>
+        <w:t>DateTime</w:t>
+      </w:r>
+      <w:proofErr w:type="spellEnd"/>
+      <w:r>
+        <w:rPr>
+          <w:rFonts w:ascii="Consolas" w:eastAsia="Consolas" w:hAnsi="Consolas" w:cs="Consolas"/>
+          <w:sz w:val="18"/>
+          <w:szCs w:val="18"/>
+        </w:rPr>
+        <w:t xml:space="preserve"> fine,</w:t>
+      </w:r>
+    </w:p>
+    <w:p>
+      <w:pPr>
+        <w:shd w:val="clear" w:color="auto" w:fill="F2F2F2"/>
+        <w:spacing w:line="260" w:lineRule="auto"/>
+        <w:ind w:left="240"/>
+      </w:pPr>
+      <w:r>
+        <w:rPr>
+          <w:rFonts w:ascii="Consolas" w:eastAsia="Consolas" w:hAnsi="Consolas" w:cs="Consolas"/>
+          <w:sz w:val="18"/>
+          <w:szCs w:val="18"/>
+        </w:rPr>
+        <w:t xml:space="preserve">  </w:t>
+      </w:r>
+      <w:proofErr w:type="spellStart"/>
+      <w:r>
+        <w:rPr>
+          <w:rFonts w:ascii="Consolas" w:eastAsia="Consolas" w:hAnsi="Consolas" w:cs="Consolas"/>
+          <w:sz w:val="18"/>
+          <w:szCs w:val="18"/>
+        </w:rPr>
+        <w:t>int</w:t>
+      </w:r>
+      <w:proofErr w:type="spellEnd"/>
+      <w:r>
+        <w:rPr>
+          <w:rFonts w:ascii="Consolas" w:eastAsia="Consolas" w:hAnsi="Consolas" w:cs="Consolas"/>
+          <w:sz w:val="18"/>
+          <w:szCs w:val="18"/>
+        </w:rPr>
+        <w:t xml:space="preserve">? </w:t>
+      </w:r>
+      <w:proofErr w:type="spellStart"/>
+      <w:r>
+        <w:rPr>
+          <w:rFonts w:ascii="Consolas" w:eastAsia="Consolas" w:hAnsi="Consolas" w:cs="Consolas"/>
+          <w:sz w:val="18"/>
+          <w:szCs w:val="18"/>
+        </w:rPr>
+        <w:t>idDaEscludere</w:t>
       </w:r>
       <w:proofErr w:type="spellEnd"/>
       <w:r>
@@ -23808,6 +24235,21 @@
           <w:sz w:val="18"/>
           <w:szCs w:val="18"/>
         </w:rPr>
+        <w:t>}) {</w:t>
+      </w:r>
+    </w:p>
+    <w:p>
+      <w:pPr>
+        <w:shd w:val="clear" w:color="auto" w:fill="F2F2F2"/>
+        <w:spacing w:line="260" w:lineRule="auto"/>
+        <w:ind w:left="240"/>
+      </w:pPr>
+      <w:r>
+        <w:rPr>
+          <w:rFonts w:ascii="Consolas" w:eastAsia="Consolas" w:hAnsi="Consolas" w:cs="Consolas"/>
+          <w:sz w:val="18"/>
+          <w:szCs w:val="18"/>
+        </w:rPr>
         <w:t xml:space="preserve">  </w:t>
       </w:r>
       <w:proofErr w:type="spellStart"/>
@@ -23817,7 +24259,7 @@
           <w:sz w:val="18"/>
           <w:szCs w:val="18"/>
         </w:rPr>
-        <w:t>required</w:t>
+        <w:t>final</w:t>
       </w:r>
       <w:proofErr w:type="spellEnd"/>
       <w:r>
@@ -23835,16 +24277,223 @@
           <w:sz w:val="18"/>
           <w:szCs w:val="18"/>
         </w:rPr>
-        <w:t>DateTime</w:t>
-      </w:r>
-      <w:proofErr w:type="spellEnd"/>
-      <w:r>
-        <w:rPr>
-          <w:rFonts w:ascii="Consolas" w:eastAsia="Consolas" w:hAnsi="Consolas" w:cs="Consolas"/>
-          <w:sz w:val="18"/>
-          <w:szCs w:val="18"/>
-        </w:rPr>
-        <w:t xml:space="preserve"> inizio,</w:t>
+        <w:t>inOfficina</w:t>
+      </w:r>
+      <w:proofErr w:type="spellEnd"/>
+      <w:r>
+        <w:rPr>
+          <w:rFonts w:ascii="Consolas" w:eastAsia="Consolas" w:hAnsi="Consolas" w:cs="Consolas"/>
+          <w:sz w:val="18"/>
+          <w:szCs w:val="18"/>
+        </w:rPr>
+        <w:t xml:space="preserve"> = _</w:t>
+      </w:r>
+      <w:proofErr w:type="spellStart"/>
+      <w:r>
+        <w:rPr>
+          <w:rFonts w:ascii="Consolas" w:eastAsia="Consolas" w:hAnsi="Consolas" w:cs="Consolas"/>
+          <w:sz w:val="18"/>
+          <w:szCs w:val="18"/>
+        </w:rPr>
+        <w:t>manutenzioni.any</w:t>
+      </w:r>
+      <w:proofErr w:type="spellEnd"/>
+      <w:r>
+        <w:rPr>
+          <w:rFonts w:ascii="Consolas" w:eastAsia="Consolas" w:hAnsi="Consolas" w:cs="Consolas"/>
+          <w:sz w:val="18"/>
+          <w:szCs w:val="18"/>
+        </w:rPr>
+        <w:t>((m) =&gt;</w:t>
+      </w:r>
+    </w:p>
+    <w:p>
+      <w:pPr>
+        <w:shd w:val="clear" w:color="auto" w:fill="F2F2F2"/>
+        <w:spacing w:line="260" w:lineRule="auto"/>
+        <w:ind w:left="240"/>
+      </w:pPr>
+      <w:r>
+        <w:rPr>
+          <w:rFonts w:ascii="Consolas" w:eastAsia="Consolas" w:hAnsi="Consolas" w:cs="Consolas"/>
+          <w:sz w:val="18"/>
+          <w:szCs w:val="18"/>
+        </w:rPr>
+        <w:t xml:space="preserve">    </w:t>
+      </w:r>
+      <w:proofErr w:type="spellStart"/>
+      <w:r>
+        <w:rPr>
+          <w:rFonts w:ascii="Consolas" w:eastAsia="Consolas" w:hAnsi="Consolas" w:cs="Consolas"/>
+          <w:sz w:val="18"/>
+          <w:szCs w:val="18"/>
+        </w:rPr>
+        <w:t>m.targa</w:t>
+      </w:r>
+      <w:proofErr w:type="spellEnd"/>
+      <w:r>
+        <w:rPr>
+          <w:rFonts w:ascii="Consolas" w:eastAsia="Consolas" w:hAnsi="Consolas" w:cs="Consolas"/>
+          <w:sz w:val="18"/>
+          <w:szCs w:val="18"/>
+        </w:rPr>
+        <w:t xml:space="preserve"> == targa &amp;&amp; </w:t>
+      </w:r>
+      <w:proofErr w:type="spellStart"/>
+      <w:r>
+        <w:rPr>
+          <w:rFonts w:ascii="Consolas" w:eastAsia="Consolas" w:hAnsi="Consolas" w:cs="Consolas"/>
+          <w:sz w:val="18"/>
+          <w:szCs w:val="18"/>
+        </w:rPr>
+        <w:t>m.oraFine</w:t>
+      </w:r>
+      <w:proofErr w:type="spellEnd"/>
+      <w:r>
+        <w:rPr>
+          <w:rFonts w:ascii="Consolas" w:eastAsia="Consolas" w:hAnsi="Consolas" w:cs="Consolas"/>
+          <w:sz w:val="18"/>
+          <w:szCs w:val="18"/>
+        </w:rPr>
+        <w:t xml:space="preserve"> == </w:t>
+      </w:r>
+      <w:proofErr w:type="spellStart"/>
+      <w:r>
+        <w:rPr>
+          <w:rFonts w:ascii="Consolas" w:eastAsia="Consolas" w:hAnsi="Consolas" w:cs="Consolas"/>
+          <w:sz w:val="18"/>
+          <w:szCs w:val="18"/>
+        </w:rPr>
+        <w:t>null</w:t>
+      </w:r>
+      <w:proofErr w:type="spellEnd"/>
+      <w:r>
+        <w:rPr>
+          <w:rFonts w:ascii="Consolas" w:eastAsia="Consolas" w:hAnsi="Consolas" w:cs="Consolas"/>
+          <w:sz w:val="18"/>
+          <w:szCs w:val="18"/>
+        </w:rPr>
+        <w:t xml:space="preserve"> &amp;&amp;</w:t>
+      </w:r>
+    </w:p>
+    <w:p>
+      <w:pPr>
+        <w:shd w:val="clear" w:color="auto" w:fill="F2F2F2"/>
+        <w:spacing w:line="260" w:lineRule="auto"/>
+        <w:ind w:left="240"/>
+      </w:pPr>
+      <w:r>
+        <w:rPr>
+          <w:rFonts w:ascii="Consolas" w:eastAsia="Consolas" w:hAnsi="Consolas" w:cs="Consolas"/>
+          <w:sz w:val="18"/>
+          <w:szCs w:val="18"/>
+        </w:rPr>
+        <w:t xml:space="preserve">    </w:t>
+      </w:r>
+      <w:proofErr w:type="spellStart"/>
+      <w:r>
+        <w:rPr>
+          <w:rFonts w:ascii="Consolas" w:eastAsia="Consolas" w:hAnsi="Consolas" w:cs="Consolas"/>
+          <w:sz w:val="18"/>
+          <w:szCs w:val="18"/>
+        </w:rPr>
+        <w:t>inizio.isBefore</w:t>
+      </w:r>
+      <w:proofErr w:type="spellEnd"/>
+      <w:r>
+        <w:rPr>
+          <w:rFonts w:ascii="Consolas" w:eastAsia="Consolas" w:hAnsi="Consolas" w:cs="Consolas"/>
+          <w:sz w:val="18"/>
+          <w:szCs w:val="18"/>
+        </w:rPr>
+        <w:t>(</w:t>
+      </w:r>
+      <w:proofErr w:type="spellStart"/>
+      <w:r>
+        <w:rPr>
+          <w:rFonts w:ascii="Consolas" w:eastAsia="Consolas" w:hAnsi="Consolas" w:cs="Consolas"/>
+          <w:sz w:val="18"/>
+          <w:szCs w:val="18"/>
+        </w:rPr>
+        <w:t>m.data.add</w:t>
+      </w:r>
+      <w:proofErr w:type="spellEnd"/>
+      <w:r>
+        <w:rPr>
+          <w:rFonts w:ascii="Consolas" w:eastAsia="Consolas" w:hAnsi="Consolas" w:cs="Consolas"/>
+          <w:sz w:val="18"/>
+          <w:szCs w:val="18"/>
+        </w:rPr>
+        <w:t>(</w:t>
+      </w:r>
+      <w:proofErr w:type="spellStart"/>
+      <w:r>
+        <w:rPr>
+          <w:rFonts w:ascii="Consolas" w:eastAsia="Consolas" w:hAnsi="Consolas" w:cs="Consolas"/>
+          <w:sz w:val="18"/>
+          <w:szCs w:val="18"/>
+        </w:rPr>
+        <w:t>const</w:t>
+      </w:r>
+      <w:proofErr w:type="spellEnd"/>
+      <w:r>
+        <w:rPr>
+          <w:rFonts w:ascii="Consolas" w:eastAsia="Consolas" w:hAnsi="Consolas" w:cs="Consolas"/>
+          <w:sz w:val="18"/>
+          <w:szCs w:val="18"/>
+        </w:rPr>
+        <w:t xml:space="preserve"> Duration(hours: 8))) &amp;&amp;</w:t>
+      </w:r>
+    </w:p>
+    <w:p>
+      <w:pPr>
+        <w:shd w:val="clear" w:color="auto" w:fill="F2F2F2"/>
+        <w:spacing w:line="260" w:lineRule="auto"/>
+        <w:ind w:left="240"/>
+      </w:pPr>
+      <w:r>
+        <w:rPr>
+          <w:rFonts w:ascii="Consolas" w:eastAsia="Consolas" w:hAnsi="Consolas" w:cs="Consolas"/>
+          <w:sz w:val="18"/>
+          <w:szCs w:val="18"/>
+        </w:rPr>
+        <w:t xml:space="preserve">    </w:t>
+      </w:r>
+      <w:proofErr w:type="spellStart"/>
+      <w:r>
+        <w:rPr>
+          <w:rFonts w:ascii="Consolas" w:eastAsia="Consolas" w:hAnsi="Consolas" w:cs="Consolas"/>
+          <w:sz w:val="18"/>
+          <w:szCs w:val="18"/>
+        </w:rPr>
+        <w:t>fine.isAfter</w:t>
+      </w:r>
+      <w:proofErr w:type="spellEnd"/>
+      <w:r>
+        <w:rPr>
+          <w:rFonts w:ascii="Consolas" w:eastAsia="Consolas" w:hAnsi="Consolas" w:cs="Consolas"/>
+          <w:sz w:val="18"/>
+          <w:szCs w:val="18"/>
+        </w:rPr>
+        <w:t>(</w:t>
+      </w:r>
+      <w:proofErr w:type="spellStart"/>
+      <w:r>
+        <w:rPr>
+          <w:rFonts w:ascii="Consolas" w:eastAsia="Consolas" w:hAnsi="Consolas" w:cs="Consolas"/>
+          <w:sz w:val="18"/>
+          <w:szCs w:val="18"/>
+        </w:rPr>
+        <w:t>m.data</w:t>
+      </w:r>
+      <w:proofErr w:type="spellEnd"/>
+      <w:r>
+        <w:rPr>
+          <w:rFonts w:ascii="Consolas" w:eastAsia="Consolas" w:hAnsi="Consolas" w:cs="Consolas"/>
+          <w:sz w:val="18"/>
+          <w:szCs w:val="18"/>
+        </w:rPr>
+        <w:t>));</w:t>
       </w:r>
     </w:p>
     <w:p>
@@ -23868,7 +24517,446 @@
           <w:sz w:val="18"/>
           <w:szCs w:val="18"/>
         </w:rPr>
-        <w:t>required</w:t>
+        <w:t>if</w:t>
+      </w:r>
+      <w:proofErr w:type="spellEnd"/>
+      <w:r>
+        <w:rPr>
+          <w:rFonts w:ascii="Consolas" w:eastAsia="Consolas" w:hAnsi="Consolas" w:cs="Consolas"/>
+          <w:sz w:val="18"/>
+          <w:szCs w:val="18"/>
+        </w:rPr>
+        <w:t xml:space="preserve"> (</w:t>
+      </w:r>
+      <w:proofErr w:type="spellStart"/>
+      <w:r>
+        <w:rPr>
+          <w:rFonts w:ascii="Consolas" w:eastAsia="Consolas" w:hAnsi="Consolas" w:cs="Consolas"/>
+          <w:sz w:val="18"/>
+          <w:szCs w:val="18"/>
+        </w:rPr>
+        <w:t>inOfficina</w:t>
+      </w:r>
+      <w:proofErr w:type="spellEnd"/>
+      <w:r>
+        <w:rPr>
+          <w:rFonts w:ascii="Consolas" w:eastAsia="Consolas" w:hAnsi="Consolas" w:cs="Consolas"/>
+          <w:sz w:val="18"/>
+          <w:szCs w:val="18"/>
+        </w:rPr>
+        <w:t xml:space="preserve">) </w:t>
+      </w:r>
+      <w:proofErr w:type="spellStart"/>
+      <w:r>
+        <w:rPr>
+          <w:rFonts w:ascii="Consolas" w:eastAsia="Consolas" w:hAnsi="Consolas" w:cs="Consolas"/>
+          <w:sz w:val="18"/>
+          <w:szCs w:val="18"/>
+        </w:rPr>
+        <w:t>return</w:t>
+      </w:r>
+      <w:proofErr w:type="spellEnd"/>
+      <w:r>
+        <w:rPr>
+          <w:rFonts w:ascii="Consolas" w:eastAsia="Consolas" w:hAnsi="Consolas" w:cs="Consolas"/>
+          <w:sz w:val="18"/>
+          <w:szCs w:val="18"/>
+        </w:rPr>
+        <w:t xml:space="preserve"> false;</w:t>
+      </w:r>
+    </w:p>
+    <w:p>
+      <w:pPr>
+        <w:shd w:val="clear" w:color="auto" w:fill="F2F2F2"/>
+        <w:spacing w:line="260" w:lineRule="auto"/>
+        <w:ind w:left="240"/>
+      </w:pPr>
+    </w:p>
+    <w:p>
+      <w:pPr>
+        <w:shd w:val="clear" w:color="auto" w:fill="F2F2F2"/>
+        <w:spacing w:line="260" w:lineRule="auto"/>
+        <w:ind w:left="240"/>
+      </w:pPr>
+      <w:r>
+        <w:rPr>
+          <w:rFonts w:ascii="Consolas" w:eastAsia="Consolas" w:hAnsi="Consolas" w:cs="Consolas"/>
+          <w:sz w:val="18"/>
+          <w:szCs w:val="18"/>
+        </w:rPr>
+        <w:t xml:space="preserve">  </w:t>
+      </w:r>
+      <w:proofErr w:type="spellStart"/>
+      <w:r>
+        <w:rPr>
+          <w:rFonts w:ascii="Consolas" w:eastAsia="Consolas" w:hAnsi="Consolas" w:cs="Consolas"/>
+          <w:sz w:val="18"/>
+          <w:szCs w:val="18"/>
+        </w:rPr>
+        <w:t>return</w:t>
+      </w:r>
+      <w:proofErr w:type="spellEnd"/>
+      <w:r>
+        <w:rPr>
+          <w:rFonts w:ascii="Consolas" w:eastAsia="Consolas" w:hAnsi="Consolas" w:cs="Consolas"/>
+          <w:sz w:val="18"/>
+          <w:szCs w:val="18"/>
+        </w:rPr>
+        <w:t xml:space="preserve"> !_</w:t>
+      </w:r>
+      <w:proofErr w:type="spellStart"/>
+      <w:r>
+        <w:rPr>
+          <w:rFonts w:ascii="Consolas" w:eastAsia="Consolas" w:hAnsi="Consolas" w:cs="Consolas"/>
+          <w:sz w:val="18"/>
+          <w:szCs w:val="18"/>
+        </w:rPr>
+        <w:t>prenotazioni.any</w:t>
+      </w:r>
+      <w:proofErr w:type="spellEnd"/>
+      <w:r>
+        <w:rPr>
+          <w:rFonts w:ascii="Consolas" w:eastAsia="Consolas" w:hAnsi="Consolas" w:cs="Consolas"/>
+          <w:sz w:val="18"/>
+          <w:szCs w:val="18"/>
+        </w:rPr>
+        <w:t>((p) {</w:t>
+      </w:r>
+    </w:p>
+    <w:p>
+      <w:pPr>
+        <w:shd w:val="clear" w:color="auto" w:fill="F2F2F2"/>
+        <w:spacing w:line="260" w:lineRule="auto"/>
+        <w:ind w:left="240"/>
+      </w:pPr>
+      <w:r>
+        <w:rPr>
+          <w:rFonts w:ascii="Consolas" w:eastAsia="Consolas" w:hAnsi="Consolas" w:cs="Consolas"/>
+          <w:sz w:val="18"/>
+          <w:szCs w:val="18"/>
+        </w:rPr>
+        <w:t xml:space="preserve">    </w:t>
+      </w:r>
+      <w:proofErr w:type="spellStart"/>
+      <w:r>
+        <w:rPr>
+          <w:rFonts w:ascii="Consolas" w:eastAsia="Consolas" w:hAnsi="Consolas" w:cs="Consolas"/>
+          <w:sz w:val="18"/>
+          <w:szCs w:val="18"/>
+        </w:rPr>
+        <w:t>if</w:t>
+      </w:r>
+      <w:proofErr w:type="spellEnd"/>
+      <w:r>
+        <w:rPr>
+          <w:rFonts w:ascii="Consolas" w:eastAsia="Consolas" w:hAnsi="Consolas" w:cs="Consolas"/>
+          <w:sz w:val="18"/>
+          <w:szCs w:val="18"/>
+        </w:rPr>
+        <w:t xml:space="preserve"> (</w:t>
+      </w:r>
+      <w:proofErr w:type="spellStart"/>
+      <w:r>
+        <w:rPr>
+          <w:rFonts w:ascii="Consolas" w:eastAsia="Consolas" w:hAnsi="Consolas" w:cs="Consolas"/>
+          <w:sz w:val="18"/>
+          <w:szCs w:val="18"/>
+        </w:rPr>
+        <w:t>idDaEscludere</w:t>
+      </w:r>
+      <w:proofErr w:type="spellEnd"/>
+      <w:r>
+        <w:rPr>
+          <w:rFonts w:ascii="Consolas" w:eastAsia="Consolas" w:hAnsi="Consolas" w:cs="Consolas"/>
+          <w:sz w:val="18"/>
+          <w:szCs w:val="18"/>
+        </w:rPr>
+        <w:t xml:space="preserve"> != </w:t>
+      </w:r>
+      <w:proofErr w:type="spellStart"/>
+      <w:r>
+        <w:rPr>
+          <w:rFonts w:ascii="Consolas" w:eastAsia="Consolas" w:hAnsi="Consolas" w:cs="Consolas"/>
+          <w:sz w:val="18"/>
+          <w:szCs w:val="18"/>
+        </w:rPr>
+        <w:t>null</w:t>
+      </w:r>
+      <w:proofErr w:type="spellEnd"/>
+      <w:r>
+        <w:rPr>
+          <w:rFonts w:ascii="Consolas" w:eastAsia="Consolas" w:hAnsi="Consolas" w:cs="Consolas"/>
+          <w:sz w:val="18"/>
+          <w:szCs w:val="18"/>
+        </w:rPr>
+        <w:t xml:space="preserve"> &amp;&amp; </w:t>
+      </w:r>
+      <w:proofErr w:type="spellStart"/>
+      <w:r>
+        <w:rPr>
+          <w:rFonts w:ascii="Consolas" w:eastAsia="Consolas" w:hAnsi="Consolas" w:cs="Consolas"/>
+          <w:sz w:val="18"/>
+          <w:szCs w:val="18"/>
+        </w:rPr>
+        <w:t>p.idPrenotazione</w:t>
+      </w:r>
+      <w:proofErr w:type="spellEnd"/>
+      <w:r>
+        <w:rPr>
+          <w:rFonts w:ascii="Consolas" w:eastAsia="Consolas" w:hAnsi="Consolas" w:cs="Consolas"/>
+          <w:sz w:val="18"/>
+          <w:szCs w:val="18"/>
+        </w:rPr>
+        <w:t xml:space="preserve"> == </w:t>
+      </w:r>
+      <w:proofErr w:type="spellStart"/>
+      <w:r>
+        <w:rPr>
+          <w:rFonts w:ascii="Consolas" w:eastAsia="Consolas" w:hAnsi="Consolas" w:cs="Consolas"/>
+          <w:sz w:val="18"/>
+          <w:szCs w:val="18"/>
+        </w:rPr>
+        <w:t>idDaEscludere</w:t>
+      </w:r>
+      <w:proofErr w:type="spellEnd"/>
+      <w:r>
+        <w:rPr>
+          <w:rFonts w:ascii="Consolas" w:eastAsia="Consolas" w:hAnsi="Consolas" w:cs="Consolas"/>
+          <w:sz w:val="18"/>
+          <w:szCs w:val="18"/>
+        </w:rPr>
+        <w:t xml:space="preserve">) </w:t>
+      </w:r>
+      <w:proofErr w:type="spellStart"/>
+      <w:r>
+        <w:rPr>
+          <w:rFonts w:ascii="Consolas" w:eastAsia="Consolas" w:hAnsi="Consolas" w:cs="Consolas"/>
+          <w:sz w:val="18"/>
+          <w:szCs w:val="18"/>
+        </w:rPr>
+        <w:t>return</w:t>
+      </w:r>
+      <w:proofErr w:type="spellEnd"/>
+      <w:r>
+        <w:rPr>
+          <w:rFonts w:ascii="Consolas" w:eastAsia="Consolas" w:hAnsi="Consolas" w:cs="Consolas"/>
+          <w:sz w:val="18"/>
+          <w:szCs w:val="18"/>
+        </w:rPr>
+        <w:t xml:space="preserve"> false;</w:t>
+      </w:r>
+    </w:p>
+    <w:p>
+      <w:pPr>
+        <w:shd w:val="clear" w:color="auto" w:fill="F2F2F2"/>
+        <w:spacing w:line="260" w:lineRule="auto"/>
+        <w:ind w:left="240"/>
+      </w:pPr>
+      <w:r>
+        <w:rPr>
+          <w:rFonts w:ascii="Consolas" w:eastAsia="Consolas" w:hAnsi="Consolas" w:cs="Consolas"/>
+          <w:sz w:val="18"/>
+          <w:szCs w:val="18"/>
+        </w:rPr>
+        <w:t xml:space="preserve">    </w:t>
+      </w:r>
+      <w:proofErr w:type="spellStart"/>
+      <w:r>
+        <w:rPr>
+          <w:rFonts w:ascii="Consolas" w:eastAsia="Consolas" w:hAnsi="Consolas" w:cs="Consolas"/>
+          <w:sz w:val="18"/>
+          <w:szCs w:val="18"/>
+        </w:rPr>
+        <w:t>if</w:t>
+      </w:r>
+      <w:proofErr w:type="spellEnd"/>
+      <w:r>
+        <w:rPr>
+          <w:rFonts w:ascii="Consolas" w:eastAsia="Consolas" w:hAnsi="Consolas" w:cs="Consolas"/>
+          <w:sz w:val="18"/>
+          <w:szCs w:val="18"/>
+        </w:rPr>
+        <w:t xml:space="preserve"> (</w:t>
+      </w:r>
+      <w:proofErr w:type="spellStart"/>
+      <w:r>
+        <w:rPr>
+          <w:rFonts w:ascii="Consolas" w:eastAsia="Consolas" w:hAnsi="Consolas" w:cs="Consolas"/>
+          <w:sz w:val="18"/>
+          <w:szCs w:val="18"/>
+        </w:rPr>
+        <w:t>p.statoPrenotazione</w:t>
+      </w:r>
+      <w:proofErr w:type="spellEnd"/>
+      <w:r>
+        <w:rPr>
+          <w:rFonts w:ascii="Consolas" w:eastAsia="Consolas" w:hAnsi="Consolas" w:cs="Consolas"/>
+          <w:sz w:val="18"/>
+          <w:szCs w:val="18"/>
+        </w:rPr>
+        <w:t xml:space="preserve"> == </w:t>
+      </w:r>
+      <w:proofErr w:type="spellStart"/>
+      <w:r>
+        <w:rPr>
+          <w:rFonts w:ascii="Consolas" w:eastAsia="Consolas" w:hAnsi="Consolas" w:cs="Consolas"/>
+          <w:sz w:val="18"/>
+          <w:szCs w:val="18"/>
+        </w:rPr>
+        <w:t>StatoPrenotazione.annullata</w:t>
+      </w:r>
+      <w:proofErr w:type="spellEnd"/>
+      <w:r>
+        <w:rPr>
+          <w:rFonts w:ascii="Consolas" w:eastAsia="Consolas" w:hAnsi="Consolas" w:cs="Consolas"/>
+          <w:sz w:val="18"/>
+          <w:szCs w:val="18"/>
+        </w:rPr>
+        <w:t xml:space="preserve"> ||</w:t>
+      </w:r>
+    </w:p>
+    <w:p>
+      <w:pPr>
+        <w:shd w:val="clear" w:color="auto" w:fill="F2F2F2"/>
+        <w:spacing w:line="260" w:lineRule="auto"/>
+        <w:ind w:left="240"/>
+      </w:pPr>
+      <w:r>
+        <w:rPr>
+          <w:rFonts w:ascii="Consolas" w:eastAsia="Consolas" w:hAnsi="Consolas" w:cs="Consolas"/>
+          <w:sz w:val="18"/>
+          <w:szCs w:val="18"/>
+        </w:rPr>
+        <w:t xml:space="preserve">        </w:t>
+      </w:r>
+      <w:proofErr w:type="spellStart"/>
+      <w:r>
+        <w:rPr>
+          <w:rFonts w:ascii="Consolas" w:eastAsia="Consolas" w:hAnsi="Consolas" w:cs="Consolas"/>
+          <w:sz w:val="18"/>
+          <w:szCs w:val="18"/>
+        </w:rPr>
+        <w:t>p.statoPrenotazione</w:t>
+      </w:r>
+      <w:proofErr w:type="spellEnd"/>
+      <w:r>
+        <w:rPr>
+          <w:rFonts w:ascii="Consolas" w:eastAsia="Consolas" w:hAnsi="Consolas" w:cs="Consolas"/>
+          <w:sz w:val="18"/>
+          <w:szCs w:val="18"/>
+        </w:rPr>
+        <w:t xml:space="preserve"> == </w:t>
+      </w:r>
+      <w:proofErr w:type="spellStart"/>
+      <w:r>
+        <w:rPr>
+          <w:rFonts w:ascii="Consolas" w:eastAsia="Consolas" w:hAnsi="Consolas" w:cs="Consolas"/>
+          <w:sz w:val="18"/>
+          <w:szCs w:val="18"/>
+        </w:rPr>
+        <w:t>StatoPrenotazione.completata</w:t>
+      </w:r>
+      <w:proofErr w:type="spellEnd"/>
+      <w:r>
+        <w:rPr>
+          <w:rFonts w:ascii="Consolas" w:eastAsia="Consolas" w:hAnsi="Consolas" w:cs="Consolas"/>
+          <w:sz w:val="18"/>
+          <w:szCs w:val="18"/>
+        </w:rPr>
+        <w:t xml:space="preserve"> ||</w:t>
+      </w:r>
+    </w:p>
+    <w:p>
+      <w:pPr>
+        <w:shd w:val="clear" w:color="auto" w:fill="F2F2F2"/>
+        <w:spacing w:line="260" w:lineRule="auto"/>
+        <w:ind w:left="240"/>
+      </w:pPr>
+      <w:r>
+        <w:rPr>
+          <w:rFonts w:ascii="Consolas" w:eastAsia="Consolas" w:hAnsi="Consolas" w:cs="Consolas"/>
+          <w:sz w:val="18"/>
+          <w:szCs w:val="18"/>
+        </w:rPr>
+        <w:t xml:space="preserve">        </w:t>
+      </w:r>
+      <w:proofErr w:type="spellStart"/>
+      <w:r>
+        <w:rPr>
+          <w:rFonts w:ascii="Consolas" w:eastAsia="Consolas" w:hAnsi="Consolas" w:cs="Consolas"/>
+          <w:sz w:val="18"/>
+          <w:szCs w:val="18"/>
+        </w:rPr>
+        <w:t>p.statoPrenotazione</w:t>
+      </w:r>
+      <w:proofErr w:type="spellEnd"/>
+      <w:r>
+        <w:rPr>
+          <w:rFonts w:ascii="Consolas" w:eastAsia="Consolas" w:hAnsi="Consolas" w:cs="Consolas"/>
+          <w:sz w:val="18"/>
+          <w:szCs w:val="18"/>
+        </w:rPr>
+        <w:t xml:space="preserve"> == </w:t>
+      </w:r>
+      <w:proofErr w:type="spellStart"/>
+      <w:r>
+        <w:rPr>
+          <w:rFonts w:ascii="Consolas" w:eastAsia="Consolas" w:hAnsi="Consolas" w:cs="Consolas"/>
+          <w:sz w:val="18"/>
+          <w:szCs w:val="18"/>
+        </w:rPr>
+        <w:t>StatoPrenotazione.richiesta</w:t>
+      </w:r>
+      <w:proofErr w:type="spellEnd"/>
+      <w:r>
+        <w:rPr>
+          <w:rFonts w:ascii="Consolas" w:eastAsia="Consolas" w:hAnsi="Consolas" w:cs="Consolas"/>
+          <w:sz w:val="18"/>
+          <w:szCs w:val="18"/>
+        </w:rPr>
+        <w:t xml:space="preserve">) </w:t>
+      </w:r>
+      <w:proofErr w:type="spellStart"/>
+      <w:r>
+        <w:rPr>
+          <w:rFonts w:ascii="Consolas" w:eastAsia="Consolas" w:hAnsi="Consolas" w:cs="Consolas"/>
+          <w:sz w:val="18"/>
+          <w:szCs w:val="18"/>
+        </w:rPr>
+        <w:t>return</w:t>
+      </w:r>
+      <w:proofErr w:type="spellEnd"/>
+      <w:r>
+        <w:rPr>
+          <w:rFonts w:ascii="Consolas" w:eastAsia="Consolas" w:hAnsi="Consolas" w:cs="Consolas"/>
+          <w:sz w:val="18"/>
+          <w:szCs w:val="18"/>
+        </w:rPr>
+        <w:t xml:space="preserve"> false;</w:t>
+      </w:r>
+    </w:p>
+    <w:p>
+      <w:pPr>
+        <w:shd w:val="clear" w:color="auto" w:fill="F2F2F2"/>
+        <w:spacing w:line="260" w:lineRule="auto"/>
+        <w:ind w:left="240"/>
+      </w:pPr>
+      <w:r>
+        <w:rPr>
+          <w:rFonts w:ascii="Consolas" w:eastAsia="Consolas" w:hAnsi="Consolas" w:cs="Consolas"/>
+          <w:sz w:val="18"/>
+          <w:szCs w:val="18"/>
+        </w:rPr>
+        <w:t xml:space="preserve">    </w:t>
+      </w:r>
+      <w:proofErr w:type="spellStart"/>
+      <w:r>
+        <w:rPr>
+          <w:rFonts w:ascii="Consolas" w:eastAsia="Consolas" w:hAnsi="Consolas" w:cs="Consolas"/>
+          <w:sz w:val="18"/>
+          <w:szCs w:val="18"/>
+        </w:rPr>
+        <w:t>final</w:t>
       </w:r>
       <w:proofErr w:type="spellEnd"/>
       <w:r>
@@ -23886,106 +24974,112 @@
           <w:sz w:val="18"/>
           <w:szCs w:val="18"/>
         </w:rPr>
-        <w:t>DateTime</w:t>
-      </w:r>
-      <w:proofErr w:type="spellEnd"/>
-      <w:r>
-        <w:rPr>
-          <w:rFonts w:ascii="Consolas" w:eastAsia="Consolas" w:hAnsi="Consolas" w:cs="Consolas"/>
-          <w:sz w:val="18"/>
-          <w:szCs w:val="18"/>
-        </w:rPr>
-        <w:t xml:space="preserve"> fine,</w:t>
-      </w:r>
-    </w:p>
-    <w:p>
-      <w:pPr>
-        <w:shd w:val="clear" w:color="auto" w:fill="F2F2F2"/>
-        <w:spacing w:line="260" w:lineRule="auto"/>
-        <w:ind w:left="240"/>
-      </w:pPr>
-      <w:r>
-        <w:rPr>
-          <w:rFonts w:ascii="Consolas" w:eastAsia="Consolas" w:hAnsi="Consolas" w:cs="Consolas"/>
-          <w:sz w:val="18"/>
-          <w:szCs w:val="18"/>
-        </w:rPr>
-        <w:t xml:space="preserve">  </w:t>
-      </w:r>
-      <w:proofErr w:type="spellStart"/>
-      <w:r>
-        <w:rPr>
-          <w:rFonts w:ascii="Consolas" w:eastAsia="Consolas" w:hAnsi="Consolas" w:cs="Consolas"/>
-          <w:sz w:val="18"/>
-          <w:szCs w:val="18"/>
-        </w:rPr>
-        <w:t>int</w:t>
-      </w:r>
-      <w:proofErr w:type="spellEnd"/>
-      <w:r>
-        <w:rPr>
-          <w:rFonts w:ascii="Consolas" w:eastAsia="Consolas" w:hAnsi="Consolas" w:cs="Consolas"/>
-          <w:sz w:val="18"/>
-          <w:szCs w:val="18"/>
-        </w:rPr>
-        <w:t xml:space="preserve">? </w:t>
-      </w:r>
-      <w:proofErr w:type="spellStart"/>
-      <w:r>
-        <w:rPr>
-          <w:rFonts w:ascii="Consolas" w:eastAsia="Consolas" w:hAnsi="Consolas" w:cs="Consolas"/>
-          <w:sz w:val="18"/>
-          <w:szCs w:val="18"/>
-        </w:rPr>
-        <w:t>idDaEscludere</w:t>
-      </w:r>
-      <w:proofErr w:type="spellEnd"/>
-      <w:r>
-        <w:rPr>
-          <w:rFonts w:ascii="Consolas" w:eastAsia="Consolas" w:hAnsi="Consolas" w:cs="Consolas"/>
-          <w:sz w:val="18"/>
-          <w:szCs w:val="18"/>
-        </w:rPr>
-        <w:t>,</w:t>
-      </w:r>
-    </w:p>
-    <w:p>
-      <w:pPr>
-        <w:shd w:val="clear" w:color="auto" w:fill="F2F2F2"/>
-        <w:spacing w:line="260" w:lineRule="auto"/>
-        <w:ind w:left="240"/>
-      </w:pPr>
-      <w:r>
-        <w:rPr>
-          <w:rFonts w:ascii="Consolas" w:eastAsia="Consolas" w:hAnsi="Consolas" w:cs="Consolas"/>
-          <w:sz w:val="18"/>
-          <w:szCs w:val="18"/>
-        </w:rPr>
-        <w:t>}) {</w:t>
-      </w:r>
-    </w:p>
-    <w:p>
-      <w:pPr>
-        <w:shd w:val="clear" w:color="auto" w:fill="F2F2F2"/>
-        <w:spacing w:line="260" w:lineRule="auto"/>
-        <w:ind w:left="240"/>
-      </w:pPr>
-      <w:r>
-        <w:rPr>
-          <w:rFonts w:ascii="Consolas" w:eastAsia="Consolas" w:hAnsi="Consolas" w:cs="Consolas"/>
-          <w:sz w:val="18"/>
-          <w:szCs w:val="18"/>
-        </w:rPr>
-        <w:t xml:space="preserve">  </w:t>
-      </w:r>
-      <w:proofErr w:type="spellStart"/>
-      <w:r>
-        <w:rPr>
-          <w:rFonts w:ascii="Consolas" w:eastAsia="Consolas" w:hAnsi="Consolas" w:cs="Consolas"/>
-          <w:sz w:val="18"/>
-          <w:szCs w:val="18"/>
-        </w:rPr>
-        <w:t>final</w:t>
+        <w:t>overlap</w:t>
+      </w:r>
+      <w:proofErr w:type="spellEnd"/>
+      <w:r>
+        <w:rPr>
+          <w:rFonts w:ascii="Consolas" w:eastAsia="Consolas" w:hAnsi="Consolas" w:cs="Consolas"/>
+          <w:sz w:val="18"/>
+          <w:szCs w:val="18"/>
+        </w:rPr>
+        <w:t xml:space="preserve"> = </w:t>
+      </w:r>
+      <w:proofErr w:type="spellStart"/>
+      <w:r>
+        <w:rPr>
+          <w:rFonts w:ascii="Consolas" w:eastAsia="Consolas" w:hAnsi="Consolas" w:cs="Consolas"/>
+          <w:sz w:val="18"/>
+          <w:szCs w:val="18"/>
+        </w:rPr>
+        <w:t>inizio.isBefore</w:t>
+      </w:r>
+      <w:proofErr w:type="spellEnd"/>
+      <w:r>
+        <w:rPr>
+          <w:rFonts w:ascii="Consolas" w:eastAsia="Consolas" w:hAnsi="Consolas" w:cs="Consolas"/>
+          <w:sz w:val="18"/>
+          <w:szCs w:val="18"/>
+        </w:rPr>
+        <w:t>(</w:t>
+      </w:r>
+      <w:proofErr w:type="spellStart"/>
+      <w:r>
+        <w:rPr>
+          <w:rFonts w:ascii="Consolas" w:eastAsia="Consolas" w:hAnsi="Consolas" w:cs="Consolas"/>
+          <w:sz w:val="18"/>
+          <w:szCs w:val="18"/>
+        </w:rPr>
+        <w:t>p.dataFine</w:t>
+      </w:r>
+      <w:proofErr w:type="spellEnd"/>
+      <w:r>
+        <w:rPr>
+          <w:rFonts w:ascii="Consolas" w:eastAsia="Consolas" w:hAnsi="Consolas" w:cs="Consolas"/>
+          <w:sz w:val="18"/>
+          <w:szCs w:val="18"/>
+        </w:rPr>
+        <w:t xml:space="preserve">) &amp;&amp; </w:t>
+      </w:r>
+      <w:proofErr w:type="spellStart"/>
+      <w:r>
+        <w:rPr>
+          <w:rFonts w:ascii="Consolas" w:eastAsia="Consolas" w:hAnsi="Consolas" w:cs="Consolas"/>
+          <w:sz w:val="18"/>
+          <w:szCs w:val="18"/>
+        </w:rPr>
+        <w:t>fine.isAfter</w:t>
+      </w:r>
+      <w:proofErr w:type="spellEnd"/>
+      <w:r>
+        <w:rPr>
+          <w:rFonts w:ascii="Consolas" w:eastAsia="Consolas" w:hAnsi="Consolas" w:cs="Consolas"/>
+          <w:sz w:val="18"/>
+          <w:szCs w:val="18"/>
+        </w:rPr>
+        <w:t>(</w:t>
+      </w:r>
+      <w:proofErr w:type="spellStart"/>
+      <w:r>
+        <w:rPr>
+          <w:rFonts w:ascii="Consolas" w:eastAsia="Consolas" w:hAnsi="Consolas" w:cs="Consolas"/>
+          <w:sz w:val="18"/>
+          <w:szCs w:val="18"/>
+        </w:rPr>
+        <w:t>p.dataInizio</w:t>
+      </w:r>
+      <w:proofErr w:type="spellEnd"/>
+      <w:r>
+        <w:rPr>
+          <w:rFonts w:ascii="Consolas" w:eastAsia="Consolas" w:hAnsi="Consolas" w:cs="Consolas"/>
+          <w:sz w:val="18"/>
+          <w:szCs w:val="18"/>
+        </w:rPr>
+        <w:t>);</w:t>
+      </w:r>
+    </w:p>
+    <w:p>
+      <w:pPr>
+        <w:shd w:val="clear" w:color="auto" w:fill="F2F2F2"/>
+        <w:spacing w:line="260" w:lineRule="auto"/>
+        <w:ind w:left="240"/>
+      </w:pPr>
+      <w:r>
+        <w:rPr>
+          <w:rFonts w:ascii="Consolas" w:eastAsia="Consolas" w:hAnsi="Consolas" w:cs="Consolas"/>
+          <w:sz w:val="18"/>
+          <w:szCs w:val="18"/>
+        </w:rPr>
+        <w:t xml:space="preserve">    </w:t>
+      </w:r>
+      <w:proofErr w:type="spellStart"/>
+      <w:r>
+        <w:rPr>
+          <w:rFonts w:ascii="Consolas" w:eastAsia="Consolas" w:hAnsi="Consolas" w:cs="Consolas"/>
+          <w:sz w:val="18"/>
+          <w:szCs w:val="18"/>
+        </w:rPr>
+        <w:t>return</w:t>
       </w:r>
       <w:proofErr w:type="spellEnd"/>
       <w:r>
@@ -24003,703 +25097,6 @@
           <w:sz w:val="18"/>
           <w:szCs w:val="18"/>
         </w:rPr>
-        <w:t>inOfficina</w:t>
-      </w:r>
-      <w:proofErr w:type="spellEnd"/>
-      <w:r>
-        <w:rPr>
-          <w:rFonts w:ascii="Consolas" w:eastAsia="Consolas" w:hAnsi="Consolas" w:cs="Consolas"/>
-          <w:sz w:val="18"/>
-          <w:szCs w:val="18"/>
-        </w:rPr>
-        <w:t xml:space="preserve"> = _</w:t>
-      </w:r>
-      <w:proofErr w:type="spellStart"/>
-      <w:r>
-        <w:rPr>
-          <w:rFonts w:ascii="Consolas" w:eastAsia="Consolas" w:hAnsi="Consolas" w:cs="Consolas"/>
-          <w:sz w:val="18"/>
-          <w:szCs w:val="18"/>
-        </w:rPr>
-        <w:t>manutenzioni.any</w:t>
-      </w:r>
-      <w:proofErr w:type="spellEnd"/>
-      <w:r>
-        <w:rPr>
-          <w:rFonts w:ascii="Consolas" w:eastAsia="Consolas" w:hAnsi="Consolas" w:cs="Consolas"/>
-          <w:sz w:val="18"/>
-          <w:szCs w:val="18"/>
-        </w:rPr>
-        <w:t>((m) =&gt;</w:t>
-      </w:r>
-    </w:p>
-    <w:p>
-      <w:pPr>
-        <w:shd w:val="clear" w:color="auto" w:fill="F2F2F2"/>
-        <w:spacing w:line="260" w:lineRule="auto"/>
-        <w:ind w:left="240"/>
-      </w:pPr>
-      <w:r>
-        <w:rPr>
-          <w:rFonts w:ascii="Consolas" w:eastAsia="Consolas" w:hAnsi="Consolas" w:cs="Consolas"/>
-          <w:sz w:val="18"/>
-          <w:szCs w:val="18"/>
-        </w:rPr>
-        <w:t xml:space="preserve">    </w:t>
-      </w:r>
-      <w:proofErr w:type="spellStart"/>
-      <w:r>
-        <w:rPr>
-          <w:rFonts w:ascii="Consolas" w:eastAsia="Consolas" w:hAnsi="Consolas" w:cs="Consolas"/>
-          <w:sz w:val="18"/>
-          <w:szCs w:val="18"/>
-        </w:rPr>
-        <w:t>m.targa</w:t>
-      </w:r>
-      <w:proofErr w:type="spellEnd"/>
-      <w:r>
-        <w:rPr>
-          <w:rFonts w:ascii="Consolas" w:eastAsia="Consolas" w:hAnsi="Consolas" w:cs="Consolas"/>
-          <w:sz w:val="18"/>
-          <w:szCs w:val="18"/>
-        </w:rPr>
-        <w:t xml:space="preserve"> == targa &amp;&amp; </w:t>
-      </w:r>
-      <w:proofErr w:type="spellStart"/>
-      <w:r>
-        <w:rPr>
-          <w:rFonts w:ascii="Consolas" w:eastAsia="Consolas" w:hAnsi="Consolas" w:cs="Consolas"/>
-          <w:sz w:val="18"/>
-          <w:szCs w:val="18"/>
-        </w:rPr>
-        <w:t>m.oraFine</w:t>
-      </w:r>
-      <w:proofErr w:type="spellEnd"/>
-      <w:r>
-        <w:rPr>
-          <w:rFonts w:ascii="Consolas" w:eastAsia="Consolas" w:hAnsi="Consolas" w:cs="Consolas"/>
-          <w:sz w:val="18"/>
-          <w:szCs w:val="18"/>
-        </w:rPr>
-        <w:t xml:space="preserve"> == </w:t>
-      </w:r>
-      <w:proofErr w:type="spellStart"/>
-      <w:r>
-        <w:rPr>
-          <w:rFonts w:ascii="Consolas" w:eastAsia="Consolas" w:hAnsi="Consolas" w:cs="Consolas"/>
-          <w:sz w:val="18"/>
-          <w:szCs w:val="18"/>
-        </w:rPr>
-        <w:t>null</w:t>
-      </w:r>
-      <w:proofErr w:type="spellEnd"/>
-      <w:r>
-        <w:rPr>
-          <w:rFonts w:ascii="Consolas" w:eastAsia="Consolas" w:hAnsi="Consolas" w:cs="Consolas"/>
-          <w:sz w:val="18"/>
-          <w:szCs w:val="18"/>
-        </w:rPr>
-        <w:t xml:space="preserve"> &amp;&amp;</w:t>
-      </w:r>
-    </w:p>
-    <w:p>
-      <w:pPr>
-        <w:shd w:val="clear" w:color="auto" w:fill="F2F2F2"/>
-        <w:spacing w:line="260" w:lineRule="auto"/>
-        <w:ind w:left="240"/>
-      </w:pPr>
-      <w:r>
-        <w:rPr>
-          <w:rFonts w:ascii="Consolas" w:eastAsia="Consolas" w:hAnsi="Consolas" w:cs="Consolas"/>
-          <w:sz w:val="18"/>
-          <w:szCs w:val="18"/>
-        </w:rPr>
-        <w:t xml:space="preserve">    </w:t>
-      </w:r>
-      <w:proofErr w:type="spellStart"/>
-      <w:r>
-        <w:rPr>
-          <w:rFonts w:ascii="Consolas" w:eastAsia="Consolas" w:hAnsi="Consolas" w:cs="Consolas"/>
-          <w:sz w:val="18"/>
-          <w:szCs w:val="18"/>
-        </w:rPr>
-        <w:t>inizio.isBefore</w:t>
-      </w:r>
-      <w:proofErr w:type="spellEnd"/>
-      <w:r>
-        <w:rPr>
-          <w:rFonts w:ascii="Consolas" w:eastAsia="Consolas" w:hAnsi="Consolas" w:cs="Consolas"/>
-          <w:sz w:val="18"/>
-          <w:szCs w:val="18"/>
-        </w:rPr>
-        <w:t>(</w:t>
-      </w:r>
-      <w:proofErr w:type="spellStart"/>
-      <w:r>
-        <w:rPr>
-          <w:rFonts w:ascii="Consolas" w:eastAsia="Consolas" w:hAnsi="Consolas" w:cs="Consolas"/>
-          <w:sz w:val="18"/>
-          <w:szCs w:val="18"/>
-        </w:rPr>
-        <w:t>m.data.add</w:t>
-      </w:r>
-      <w:proofErr w:type="spellEnd"/>
-      <w:r>
-        <w:rPr>
-          <w:rFonts w:ascii="Consolas" w:eastAsia="Consolas" w:hAnsi="Consolas" w:cs="Consolas"/>
-          <w:sz w:val="18"/>
-          <w:szCs w:val="18"/>
-        </w:rPr>
-        <w:t>(</w:t>
-      </w:r>
-      <w:proofErr w:type="spellStart"/>
-      <w:r>
-        <w:rPr>
-          <w:rFonts w:ascii="Consolas" w:eastAsia="Consolas" w:hAnsi="Consolas" w:cs="Consolas"/>
-          <w:sz w:val="18"/>
-          <w:szCs w:val="18"/>
-        </w:rPr>
-        <w:t>const</w:t>
-      </w:r>
-      <w:proofErr w:type="spellEnd"/>
-      <w:r>
-        <w:rPr>
-          <w:rFonts w:ascii="Consolas" w:eastAsia="Consolas" w:hAnsi="Consolas" w:cs="Consolas"/>
-          <w:sz w:val="18"/>
-          <w:szCs w:val="18"/>
-        </w:rPr>
-        <w:t xml:space="preserve"> Duration(hours: 8))) &amp;&amp;</w:t>
-      </w:r>
-    </w:p>
-    <w:p>
-      <w:pPr>
-        <w:shd w:val="clear" w:color="auto" w:fill="F2F2F2"/>
-        <w:spacing w:line="260" w:lineRule="auto"/>
-        <w:ind w:left="240"/>
-      </w:pPr>
-      <w:r>
-        <w:rPr>
-          <w:rFonts w:ascii="Consolas" w:eastAsia="Consolas" w:hAnsi="Consolas" w:cs="Consolas"/>
-          <w:sz w:val="18"/>
-          <w:szCs w:val="18"/>
-        </w:rPr>
-        <w:t xml:space="preserve">    </w:t>
-      </w:r>
-      <w:proofErr w:type="spellStart"/>
-      <w:r>
-        <w:rPr>
-          <w:rFonts w:ascii="Consolas" w:eastAsia="Consolas" w:hAnsi="Consolas" w:cs="Consolas"/>
-          <w:sz w:val="18"/>
-          <w:szCs w:val="18"/>
-        </w:rPr>
-        <w:t>fine.isAfter</w:t>
-      </w:r>
-      <w:proofErr w:type="spellEnd"/>
-      <w:r>
-        <w:rPr>
-          <w:rFonts w:ascii="Consolas" w:eastAsia="Consolas" w:hAnsi="Consolas" w:cs="Consolas"/>
-          <w:sz w:val="18"/>
-          <w:szCs w:val="18"/>
-        </w:rPr>
-        <w:t>(</w:t>
-      </w:r>
-      <w:proofErr w:type="spellStart"/>
-      <w:r>
-        <w:rPr>
-          <w:rFonts w:ascii="Consolas" w:eastAsia="Consolas" w:hAnsi="Consolas" w:cs="Consolas"/>
-          <w:sz w:val="18"/>
-          <w:szCs w:val="18"/>
-        </w:rPr>
-        <w:t>m.data</w:t>
-      </w:r>
-      <w:proofErr w:type="spellEnd"/>
-      <w:r>
-        <w:rPr>
-          <w:rFonts w:ascii="Consolas" w:eastAsia="Consolas" w:hAnsi="Consolas" w:cs="Consolas"/>
-          <w:sz w:val="18"/>
-          <w:szCs w:val="18"/>
-        </w:rPr>
-        <w:t>));</w:t>
-      </w:r>
-    </w:p>
-    <w:p>
-      <w:pPr>
-        <w:shd w:val="clear" w:color="auto" w:fill="F2F2F2"/>
-        <w:spacing w:line="260" w:lineRule="auto"/>
-        <w:ind w:left="240"/>
-      </w:pPr>
-      <w:r>
-        <w:rPr>
-          <w:rFonts w:ascii="Consolas" w:eastAsia="Consolas" w:hAnsi="Consolas" w:cs="Consolas"/>
-          <w:sz w:val="18"/>
-          <w:szCs w:val="18"/>
-        </w:rPr>
-        <w:t xml:space="preserve">  </w:t>
-      </w:r>
-      <w:proofErr w:type="spellStart"/>
-      <w:r>
-        <w:rPr>
-          <w:rFonts w:ascii="Consolas" w:eastAsia="Consolas" w:hAnsi="Consolas" w:cs="Consolas"/>
-          <w:sz w:val="18"/>
-          <w:szCs w:val="18"/>
-        </w:rPr>
-        <w:t>if</w:t>
-      </w:r>
-      <w:proofErr w:type="spellEnd"/>
-      <w:r>
-        <w:rPr>
-          <w:rFonts w:ascii="Consolas" w:eastAsia="Consolas" w:hAnsi="Consolas" w:cs="Consolas"/>
-          <w:sz w:val="18"/>
-          <w:szCs w:val="18"/>
-        </w:rPr>
-        <w:t xml:space="preserve"> (</w:t>
-      </w:r>
-      <w:proofErr w:type="spellStart"/>
-      <w:r>
-        <w:rPr>
-          <w:rFonts w:ascii="Consolas" w:eastAsia="Consolas" w:hAnsi="Consolas" w:cs="Consolas"/>
-          <w:sz w:val="18"/>
-          <w:szCs w:val="18"/>
-        </w:rPr>
-        <w:t>inOfficina</w:t>
-      </w:r>
-      <w:proofErr w:type="spellEnd"/>
-      <w:r>
-        <w:rPr>
-          <w:rFonts w:ascii="Consolas" w:eastAsia="Consolas" w:hAnsi="Consolas" w:cs="Consolas"/>
-          <w:sz w:val="18"/>
-          <w:szCs w:val="18"/>
-        </w:rPr>
-        <w:t xml:space="preserve">) </w:t>
-      </w:r>
-      <w:proofErr w:type="spellStart"/>
-      <w:r>
-        <w:rPr>
-          <w:rFonts w:ascii="Consolas" w:eastAsia="Consolas" w:hAnsi="Consolas" w:cs="Consolas"/>
-          <w:sz w:val="18"/>
-          <w:szCs w:val="18"/>
-        </w:rPr>
-        <w:t>return</w:t>
-      </w:r>
-      <w:proofErr w:type="spellEnd"/>
-      <w:r>
-        <w:rPr>
-          <w:rFonts w:ascii="Consolas" w:eastAsia="Consolas" w:hAnsi="Consolas" w:cs="Consolas"/>
-          <w:sz w:val="18"/>
-          <w:szCs w:val="18"/>
-        </w:rPr>
-        <w:t xml:space="preserve"> false;</w:t>
-      </w:r>
-    </w:p>
-    <w:p>
-      <w:pPr>
-        <w:shd w:val="clear" w:color="auto" w:fill="F2F2F2"/>
-        <w:spacing w:line="260" w:lineRule="auto"/>
-        <w:ind w:left="240"/>
-      </w:pPr>
-    </w:p>
-    <w:p>
-      <w:pPr>
-        <w:shd w:val="clear" w:color="auto" w:fill="F2F2F2"/>
-        <w:spacing w:line="260" w:lineRule="auto"/>
-        <w:ind w:left="240"/>
-      </w:pPr>
-      <w:r>
-        <w:rPr>
-          <w:rFonts w:ascii="Consolas" w:eastAsia="Consolas" w:hAnsi="Consolas" w:cs="Consolas"/>
-          <w:sz w:val="18"/>
-          <w:szCs w:val="18"/>
-        </w:rPr>
-        <w:t xml:space="preserve">  </w:t>
-      </w:r>
-      <w:proofErr w:type="spellStart"/>
-      <w:r>
-        <w:rPr>
-          <w:rFonts w:ascii="Consolas" w:eastAsia="Consolas" w:hAnsi="Consolas" w:cs="Consolas"/>
-          <w:sz w:val="18"/>
-          <w:szCs w:val="18"/>
-        </w:rPr>
-        <w:t>return</w:t>
-      </w:r>
-      <w:proofErr w:type="spellEnd"/>
-      <w:r>
-        <w:rPr>
-          <w:rFonts w:ascii="Consolas" w:eastAsia="Consolas" w:hAnsi="Consolas" w:cs="Consolas"/>
-          <w:sz w:val="18"/>
-          <w:szCs w:val="18"/>
-        </w:rPr>
-        <w:t xml:space="preserve"> !_</w:t>
-      </w:r>
-      <w:proofErr w:type="spellStart"/>
-      <w:r>
-        <w:rPr>
-          <w:rFonts w:ascii="Consolas" w:eastAsia="Consolas" w:hAnsi="Consolas" w:cs="Consolas"/>
-          <w:sz w:val="18"/>
-          <w:szCs w:val="18"/>
-        </w:rPr>
-        <w:t>prenotazioni.any</w:t>
-      </w:r>
-      <w:proofErr w:type="spellEnd"/>
-      <w:r>
-        <w:rPr>
-          <w:rFonts w:ascii="Consolas" w:eastAsia="Consolas" w:hAnsi="Consolas" w:cs="Consolas"/>
-          <w:sz w:val="18"/>
-          <w:szCs w:val="18"/>
-        </w:rPr>
-        <w:t>((p) {</w:t>
-      </w:r>
-    </w:p>
-    <w:p>
-      <w:pPr>
-        <w:shd w:val="clear" w:color="auto" w:fill="F2F2F2"/>
-        <w:spacing w:line="260" w:lineRule="auto"/>
-        <w:ind w:left="240"/>
-      </w:pPr>
-      <w:r>
-        <w:rPr>
-          <w:rFonts w:ascii="Consolas" w:eastAsia="Consolas" w:hAnsi="Consolas" w:cs="Consolas"/>
-          <w:sz w:val="18"/>
-          <w:szCs w:val="18"/>
-        </w:rPr>
-        <w:t xml:space="preserve">    </w:t>
-      </w:r>
-      <w:proofErr w:type="spellStart"/>
-      <w:r>
-        <w:rPr>
-          <w:rFonts w:ascii="Consolas" w:eastAsia="Consolas" w:hAnsi="Consolas" w:cs="Consolas"/>
-          <w:sz w:val="18"/>
-          <w:szCs w:val="18"/>
-        </w:rPr>
-        <w:t>if</w:t>
-      </w:r>
-      <w:proofErr w:type="spellEnd"/>
-      <w:r>
-        <w:rPr>
-          <w:rFonts w:ascii="Consolas" w:eastAsia="Consolas" w:hAnsi="Consolas" w:cs="Consolas"/>
-          <w:sz w:val="18"/>
-          <w:szCs w:val="18"/>
-        </w:rPr>
-        <w:t xml:space="preserve"> (</w:t>
-      </w:r>
-      <w:proofErr w:type="spellStart"/>
-      <w:r>
-        <w:rPr>
-          <w:rFonts w:ascii="Consolas" w:eastAsia="Consolas" w:hAnsi="Consolas" w:cs="Consolas"/>
-          <w:sz w:val="18"/>
-          <w:szCs w:val="18"/>
-        </w:rPr>
-        <w:t>idDaEscludere</w:t>
-      </w:r>
-      <w:proofErr w:type="spellEnd"/>
-      <w:r>
-        <w:rPr>
-          <w:rFonts w:ascii="Consolas" w:eastAsia="Consolas" w:hAnsi="Consolas" w:cs="Consolas"/>
-          <w:sz w:val="18"/>
-          <w:szCs w:val="18"/>
-        </w:rPr>
-        <w:t xml:space="preserve"> != </w:t>
-      </w:r>
-      <w:proofErr w:type="spellStart"/>
-      <w:r>
-        <w:rPr>
-          <w:rFonts w:ascii="Consolas" w:eastAsia="Consolas" w:hAnsi="Consolas" w:cs="Consolas"/>
-          <w:sz w:val="18"/>
-          <w:szCs w:val="18"/>
-        </w:rPr>
-        <w:t>null</w:t>
-      </w:r>
-      <w:proofErr w:type="spellEnd"/>
-      <w:r>
-        <w:rPr>
-          <w:rFonts w:ascii="Consolas" w:eastAsia="Consolas" w:hAnsi="Consolas" w:cs="Consolas"/>
-          <w:sz w:val="18"/>
-          <w:szCs w:val="18"/>
-        </w:rPr>
-        <w:t xml:space="preserve"> &amp;&amp; </w:t>
-      </w:r>
-      <w:proofErr w:type="spellStart"/>
-      <w:r>
-        <w:rPr>
-          <w:rFonts w:ascii="Consolas" w:eastAsia="Consolas" w:hAnsi="Consolas" w:cs="Consolas"/>
-          <w:sz w:val="18"/>
-          <w:szCs w:val="18"/>
-        </w:rPr>
-        <w:t>p.idPrenotazione</w:t>
-      </w:r>
-      <w:proofErr w:type="spellEnd"/>
-      <w:r>
-        <w:rPr>
-          <w:rFonts w:ascii="Consolas" w:eastAsia="Consolas" w:hAnsi="Consolas" w:cs="Consolas"/>
-          <w:sz w:val="18"/>
-          <w:szCs w:val="18"/>
-        </w:rPr>
-        <w:t xml:space="preserve"> == </w:t>
-      </w:r>
-      <w:proofErr w:type="spellStart"/>
-      <w:r>
-        <w:rPr>
-          <w:rFonts w:ascii="Consolas" w:eastAsia="Consolas" w:hAnsi="Consolas" w:cs="Consolas"/>
-          <w:sz w:val="18"/>
-          <w:szCs w:val="18"/>
-        </w:rPr>
-        <w:t>idDaEscludere</w:t>
-      </w:r>
-      <w:proofErr w:type="spellEnd"/>
-      <w:r>
-        <w:rPr>
-          <w:rFonts w:ascii="Consolas" w:eastAsia="Consolas" w:hAnsi="Consolas" w:cs="Consolas"/>
-          <w:sz w:val="18"/>
-          <w:szCs w:val="18"/>
-        </w:rPr>
-        <w:t xml:space="preserve">) </w:t>
-      </w:r>
-      <w:proofErr w:type="spellStart"/>
-      <w:r>
-        <w:rPr>
-          <w:rFonts w:ascii="Consolas" w:eastAsia="Consolas" w:hAnsi="Consolas" w:cs="Consolas"/>
-          <w:sz w:val="18"/>
-          <w:szCs w:val="18"/>
-        </w:rPr>
-        <w:t>return</w:t>
-      </w:r>
-      <w:proofErr w:type="spellEnd"/>
-      <w:r>
-        <w:rPr>
-          <w:rFonts w:ascii="Consolas" w:eastAsia="Consolas" w:hAnsi="Consolas" w:cs="Consolas"/>
-          <w:sz w:val="18"/>
-          <w:szCs w:val="18"/>
-        </w:rPr>
-        <w:t xml:space="preserve"> false;</w:t>
-      </w:r>
-    </w:p>
-    <w:p>
-      <w:pPr>
-        <w:shd w:val="clear" w:color="auto" w:fill="F2F2F2"/>
-        <w:spacing w:line="260" w:lineRule="auto"/>
-        <w:ind w:left="240"/>
-      </w:pPr>
-      <w:r>
-        <w:rPr>
-          <w:rFonts w:ascii="Consolas" w:eastAsia="Consolas" w:hAnsi="Consolas" w:cs="Consolas"/>
-          <w:sz w:val="18"/>
-          <w:szCs w:val="18"/>
-        </w:rPr>
-        <w:t xml:space="preserve">    </w:t>
-      </w:r>
-      <w:proofErr w:type="spellStart"/>
-      <w:r>
-        <w:rPr>
-          <w:rFonts w:ascii="Consolas" w:eastAsia="Consolas" w:hAnsi="Consolas" w:cs="Consolas"/>
-          <w:sz w:val="18"/>
-          <w:szCs w:val="18"/>
-        </w:rPr>
-        <w:t>if</w:t>
-      </w:r>
-      <w:proofErr w:type="spellEnd"/>
-      <w:r>
-        <w:rPr>
-          <w:rFonts w:ascii="Consolas" w:eastAsia="Consolas" w:hAnsi="Consolas" w:cs="Consolas"/>
-          <w:sz w:val="18"/>
-          <w:szCs w:val="18"/>
-        </w:rPr>
-        <w:t xml:space="preserve"> (</w:t>
-      </w:r>
-      <w:proofErr w:type="spellStart"/>
-      <w:r>
-        <w:rPr>
-          <w:rFonts w:ascii="Consolas" w:eastAsia="Consolas" w:hAnsi="Consolas" w:cs="Consolas"/>
-          <w:sz w:val="18"/>
-          <w:szCs w:val="18"/>
-        </w:rPr>
-        <w:t>p.statoPrenotazione</w:t>
-      </w:r>
-      <w:proofErr w:type="spellEnd"/>
-      <w:r>
-        <w:rPr>
-          <w:rFonts w:ascii="Consolas" w:eastAsia="Consolas" w:hAnsi="Consolas" w:cs="Consolas"/>
-          <w:sz w:val="18"/>
-          <w:szCs w:val="18"/>
-        </w:rPr>
-        <w:t xml:space="preserve"> == </w:t>
-      </w:r>
-      <w:proofErr w:type="spellStart"/>
-      <w:r>
-        <w:rPr>
-          <w:rFonts w:ascii="Consolas" w:eastAsia="Consolas" w:hAnsi="Consolas" w:cs="Consolas"/>
-          <w:sz w:val="18"/>
-          <w:szCs w:val="18"/>
-        </w:rPr>
-        <w:t>StatoPrenotazione.annullata</w:t>
-      </w:r>
-      <w:proofErr w:type="spellEnd"/>
-      <w:r>
-        <w:rPr>
-          <w:rFonts w:ascii="Consolas" w:eastAsia="Consolas" w:hAnsi="Consolas" w:cs="Consolas"/>
-          <w:sz w:val="18"/>
-          <w:szCs w:val="18"/>
-        </w:rPr>
-        <w:t xml:space="preserve"> ||</w:t>
-      </w:r>
-    </w:p>
-    <w:p>
-      <w:pPr>
-        <w:shd w:val="clear" w:color="auto" w:fill="F2F2F2"/>
-        <w:spacing w:line="260" w:lineRule="auto"/>
-        <w:ind w:left="240"/>
-      </w:pPr>
-      <w:r>
-        <w:rPr>
-          <w:rFonts w:ascii="Consolas" w:eastAsia="Consolas" w:hAnsi="Consolas" w:cs="Consolas"/>
-          <w:sz w:val="18"/>
-          <w:szCs w:val="18"/>
-        </w:rPr>
-        <w:t xml:space="preserve">        </w:t>
-      </w:r>
-      <w:proofErr w:type="spellStart"/>
-      <w:r>
-        <w:rPr>
-          <w:rFonts w:ascii="Consolas" w:eastAsia="Consolas" w:hAnsi="Consolas" w:cs="Consolas"/>
-          <w:sz w:val="18"/>
-          <w:szCs w:val="18"/>
-        </w:rPr>
-        <w:t>p.statoPrenotazione</w:t>
-      </w:r>
-      <w:proofErr w:type="spellEnd"/>
-      <w:r>
-        <w:rPr>
-          <w:rFonts w:ascii="Consolas" w:eastAsia="Consolas" w:hAnsi="Consolas" w:cs="Consolas"/>
-          <w:sz w:val="18"/>
-          <w:szCs w:val="18"/>
-        </w:rPr>
-        <w:t xml:space="preserve"> == </w:t>
-      </w:r>
-      <w:proofErr w:type="spellStart"/>
-      <w:r>
-        <w:rPr>
-          <w:rFonts w:ascii="Consolas" w:eastAsia="Consolas" w:hAnsi="Consolas" w:cs="Consolas"/>
-          <w:sz w:val="18"/>
-          <w:szCs w:val="18"/>
-        </w:rPr>
-        <w:t>StatoPrenotazione.completata</w:t>
-      </w:r>
-      <w:proofErr w:type="spellEnd"/>
-      <w:r>
-        <w:rPr>
-          <w:rFonts w:ascii="Consolas" w:eastAsia="Consolas" w:hAnsi="Consolas" w:cs="Consolas"/>
-          <w:sz w:val="18"/>
-          <w:szCs w:val="18"/>
-        </w:rPr>
-        <w:t xml:space="preserve"> ||</w:t>
-      </w:r>
-    </w:p>
-    <w:p>
-      <w:pPr>
-        <w:shd w:val="clear" w:color="auto" w:fill="F2F2F2"/>
-        <w:spacing w:line="260" w:lineRule="auto"/>
-        <w:ind w:left="240"/>
-      </w:pPr>
-      <w:r>
-        <w:rPr>
-          <w:rFonts w:ascii="Consolas" w:eastAsia="Consolas" w:hAnsi="Consolas" w:cs="Consolas"/>
-          <w:sz w:val="18"/>
-          <w:szCs w:val="18"/>
-        </w:rPr>
-        <w:t xml:space="preserve">        </w:t>
-      </w:r>
-      <w:proofErr w:type="spellStart"/>
-      <w:r>
-        <w:rPr>
-          <w:rFonts w:ascii="Consolas" w:eastAsia="Consolas" w:hAnsi="Consolas" w:cs="Consolas"/>
-          <w:sz w:val="18"/>
-          <w:szCs w:val="18"/>
-        </w:rPr>
-        <w:t>p.statoPrenotazione</w:t>
-      </w:r>
-      <w:proofErr w:type="spellEnd"/>
-      <w:r>
-        <w:rPr>
-          <w:rFonts w:ascii="Consolas" w:eastAsia="Consolas" w:hAnsi="Consolas" w:cs="Consolas"/>
-          <w:sz w:val="18"/>
-          <w:szCs w:val="18"/>
-        </w:rPr>
-        <w:t xml:space="preserve"> == </w:t>
-      </w:r>
-      <w:proofErr w:type="spellStart"/>
-      <w:r>
-        <w:rPr>
-          <w:rFonts w:ascii="Consolas" w:eastAsia="Consolas" w:hAnsi="Consolas" w:cs="Consolas"/>
-          <w:sz w:val="18"/>
-          <w:szCs w:val="18"/>
-        </w:rPr>
-        <w:t>StatoPrenotazione.richiesta</w:t>
-      </w:r>
-      <w:proofErr w:type="spellEnd"/>
-      <w:r>
-        <w:rPr>
-          <w:rFonts w:ascii="Consolas" w:eastAsia="Consolas" w:hAnsi="Consolas" w:cs="Consolas"/>
-          <w:sz w:val="18"/>
-          <w:szCs w:val="18"/>
-        </w:rPr>
-        <w:t xml:space="preserve">) </w:t>
-      </w:r>
-      <w:proofErr w:type="spellStart"/>
-      <w:r>
-        <w:rPr>
-          <w:rFonts w:ascii="Consolas" w:eastAsia="Consolas" w:hAnsi="Consolas" w:cs="Consolas"/>
-          <w:sz w:val="18"/>
-          <w:szCs w:val="18"/>
-        </w:rPr>
-        <w:t>return</w:t>
-      </w:r>
-      <w:proofErr w:type="spellEnd"/>
-      <w:r>
-        <w:rPr>
-          <w:rFonts w:ascii="Consolas" w:eastAsia="Consolas" w:hAnsi="Consolas" w:cs="Consolas"/>
-          <w:sz w:val="18"/>
-          <w:szCs w:val="18"/>
-        </w:rPr>
-        <w:t xml:space="preserve"> false;</w:t>
-      </w:r>
-    </w:p>
-    <w:p>
-      <w:pPr>
-        <w:shd w:val="clear" w:color="auto" w:fill="F2F2F2"/>
-        <w:spacing w:line="260" w:lineRule="auto"/>
-        <w:ind w:left="240"/>
-      </w:pPr>
-      <w:r>
-        <w:rPr>
-          <w:rFonts w:ascii="Consolas" w:eastAsia="Consolas" w:hAnsi="Consolas" w:cs="Consolas"/>
-          <w:sz w:val="18"/>
-          <w:szCs w:val="18"/>
-        </w:rPr>
-        <w:t xml:space="preserve">    </w:t>
-      </w:r>
-      <w:proofErr w:type="spellStart"/>
-      <w:r>
-        <w:rPr>
-          <w:rFonts w:ascii="Consolas" w:eastAsia="Consolas" w:hAnsi="Consolas" w:cs="Consolas"/>
-          <w:sz w:val="18"/>
-          <w:szCs w:val="18"/>
-        </w:rPr>
-        <w:t>final</w:t>
-      </w:r>
-      <w:proofErr w:type="spellEnd"/>
-      <w:r>
-        <w:rPr>
-          <w:rFonts w:ascii="Consolas" w:eastAsia="Consolas" w:hAnsi="Consolas" w:cs="Consolas"/>
-          <w:sz w:val="18"/>
-          <w:szCs w:val="18"/>
-        </w:rPr>
-        <w:t xml:space="preserve"> </w:t>
-      </w:r>
-      <w:proofErr w:type="spellStart"/>
-      <w:r>
-        <w:rPr>
-          <w:rFonts w:ascii="Consolas" w:eastAsia="Consolas" w:hAnsi="Consolas" w:cs="Consolas"/>
-          <w:sz w:val="18"/>
-          <w:szCs w:val="18"/>
-        </w:rPr>
         <w:t>overlap</w:t>
       </w:r>
       <w:proofErr w:type="spellEnd"/>
@@ -24709,129 +25106,6 @@
           <w:sz w:val="18"/>
           <w:szCs w:val="18"/>
         </w:rPr>
-        <w:t xml:space="preserve"> = </w:t>
-      </w:r>
-      <w:proofErr w:type="spellStart"/>
-      <w:r>
-        <w:rPr>
-          <w:rFonts w:ascii="Consolas" w:eastAsia="Consolas" w:hAnsi="Consolas" w:cs="Consolas"/>
-          <w:sz w:val="18"/>
-          <w:szCs w:val="18"/>
-        </w:rPr>
-        <w:t>inizio.isBefore</w:t>
-      </w:r>
-      <w:proofErr w:type="spellEnd"/>
-      <w:r>
-        <w:rPr>
-          <w:rFonts w:ascii="Consolas" w:eastAsia="Consolas" w:hAnsi="Consolas" w:cs="Consolas"/>
-          <w:sz w:val="18"/>
-          <w:szCs w:val="18"/>
-        </w:rPr>
-        <w:t>(</w:t>
-      </w:r>
-      <w:proofErr w:type="spellStart"/>
-      <w:r>
-        <w:rPr>
-          <w:rFonts w:ascii="Consolas" w:eastAsia="Consolas" w:hAnsi="Consolas" w:cs="Consolas"/>
-          <w:sz w:val="18"/>
-          <w:szCs w:val="18"/>
-        </w:rPr>
-        <w:t>p.dataFine</w:t>
-      </w:r>
-      <w:proofErr w:type="spellEnd"/>
-      <w:r>
-        <w:rPr>
-          <w:rFonts w:ascii="Consolas" w:eastAsia="Consolas" w:hAnsi="Consolas" w:cs="Consolas"/>
-          <w:sz w:val="18"/>
-          <w:szCs w:val="18"/>
-        </w:rPr>
-        <w:t xml:space="preserve">) &amp;&amp; </w:t>
-      </w:r>
-      <w:proofErr w:type="spellStart"/>
-      <w:r>
-        <w:rPr>
-          <w:rFonts w:ascii="Consolas" w:eastAsia="Consolas" w:hAnsi="Consolas" w:cs="Consolas"/>
-          <w:sz w:val="18"/>
-          <w:szCs w:val="18"/>
-        </w:rPr>
-        <w:t>fine.isAfter</w:t>
-      </w:r>
-      <w:proofErr w:type="spellEnd"/>
-      <w:r>
-        <w:rPr>
-          <w:rFonts w:ascii="Consolas" w:eastAsia="Consolas" w:hAnsi="Consolas" w:cs="Consolas"/>
-          <w:sz w:val="18"/>
-          <w:szCs w:val="18"/>
-        </w:rPr>
-        <w:t>(</w:t>
-      </w:r>
-      <w:proofErr w:type="spellStart"/>
-      <w:r>
-        <w:rPr>
-          <w:rFonts w:ascii="Consolas" w:eastAsia="Consolas" w:hAnsi="Consolas" w:cs="Consolas"/>
-          <w:sz w:val="18"/>
-          <w:szCs w:val="18"/>
-        </w:rPr>
-        <w:t>p.dataInizio</w:t>
-      </w:r>
-      <w:proofErr w:type="spellEnd"/>
-      <w:r>
-        <w:rPr>
-          <w:rFonts w:ascii="Consolas" w:eastAsia="Consolas" w:hAnsi="Consolas" w:cs="Consolas"/>
-          <w:sz w:val="18"/>
-          <w:szCs w:val="18"/>
-        </w:rPr>
-        <w:t>);</w:t>
-      </w:r>
-    </w:p>
-    <w:p>
-      <w:pPr>
-        <w:shd w:val="clear" w:color="auto" w:fill="F2F2F2"/>
-        <w:spacing w:line="260" w:lineRule="auto"/>
-        <w:ind w:left="240"/>
-      </w:pPr>
-      <w:r>
-        <w:rPr>
-          <w:rFonts w:ascii="Consolas" w:eastAsia="Consolas" w:hAnsi="Consolas" w:cs="Consolas"/>
-          <w:sz w:val="18"/>
-          <w:szCs w:val="18"/>
-        </w:rPr>
-        <w:t xml:space="preserve">    </w:t>
-      </w:r>
-      <w:proofErr w:type="spellStart"/>
-      <w:r>
-        <w:rPr>
-          <w:rFonts w:ascii="Consolas" w:eastAsia="Consolas" w:hAnsi="Consolas" w:cs="Consolas"/>
-          <w:sz w:val="18"/>
-          <w:szCs w:val="18"/>
-        </w:rPr>
-        <w:t>return</w:t>
-      </w:r>
-      <w:proofErr w:type="spellEnd"/>
-      <w:r>
-        <w:rPr>
-          <w:rFonts w:ascii="Consolas" w:eastAsia="Consolas" w:hAnsi="Consolas" w:cs="Consolas"/>
-          <w:sz w:val="18"/>
-          <w:szCs w:val="18"/>
-        </w:rPr>
-        <w:t xml:space="preserve"> </w:t>
-      </w:r>
-      <w:proofErr w:type="spellStart"/>
-      <w:r>
-        <w:rPr>
-          <w:rFonts w:ascii="Consolas" w:eastAsia="Consolas" w:hAnsi="Consolas" w:cs="Consolas"/>
-          <w:sz w:val="18"/>
-          <w:szCs w:val="18"/>
-        </w:rPr>
-        <w:t>overlap</w:t>
-      </w:r>
-      <w:proofErr w:type="spellEnd"/>
-      <w:r>
-        <w:rPr>
-          <w:rFonts w:ascii="Consolas" w:eastAsia="Consolas" w:hAnsi="Consolas" w:cs="Consolas"/>
-          <w:sz w:val="18"/>
-          <w:szCs w:val="18"/>
-        </w:rPr>
         <w:t xml:space="preserve"> &amp;&amp; (</w:t>
       </w:r>
       <w:proofErr w:type="spellStart"/>
@@ -24865,25 +25139,7 @@
           <w:sz w:val="18"/>
           <w:szCs w:val="18"/>
         </w:rPr>
-        <w:t xml:space="preserve">                       (</w:t>
-      </w:r>
-      <w:proofErr w:type="spellStart"/>
-      <w:r>
-        <w:rPr>
-          <w:rFonts w:ascii="Consolas" w:eastAsia="Consolas" w:hAnsi="Consolas" w:cs="Consolas"/>
-          <w:sz w:val="18"/>
-          <w:szCs w:val="18"/>
-        </w:rPr>
-        <w:t>idUtente</w:t>
-      </w:r>
-      <w:proofErr w:type="spellEnd"/>
-      <w:r>
-        <w:rPr>
-          <w:rFonts w:ascii="Consolas" w:eastAsia="Consolas" w:hAnsi="Consolas" w:cs="Consolas"/>
-          <w:sz w:val="18"/>
-          <w:szCs w:val="18"/>
-        </w:rPr>
-        <w:t xml:space="preserve"> != 0 &amp;&amp; </w:t>
+        <w:t xml:space="preserve">                       (idUtente != 0 &amp;&amp; </w:t>
       </w:r>
       <w:proofErr w:type="spellStart"/>
       <w:r>
@@ -24901,25 +25157,7 @@
           <w:sz w:val="18"/>
           <w:szCs w:val="18"/>
         </w:rPr>
-        <w:t xml:space="preserve"> == </w:t>
-      </w:r>
-      <w:proofErr w:type="spellStart"/>
-      <w:r>
-        <w:rPr>
-          <w:rFonts w:ascii="Consolas" w:eastAsia="Consolas" w:hAnsi="Consolas" w:cs="Consolas"/>
-          <w:sz w:val="18"/>
-          <w:szCs w:val="18"/>
-        </w:rPr>
-        <w:t>idUtente</w:t>
-      </w:r>
-      <w:proofErr w:type="spellEnd"/>
-      <w:r>
-        <w:rPr>
-          <w:rFonts w:ascii="Consolas" w:eastAsia="Consolas" w:hAnsi="Consolas" w:cs="Consolas"/>
-          <w:sz w:val="18"/>
-          <w:szCs w:val="18"/>
-        </w:rPr>
-        <w:t>));</w:t>
+        <w:t xml:space="preserve"> == idUtente));</w:t>
       </w:r>
     </w:p>
     <w:p>
@@ -28132,8 +28370,8 @@
       </w:r>
     </w:p>
     <w:sectPr>
-      <w:headerReference w:type="default" r:id="rId7"/>
-      <w:footerReference w:type="default" r:id="rId8"/>
+      <w:headerReference w:type="default" r:id="rId10"/>
+      <w:footerReference w:type="default" r:id="rId11"/>
       <w:pgSz w:w="11906" w:h="16838"/>
       <w:pgMar w:top="1440" w:right="1440" w:bottom="1440" w:left="1440" w:header="708" w:footer="708" w:gutter="0"/>
       <w:cols w:space="720"/>
@@ -28144,7 +28382,7 @@
 </file>
 
 <file path=word/endnotes.xml><?xml version="1.0" encoding="utf-8"?>
-<w:endnotes xmlns:wpc="http://schemas.microsoft.com/office/word/2010/wordprocessingCanvas" xmlns:cx="http://schemas.microsoft.com/office/drawing/2014/chartex" xmlns:cx1="http://schemas.microsoft.com/office/drawing/2015/9/8/chartex" xmlns:cx2="http://schemas.microsoft.com/office/drawing/2015/10/21/chartex" xmlns:cx3="http://schemas.microsoft.com/office/drawing/2016/5/9/chartex" xmlns:cx4="http://schemas.microsoft.com/office/drawing/2016/5/10/chartex" xmlns:cx5="http://schemas.microsoft.com/office/drawing/2016/5/11/chartex" xmlns:cx6="http://schemas.microsoft.com/office/drawing/2016/5/12/chartex" xmlns:cx7="http://schemas.microsoft.com/office/drawing/2016/5/13/chartex" xmlns:cx8="http://schemas.microsoft.com/office/drawing/2016/5/14/chartex" xmlns:mc="http://schemas.openxmlformats.org/markup-compatibility/2006" xmlns:m="http://schemas.openxmlformats.org/officeDocument/2006/math" xmlns:aink="http://schemas.microsoft.com/office/drawing/2016/ink" xmlns:am3d="http://schemas.microsoft.com/office/drawing/2017/model3d" xmlns:oel="http://schemas.microsoft.com/office/2019/extlst" xmlns:r="http://schemas.openxmlformats.org/officeDocument/2006/relationships" xmlns:wp14="http://schemas.microsoft.com/office/word/2010/wordprocessingDrawing" xmlns:wp="http://schemas.openxmlformats.org/drawingml/2006/wordprocessingDrawing" xmlns:wpg="http://schemas.microsoft.com/office/word/2010/wordprocessingGroup" xmlns:wpi="http://schemas.microsoft.com/office/word/2010/wordprocessingInk" xmlns:wps="http://schemas.microsoft.com/office/word/2010/wordprocessingShape" xmlns:o="urn:schemas-microsoft-com:office:office" xmlns:v="urn:schemas-microsoft-com:vml" xmlns:w10="urn:schemas-microsoft-com:office:word" xmlns:w="http://schemas.openxmlformats.org/wordprocessingml/2006/main" xmlns:w14="http://schemas.microsoft.com/office/word/2010/wordml" xmlns:w15="http://schemas.microsoft.com/office/word/2012/wordml" xmlns:w16cex="http://schemas.microsoft.com/office/word/2018/wordml/cex" xmlns:w16cid="http://schemas.microsoft.com/office/word/2016/wordml/cid" xmlns:w16="http://schemas.microsoft.com/office/word/2018/wordml" xmlns:w16sdtdh="http://schemas.microsoft.com/office/word/2020/wordml/sdtdatahash" xmlns:w16sdtfl="http://schemas.microsoft.com/office/word/2024/wordml/sdtformatlock" xmlns:w16se="http://schemas.microsoft.com/office/word/2015/wordml/symex" xmlns:w16du="http://schemas.microsoft.com/office/word/2023/wordml/word16du" xmlns:wne="http://schemas.microsoft.com/office/word/2006/wordml" mc:Ignorable="w14 w15 w16se w16cid w16 w16cex w16sdtdh w16sdtfl w16du wp14">
+<w:endnotes xmlns:wpc="http://schemas.microsoft.com/office/word/2010/wordprocessingCanvas" xmlns:cx="http://schemas.microsoft.com/office/drawing/2014/chartex" xmlns:cx1="http://schemas.microsoft.com/office/drawing/2015/9/8/chartex" xmlns:cx2="http://schemas.microsoft.com/office/drawing/2015/10/21/chartex" xmlns:cx3="http://schemas.microsoft.com/office/drawing/2016/5/9/chartex" xmlns:cx4="http://schemas.microsoft.com/office/drawing/2016/5/10/chartex" xmlns:cx5="http://schemas.microsoft.com/office/drawing/2016/5/11/chartex" xmlns:cx6="http://schemas.microsoft.com/office/drawing/2016/5/12/chartex" xmlns:cx7="http://schemas.microsoft.com/office/drawing/2016/5/13/chartex" xmlns:cx8="http://schemas.microsoft.com/office/drawing/2016/5/14/chartex" xmlns:mc="http://schemas.openxmlformats.org/markup-compatibility/2006" xmlns:m="http://schemas.openxmlformats.org/officeDocument/2006/math" xmlns:aink="http://schemas.microsoft.com/office/drawing/2016/ink" xmlns:am3d="http://schemas.microsoft.com/office/drawing/2017/model3d" xmlns:oel="http://schemas.microsoft.com/office/2019/extlst" xmlns:r="http://schemas.openxmlformats.org/officeDocument/2006/relationships" xmlns:wp14="http://schemas.microsoft.com/office/word/2010/wordprocessingDrawing" xmlns:wp="http://schemas.openxmlformats.org/drawingml/2006/wordprocessingDrawing" xmlns:wpg="http://schemas.microsoft.com/office/word/2010/wordprocessingGroup" xmlns:wpi="http://schemas.microsoft.com/office/word/2010/wordprocessingInk" xmlns:wps="http://schemas.microsoft.com/office/word/2010/wordprocessingShape" xmlns:o="urn:schemas-microsoft-com:office:office" xmlns:v="urn:schemas-microsoft-com:vml" xmlns:w10="urn:schemas-microsoft-com:office:word" xmlns:w="http://schemas.openxmlformats.org/wordprocessingml/2006/main" xmlns:w14="http://schemas.microsoft.com/office/word/2010/wordml" xmlns:w15="http://schemas.microsoft.com/office/word/2012/wordml" xmlns:w16cei="http://schemas.microsoft.com/office/word/2026/wordml/cei" xmlns:w16cex="http://schemas.microsoft.com/office/word/2018/wordml/cex" xmlns:w16cid="http://schemas.microsoft.com/office/word/2016/wordml/cid" xmlns:w16="http://schemas.microsoft.com/office/word/2018/wordml" xmlns:w16sdtdh="http://schemas.microsoft.com/office/word/2020/wordml/sdtdatahash" xmlns:w16sdtfl="http://schemas.microsoft.com/office/word/2024/wordml/sdtformatlock" xmlns:w16se="http://schemas.microsoft.com/office/word/2015/wordml/symex" xmlns:w16du="http://schemas.microsoft.com/office/word/2023/wordml/word16du" xmlns:wne="http://schemas.microsoft.com/office/word/2006/wordml" mc:Ignorable="w14 w15 w16se w16cid w16 w16cex w16sdtdh w16sdtfl w16du wp14">
   <w:endnote w:type="separator" w:id="-1">
     <w:p>
       <w:r>
@@ -28163,7 +28401,7 @@
 </file>
 
 <file path=word/footer1.xml><?xml version="1.0" encoding="utf-8"?>
-<w:ftr xmlns:wpc="http://schemas.microsoft.com/office/word/2010/wordprocessingCanvas" xmlns:cx="http://schemas.microsoft.com/office/drawing/2014/chartex" xmlns:cx1="http://schemas.microsoft.com/office/drawing/2015/9/8/chartex" xmlns:cx2="http://schemas.microsoft.com/office/drawing/2015/10/21/chartex" xmlns:cx3="http://schemas.microsoft.com/office/drawing/2016/5/9/chartex" xmlns:cx4="http://schemas.microsoft.com/office/drawing/2016/5/10/chartex" xmlns:cx5="http://schemas.microsoft.com/office/drawing/2016/5/11/chartex" xmlns:cx6="http://schemas.microsoft.com/office/drawing/2016/5/12/chartex" xmlns:cx7="http://schemas.microsoft.com/office/drawing/2016/5/13/chartex" xmlns:cx8="http://schemas.microsoft.com/office/drawing/2016/5/14/chartex" xmlns:mc="http://schemas.openxmlformats.org/markup-compatibility/2006" xmlns:m="http://schemas.openxmlformats.org/officeDocument/2006/math" xmlns:aink="http://schemas.microsoft.com/office/drawing/2016/ink" xmlns:am3d="http://schemas.microsoft.com/office/drawing/2017/model3d" xmlns:oel="http://schemas.microsoft.com/office/2019/extlst" xmlns:r="http://schemas.openxmlformats.org/officeDocument/2006/relationships" xmlns:wp14="http://schemas.microsoft.com/office/word/2010/wordprocessingDrawing" xmlns:wp="http://schemas.openxmlformats.org/drawingml/2006/wordprocessingDrawing" xmlns:wpg="http://schemas.microsoft.com/office/word/2010/wordprocessingGroup" xmlns:wpi="http://schemas.microsoft.com/office/word/2010/wordprocessingInk" xmlns:wps="http://schemas.microsoft.com/office/word/2010/wordprocessingShape" xmlns:o="urn:schemas-microsoft-com:office:office" xmlns:v="urn:schemas-microsoft-com:vml" xmlns:w10="urn:schemas-microsoft-com:office:word" xmlns:w="http://schemas.openxmlformats.org/wordprocessingml/2006/main" xmlns:w14="http://schemas.microsoft.com/office/word/2010/wordml" xmlns:w15="http://schemas.microsoft.com/office/word/2012/wordml" xmlns:w16cex="http://schemas.microsoft.com/office/word/2018/wordml/cex" xmlns:w16cid="http://schemas.microsoft.com/office/word/2016/wordml/cid" xmlns:w16="http://schemas.microsoft.com/office/word/2018/wordml" xmlns:w16sdtdh="http://schemas.microsoft.com/office/word/2020/wordml/sdtdatahash" xmlns:w16sdtfl="http://schemas.microsoft.com/office/word/2024/wordml/sdtformatlock" xmlns:w16se="http://schemas.microsoft.com/office/word/2015/wordml/symex" xmlns:w16du="http://schemas.microsoft.com/office/word/2023/wordml/word16du" xmlns:wne="http://schemas.microsoft.com/office/word/2006/wordml" mc:Ignorable="w14 w15 w16se w16cid w16 w16cex w16sdtdh w16sdtfl w16du wp14">
+<w:ftr xmlns:wpc="http://schemas.microsoft.com/office/word/2010/wordprocessingCanvas" xmlns:cx="http://schemas.microsoft.com/office/drawing/2014/chartex" xmlns:cx1="http://schemas.microsoft.com/office/drawing/2015/9/8/chartex" xmlns:cx2="http://schemas.microsoft.com/office/drawing/2015/10/21/chartex" xmlns:cx3="http://schemas.microsoft.com/office/drawing/2016/5/9/chartex" xmlns:cx4="http://schemas.microsoft.com/office/drawing/2016/5/10/chartex" xmlns:cx5="http://schemas.microsoft.com/office/drawing/2016/5/11/chartex" xmlns:cx6="http://schemas.microsoft.com/office/drawing/2016/5/12/chartex" xmlns:cx7="http://schemas.microsoft.com/office/drawing/2016/5/13/chartex" xmlns:cx8="http://schemas.microsoft.com/office/drawing/2016/5/14/chartex" xmlns:mc="http://schemas.openxmlformats.org/markup-compatibility/2006" xmlns:m="http://schemas.openxmlformats.org/officeDocument/2006/math" xmlns:aink="http://schemas.microsoft.com/office/drawing/2016/ink" xmlns:am3d="http://schemas.microsoft.com/office/drawing/2017/model3d" xmlns:oel="http://schemas.microsoft.com/office/2019/extlst" xmlns:r="http://schemas.openxmlformats.org/officeDocument/2006/relationships" xmlns:wp14="http://schemas.microsoft.com/office/word/2010/wordprocessingDrawing" xmlns:wp="http://schemas.openxmlformats.org/drawingml/2006/wordprocessingDrawing" xmlns:wpg="http://schemas.microsoft.com/office/word/2010/wordprocessingGroup" xmlns:wpi="http://schemas.microsoft.com/office/word/2010/wordprocessingInk" xmlns:wps="http://schemas.microsoft.com/office/word/2010/wordprocessingShape" xmlns:o="urn:schemas-microsoft-com:office:office" xmlns:v="urn:schemas-microsoft-com:vml" xmlns:w10="urn:schemas-microsoft-com:office:word" xmlns:w="http://schemas.openxmlformats.org/wordprocessingml/2006/main" xmlns:w14="http://schemas.microsoft.com/office/word/2010/wordml" xmlns:w15="http://schemas.microsoft.com/office/word/2012/wordml" xmlns:w16cei="http://schemas.microsoft.com/office/word/2026/wordml/cei" xmlns:w16cex="http://schemas.microsoft.com/office/word/2018/wordml/cex" xmlns:w16cid="http://schemas.microsoft.com/office/word/2016/wordml/cid" xmlns:w16="http://schemas.microsoft.com/office/word/2018/wordml" xmlns:w16sdtdh="http://schemas.microsoft.com/office/word/2020/wordml/sdtdatahash" xmlns:w16sdtfl="http://schemas.microsoft.com/office/word/2024/wordml/sdtformatlock" xmlns:w16se="http://schemas.microsoft.com/office/word/2015/wordml/symex" xmlns:w16du="http://schemas.microsoft.com/office/word/2023/wordml/word16du" xmlns:wne="http://schemas.microsoft.com/office/word/2006/wordml" mc:Ignorable="w14 w15 w16se w16cid w16 w16cex w16sdtdh w16sdtfl w16du wp14">
   <w:p>
     <w:pPr>
       <w:jc w:val="center"/>
@@ -28271,7 +28509,7 @@
 </file>
 
 <file path=word/footnotes.xml><?xml version="1.0" encoding="utf-8"?>
-<w:footnotes xmlns:wpc="http://schemas.microsoft.com/office/word/2010/wordprocessingCanvas" xmlns:cx="http://schemas.microsoft.com/office/drawing/2014/chartex" xmlns:cx1="http://schemas.microsoft.com/office/drawing/2015/9/8/chartex" xmlns:cx2="http://schemas.microsoft.com/office/drawing/2015/10/21/chartex" xmlns:cx3="http://schemas.microsoft.com/office/drawing/2016/5/9/chartex" xmlns:cx4="http://schemas.microsoft.com/office/drawing/2016/5/10/chartex" xmlns:cx5="http://schemas.microsoft.com/office/drawing/2016/5/11/chartex" xmlns:cx6="http://schemas.microsoft.com/office/drawing/2016/5/12/chartex" xmlns:cx7="http://schemas.microsoft.com/office/drawing/2016/5/13/chartex" xmlns:cx8="http://schemas.microsoft.com/office/drawing/2016/5/14/chartex" xmlns:mc="http://schemas.openxmlformats.org/markup-compatibility/2006" xmlns:m="http://schemas.openxmlformats.org/officeDocument/2006/math" xmlns:aink="http://schemas.microsoft.com/office/drawing/2016/ink" xmlns:am3d="http://schemas.microsoft.com/office/drawing/2017/model3d" xmlns:oel="http://schemas.microsoft.com/office/2019/extlst" xmlns:r="http://schemas.openxmlformats.org/officeDocument/2006/relationships" xmlns:wp14="http://schemas.microsoft.com/office/word/2010/wordprocessingDrawing" xmlns:wp="http://schemas.openxmlformats.org/drawingml/2006/wordprocessingDrawing" xmlns:wpg="http://schemas.microsoft.com/office/word/2010/wordprocessingGroup" xmlns:wpi="http://schemas.microsoft.com/office/word/2010/wordprocessingInk" xmlns:wps="http://schemas.microsoft.com/office/word/2010/wordprocessingShape" xmlns:o="urn:schemas-microsoft-com:office:office" xmlns:v="urn:schemas-microsoft-com:vml" xmlns:w10="urn:schemas-microsoft-com:office:word" xmlns:w="http://schemas.openxmlformats.org/wordprocessingml/2006/main" xmlns:w14="http://schemas.microsoft.com/office/word/2010/wordml" xmlns:w15="http://schemas.microsoft.com/office/word/2012/wordml" xmlns:w16cex="http://schemas.microsoft.com/office/word/2018/wordml/cex" xmlns:w16cid="http://schemas.microsoft.com/office/word/2016/wordml/cid" xmlns:w16="http://schemas.microsoft.com/office/word/2018/wordml" xmlns:w16sdtdh="http://schemas.microsoft.com/office/word/2020/wordml/sdtdatahash" xmlns:w16sdtfl="http://schemas.microsoft.com/office/word/2024/wordml/sdtformatlock" xmlns:w16se="http://schemas.microsoft.com/office/word/2015/wordml/symex" xmlns:w16du="http://schemas.microsoft.com/office/word/2023/wordml/word16du" xmlns:wne="http://schemas.microsoft.com/office/word/2006/wordml" mc:Ignorable="w14 w15 w16se w16cid w16 w16cex w16sdtdh w16sdtfl w16du wp14">
+<w:footnotes xmlns:wpc="http://schemas.microsoft.com/office/word/2010/wordprocessingCanvas" xmlns:cx="http://schemas.microsoft.com/office/drawing/2014/chartex" xmlns:cx1="http://schemas.microsoft.com/office/drawing/2015/9/8/chartex" xmlns:cx2="http://schemas.microsoft.com/office/drawing/2015/10/21/chartex" xmlns:cx3="http://schemas.microsoft.com/office/drawing/2016/5/9/chartex" xmlns:cx4="http://schemas.microsoft.com/office/drawing/2016/5/10/chartex" xmlns:cx5="http://schemas.microsoft.com/office/drawing/2016/5/11/chartex" xmlns:cx6="http://schemas.microsoft.com/office/drawing/2016/5/12/chartex" xmlns:cx7="http://schemas.microsoft.com/office/drawing/2016/5/13/chartex" xmlns:cx8="http://schemas.microsoft.com/office/drawing/2016/5/14/chartex" xmlns:mc="http://schemas.openxmlformats.org/markup-compatibility/2006" xmlns:m="http://schemas.openxmlformats.org/officeDocument/2006/math" xmlns:aink="http://schemas.microsoft.com/office/drawing/2016/ink" xmlns:am3d="http://schemas.microsoft.com/office/drawing/2017/model3d" xmlns:oel="http://schemas.microsoft.com/office/2019/extlst" xmlns:r="http://schemas.openxmlformats.org/officeDocument/2006/relationships" xmlns:wp14="http://schemas.microsoft.com/office/word/2010/wordprocessingDrawing" xmlns:wp="http://schemas.openxmlformats.org/drawingml/2006/wordprocessingDrawing" xmlns:wpg="http://schemas.microsoft.com/office/word/2010/wordprocessingGroup" xmlns:wpi="http://schemas.microsoft.com/office/word/2010/wordprocessingInk" xmlns:wps="http://schemas.microsoft.com/office/word/2010/wordprocessingShape" xmlns:o="urn:schemas-microsoft-com:office:office" xmlns:v="urn:schemas-microsoft-com:vml" xmlns:w10="urn:schemas-microsoft-com:office:word" xmlns:w="http://schemas.openxmlformats.org/wordprocessingml/2006/main" xmlns:w14="http://schemas.microsoft.com/office/word/2010/wordml" xmlns:w15="http://schemas.microsoft.com/office/word/2012/wordml" xmlns:w16cei="http://schemas.microsoft.com/office/word/2026/wordml/cei" xmlns:w16cex="http://schemas.microsoft.com/office/word/2018/wordml/cex" xmlns:w16cid="http://schemas.microsoft.com/office/word/2016/wordml/cid" xmlns:w16="http://schemas.microsoft.com/office/word/2018/wordml" xmlns:w16sdtdh="http://schemas.microsoft.com/office/word/2020/wordml/sdtdatahash" xmlns:w16sdtfl="http://schemas.microsoft.com/office/word/2024/wordml/sdtformatlock" xmlns:w16se="http://schemas.microsoft.com/office/word/2015/wordml/symex" xmlns:w16du="http://schemas.microsoft.com/office/word/2023/wordml/word16du" xmlns:wne="http://schemas.microsoft.com/office/word/2006/wordml" mc:Ignorable="w14 w15 w16se w16cid w16 w16cex w16sdtdh w16sdtfl w16du wp14">
   <w:footnote w:type="separator" w:id="-1">
     <w:p>
       <w:r>
@@ -28290,7 +28528,7 @@
 </file>
 
 <file path=word/header1.xml><?xml version="1.0" encoding="utf-8"?>
-<w:hdr xmlns:wpc="http://schemas.microsoft.com/office/word/2010/wordprocessingCanvas" xmlns:cx="http://schemas.microsoft.com/office/drawing/2014/chartex" xmlns:cx1="http://schemas.microsoft.com/office/drawing/2015/9/8/chartex" xmlns:cx2="http://schemas.microsoft.com/office/drawing/2015/10/21/chartex" xmlns:cx3="http://schemas.microsoft.com/office/drawing/2016/5/9/chartex" xmlns:cx4="http://schemas.microsoft.com/office/drawing/2016/5/10/chartex" xmlns:cx5="http://schemas.microsoft.com/office/drawing/2016/5/11/chartex" xmlns:cx6="http://schemas.microsoft.com/office/drawing/2016/5/12/chartex" xmlns:cx7="http://schemas.microsoft.com/office/drawing/2016/5/13/chartex" xmlns:cx8="http://schemas.microsoft.com/office/drawing/2016/5/14/chartex" xmlns:mc="http://schemas.openxmlformats.org/markup-compatibility/2006" xmlns:m="http://schemas.openxmlformats.org/officeDocument/2006/math" xmlns:aink="http://schemas.microsoft.com/office/drawing/2016/ink" xmlns:am3d="http://schemas.microsoft.com/office/drawing/2017/model3d" xmlns:oel="http://schemas.microsoft.com/office/2019/extlst" xmlns:r="http://schemas.openxmlformats.org/officeDocument/2006/relationships" xmlns:wp14="http://schemas.microsoft.com/office/word/2010/wordprocessingDrawing" xmlns:wp="http://schemas.openxmlformats.org/drawingml/2006/wordprocessingDrawing" xmlns:wpg="http://schemas.microsoft.com/office/word/2010/wordprocessingGroup" xmlns:wpi="http://schemas.microsoft.com/office/word/2010/wordprocessingInk" xmlns:wps="http://schemas.microsoft.com/office/word/2010/wordprocessingShape" xmlns:o="urn:schemas-microsoft-com:office:office" xmlns:v="urn:schemas-microsoft-com:vml" xmlns:w10="urn:schemas-microsoft-com:office:word" xmlns:w="http://schemas.openxmlformats.org/wordprocessingml/2006/main" xmlns:w14="http://schemas.microsoft.com/office/word/2010/wordml" xmlns:w15="http://schemas.microsoft.com/office/word/2012/wordml" xmlns:w16cex="http://schemas.microsoft.com/office/word/2018/wordml/cex" xmlns:w16cid="http://schemas.microsoft.com/office/word/2016/wordml/cid" xmlns:w16="http://schemas.microsoft.com/office/word/2018/wordml" xmlns:w16sdtdh="http://schemas.microsoft.com/office/word/2020/wordml/sdtdatahash" xmlns:w16sdtfl="http://schemas.microsoft.com/office/word/2024/wordml/sdtformatlock" xmlns:w16se="http://schemas.microsoft.com/office/word/2015/wordml/symex" xmlns:w16du="http://schemas.microsoft.com/office/word/2023/wordml/word16du" xmlns:wne="http://schemas.microsoft.com/office/word/2006/wordml" mc:Ignorable="w14 w15 w16se w16cid w16 w16cex w16sdtdh w16sdtfl w16du wp14">
+<w:hdr xmlns:wpc="http://schemas.microsoft.com/office/word/2010/wordprocessingCanvas" xmlns:cx="http://schemas.microsoft.com/office/drawing/2014/chartex" xmlns:cx1="http://schemas.microsoft.com/office/drawing/2015/9/8/chartex" xmlns:cx2="http://schemas.microsoft.com/office/drawing/2015/10/21/chartex" xmlns:cx3="http://schemas.microsoft.com/office/drawing/2016/5/9/chartex" xmlns:cx4="http://schemas.microsoft.com/office/drawing/2016/5/10/chartex" xmlns:cx5="http://schemas.microsoft.com/office/drawing/2016/5/11/chartex" xmlns:cx6="http://schemas.microsoft.com/office/drawing/2016/5/12/chartex" xmlns:cx7="http://schemas.microsoft.com/office/drawing/2016/5/13/chartex" xmlns:cx8="http://schemas.microsoft.com/office/drawing/2016/5/14/chartex" xmlns:mc="http://schemas.openxmlformats.org/markup-compatibility/2006" xmlns:m="http://schemas.openxmlformats.org/officeDocument/2006/math" xmlns:aink="http://schemas.microsoft.com/office/drawing/2016/ink" xmlns:am3d="http://schemas.microsoft.com/office/drawing/2017/model3d" xmlns:oel="http://schemas.microsoft.com/office/2019/extlst" xmlns:r="http://schemas.openxmlformats.org/officeDocument/2006/relationships" xmlns:wp14="http://schemas.microsoft.com/office/word/2010/wordprocessingDrawing" xmlns:wp="http://schemas.openxmlformats.org/drawingml/2006/wordprocessingDrawing" xmlns:wpg="http://schemas.microsoft.com/office/word/2010/wordprocessingGroup" xmlns:wpi="http://schemas.microsoft.com/office/word/2010/wordprocessingInk" xmlns:wps="http://schemas.microsoft.com/office/word/2010/wordprocessingShape" xmlns:o="urn:schemas-microsoft-com:office:office" xmlns:v="urn:schemas-microsoft-com:vml" xmlns:w10="urn:schemas-microsoft-com:office:word" xmlns:w="http://schemas.openxmlformats.org/wordprocessingml/2006/main" xmlns:w14="http://schemas.microsoft.com/office/word/2010/wordml" xmlns:w15="http://schemas.microsoft.com/office/word/2012/wordml" xmlns:w16cei="http://schemas.microsoft.com/office/word/2026/wordml/cei" xmlns:w16cex="http://schemas.microsoft.com/office/word/2018/wordml/cex" xmlns:w16cid="http://schemas.microsoft.com/office/word/2016/wordml/cid" xmlns:w16="http://schemas.microsoft.com/office/word/2018/wordml" xmlns:w16sdtdh="http://schemas.microsoft.com/office/word/2020/wordml/sdtdatahash" xmlns:w16sdtfl="http://schemas.microsoft.com/office/word/2024/wordml/sdtformatlock" xmlns:w16se="http://schemas.microsoft.com/office/word/2015/wordml/symex" xmlns:w16du="http://schemas.microsoft.com/office/word/2023/wordml/word16du" xmlns:wne="http://schemas.microsoft.com/office/word/2006/wordml" mc:Ignorable="w14 w15 w16se w16cid w16 w16cex w16sdtdh w16sdtfl w16du wp14">
   <w:p>
     <w:pPr>
       <w:jc w:val="right"/>
@@ -28308,7 +28546,7 @@
 </file>
 
 <file path=word/numbering.xml><?xml version="1.0" encoding="utf-8"?>
-<w:numbering xmlns:wpc="http://schemas.microsoft.com/office/word/2010/wordprocessingCanvas" xmlns:cx="http://schemas.microsoft.com/office/drawing/2014/chartex" xmlns:cx1="http://schemas.microsoft.com/office/drawing/2015/9/8/chartex" xmlns:cx2="http://schemas.microsoft.com/office/drawing/2015/10/21/chartex" xmlns:cx3="http://schemas.microsoft.com/office/drawing/2016/5/9/chartex" xmlns:cx4="http://schemas.microsoft.com/office/drawing/2016/5/10/chartex" xmlns:cx5="http://schemas.microsoft.com/office/drawing/2016/5/11/chartex" xmlns:cx6="http://schemas.microsoft.com/office/drawing/2016/5/12/chartex" xmlns:cx7="http://schemas.microsoft.com/office/drawing/2016/5/13/chartex" xmlns:cx8="http://schemas.microsoft.com/office/drawing/2016/5/14/chartex" xmlns:mc="http://schemas.openxmlformats.org/markup-compatibility/2006" xmlns:m="http://schemas.openxmlformats.org/officeDocument/2006/math" xmlns:aink="http://schemas.microsoft.com/office/drawing/2016/ink" xmlns:am3d="http://schemas.microsoft.com/office/drawing/2017/model3d" xmlns:oel="http://schemas.microsoft.com/office/2019/extlst" xmlns:r="http://schemas.openxmlformats.org/officeDocument/2006/relationships" xmlns:wp14="http://schemas.microsoft.com/office/word/2010/wordprocessingDrawing" xmlns:wp="http://schemas.openxmlformats.org/drawingml/2006/wordprocessingDrawing" xmlns:wpg="http://schemas.microsoft.com/office/word/2010/wordprocessingGroup" xmlns:wpi="http://schemas.microsoft.com/office/word/2010/wordprocessingInk" xmlns:wps="http://schemas.microsoft.com/office/word/2010/wordprocessingShape" xmlns:o="urn:schemas-microsoft-com:office:office" xmlns:v="urn:schemas-microsoft-com:vml" xmlns:w10="urn:schemas-microsoft-com:office:word" xmlns:w="http://schemas.openxmlformats.org/wordprocessingml/2006/main" xmlns:w14="http://schemas.microsoft.com/office/word/2010/wordml" xmlns:w15="http://schemas.microsoft.com/office/word/2012/wordml" xmlns:w16cex="http://schemas.microsoft.com/office/word/2018/wordml/cex" xmlns:w16cid="http://schemas.microsoft.com/office/word/2016/wordml/cid" xmlns:w16="http://schemas.microsoft.com/office/word/2018/wordml" xmlns:w16sdtdh="http://schemas.microsoft.com/office/word/2020/wordml/sdtdatahash" xmlns:w16sdtfl="http://schemas.microsoft.com/office/word/2024/wordml/sdtformatlock" xmlns:w16se="http://schemas.microsoft.com/office/word/2015/wordml/symex" xmlns:w16du="http://schemas.microsoft.com/office/word/2023/wordml/word16du" xmlns:wne="http://schemas.microsoft.com/office/word/2006/wordml" mc:Ignorable="w14 w15 w16se w16cid w16 w16cex w16sdtdh w16sdtfl w16du wp14">
+<w:numbering xmlns:wpc="http://schemas.microsoft.com/office/word/2010/wordprocessingCanvas" xmlns:cx="http://schemas.microsoft.com/office/drawing/2014/chartex" xmlns:cx1="http://schemas.microsoft.com/office/drawing/2015/9/8/chartex" xmlns:cx2="http://schemas.microsoft.com/office/drawing/2015/10/21/chartex" xmlns:cx3="http://schemas.microsoft.com/office/drawing/2016/5/9/chartex" xmlns:cx4="http://schemas.microsoft.com/office/drawing/2016/5/10/chartex" xmlns:cx5="http://schemas.microsoft.com/office/drawing/2016/5/11/chartex" xmlns:cx6="http://schemas.microsoft.com/office/drawing/2016/5/12/chartex" xmlns:cx7="http://schemas.microsoft.com/office/drawing/2016/5/13/chartex" xmlns:cx8="http://schemas.microsoft.com/office/drawing/2016/5/14/chartex" xmlns:mc="http://schemas.openxmlformats.org/markup-compatibility/2006" xmlns:m="http://schemas.openxmlformats.org/officeDocument/2006/math" xmlns:aink="http://schemas.microsoft.com/office/drawing/2016/ink" xmlns:am3d="http://schemas.microsoft.com/office/drawing/2017/model3d" xmlns:oel="http://schemas.microsoft.com/office/2019/extlst" xmlns:r="http://schemas.openxmlformats.org/officeDocument/2006/relationships" xmlns:wp14="http://schemas.microsoft.com/office/word/2010/wordprocessingDrawing" xmlns:wp="http://schemas.openxmlformats.org/drawingml/2006/wordprocessingDrawing" xmlns:wpg="http://schemas.microsoft.com/office/word/2010/wordprocessingGroup" xmlns:wpi="http://schemas.microsoft.com/office/word/2010/wordprocessingInk" xmlns:wps="http://schemas.microsoft.com/office/word/2010/wordprocessingShape" xmlns:o="urn:schemas-microsoft-com:office:office" xmlns:v="urn:schemas-microsoft-com:vml" xmlns:w10="urn:schemas-microsoft-com:office:word" xmlns:w="http://schemas.openxmlformats.org/wordprocessingml/2006/main" xmlns:w14="http://schemas.microsoft.com/office/word/2010/wordml" xmlns:w15="http://schemas.microsoft.com/office/word/2012/wordml" xmlns:w16cei="http://schemas.microsoft.com/office/word/2026/wordml/cei" xmlns:w16cex="http://schemas.microsoft.com/office/word/2018/wordml/cex" xmlns:w16cid="http://schemas.microsoft.com/office/word/2016/wordml/cid" xmlns:w16="http://schemas.microsoft.com/office/word/2018/wordml" xmlns:w16sdtdh="http://schemas.microsoft.com/office/word/2020/wordml/sdtdatahash" xmlns:w16sdtfl="http://schemas.microsoft.com/office/word/2024/wordml/sdtformatlock" xmlns:w16se="http://schemas.microsoft.com/office/word/2015/wordml/symex" xmlns:w16du="http://schemas.microsoft.com/office/word/2023/wordml/word16du" xmlns:wne="http://schemas.microsoft.com/office/word/2006/wordml" mc:Ignorable="w14 w15 w16se w16cid w16 w16cex w16sdtdh w16sdtfl w16du wp14">
   <w:abstractNum w:abstractNumId="0" w15:restartNumberingAfterBreak="0">
     <w:nsid w:val="435968AF"/>
     <w:multiLevelType w:val="hybridMultilevel"/>

--- a/FleetManager_tesi.docx
+++ b/FleetManager_tesi.docx
@@ -89,29 +89,7 @@
           <w:sz w:val="32"/>
           <w:szCs w:val="32"/>
         </w:rPr>
-        <w:t>all'applicazione cross-</w:t>
-      </w:r>
-      <w:proofErr w:type="spellStart"/>
-      <w:r>
-        <w:rPr>
-          <w:b/>
-          <w:bCs/>
-          <w:color w:val="1565C0"/>
-          <w:sz w:val="32"/>
-          <w:szCs w:val="32"/>
-        </w:rPr>
-        <w:t>platform</w:t>
-      </w:r>
-      <w:proofErr w:type="spellEnd"/>
-      <w:r>
-        <w:rPr>
-          <w:b/>
-          <w:bCs/>
-          <w:color w:val="1565C0"/>
-          <w:sz w:val="32"/>
-          <w:szCs w:val="32"/>
-        </w:rPr>
-        <w:t xml:space="preserve"> con Flutter e Supabase</w:t>
+        <w:t>all'applicazione cross-platform con Flutter e Supabase</w:t>
       </w:r>
     </w:p>
     <w:p>
@@ -308,7 +286,7 @@
               <w:rPr>
                 <w:noProof/>
               </w:rPr>
-              <w:t>6</w:t>
+              <w:t>5</w:t>
             </w:r>
             <w:r>
               <w:rPr>
@@ -506,7 +484,7 @@
               <w:rPr>
                 <w:noProof/>
               </w:rPr>
-              <w:t>7</w:t>
+              <w:t>6</w:t>
             </w:r>
             <w:r>
               <w:rPr>
@@ -572,7 +550,7 @@
               <w:rPr>
                 <w:noProof/>
               </w:rPr>
-              <w:t>8</w:t>
+              <w:t>7</w:t>
             </w:r>
             <w:r>
               <w:rPr>
@@ -2750,7 +2728,7 @@
               <w:rPr>
                 <w:noProof/>
               </w:rPr>
-              <w:t>28</w:t>
+              <w:t>29</w:t>
             </w:r>
             <w:r>
               <w:rPr>
@@ -3014,7 +2992,7 @@
               <w:rPr>
                 <w:noProof/>
               </w:rPr>
-              <w:t>30</w:t>
+              <w:t>31</w:t>
             </w:r>
             <w:r>
               <w:rPr>
@@ -3410,7 +3388,7 @@
               <w:rPr>
                 <w:noProof/>
               </w:rPr>
-              <w:t>33</w:t>
+              <w:t>34</w:t>
             </w:r>
             <w:r>
               <w:rPr>
@@ -3476,7 +3454,7 @@
               <w:rPr>
                 <w:noProof/>
               </w:rPr>
-              <w:t>35</w:t>
+              <w:t>34</w:t>
             </w:r>
             <w:r>
               <w:rPr>
@@ -5170,8 +5148,17 @@
         <w:spacing w:after="120" w:line="320" w:lineRule="auto"/>
         <w:jc w:val="both"/>
       </w:pPr>
-      <w:r>
-        <w:t>Questa tesi racconta la reingegnerizzazione completa di FleetManager, un applicativo per la gestione della flotta aziendale nato inizialmente come progetto del corso di Ingegneria del Software, scritto in Java con interfaccia JavaFX e dati salvati localmente. Il prototipo rispondeva bene agli obiettivi didattici, ma portava con sé limiti strutturali non trascurabili: era vincolato alla sola piattaforma desktop, si appoggiava a un database embedded H2 privo di una vera gestione della concorrenza e non poteva essere usato "sul campo" da driver e manager.</w:t>
+      <w:bookmarkStart w:id="0" w:name="_Toc236126058"/>
+      <w:r>
+        <w:t xml:space="preserve">Questa tesi racconta come FleetManager, nato come progetto per il corso di Ingegneria del Software, sia stato completamente reingegnerizzato. La versione originale era scritta in Java con interfaccia JavaFX e salvava i dati localmente sul dispositivo: funzionava bene per gli scopi didattici del corso, ma aveva limiti che non potevano essere ignorati se l'obiettivo </w:t>
+      </w:r>
+      <w:proofErr w:type="gramStart"/>
+      <w:r>
+        <w:t>era</w:t>
+      </w:r>
+      <w:proofErr w:type="gramEnd"/>
+      <w:r>
+        <w:t xml:space="preserve"> renderlo utilizzabile davvero. Girava solo su desktop, si appoggiava a un database embedded (H2) che non gestiva in alcun modo l'accesso concorrente di più utenti, e soprattutto non poteva essere usato "sul campo": un driver non poteva controllare un veicolo dal proprio telefono, poteva solo interagire con l'app dal pc su cui era installata.</w:t>
       </w:r>
     </w:p>
     <w:p>
@@ -5180,15 +5167,7 @@
         <w:jc w:val="both"/>
       </w:pPr>
       <w:r>
-        <w:t xml:space="preserve">Il lavoro ripercorre il passaggio da quel prototipo a un'app multipiattaforma sviluppata con Flutter e Dart, appoggiata a un backend gestito tramite Supabase (PostgreSQL, Auth e Storage). Vengono descritti l'analisi dei requisiti rivista, la progettazione UML aggiornata e l'architettura a livelli adottata, insieme allo sviluppo vero e proprio delle funzionalità pensate per i ruoli Driver e Manager: prenotazione dei veicoli, check-up iniziale con foto e firma digitale, restituzione corredata da scontrini di carburante e pedaggi, segnalazione delle emergenze con coordinate GPS, gestione delle scadenze tecniche e statistiche sui costi. Chiude il quadro la strategia di testing automatizzato </w:t>
-      </w:r>
-      <w:proofErr w:type="gramStart"/>
-      <w:r>
-        <w:t>messa in campo</w:t>
-      </w:r>
-      <w:proofErr w:type="gramEnd"/>
-      <w:r>
-        <w:t>.</w:t>
+        <w:t>Il lavoro descritto in questa tesi ripercorre il passaggio da quel prototipo a un'applicazione multipiattaforma, sviluppata con Flutter e Dart e appoggiata a un backend gestito tramite Supabase, che mette a disposizione database PostgreSQL, autenticazione e storage dei file. Abbiamo ripreso in mano l'analisi dei requisiti e la modellazione UML, aggiornandole dove necessario, e abbiamo progettato un'architettura a livelli su cui costruire le funzionalità pensate per i due ruoli principali del sistema, Driver e Manager: la prenotazione dei veicoli, il check-up iniziale con foto e firma digitale, la restituzione del mezzo con allegati di scontrini per carburante e pedaggi, la segnalazione di emergenze geolocalizzate, il monitoraggio delle scadenze tecniche e le statistiche sui costi di gestione. A completare il lavoro, abbiamo introdotto anche una strategia di test automatizzati, sia per garantire maggiore affidabilità al sistema che per rendere più agevoli le fasi di test successive.</w:t>
       </w:r>
     </w:p>
     <w:p>
@@ -5197,10 +5176,7 @@
         <w:jc w:val="both"/>
       </w:pPr>
       <w:r>
-        <w:t>Ne risulta un'app moderna e reattiva, disponibile su Android, iOS e Web a partire da un unico codebase, che non si limita a replicare l'originale ma ne estende le funzionalità: un esempio concreto di come il passaggio da uno stack didattico a un ecosistema mobile-first migliori usabilità, manutenibilità e valore operativo del progetto.</w:t>
-      </w:r>
-      <w:r>
-        <w:br w:type="page"/>
+        <w:t>Il risultato è un'applicazione reattiva e moderna, disponibile su Android, iOS e Web a partire dallo stesso codice sorgente. Non si tratta semplicemente di una trasposizione dell'originale su nuove piattaforme: nel passare da uno stack pensato per un contesto puramente didattico a un ecosistema mobile-first, il progetto ha guadagnato in usabilità, manutenibilità e, più in generale, in valore concreto per chi dovrebbe poi utilizzarlo ogni giorno.</w:t>
       </w:r>
     </w:p>
     <w:p>
@@ -5208,7 +5184,6 @@
         <w:pStyle w:val="Titolo1"/>
         <w:pageBreakBefore/>
       </w:pPr>
-      <w:bookmarkStart w:id="0" w:name="_Toc236126058"/>
       <w:r>
         <w:lastRenderedPageBreak/>
         <w:t>Capitolo 1 — Introduzione: dal prototipo Java alla soluzione mobile</w:t>
@@ -5230,8 +5205,9 @@
         <w:spacing w:after="120" w:line="320" w:lineRule="auto"/>
         <w:jc w:val="both"/>
       </w:pPr>
-      <w:r>
-        <w:t>Questa tesi nasce da un progetto accademico sviluppato durante il corso di Ingegneria del Software, chiamato FleetManager. L'obiettivo di partenza era costruire un'applicazione desktop per la gestione di una flotta aziendale, con particolare attenzione all'applicazione rigorosa della progettazione orientata agli oggetti, della modellazione UML, del linguaggio Java e del testing automatico con JUnit.</w:t>
+      <w:bookmarkStart w:id="2" w:name="_Toc236126060"/>
+      <w:r>
+        <w:t>Questa tesi nasce da un progetto sviluppato durante il corso di Ingegneria del Software, chiamato FleetManager. L'idea di partenza era costruire un'applicazione desktop per la gestione di una flotta aziendale, con particolare attenzione alla progettazione orientata agli oggetti, alla modellazione UML, al linguaggio Java e al testing automatico con JUnit.</w:t>
       </w:r>
     </w:p>
     <w:p>
@@ -5240,7 +5216,7 @@
         <w:jc w:val="both"/>
       </w:pPr>
       <w:r>
-        <w:t>Il dominio applicativo è quello della logistica aziendale interna. Un'organizzazione con un parco veicoli condiviso ha bisogno di strumenti per assegnare automezzi ai collaboratori (driver), pianificare la manutenzione, tenere sotto controllo lo stato di ciascun mezzo e registrare percorrenze, costi e segnalazioni di guasto. Nella pratica questi processi finiscono spesso per essere gestiti con fogli di calcolo o gestionali eterogenei, il che porta a informazioni frammentate, doppie prenotazioni e difficoltà nel tracciare le responsabilità.</w:t>
+        <w:t>Il dominio applicativo scelto è quello della logistica aziendale interna. Chi gestisce un parco veicoli condiviso ha bisogno di strumenti per assegnare automezzi ai collaboratori, pianificare la manutenzione, monitorare lo stato di ciascun mezzo e tenere traccia di percorrenze, costi e segnalazioni di guasto. Nella pratica, però, questi processi finiscono spesso per essere gestiti con fogli di calcolo o gestionali diversi tra loro, con il risultato che le informazioni restano frammentate, capita di avere doppie prenotazioni ed è difficile risalire a chi ha fatto cosa.</w:t>
       </w:r>
     </w:p>
     <w:p>
@@ -5249,30 +5225,13 @@
         <w:jc w:val="both"/>
       </w:pPr>
       <w:r>
-        <w:t xml:space="preserve">FleetManager nasceva per affrontare proprio questi problemi in un contesto didattico controllato, seguendo le buone pratiche dell'ingegneria del software: definizione formale dei requisiti, diagrammi UML (use case, di classe, di sequenza), pattern progettuali — in particolare Model-View-Controller e Single </w:t>
-      </w:r>
-      <w:proofErr w:type="spellStart"/>
-      <w:r>
-        <w:t>Responsibility</w:t>
-      </w:r>
-      <w:proofErr w:type="spellEnd"/>
-      <w:r>
-        <w:t xml:space="preserve"> </w:t>
-      </w:r>
-      <w:proofErr w:type="spellStart"/>
-      <w:r>
-        <w:t>Principle</w:t>
-      </w:r>
-      <w:proofErr w:type="spellEnd"/>
-      <w:r>
-        <w:t xml:space="preserve"> — e validazione tramite una suite di test JUnit. Quella versione rispondeva pienamente agli obiettivi didattici, ma portava con sé limiti strutturali che ne rendevano difficile l'uso in un contesto operativo reale.</w:t>
+        <w:t>FleetManager nasceva proprio per affrontare questi problemi, anche se in un contesto didattico e quindi controllato: abbiamo seguito le buone pratiche dell'ingegneria del software, partendo da una definizione formale dei requisiti, passando per i diagrammi UML (use case, di classe, di sequenza) e per pattern progettuali come Model-View-Controller e Single Responsibility Principle, fino ad arrivare a una validazione tramite una suite di test JUnit. Per gli obiettivi del corso quella versione funzionava bene, ma portava con sé alcuni limiti strutturali che ne avrebbero reso difficile l'uso in un contesto operativo reale.</w:t>
       </w:r>
     </w:p>
     <w:p>
       <w:pPr>
         <w:pStyle w:val="Titolo2"/>
       </w:pPr>
-      <w:bookmarkStart w:id="2" w:name="_Toc236126060"/>
       <w:r>
         <w:t>1.2 Limiti del prototipo Java/JavaFX</w:t>
       </w:r>
@@ -5280,11 +5239,311 @@
     </w:p>
     <w:p>
       <w:pPr>
-        <w:spacing w:after="120" w:line="320" w:lineRule="auto"/>
-        <w:jc w:val="both"/>
-      </w:pPr>
-      <w:r>
-        <w:t>La versione originaria era stata realizzata con uno stack tipico dell'ambiente didattico universitario: Java come linguaggio, JavaFX per l'interfaccia grafica e, per la persistenza, file JSON oppure il database embedded H2. Concettualmente lo stack regge bene, ma portarlo in un contesto produttivo mette in luce diverse criticità:</w:t>
+        <w:pStyle w:val="font-claude-response-body"/>
+        <w:rPr>
+          <w:rFonts w:ascii="Calibri" w:eastAsia="Calibri" w:hAnsi="Calibri" w:cs="Calibri"/>
+          <w:sz w:val="22"/>
+          <w:szCs w:val="22"/>
+        </w:rPr>
+      </w:pPr>
+      <w:bookmarkStart w:id="3" w:name="_Toc236126061"/>
+      <w:r>
+        <w:rPr>
+          <w:rFonts w:ascii="Calibri" w:eastAsia="Calibri" w:hAnsi="Calibri" w:cs="Calibri"/>
+          <w:sz w:val="22"/>
+          <w:szCs w:val="22"/>
+        </w:rPr>
+        <w:t>La versione originaria era stata realizzata con uno stack tipico dell'ambiente didattico universitario: Java come linguaggio di programmazione, JavaFX per l'interfaccia grafica, e per la persistenza dei dati file JSON oppure il database embedded H2. Concettualmente questa combinazione regge bene, ma appena si prova a immaginarla in un contesto produttivo emergono diverse criticità.</w:t>
+      </w:r>
+    </w:p>
+    <w:p>
+      <w:pPr>
+        <w:pStyle w:val="font-claude-response-body"/>
+        <w:rPr>
+          <w:rFonts w:ascii="Calibri" w:eastAsia="Calibri" w:hAnsi="Calibri" w:cs="Calibri"/>
+          <w:sz w:val="22"/>
+          <w:szCs w:val="22"/>
+        </w:rPr>
+      </w:pPr>
+      <w:r>
+        <w:rPr>
+          <w:rFonts w:ascii="Calibri" w:eastAsia="Calibri" w:hAnsi="Calibri" w:cs="Calibri"/>
+          <w:sz w:val="22"/>
+          <w:szCs w:val="22"/>
+        </w:rPr>
+        <w:t xml:space="preserve">La prima è la </w:t>
+      </w:r>
+      <w:r>
+        <w:rPr>
+          <w:rFonts w:ascii="Calibri" w:eastAsia="Calibri" w:hAnsi="Calibri" w:cs="Calibri"/>
+          <w:b/>
+          <w:bCs/>
+          <w:sz w:val="22"/>
+          <w:szCs w:val="22"/>
+        </w:rPr>
+        <w:t>portabilità limitata</w:t>
+      </w:r>
+      <w:r>
+        <w:rPr>
+          <w:rFonts w:ascii="Calibri" w:eastAsia="Calibri" w:hAnsi="Calibri" w:cs="Calibri"/>
+          <w:sz w:val="22"/>
+          <w:szCs w:val="22"/>
+        </w:rPr>
+        <w:t xml:space="preserve">: l'applicazione girava solo su sistemi dotati di Java Runtime </w:t>
+      </w:r>
+      <w:proofErr w:type="gramStart"/>
+      <w:r>
+        <w:rPr>
+          <w:rFonts w:ascii="Calibri" w:eastAsia="Calibri" w:hAnsi="Calibri" w:cs="Calibri"/>
+          <w:sz w:val="22"/>
+          <w:szCs w:val="22"/>
+        </w:rPr>
+        <w:t>Environment, quindi</w:t>
+      </w:r>
+      <w:proofErr w:type="gramEnd"/>
+      <w:r>
+        <w:rPr>
+          <w:rFonts w:ascii="Calibri" w:eastAsia="Calibri" w:hAnsi="Calibri" w:cs="Calibri"/>
+          <w:sz w:val="22"/>
+          <w:szCs w:val="22"/>
+        </w:rPr>
+        <w:t xml:space="preserve"> ogni postazione andava configurata e mantenuta singolarmente, una alla volta.</w:t>
+      </w:r>
+    </w:p>
+    <w:p>
+      <w:pPr>
+        <w:pStyle w:val="font-claude-response-body"/>
+        <w:rPr>
+          <w:rFonts w:ascii="Calibri" w:eastAsia="Calibri" w:hAnsi="Calibri" w:cs="Calibri"/>
+          <w:sz w:val="22"/>
+          <w:szCs w:val="22"/>
+        </w:rPr>
+      </w:pPr>
+      <w:r>
+        <w:rPr>
+          <w:rFonts w:ascii="Calibri" w:eastAsia="Calibri" w:hAnsi="Calibri" w:cs="Calibri"/>
+          <w:sz w:val="22"/>
+          <w:szCs w:val="22"/>
+        </w:rPr>
+        <w:t xml:space="preserve">C'è poi il problema della </w:t>
+      </w:r>
+      <w:r>
+        <w:rPr>
+          <w:rFonts w:ascii="Calibri" w:eastAsia="Calibri" w:hAnsi="Calibri" w:cs="Calibri"/>
+          <w:b/>
+          <w:bCs/>
+          <w:sz w:val="22"/>
+          <w:szCs w:val="22"/>
+        </w:rPr>
+        <w:t>persistenza locale e dell'assenza di centralizzazione</w:t>
+      </w:r>
+      <w:r>
+        <w:rPr>
+          <w:rFonts w:ascii="Calibri" w:eastAsia="Calibri" w:hAnsi="Calibri" w:cs="Calibri"/>
+          <w:sz w:val="22"/>
+          <w:szCs w:val="22"/>
+        </w:rPr>
+        <w:t>: usare file JSON o un database embedded significa che ogni installazione conserva una propria copia dei dati, isolata dalle altre. La condivisione in tempo reale tra più utenti diventa di fatto impossibile, e per un sistema pensato per gestire le prenotazioni di veicoli condivisi è un limite piuttosto serio.</w:t>
+      </w:r>
+    </w:p>
+    <w:p>
+      <w:pPr>
+        <w:pStyle w:val="font-claude-response-body"/>
+        <w:rPr>
+          <w:rFonts w:ascii="Calibri" w:eastAsia="Calibri" w:hAnsi="Calibri" w:cs="Calibri"/>
+          <w:sz w:val="22"/>
+          <w:szCs w:val="22"/>
+        </w:rPr>
+      </w:pPr>
+      <w:r>
+        <w:rPr>
+          <w:rFonts w:ascii="Calibri" w:eastAsia="Calibri" w:hAnsi="Calibri" w:cs="Calibri"/>
+          <w:sz w:val="22"/>
+          <w:szCs w:val="22"/>
+        </w:rPr>
+        <w:t xml:space="preserve">Legato a questo c'è il tema della </w:t>
+      </w:r>
+      <w:r>
+        <w:rPr>
+          <w:rFonts w:ascii="Calibri" w:eastAsia="Calibri" w:hAnsi="Calibri" w:cs="Calibri"/>
+          <w:b/>
+          <w:bCs/>
+          <w:sz w:val="22"/>
+          <w:szCs w:val="22"/>
+        </w:rPr>
+        <w:t>concorrenza non gestita</w:t>
+      </w:r>
+      <w:r>
+        <w:rPr>
+          <w:rFonts w:ascii="Calibri" w:eastAsia="Calibri" w:hAnsi="Calibri" w:cs="Calibri"/>
+          <w:sz w:val="22"/>
+          <w:szCs w:val="22"/>
+        </w:rPr>
+        <w:t>: in un contesto dove più driver potrebbero, per esempio, provare a prenotare lo stesso veicolo nella stessa fascia oraria, il rischio di conflitti veniva affrontato solo a livello di logica applicativa pensata per un utente singolo alla volta, senza nessuna garanzia reale di coerenza dei dati.</w:t>
+      </w:r>
+    </w:p>
+    <w:p>
+      <w:pPr>
+        <w:pStyle w:val="font-claude-response-body"/>
+        <w:rPr>
+          <w:rFonts w:ascii="Calibri" w:eastAsia="Calibri" w:hAnsi="Calibri" w:cs="Calibri"/>
+          <w:sz w:val="22"/>
+          <w:szCs w:val="22"/>
+        </w:rPr>
+      </w:pPr>
+      <w:r>
+        <w:rPr>
+          <w:rFonts w:ascii="Calibri" w:eastAsia="Calibri" w:hAnsi="Calibri" w:cs="Calibri"/>
+          <w:sz w:val="22"/>
+          <w:szCs w:val="22"/>
+        </w:rPr>
+        <w:lastRenderedPageBreak/>
+        <w:t xml:space="preserve">Anche la </w:t>
+      </w:r>
+      <w:r>
+        <w:rPr>
+          <w:rFonts w:ascii="Calibri" w:eastAsia="Calibri" w:hAnsi="Calibri" w:cs="Calibri"/>
+          <w:b/>
+          <w:bCs/>
+          <w:sz w:val="22"/>
+          <w:szCs w:val="22"/>
+        </w:rPr>
+        <w:t>user experience</w:t>
+      </w:r>
+      <w:r>
+        <w:rPr>
+          <w:rFonts w:ascii="Calibri" w:eastAsia="Calibri" w:hAnsi="Calibri" w:cs="Calibri"/>
+          <w:sz w:val="22"/>
+          <w:szCs w:val="22"/>
+        </w:rPr>
+        <w:t xml:space="preserve"> risentiva dello stack scelto: con JavaFX si costruiscono interfacce funzionali, ma il paradigma imperativo, l'assenza di hot </w:t>
+      </w:r>
+      <w:proofErr w:type="spellStart"/>
+      <w:r>
+        <w:rPr>
+          <w:rFonts w:ascii="Calibri" w:eastAsia="Calibri" w:hAnsi="Calibri" w:cs="Calibri"/>
+          <w:sz w:val="22"/>
+          <w:szCs w:val="22"/>
+        </w:rPr>
+        <w:t>reload</w:t>
+      </w:r>
+      <w:proofErr w:type="spellEnd"/>
+      <w:r>
+        <w:rPr>
+          <w:rFonts w:ascii="Calibri" w:eastAsia="Calibri" w:hAnsi="Calibri" w:cs="Calibri"/>
+          <w:sz w:val="22"/>
+          <w:szCs w:val="22"/>
+        </w:rPr>
+        <w:t xml:space="preserve"> durante lo sviluppo e uno stile grafico ormai lontano dagli standard attuali finiscono per rallentare il lavoro e restituire un prodotto meno curato di quanto un utente si aspetterebbe oggi.</w:t>
+      </w:r>
+    </w:p>
+    <w:p>
+      <w:pPr>
+        <w:pStyle w:val="font-claude-response-body"/>
+        <w:rPr>
+          <w:rFonts w:ascii="Calibri" w:eastAsia="Calibri" w:hAnsi="Calibri" w:cs="Calibri"/>
+          <w:sz w:val="22"/>
+          <w:szCs w:val="22"/>
+        </w:rPr>
+      </w:pPr>
+      <w:r>
+        <w:rPr>
+          <w:rFonts w:ascii="Calibri" w:eastAsia="Calibri" w:hAnsi="Calibri" w:cs="Calibri"/>
+          <w:sz w:val="22"/>
+          <w:szCs w:val="22"/>
+        </w:rPr>
+        <w:t xml:space="preserve">Anche alcune scelte architetturali erano, per usare un termine onesto, </w:t>
+      </w:r>
+      <w:r>
+        <w:rPr>
+          <w:rFonts w:ascii="Calibri" w:eastAsia="Calibri" w:hAnsi="Calibri" w:cs="Calibri"/>
+          <w:b/>
+          <w:bCs/>
+          <w:sz w:val="22"/>
+          <w:szCs w:val="22"/>
+        </w:rPr>
+        <w:t>da contesto scolastico</w:t>
+      </w:r>
+      <w:r>
+        <w:rPr>
+          <w:rFonts w:ascii="Calibri" w:eastAsia="Calibri" w:hAnsi="Calibri" w:cs="Calibri"/>
+          <w:sz w:val="22"/>
+          <w:szCs w:val="22"/>
+        </w:rPr>
+        <w:t>: l'autenticazione gestita tramite liste di utenti tenute in memoria, l'assenza di una vera profilazione dei ruoli a livello di base dati, la mancata separazione tra logica di dominio e infrastruttura. Scelte comprensibili e giustificate a fini didattici, ma che non avrebbero retto un ambiente di produzione reale.</w:t>
+      </w:r>
+    </w:p>
+    <w:p>
+      <w:pPr>
+        <w:pStyle w:val="font-claude-response-body"/>
+        <w:rPr>
+          <w:rFonts w:ascii="Calibri" w:eastAsia="Calibri" w:hAnsi="Calibri" w:cs="Calibri"/>
+          <w:sz w:val="22"/>
+          <w:szCs w:val="22"/>
+        </w:rPr>
+      </w:pPr>
+      <w:r>
+        <w:rPr>
+          <w:rFonts w:ascii="Calibri" w:eastAsia="Calibri" w:hAnsi="Calibri" w:cs="Calibri"/>
+          <w:sz w:val="22"/>
+          <w:szCs w:val="22"/>
+        </w:rPr>
+        <w:t xml:space="preserve">Infine, il limite probabilmente più evidente di tutti restava la </w:t>
+      </w:r>
+      <w:r>
+        <w:rPr>
+          <w:rFonts w:ascii="Calibri" w:eastAsia="Calibri" w:hAnsi="Calibri" w:cs="Calibri"/>
+          <w:b/>
+          <w:bCs/>
+          <w:sz w:val="22"/>
+          <w:szCs w:val="22"/>
+        </w:rPr>
+        <w:t>natura desktop</w:t>
+      </w:r>
+      <w:r>
+        <w:rPr>
+          <w:rFonts w:ascii="Calibri" w:eastAsia="Calibri" w:hAnsi="Calibri" w:cs="Calibri"/>
+          <w:sz w:val="22"/>
+          <w:szCs w:val="22"/>
+        </w:rPr>
+        <w:t xml:space="preserve"> dell'applicazione: un driver che deve consegnare un veicolo, un manager in trasferta, o semplicemente chiunque si trovasse fuori sede, non aveva alcun modo di accedere al sistema. Un vincolo che impattava direttamente sull'utilità pratica dello strumento.</w:t>
+      </w:r>
+    </w:p>
+    <w:p>
+      <w:pPr>
+        <w:pStyle w:val="font-claude-response-body"/>
+        <w:rPr>
+          <w:rFonts w:ascii="Calibri" w:eastAsia="Calibri" w:hAnsi="Calibri" w:cs="Calibri"/>
+          <w:sz w:val="22"/>
+          <w:szCs w:val="22"/>
+        </w:rPr>
+      </w:pPr>
+      <w:r>
+        <w:rPr>
+          <w:rFonts w:ascii="Calibri" w:eastAsia="Calibri" w:hAnsi="Calibri" w:cs="Calibri"/>
+          <w:sz w:val="22"/>
+          <w:szCs w:val="22"/>
+        </w:rPr>
+        <w:t>Si tratta di vincoli del tutto sostenibili in ambito accademico, ma che diventano ostacoli concreti non appena si prova a pensare al prototipo come a un prodotto realmente utilizzabile in azienda. È da questa constatazione che nasce la decisione di reingegnerizzare il sistema con uno stack moderno, orientato al mobile.</w:t>
+      </w:r>
+    </w:p>
+    <w:p>
+      <w:pPr>
+        <w:pStyle w:val="Titolo2"/>
+      </w:pPr>
+      <w:r>
+        <w:t>1.3 Obiettivo della tesi</w:t>
+      </w:r>
+      <w:bookmarkEnd w:id="3"/>
+    </w:p>
+    <w:p>
+      <w:pPr>
+        <w:pStyle w:val="Paragrafoelenco"/>
+        <w:spacing w:after="80" w:line="300" w:lineRule="auto"/>
+      </w:pPr>
+      <w:bookmarkStart w:id="4" w:name="_Toc236126062"/>
+      <w:r>
+        <w:t>Questo lavoro si propone di documentare e motivare il percorso di evoluzione di FleetManager verso un'applicazione cross-platform costruita con Flutter, con un backend gestito su Supabase. Non è stata una scelta dettata dalla semplice voglia di sperimentare tecnologie nuove, ma da ragioni precise:</w:t>
       </w:r>
     </w:p>
     <w:p>
@@ -5301,10 +5560,10 @@
           <w:b/>
           <w:bCs/>
         </w:rPr>
-        <w:t xml:space="preserve">Portabilità limitata: </w:t>
-      </w:r>
-      <w:r>
-        <w:t>l'applicazione girava solo su sistemi dotati di Java Runtime Environment, per cui ogni postazione andava configurata e mantenuta singolarmente.</w:t>
+        <w:t>Necessità di mobilità.</w:t>
+      </w:r>
+      <w:r>
+        <w:t xml:space="preserve"> Chi lavora ogni giorno con la flotta si trova prevalentemente sul campo, non davanti a una scrivania. Un'app installabile su Android o iOS, oppure raggiungibile via Web, è semplicemente la modalità d'uso più coerente con questo tipo di lavoro.</w:t>
       </w:r>
     </w:p>
     <w:p>
@@ -5321,10 +5580,10 @@
           <w:b/>
           <w:bCs/>
         </w:rPr>
-        <w:t xml:space="preserve">Persistenza locale e centralizzazione assente: </w:t>
-      </w:r>
-      <w:r>
-        <w:t>usare file JSON o un database embedded H2 significava che ogni installazione conservasse una propria copia dei dati: la condivisione in tempo reale tra più utenti diventava di fatto impossibile, un problema non da poco per un sistema di prenotazione veicoli.</w:t>
+        <w:t>Scalabilità dell'architettura.</w:t>
+      </w:r>
+      <w:r>
+        <w:t xml:space="preserve"> Passare da una persistenza locale a un database PostgreSQL gestito rende possibile condividere le informazioni in tempo reale tra più utenti e gestire correttamente la concorrenza, eliminando alla radice i conflitti di prenotazione che nella versione precedente non erano gestiti.</w:t>
       </w:r>
     </w:p>
     <w:p>
@@ -5341,18 +5600,18 @@
           <w:b/>
           <w:bCs/>
         </w:rPr>
-        <w:t xml:space="preserve">Concorrenza non gestita: </w:t>
-      </w:r>
-      <w:r>
-        <w:t xml:space="preserve">in un contesto </w:t>
-      </w:r>
-      <w:proofErr w:type="gramStart"/>
-      <w:r>
-        <w:t>multi-utente</w:t>
-      </w:r>
-      <w:proofErr w:type="gramEnd"/>
-      <w:r>
-        <w:t xml:space="preserve"> il rischio di conflitti — due driver che prenotano lo stesso veicolo nella stessa fascia oraria, per esempio — veniva gestito solo a livello di logica applicativa pensata per un solo utente, senza alcuna garanzia di coerenza dei dati.</w:t>
+        <w:t>User experience moderna.</w:t>
+      </w:r>
+      <w:r>
+        <w:t xml:space="preserve"> Flutter permette di costruire interfacce reattive, animate e curate nei dettagli partendo da un solo </w:t>
+      </w:r>
+      <w:proofErr w:type="spellStart"/>
+      <w:r>
+        <w:t>codebase</w:t>
+      </w:r>
+      <w:proofErr w:type="spellEnd"/>
+      <w:r>
+        <w:t>: questo garantisce coerenza grafica tra le piattaforme e, allo stesso tempo, riduce notevolmente i tempi di sviluppo e di manutenzione nel lungo periodo.</w:t>
       </w:r>
     </w:p>
     <w:p>
@@ -5369,11 +5628,38 @@
           <w:b/>
           <w:bCs/>
         </w:rPr>
+        <w:t>Estensione funzionale.</w:t>
+      </w:r>
+      <w:r>
+        <w:t xml:space="preserve"> La nuova versione non si limita a replicare quanto già esisteva nel prototipo, ma introduce funzionalità che la avvicinano a un prodotto maturo: check-up fotografico iniziale con firma digitale, restituzione del veicolo corredata da scontrini di carburante e pedaggi, segnalazione delle emergenze in tempo reale con geolocalizzazione, gestione automatica delle scadenze (assicurazione, bollo, revisione, tagliando) e una dashboard analitica dei costi, suddivisibile per driver o per altri parametri.</w:t>
+      </w:r>
+    </w:p>
+    <w:p>
+      <w:pPr>
+        <w:pStyle w:val="Paragrafoelenco"/>
+        <w:spacing w:after="80" w:line="300" w:lineRule="auto"/>
+      </w:pPr>
+      <w:r>
         <w:lastRenderedPageBreak/>
-        <w:t xml:space="preserve">User Experience datata: </w:t>
-      </w:r>
-      <w:r>
-        <w:t>con JavaFX si costruiscono interfacce funzionali, ma il paradigma imperativo, la mancanza di hot reload e una grafica lontana dagli standard attuali rallentano lo sviluppo e restituiscono un prodotto visivamente meno curato di quanto ci si aspetterebbe oggi.</w:t>
+        <w:t>In sintesi, in questa tesi ripercorriamo il cammino che ha trasformato un esercizio universitario in un'applicazione mobile completa, evidenziando le scelte progettuali fatte lungo la strada e i vantaggi del nuovo approccio rispetto allo stack precedente.</w:t>
+      </w:r>
+    </w:p>
+    <w:p>
+      <w:pPr>
+        <w:pStyle w:val="Titolo2"/>
+      </w:pPr>
+      <w:r>
+        <w:t>1.4 Struttura del documento</w:t>
+      </w:r>
+      <w:bookmarkEnd w:id="4"/>
+    </w:p>
+    <w:p>
+      <w:pPr>
+        <w:spacing w:after="120" w:line="320" w:lineRule="auto"/>
+        <w:jc w:val="both"/>
+      </w:pPr>
+      <w:r>
+        <w:t>Il documento segue sette capitoli, organizzati secondo il flusso classico dell'ingegneria del software.</w:t>
       </w:r>
     </w:p>
     <w:p>
@@ -5390,10 +5676,10 @@
           <w:b/>
           <w:bCs/>
         </w:rPr>
-        <w:t xml:space="preserve">Architettura scolastica: </w:t>
-      </w:r>
-      <w:r>
-        <w:t>alcune scelte progettuali — l'autenticazione gestita con liste di utenti in memoria, l'assenza di una profilazione dei ruoli a livello di base dati, la mancata separazione tra logica di dominio e infrastruttura — avevano senso a fini didattici, ma non avrebbero retto un contesto di produzione.</w:t>
+        <w:t xml:space="preserve">Il Capitolo 2 </w:t>
+      </w:r>
+      <w:r>
+        <w:t>presenta l'analisi dei requisiti rivista per la nuova versione, comprensiva dei diagrammi UML degli use case e della descrizione testuale dei casi d'uso principali.</w:t>
       </w:r>
     </w:p>
     <w:p>
@@ -5410,135 +5696,10 @@
           <w:b/>
           <w:bCs/>
         </w:rPr>
-        <w:t xml:space="preserve">Assenza di mobilità: </w:t>
-      </w:r>
-      <w:r>
-        <w:t>il limite più evidente restava comunque la natura desktop dell'applicazione: un driver che consegna un veicolo, un manager in trasferta o un magazziniere fuori sede non potevano accedere al sistema, con un impatto diretto sull'utilità operativa dello strumento.</w:t>
-      </w:r>
-    </w:p>
-    <w:p>
-      <w:pPr>
-        <w:spacing w:after="120" w:line="320" w:lineRule="auto"/>
-        <w:jc w:val="both"/>
-      </w:pPr>
-      <w:r>
-        <w:t>Vincoli sostenibili in ambito accademico, dunque, ma che diventano ostacoli concreti non appena si prova a immaginare il prototipo come un prodotto realmente utilizzabile in azienda. Da questa constatazione nasce la decisione di reingegnerizzare il sistema con uno stack moderno, orientato al mobile.</w:t>
-      </w:r>
-    </w:p>
-    <w:p>
-      <w:pPr>
-        <w:pStyle w:val="Titolo2"/>
-      </w:pPr>
-      <w:bookmarkStart w:id="3" w:name="_Toc236126061"/>
-      <w:r>
-        <w:t>1.3 Obiettivo della tesi</w:t>
-      </w:r>
-      <w:bookmarkEnd w:id="3"/>
-    </w:p>
-    <w:p>
-      <w:pPr>
-        <w:spacing w:after="120" w:line="320" w:lineRule="auto"/>
-        <w:jc w:val="both"/>
-      </w:pPr>
-      <w:r>
-        <w:t>Questo lavoro si propone di documentare e motivare il percorso di evoluzione di FleetManager verso un'applicazione cross-</w:t>
-      </w:r>
-      <w:proofErr w:type="spellStart"/>
-      <w:r>
-        <w:t>platform</w:t>
-      </w:r>
-      <w:proofErr w:type="spellEnd"/>
-      <w:r>
-        <w:t xml:space="preserve"> costruita con Flutter, con backend gestito su Supabase. Non è stata una scelta dettata dalla semplice voglia di sperimentare tecnologie nuove, ma da ragioni precise:</w:t>
-      </w:r>
-    </w:p>
-    <w:p>
-      <w:pPr>
-        <w:pStyle w:val="Paragrafoelenco"/>
-        <w:numPr>
-          <w:ilvl w:val="0"/>
-          <w:numId w:val="3"/>
-        </w:numPr>
-        <w:spacing w:after="80" w:line="300" w:lineRule="auto"/>
-      </w:pPr>
-      <w:r>
-        <w:t>Necessità di mobilità: chi interagisce ogni giorno con la flotta lavora prevalentemente sul campo, e un'app installabile su Android o iOS, oppure raggiungibile via Web, è la modalità d'uso più naturale per questo contesto.</w:t>
-      </w:r>
-    </w:p>
-    <w:p>
-      <w:pPr>
-        <w:pStyle w:val="Paragrafoelenco"/>
-        <w:numPr>
-          <w:ilvl w:val="0"/>
-          <w:numId w:val="3"/>
-        </w:numPr>
-        <w:spacing w:after="80" w:line="300" w:lineRule="auto"/>
-      </w:pPr>
-      <w:r>
-        <w:t>Scalabilità dell'architettura: passare da una persistenza locale a un database PostgreSQL gestito rende possibile la condivisione delle informazioni in tempo reale e una gestione corretta della concorrenza, eliminando alla radice i conflitti di prenotazione.</w:t>
-      </w:r>
-    </w:p>
-    <w:p>
-      <w:pPr>
-        <w:pStyle w:val="Paragrafoelenco"/>
-        <w:numPr>
-          <w:ilvl w:val="0"/>
-          <w:numId w:val="3"/>
-        </w:numPr>
-        <w:spacing w:after="80" w:line="300" w:lineRule="auto"/>
-      </w:pPr>
-      <w:r>
-        <w:t xml:space="preserve">User </w:t>
-      </w:r>
-      <w:proofErr w:type="spellStart"/>
-      <w:r>
-        <w:t>experience</w:t>
-      </w:r>
-      <w:proofErr w:type="spellEnd"/>
-      <w:r>
-        <w:t xml:space="preserve"> moderna: con Flutter si realizzano interfacce reattive, animate e curate nei dettagli partendo da un solo codebase, il che garantisce coerenza grafica tra le piattaforme e riduce in modo netto i tempi di sviluppo e manutenzione.</w:t>
-      </w:r>
-    </w:p>
-    <w:p>
-      <w:pPr>
-        <w:pStyle w:val="Paragrafoelenco"/>
-        <w:numPr>
-          <w:ilvl w:val="0"/>
-          <w:numId w:val="3"/>
-        </w:numPr>
-        <w:spacing w:after="80" w:line="300" w:lineRule="auto"/>
-      </w:pPr>
-      <w:r>
-        <w:t>Estensione funzionale: la nuova versione non si ferma a replicare il prototipo, ma aggiunge funzionalità che la trasformano in un prodotto maturo — check-up fotografico iniziale con firma digitale, restituzioni corredate da scontrini di carburante e pedaggi, segnalazione delle emergenze in tempo reale con geolocalizzazione, scadenze automatiche per assicurazione, bollo, revisione e tagliando, dashboard analitica dei costi suddivisa per driver.</w:t>
-      </w:r>
-    </w:p>
-    <w:p>
-      <w:pPr>
-        <w:spacing w:after="120" w:line="320" w:lineRule="auto"/>
-        <w:jc w:val="both"/>
-      </w:pPr>
-      <w:r>
-        <w:t>In breve, la tesi ripercorre il cammino che ha trasformato un esercizio universitario in un'applicazione mobile completa, mettendo in luce le scelte progettuali fatte e i vantaggi del nuovo approccio rispetto allo stack precedente.</w:t>
-      </w:r>
-    </w:p>
-    <w:p>
-      <w:pPr>
-        <w:pStyle w:val="Titolo2"/>
-      </w:pPr>
-      <w:bookmarkStart w:id="4" w:name="_Toc236126062"/>
-      <w:r>
-        <w:lastRenderedPageBreak/>
-        <w:t>1.4 Struttura del documento</w:t>
-      </w:r>
-      <w:bookmarkEnd w:id="4"/>
-    </w:p>
-    <w:p>
-      <w:pPr>
-        <w:spacing w:after="120" w:line="320" w:lineRule="auto"/>
-        <w:jc w:val="both"/>
-      </w:pPr>
-      <w:r>
-        <w:t>Il documento segue sette capitoli, organizzati secondo il flusso classico dell'ingegneria del software.</w:t>
+        <w:t xml:space="preserve">Il Capitolo 3 </w:t>
+      </w:r>
+      <w:r>
+        <w:t>illustra le tecnologie e gli strumenti adottati, motivando la scelta di Flutter, Supabase e Provider e proponendo un confronto puntuale con lo stack precedente.</w:t>
       </w:r>
     </w:p>
     <w:p>
@@ -5555,18 +5716,10 @@
           <w:b/>
           <w:bCs/>
         </w:rPr>
-        <w:t xml:space="preserve">Il Capitolo 2 </w:t>
-      </w:r>
-      <w:r>
-        <w:t xml:space="preserve">presenta l'analisi dei requisiti rivista per la nuova versione, comprensiva dei diagrammi UML </w:t>
-      </w:r>
-      <w:proofErr w:type="gramStart"/>
-      <w:r>
-        <w:t>degli use</w:t>
-      </w:r>
-      <w:proofErr w:type="gramEnd"/>
-      <w:r>
-        <w:t xml:space="preserve"> case e della descrizione testuale dei casi d'uso principali.</w:t>
+        <w:t xml:space="preserve">Il Capitolo 4 </w:t>
+      </w:r>
+      <w:r>
+        <w:t>entra nella progettazione architetturale: diagramma delle classi, schema entità-relazione del database e organizzazione a livelli dell'applicazione.</w:t>
       </w:r>
     </w:p>
     <w:p>
@@ -5583,10 +5736,10 @@
           <w:b/>
           <w:bCs/>
         </w:rPr>
-        <w:t xml:space="preserve">Il Capitolo 3 </w:t>
-      </w:r>
-      <w:r>
-        <w:t>illustra le tecnologie e gli strumenti adottati, motivando la scelta di Flutter, Supabase e Provider e proponendo un confronto puntuale con lo stack precedente.</w:t>
+        <w:t xml:space="preserve">Il Capitolo 5 </w:t>
+      </w:r>
+      <w:r>
+        <w:t>racconta lo sviluppo vero e proprio: struttura del progetto, modulo di autenticazione, dashboard Driver e Manager, gestione dello stato e integrazione con Supabase.</w:t>
       </w:r>
     </w:p>
     <w:p>
@@ -5603,10 +5756,10 @@
           <w:b/>
           <w:bCs/>
         </w:rPr>
-        <w:t xml:space="preserve">Il Capitolo 4 </w:t>
-      </w:r>
-      <w:r>
-        <w:t>entra nella progettazione architetturale: diagramma delle classi, schema entità-relazione del database e organizzazione a livelli dell'applicazione.</w:t>
+        <w:t xml:space="preserve">Il Capitolo 6 </w:t>
+      </w:r>
+      <w:r>
+        <w:t>approfondisce la strategia di testing seguita e i risultati raggiunti, confrontandoli con i test JUnit del prototipo originale.</w:t>
       </w:r>
     </w:p>
     <w:p>
@@ -5623,11 +5776,61 @@
           <w:b/>
           <w:bCs/>
         </w:rPr>
-        <w:t xml:space="preserve">Il Capitolo 5 </w:t>
-      </w:r>
-      <w:r>
-        <w:t>racconta lo sviluppo vero e proprio: struttura del progetto, modulo di autenticazione, dashboard Driver e Manager, gestione dello stato e integrazione con Supabase.</w:t>
-      </w:r>
+        <w:t xml:space="preserve">Il Capitolo 7 </w:t>
+      </w:r>
+      <w:r>
+        <w:t>chiude con un'analisi critica del lavoro svolto: punti di forza, limiti, possibili sviluppi futuri e considerazioni conclusive.</w:t>
+      </w:r>
+    </w:p>
+    <w:p>
+      <w:pPr>
+        <w:spacing w:after="120" w:line="320" w:lineRule="auto"/>
+        <w:jc w:val="both"/>
+      </w:pPr>
+      <w:r>
+        <w:t>Completano il documento la bibliografia, la sitografia e due appendici, dedicate rispettivamente allo schema completo della base dati e a una raccolta di snippet di codice ritenuti significativi.</w:t>
+      </w:r>
+    </w:p>
+    <w:p>
+      <w:pPr>
+        <w:pStyle w:val="Titolo1"/>
+        <w:pageBreakBefore/>
+      </w:pPr>
+      <w:bookmarkStart w:id="5" w:name="_Toc236126063"/>
+      <w:r>
+        <w:lastRenderedPageBreak/>
+        <w:t>Capitolo 2 — Analisi dei requisiti</w:t>
+      </w:r>
+      <w:bookmarkEnd w:id="5"/>
+    </w:p>
+    <w:p>
+      <w:pPr>
+        <w:pStyle w:val="Titolo2"/>
+      </w:pPr>
+      <w:bookmarkStart w:id="6" w:name="_Toc236126064"/>
+      <w:r>
+        <w:t>2.1 Requisiti funzionali</w:t>
+      </w:r>
+      <w:bookmarkEnd w:id="6"/>
+    </w:p>
+    <w:p>
+      <w:pPr>
+        <w:spacing w:after="120" w:line="320" w:lineRule="auto"/>
+        <w:jc w:val="both"/>
+      </w:pPr>
+      <w:r>
+        <w:t>L'analisi dei requisiti ha rappresentato il punto di partenza della reingegnerizzazione. Prendendo come base la struttura del progetto originale, le funzionalità sono state riviste alla luce delle esigenze operative emerse durante la fase di studio. I requisiti funzionali restano organizzati intorno ai due ruoli del sistema, Driver e Manager, ognuno con il proprio insieme di permessi e flussi.</w:t>
+      </w:r>
+    </w:p>
+    <w:p>
+      <w:pPr>
+        <w:pStyle w:val="Titolo3"/>
+      </w:pPr>
+      <w:bookmarkStart w:id="7" w:name="_Toc236126065"/>
+      <w:r>
+        <w:t>Requisiti del ruolo Driver</w:t>
+      </w:r>
+      <w:bookmarkEnd w:id="7"/>
     </w:p>
     <w:p>
       <w:pPr>
@@ -5643,10 +5846,18 @@
           <w:b/>
           <w:bCs/>
         </w:rPr>
-        <w:t xml:space="preserve">Il Capitolo 6 </w:t>
-      </w:r>
-      <w:r>
-        <w:t>approfondisce la strategia di testing seguita e i risultati raggiunti, confrontandoli con i test JUnit del prototipo originale.</w:t>
+        <w:t xml:space="preserve">RF-D-01 — Autenticazione: </w:t>
+      </w:r>
+      <w:r>
+        <w:t>il driver deve poter accedere al sistema tramite credenziali (</w:t>
+      </w:r>
+      <w:proofErr w:type="gramStart"/>
+      <w:r>
+        <w:t>email</w:t>
+      </w:r>
+      <w:proofErr w:type="gramEnd"/>
+      <w:r>
+        <w:t xml:space="preserve"> e password) e mantenere la propria sessione attiva.</w:t>
       </w:r>
     </w:p>
     <w:p>
@@ -5663,69 +5874,11 @@
           <w:b/>
           <w:bCs/>
         </w:rPr>
-        <w:t xml:space="preserve">Il Capitolo 7 </w:t>
-      </w:r>
-      <w:r>
-        <w:t>chiude con un'analisi critica del lavoro svolto: punti di forza, limiti, possibili sviluppi futuri e considerazioni conclusive.</w:t>
-      </w:r>
-    </w:p>
-    <w:p>
-      <w:pPr>
-        <w:spacing w:after="120" w:line="320" w:lineRule="auto"/>
-        <w:jc w:val="both"/>
-      </w:pPr>
-      <w:r>
-        <w:t xml:space="preserve">Completano il documento la bibliografia, la sitografia e due appendici, dedicate rispettivamente allo schema completo della base dati e a una raccolta di </w:t>
-      </w:r>
-      <w:proofErr w:type="spellStart"/>
-      <w:r>
-        <w:t>snippet</w:t>
-      </w:r>
-      <w:proofErr w:type="spellEnd"/>
-      <w:r>
-        <w:t xml:space="preserve"> di codice ritenuti significativi.</w:t>
-      </w:r>
-    </w:p>
-    <w:p>
-      <w:pPr>
-        <w:pStyle w:val="Titolo1"/>
-        <w:pageBreakBefore/>
-      </w:pPr>
-      <w:bookmarkStart w:id="5" w:name="_Toc236126063"/>
-      <w:r>
-        <w:lastRenderedPageBreak/>
-        <w:t>Capitolo 2 — Analisi dei requisiti</w:t>
-      </w:r>
-      <w:bookmarkEnd w:id="5"/>
-    </w:p>
-    <w:p>
-      <w:pPr>
-        <w:pStyle w:val="Titolo2"/>
-      </w:pPr>
-      <w:bookmarkStart w:id="6" w:name="_Toc236126064"/>
-      <w:r>
-        <w:t>2.1 Requisiti funzionali</w:t>
-      </w:r>
-      <w:bookmarkEnd w:id="6"/>
-    </w:p>
-    <w:p>
-      <w:pPr>
-        <w:spacing w:after="120" w:line="320" w:lineRule="auto"/>
-        <w:jc w:val="both"/>
-      </w:pPr>
-      <w:r>
-        <w:t>L'analisi dei requisiti ha rappresentato il punto di partenza della reingegnerizzazione. Prendendo come base la struttura del progetto originale, le funzionalità sono state riviste alla luce delle esigenze operative emerse durante la fase di studio. I requisiti funzionali restano organizzati intorno ai due ruoli del sistema, Driver e Manager, ognuno con il proprio insieme di permessi e flussi.</w:t>
-      </w:r>
-    </w:p>
-    <w:p>
-      <w:pPr>
-        <w:pStyle w:val="Titolo3"/>
-      </w:pPr>
-      <w:bookmarkStart w:id="7" w:name="_Toc236126065"/>
-      <w:r>
-        <w:t>Requisiti del ruolo Driver</w:t>
-      </w:r>
-      <w:bookmarkEnd w:id="7"/>
+        <w:t xml:space="preserve">RF-D-02 — Visualizzazione veicoli disponibili: </w:t>
+      </w:r>
+      <w:r>
+        <w:t>il driver deve poter consultare la flotta filtrando per stato, tipologia e data desiderata.</w:t>
+      </w:r>
     </w:p>
     <w:p>
       <w:pPr>
@@ -5741,18 +5894,10 @@
           <w:b/>
           <w:bCs/>
         </w:rPr>
-        <w:t xml:space="preserve">RF-D-01 — Autenticazione: </w:t>
-      </w:r>
-      <w:r>
-        <w:t>il driver deve poter accedere al sistema tramite credenziali (</w:t>
-      </w:r>
-      <w:proofErr w:type="gramStart"/>
-      <w:r>
-        <w:t>email</w:t>
-      </w:r>
-      <w:proofErr w:type="gramEnd"/>
-      <w:r>
-        <w:t xml:space="preserve"> e password) e mantenere la propria sessione attiva.</w:t>
+        <w:t xml:space="preserve">RF-D-03 — Richiesta di prenotazione: </w:t>
+      </w:r>
+      <w:r>
+        <w:t>il driver deve poter richiedere la prenotazione di un veicolo specificando data e ora di inizio e fine; il sistema deve impedire sovrapposizioni con altre prenotazioni attive.</w:t>
       </w:r>
     </w:p>
     <w:p>
@@ -5769,10 +5914,10 @@
           <w:b/>
           <w:bCs/>
         </w:rPr>
-        <w:t xml:space="preserve">RF-D-02 — Visualizzazione veicoli disponibili: </w:t>
-      </w:r>
-      <w:r>
-        <w:t>il driver deve poter consultare la flotta filtrando per stato, tipologia e data desiderata.</w:t>
+        <w:t xml:space="preserve">RF-D-04 — Storico prenotazioni: </w:t>
+      </w:r>
+      <w:r>
+        <w:t>il driver deve poter consultare l'elenco delle proprie prenotazioni passate, attive e future con i relativi stati (richiesta, confermata, attiva, completata, annullata).</w:t>
       </w:r>
     </w:p>
     <w:p>
@@ -5789,10 +5934,10 @@
           <w:b/>
           <w:bCs/>
         </w:rPr>
-        <w:t xml:space="preserve">RF-D-03 — Richiesta di prenotazione: </w:t>
-      </w:r>
-      <w:r>
-        <w:t>il driver deve poter richiedere la prenotazione di un veicolo specificando data e ora di inizio e fine; il sistema deve impedire sovrapposizioni con altre prenotazioni attive.</w:t>
+        <w:t xml:space="preserve">RF-D-05 — Check-up iniziale: </w:t>
+      </w:r>
+      <w:r>
+        <w:t>prima dell'utilizzo del veicolo il driver deve poter compilare un modulo fotografico (foto fronte, retro, lato destro e sinistro), confermare lo stato di luci, gomme e interni, eventualmente segnalare danni e apporre firma digitale.</w:t>
       </w:r>
     </w:p>
     <w:p>
@@ -5809,10 +5954,10 @@
           <w:b/>
           <w:bCs/>
         </w:rPr>
-        <w:t xml:space="preserve">RF-D-04 — Storico prenotazioni: </w:t>
-      </w:r>
-      <w:r>
-        <w:t>il driver deve poter consultare l'elenco delle proprie prenotazioni passate, attive e future con i relativi stati (richiesta, confermata, attiva, completata, annullata).</w:t>
+        <w:t xml:space="preserve">RF-D-06 — Restituzione veicolo: </w:t>
+      </w:r>
+      <w:r>
+        <w:t>al termine dell'uso il driver deve poter inserire chilometri finali, livello di carburante, scontrino di rifornimento, eventuali pedaggi con foto, eventuali danni con descrizione e foto.</w:t>
       </w:r>
     </w:p>
     <w:p>
@@ -5829,10 +5974,10 @@
           <w:b/>
           <w:bCs/>
         </w:rPr>
-        <w:t xml:space="preserve">RF-D-05 — Check-up iniziale: </w:t>
-      </w:r>
-      <w:r>
-        <w:t>prima dell'utilizzo del veicolo il driver deve poter compilare un modulo fotografico (foto fronte, retro, lato destro e sinistro), confermare lo stato di luci, gomme e interni, eventualmente segnalare danni e apporre firma digitale.</w:t>
+        <w:t xml:space="preserve">RF-D-07 — Segnalazione emergenza: </w:t>
+      </w:r>
+      <w:r>
+        <w:t>in caso di guasto o incidente il driver deve poter aprire una procedura SOS che registra la posizione GPS, una nota descrittiva e notifica immediatamente i manager.</w:t>
       </w:r>
     </w:p>
     <w:p>
@@ -5849,11 +5994,21 @@
           <w:b/>
           <w:bCs/>
         </w:rPr>
-        <w:t xml:space="preserve">RF-D-06 — Restituzione veicolo: </w:t>
-      </w:r>
-      <w:r>
-        <w:t>al termine dell'uso il driver deve poter inserire chilometri finali, livello di carburante, scontrino di rifornimento, eventuali pedaggi con foto, eventuali danni con descrizione e foto.</w:t>
-      </w:r>
+        <w:t xml:space="preserve">RF-D-08 — Notifiche: </w:t>
+      </w:r>
+      <w:r>
+        <w:t>il driver riceve notifiche in-app per conferma o rifiuto delle proprie prenotazioni, richieste di check-up obbligatorio e altre comunicazioni.</w:t>
+      </w:r>
+    </w:p>
+    <w:p>
+      <w:pPr>
+        <w:pStyle w:val="Titolo3"/>
+      </w:pPr>
+      <w:bookmarkStart w:id="8" w:name="_Toc236126066"/>
+      <w:r>
+        <w:t>Requisiti del ruolo Manager</w:t>
+      </w:r>
+      <w:bookmarkEnd w:id="8"/>
     </w:p>
     <w:p>
       <w:pPr>
@@ -5869,10 +6024,10 @@
           <w:b/>
           <w:bCs/>
         </w:rPr>
-        <w:t xml:space="preserve">RF-D-07 — Segnalazione emergenza: </w:t>
-      </w:r>
-      <w:r>
-        <w:t>in caso di guasto o incidente il driver deve poter aprire una procedura SOS che registra la posizione GPS, una nota descrittiva e notifica immediatamente i manager.</w:t>
+        <w:t xml:space="preserve">RF-M-01 — Gestione utenti: </w:t>
+      </w:r>
+      <w:r>
+        <w:t>il manager deve poter creare, modificare ed eliminare utenti, assegnando loro il ruolo (driver o manager) e la patente.</w:t>
       </w:r>
     </w:p>
     <w:p>
@@ -5889,21 +6044,11 @@
           <w:b/>
           <w:bCs/>
         </w:rPr>
-        <w:t xml:space="preserve">RF-D-08 — Notifiche: </w:t>
-      </w:r>
-      <w:r>
-        <w:t>il driver riceve notifiche in-app per conferma o rifiuto delle proprie prenotazioni, richieste di check-up obbligatorio e altre comunicazioni.</w:t>
-      </w:r>
-    </w:p>
-    <w:p>
-      <w:pPr>
-        <w:pStyle w:val="Titolo3"/>
-      </w:pPr>
-      <w:bookmarkStart w:id="8" w:name="_Toc236126066"/>
-      <w:r>
-        <w:t>Requisiti del ruolo Manager</w:t>
-      </w:r>
-      <w:bookmarkEnd w:id="8"/>
+        <w:t xml:space="preserve">RF-M-02 — Gestione veicoli (CRUD): </w:t>
+      </w:r>
+      <w:r>
+        <w:t>il manager deve poter aggiungere nuovi veicoli con targa, marca, modello, anno, tipo (auto, furgone, moto), chilometri attuali; modificare lo stato (disponibile, prenotato, in manutenzione, fuori servizio) e cancellarli.</w:t>
+      </w:r>
     </w:p>
     <w:p>
       <w:pPr>
@@ -5919,10 +6064,11 @@
           <w:b/>
           <w:bCs/>
         </w:rPr>
-        <w:t xml:space="preserve">RF-M-01 — Gestione utenti: </w:t>
-      </w:r>
-      <w:r>
-        <w:t>il manager deve poter creare, modificare ed eliminare utenti, assegnando loro il ruolo (driver o manager) e la patente.</w:t>
+        <w:lastRenderedPageBreak/>
+        <w:t xml:space="preserve">RF-M-03 — Approvazione prenotazioni: </w:t>
+      </w:r>
+      <w:r>
+        <w:t>il manager visualizza le richieste pendenti, le approva (passando lo stato a confermata) o le rifiuta. Se approva una richiesta in conflitto con altre, il sistema annulla automaticamente le concorrenti notificando i driver coinvolti.</w:t>
       </w:r>
     </w:p>
     <w:p>
@@ -5939,10 +6085,10 @@
           <w:b/>
           <w:bCs/>
         </w:rPr>
-        <w:t xml:space="preserve">RF-M-02 — Gestione veicoli (CRUD): </w:t>
-      </w:r>
-      <w:r>
-        <w:t>il manager deve poter aggiungere nuovi veicoli con targa, marca, modello, anno, tipo (auto, furgone, moto), chilometri attuali; modificare lo stato (disponibile, prenotato, in manutenzione, fuori servizio) e cancellarli.</w:t>
+        <w:t xml:space="preserve">RF-M-04 — Gestione manutenzioni: </w:t>
+      </w:r>
+      <w:r>
+        <w:t>il manager pianifica interventi ordinari, straordinari o riparazioni; il veicolo passa nello stato "in manutenzione" se l'intervento è imminente o straordinario.</w:t>
       </w:r>
     </w:p>
     <w:p>
@@ -5959,11 +6105,10 @@
           <w:b/>
           <w:bCs/>
         </w:rPr>
-        <w:lastRenderedPageBreak/>
-        <w:t xml:space="preserve">RF-M-03 — Approvazione prenotazioni: </w:t>
-      </w:r>
-      <w:r>
-        <w:t>il manager visualizza le richieste pendenti, le approva (passando lo stato a confermata) o le rifiuta. Se approva una richiesta in conflitto con altre, il sistema annulla automaticamente le concorrenti notificando i driver coinvolti.</w:t>
+        <w:t xml:space="preserve">RF-M-05 — Gestione scadenze: </w:t>
+      </w:r>
+      <w:r>
+        <w:t>il manager registra le scadenze di assicurazione, bollo, revisione e tagliando. Il sistema notifica automaticamente le scadenze in arrivo nei trenta giorni successivi.</w:t>
       </w:r>
     </w:p>
     <w:p>
@@ -5980,10 +6125,10 @@
           <w:b/>
           <w:bCs/>
         </w:rPr>
-        <w:t xml:space="preserve">RF-M-04 — Gestione manutenzioni: </w:t>
-      </w:r>
-      <w:r>
-        <w:t>il manager pianifica interventi ordinari, straordinari o riparazioni; il veicolo passa nello stato "in manutenzione" se l'intervento è imminente o straordinario.</w:t>
+        <w:t xml:space="preserve">RF-M-06 — Monitoraggio emergenze: </w:t>
+      </w:r>
+      <w:r>
+        <w:t>il manager visualizza in tempo reale le emergenze attive con posizione GPS, note del driver, possibilità di contattarlo telefonicamente.</w:t>
       </w:r>
     </w:p>
     <w:p>
@@ -6000,10 +6145,10 @@
           <w:b/>
           <w:bCs/>
         </w:rPr>
-        <w:t xml:space="preserve">RF-M-05 — Gestione scadenze: </w:t>
-      </w:r>
-      <w:r>
-        <w:t>il manager registra le scadenze di assicurazione, bollo, revisione e tagliando. Il sistema notifica automaticamente le scadenze in arrivo nei trenta giorni successivi.</w:t>
+        <w:t xml:space="preserve">RF-M-07 — Reportistica: </w:t>
+      </w:r>
+      <w:r>
+        <w:t>il manager dispone di una dashboard che mostra costi totali della flotta, costi per driver, andamento temporale e suddivisione tra carburante e pedaggi.</w:t>
       </w:r>
     </w:p>
     <w:p>
@@ -6020,11 +6165,21 @@
           <w:b/>
           <w:bCs/>
         </w:rPr>
-        <w:t xml:space="preserve">RF-M-06 — Monitoraggio emergenze: </w:t>
-      </w:r>
-      <w:r>
-        <w:t>il manager visualizza in tempo reale le emergenze attive con posizione GPS, note del driver, possibilità di contattarlo telefonicamente.</w:t>
-      </w:r>
+        <w:t xml:space="preserve">RF-M-08 — Notifiche operative: </w:t>
+      </w:r>
+      <w:r>
+        <w:t>il manager riceve notifiche per nuove richieste, restituzioni completate, segnalazioni di danno, emergenze e scadenze imminenti.</w:t>
+      </w:r>
+    </w:p>
+    <w:p>
+      <w:pPr>
+        <w:pStyle w:val="Titolo2"/>
+      </w:pPr>
+      <w:bookmarkStart w:id="9" w:name="_Toc236126067"/>
+      <w:r>
+        <w:t>2.2 Requisiti non funzionali</w:t>
+      </w:r>
+      <w:bookmarkEnd w:id="9"/>
     </w:p>
     <w:p>
       <w:pPr>
@@ -6040,10 +6195,18 @@
           <w:b/>
           <w:bCs/>
         </w:rPr>
-        <w:t xml:space="preserve">RF-M-07 — Reportistica: </w:t>
-      </w:r>
-      <w:r>
-        <w:t>il manager dispone di una dashboard che mostra costi totali della flotta, costi per driver, andamento temporale e suddivisione tra carburante e pedaggi.</w:t>
+        <w:t xml:space="preserve">RNF-01 — Multipiattaforma: </w:t>
+      </w:r>
+      <w:r>
+        <w:t xml:space="preserve">il sistema deve essere disponibile su Android, iOS e Web a partire dal medesimo </w:t>
+      </w:r>
+      <w:proofErr w:type="spellStart"/>
+      <w:r>
+        <w:t>codebase</w:t>
+      </w:r>
+      <w:proofErr w:type="spellEnd"/>
+      <w:r>
+        <w:t>.</w:t>
       </w:r>
     </w:p>
     <w:p>
@@ -6060,21 +6223,11 @@
           <w:b/>
           <w:bCs/>
         </w:rPr>
-        <w:t xml:space="preserve">RF-M-08 — Notifiche operative: </w:t>
-      </w:r>
-      <w:r>
-        <w:t>il manager riceve notifiche per nuove richieste, restituzioni completate, segnalazioni di danno, emergenze e scadenze imminenti.</w:t>
-      </w:r>
-    </w:p>
-    <w:p>
-      <w:pPr>
-        <w:pStyle w:val="Titolo2"/>
-      </w:pPr>
-      <w:bookmarkStart w:id="9" w:name="_Toc236126067"/>
-      <w:r>
-        <w:t>2.2 Requisiti non funzionali</w:t>
-      </w:r>
-      <w:bookmarkEnd w:id="9"/>
+        <w:t xml:space="preserve">RNF-02 — Reattività: </w:t>
+      </w:r>
+      <w:r>
+        <w:t>le operazioni di lettura devono completarsi in meno di 2 secondi su connessione 4G; l'interfaccia deve mantenere un frame rate di 60 fps nelle interazioni standard.</w:t>
+      </w:r>
     </w:p>
     <w:p>
       <w:pPr>
@@ -6090,10 +6243,10 @@
           <w:b/>
           <w:bCs/>
         </w:rPr>
-        <w:t xml:space="preserve">RNF-01 — Multipiattaforma: </w:t>
-      </w:r>
-      <w:r>
-        <w:t>il sistema deve essere disponibile su Android, iOS e Web a partire dal medesimo codebase.</w:t>
+        <w:t xml:space="preserve">RNF-03 — Sicurezza: </w:t>
+      </w:r>
+      <w:r>
+        <w:t>l'autenticazione deve essere gestita da un provider esterno conforme agli standard moderni (Supabase Auth, basato su JWT). Le politiche di accesso ai dati devono essere applicate a livello di base dati tramite Row Level Security, in modo che un client compromesso non possa aggirarle.</w:t>
       </w:r>
     </w:p>
     <w:p>
@@ -6110,10 +6263,10 @@
           <w:b/>
           <w:bCs/>
         </w:rPr>
-        <w:t xml:space="preserve">RNF-02 — Reattività: </w:t>
-      </w:r>
-      <w:r>
-        <w:t>le operazioni di lettura devono completarsi in meno di 2 secondi su connessione 4G; l'interfaccia deve mantenere un frame rate di 60 fps nelle interazioni standard.</w:t>
+        <w:t xml:space="preserve">RNF-04 — Concorrenza: </w:t>
+      </w:r>
+      <w:r>
+        <w:t>il sistema deve impedire prenotazioni sovrapposte sia a livello applicativo sia a livello server, gestendo correttamente accessi concorrenti.</w:t>
       </w:r>
     </w:p>
     <w:p>
@@ -6130,10 +6283,18 @@
           <w:b/>
           <w:bCs/>
         </w:rPr>
-        <w:t xml:space="preserve">RNF-03 — Sicurezza: </w:t>
-      </w:r>
-      <w:r>
-        <w:t>l'autenticazione deve essere gestita da un provider esterno conforme agli standard moderni (Supabase Auth, basato su JWT). Le politiche di accesso ai dati devono essere applicate a livello di base dati tramite Row Level Security, in modo che un client compromesso non possa aggirarle.</w:t>
+        <w:t xml:space="preserve">RNF-05 — Manutenibilità: </w:t>
+      </w:r>
+      <w:r>
+        <w:t xml:space="preserve">il codice deve essere organizzato secondo principi di </w:t>
+      </w:r>
+      <w:proofErr w:type="spellStart"/>
+      <w:r>
+        <w:t>Clean</w:t>
+      </w:r>
+      <w:proofErr w:type="spellEnd"/>
+      <w:r>
+        <w:t xml:space="preserve"> Architecture, con separazione netta tra livello dati, dominio, presentazione e servizi.</w:t>
       </w:r>
     </w:p>
     <w:p>
@@ -6150,10 +6311,18 @@
           <w:b/>
           <w:bCs/>
         </w:rPr>
-        <w:t xml:space="preserve">RNF-04 — Concorrenza: </w:t>
-      </w:r>
-      <w:r>
-        <w:t>il sistema deve impedire prenotazioni sovrapposte sia a livello applicativo sia a livello server, gestendo correttamente accessi concorrenti.</w:t>
+        <w:t xml:space="preserve">RNF-06 — Usabilità: </w:t>
+      </w:r>
+      <w:r>
+        <w:t xml:space="preserve">l'interfaccia deve seguire le linee guida di </w:t>
+      </w:r>
+      <w:proofErr w:type="spellStart"/>
+      <w:r>
+        <w:t>Material</w:t>
+      </w:r>
+      <w:proofErr w:type="spellEnd"/>
+      <w:r>
+        <w:t xml:space="preserve"> Design 3 ed essere localizzata in italiano.</w:t>
       </w:r>
     </w:p>
     <w:p>
@@ -6170,18 +6339,26 @@
           <w:b/>
           <w:bCs/>
         </w:rPr>
-        <w:t xml:space="preserve">RNF-05 — Manutenibilità: </w:t>
-      </w:r>
-      <w:r>
-        <w:t xml:space="preserve">il codice deve essere organizzato secondo principi di </w:t>
-      </w:r>
-      <w:proofErr w:type="spellStart"/>
-      <w:r>
-        <w:t>Clean</w:t>
-      </w:r>
-      <w:proofErr w:type="spellEnd"/>
-      <w:r>
-        <w:t xml:space="preserve"> Architecture, con separazione netta tra livello dati, dominio, presentazione e servizi.</w:t>
+        <w:t xml:space="preserve">RNF-07 — Estensibilità: </w:t>
+      </w:r>
+      <w:r>
+        <w:t xml:space="preserve">l'architettura deve consentire l'aggiunta di nuove funzionalità (per esempio notifiche </w:t>
+      </w:r>
+      <w:proofErr w:type="spellStart"/>
+      <w:r>
+        <w:t>push</w:t>
+      </w:r>
+      <w:proofErr w:type="spellEnd"/>
+      <w:r>
+        <w:t xml:space="preserve">, scansione QR code, geolocalizzazione continuativa) senza </w:t>
+      </w:r>
+      <w:proofErr w:type="spellStart"/>
+      <w:r>
+        <w:t>rifattorizzazioni</w:t>
+      </w:r>
+      <w:proofErr w:type="spellEnd"/>
+      <w:r>
+        <w:t xml:space="preserve"> invasive.</w:t>
       </w:r>
     </w:p>
     <w:p>
@@ -6198,54 +6375,6 @@
           <w:b/>
           <w:bCs/>
         </w:rPr>
-        <w:t xml:space="preserve">RNF-06 — Usabilità: </w:t>
-      </w:r>
-      <w:r>
-        <w:t>l'interfaccia deve seguire le linee guida di Material Design 3 ed essere localizzata in italiano.</w:t>
-      </w:r>
-    </w:p>
-    <w:p>
-      <w:pPr>
-        <w:pStyle w:val="Paragrafoelenco"/>
-        <w:numPr>
-          <w:ilvl w:val="0"/>
-          <w:numId w:val="2"/>
-        </w:numPr>
-        <w:spacing w:after="80" w:line="300" w:lineRule="auto"/>
-      </w:pPr>
-      <w:r>
-        <w:rPr>
-          <w:b/>
-          <w:bCs/>
-        </w:rPr>
-        <w:t xml:space="preserve">RNF-07 — Estensibilità: </w:t>
-      </w:r>
-      <w:r>
-        <w:t xml:space="preserve">l'architettura deve consentire l'aggiunta di nuove funzionalità (per esempio notifiche push, scansione QR code, geolocalizzazione continuativa) senza </w:t>
-      </w:r>
-      <w:proofErr w:type="spellStart"/>
-      <w:r>
-        <w:t>rifattorizzazioni</w:t>
-      </w:r>
-      <w:proofErr w:type="spellEnd"/>
-      <w:r>
-        <w:t xml:space="preserve"> invasive.</w:t>
-      </w:r>
-    </w:p>
-    <w:p>
-      <w:pPr>
-        <w:pStyle w:val="Paragrafoelenco"/>
-        <w:numPr>
-          <w:ilvl w:val="0"/>
-          <w:numId w:val="2"/>
-        </w:numPr>
-        <w:spacing w:after="80" w:line="300" w:lineRule="auto"/>
-      </w:pPr>
-      <w:r>
-        <w:rPr>
-          <w:b/>
-          <w:bCs/>
-        </w:rPr>
         <w:t xml:space="preserve">RNF-08 — Affidabilità: </w:t>
       </w:r>
       <w:r>
@@ -6274,7 +6403,13 @@
         <w:jc w:val="both"/>
       </w:pPr>
       <w:r>
-        <w:t>Gli attori coinvolti sono due: il Driver, l'utente operativo che utilizza i veicoli, e il Manager, che amministra il parco mezzi. Entrambi interagiscono con il sistema centrale, il quale comunica a sua volta con il backend Supabase per persistenza, autenticazione e storage di dati e file.</w:t>
+        <w:t>Gli attori coinvolti sono due: il Driver, l'utente operativo che utilizza i veicoli, e il Manager, che amministra il parco mezzi</w:t>
+      </w:r>
+      <w:r>
+        <w:t xml:space="preserve"> e tutte le funzionalità dell’applicazione</w:t>
+      </w:r>
+      <w:r>
+        <w:t xml:space="preserve">. </w:t>
       </w:r>
     </w:p>
     <w:p>
@@ -6283,12 +6418,21 @@
         <w:jc w:val="both"/>
       </w:pPr>
       <w:r>
+        <w:t>Entrambi interagiscono con il sistema centrale, il quale comunica a sua volta con il backend Supabase per persistenza, autenticazione e storage di dati e file.</w:t>
+      </w:r>
+    </w:p>
+    <w:p>
+      <w:pPr>
+        <w:spacing w:after="120" w:line="320" w:lineRule="auto"/>
+        <w:jc w:val="both"/>
+      </w:pPr>
+      <w:r>
         <w:rPr>
           <w:noProof/>
         </w:rPr>
         <w:lastRenderedPageBreak/>
         <w:drawing>
-          <wp:inline distT="0" distB="0" distL="0" distR="0" wp14:anchorId="35CC4A2E" wp14:editId="5244EBB3">
+          <wp:inline distT="0" distB="0" distL="0" distR="0" wp14:anchorId="35CC4A2E" wp14:editId="49DCF874">
             <wp:extent cx="5663953" cy="9009398"/>
             <wp:effectExtent l="0" t="0" r="635" b="0"/>
             <wp:docPr id="487855971" name="Immagine 4"/>
@@ -7087,7 +7231,15 @@
         <w:jc w:val="both"/>
       </w:pPr>
       <w:r>
-        <w:t xml:space="preserve">Flutter è il framework UI open source di Google per costruire applicazioni multipiattaforma a partire da un unico codebase. La sua comparsa, nel 2017, ha segnato un cambio di paradigma nello sviluppo mobile: anziché mappare l'interfaccia su componenti nativi tramite un ponte, come fanno React Native o, in modo diverso, </w:t>
+        <w:t xml:space="preserve">Flutter è il framework UI open source di Google per costruire applicazioni multipiattaforma a partire da un unico </w:t>
+      </w:r>
+      <w:proofErr w:type="spellStart"/>
+      <w:r>
+        <w:t>codebase</w:t>
+      </w:r>
+      <w:proofErr w:type="spellEnd"/>
+      <w:r>
+        <w:t xml:space="preserve">. La sua comparsa, nel 2017, ha segnato un cambio di paradigma nello sviluppo mobile: anziché mappare l'interfaccia su componenti nativi tramite un ponte, come fanno React Native o, in modo diverso, </w:t>
       </w:r>
       <w:proofErr w:type="spellStart"/>
       <w:r>
@@ -7120,7 +7272,15 @@
         <w:jc w:val="both"/>
       </w:pPr>
       <w:r>
-        <w:t xml:space="preserve">Il linguaggio scelto da Flutter è Dart, anch'esso di Google: tipizzazione statica, null-safety, una sintassi che risulterà familiare a chi viene da Java o JavaScript, e supporto integrato alla programmazione asincrona tramite Future, Stream e le parole chiave </w:t>
+        <w:t xml:space="preserve">Il linguaggio scelto da Flutter è Dart, anch'esso di Google: tipizzazione statica, </w:t>
+      </w:r>
+      <w:proofErr w:type="spellStart"/>
+      <w:r>
+        <w:t>null-safety</w:t>
+      </w:r>
+      <w:proofErr w:type="spellEnd"/>
+      <w:r>
+        <w:t xml:space="preserve">, una sintassi che risulterà familiare a chi viene da Java o JavaScript, e supporto integrato alla programmazione asincrona tramite Future, Stream e le parole chiave </w:t>
       </w:r>
       <w:proofErr w:type="spellStart"/>
       <w:r>
@@ -7144,7 +7304,15 @@
       </w:r>
       <w:proofErr w:type="spellEnd"/>
       <w:r>
-        <w:t>-of-time per le release di produzione, ottenendo eseguibili nativi performanti, e just-in-time durante lo sviluppo, il che abilita la celebre funzionalità di hot reload: ogni modifica al codice si riflette sul dispositivo di test in pochi millisecondi, senza riavviare l'app né perdere lo stato corrente.</w:t>
+        <w:t xml:space="preserve">-of-time per le release di produzione, ottenendo eseguibili nativi performanti, e just-in-time durante lo sviluppo, il che abilita la celebre funzionalità di hot </w:t>
+      </w:r>
+      <w:proofErr w:type="spellStart"/>
+      <w:r>
+        <w:t>reload</w:t>
+      </w:r>
+      <w:proofErr w:type="spellEnd"/>
+      <w:r>
+        <w:t>: ogni modifica al codice si riflette sul dispositivo di test in pochi millisecondi, senza riavviare l'app né perdere lo stato corrente.</w:t>
       </w:r>
     </w:p>
     <w:p>
@@ -7161,7 +7329,24 @@
       </w:r>
       <w:proofErr w:type="spellEnd"/>
       <w:r>
-        <w:t>. Un approccio che elimina intere categorie di errori tipiche delle UI imperative — incoerenze tra dati e visualizzazione, doppie sottoscrizioni, leak di listener — e si adatta bene ai pattern di state management moderni.</w:t>
+        <w:t>. Un approccio che elimina intere categorie di errori tipiche delle UI imperative</w:t>
+      </w:r>
+      <w:r>
+        <w:t>,</w:t>
+      </w:r>
+      <w:r>
+        <w:t xml:space="preserve"> incoerenze tra dati e visualizzazione, doppie sottoscrizioni, leak di </w:t>
+      </w:r>
+      <w:proofErr w:type="spellStart"/>
+      <w:r>
+        <w:t>listener</w:t>
+      </w:r>
+      <w:proofErr w:type="spellEnd"/>
+      <w:r>
+        <w:t xml:space="preserve">; </w:t>
+      </w:r>
+      <w:r>
+        <w:t>si adatta bene ai pattern di state management moderni.</w:t>
       </w:r>
     </w:p>
     <w:p>
@@ -7170,7 +7355,15 @@
         <w:jc w:val="both"/>
       </w:pPr>
       <w:r>
-        <w:t xml:space="preserve">Per FleetManager la scelta di Flutter è stata motivata da più fattori: la possibilità di rilasciare contemporaneamente su Android, iOS e Web con un unico codebase; un buon equilibrio tra produttività e prestazioni; un ecosistema ormai maturo (oltre quarantamila pacchetti su </w:t>
+        <w:t xml:space="preserve">Per FleetManager la scelta di Flutter è stata motivata da più fattori: la possibilità di rilasciare contemporaneamente su Android, iOS e Web con un unico </w:t>
+      </w:r>
+      <w:proofErr w:type="spellStart"/>
+      <w:r>
+        <w:t>codebase</w:t>
+      </w:r>
+      <w:proofErr w:type="spellEnd"/>
+      <w:r>
+        <w:t xml:space="preserve">; un buon equilibrio tra produttività e prestazioni; un ecosistema ormai maturo (oltre quarantamila pacchetti su </w:t>
       </w:r>
       <w:proofErr w:type="spellStart"/>
       <w:r>
@@ -7331,13 +7524,22 @@
         </w:rPr>
         <w:t xml:space="preserve"> con provider esterni, ed espone un'API client-side che si integra con il database tramite la funzione </w:t>
       </w:r>
+      <w:proofErr w:type="spellStart"/>
       <w:proofErr w:type="gramStart"/>
       <w:r>
         <w:rPr>
           <w:b/>
           <w:bCs/>
         </w:rPr>
-        <w:t>auth.uid(</w:t>
+        <w:t>auth.uid</w:t>
+      </w:r>
+      <w:proofErr w:type="spellEnd"/>
+      <w:r>
+        <w:rPr>
+          <w:b/>
+          <w:bCs/>
+        </w:rPr>
+        <w:t>(</w:t>
       </w:r>
       <w:proofErr w:type="gramEnd"/>
       <w:r>
@@ -7448,7 +7650,15 @@
       </w:r>
       <w:proofErr w:type="spellEnd"/>
       <w:r>
-        <w:t xml:space="preserve">, che mette a disposizione un'API semplice per esporre oggetti ChangeNotifier al </w:t>
+        <w:t xml:space="preserve">, che mette a disposizione un'API semplice per esporre oggetti </w:t>
+      </w:r>
+      <w:proofErr w:type="spellStart"/>
+      <w:r>
+        <w:t>ChangeNotifier</w:t>
+      </w:r>
+      <w:proofErr w:type="spellEnd"/>
+      <w:r>
+        <w:t xml:space="preserve"> al </w:t>
       </w:r>
       <w:proofErr w:type="gramStart"/>
       <w:r>
@@ -7465,7 +7675,43 @@
         <w:jc w:val="both"/>
       </w:pPr>
       <w:r>
-        <w:t xml:space="preserve">Il modello adottato segue il classico schema ChangeNotifier: una classe centrale, FleetProvider, estende ChangeNotifier, mantiene lo stato dell'applicazione — utente loggato, lista veicoli, prenotazioni, manutenzioni, notifiche, restituzioni, scadenze — e invoca </w:t>
+        <w:t xml:space="preserve">Il modello adottato segue il classico schema </w:t>
+      </w:r>
+      <w:proofErr w:type="spellStart"/>
+      <w:r>
+        <w:t>ChangeNotifier</w:t>
+      </w:r>
+      <w:proofErr w:type="spellEnd"/>
+      <w:r>
+        <w:t xml:space="preserve">: una classe centrale, </w:t>
+      </w:r>
+      <w:proofErr w:type="spellStart"/>
+      <w:r>
+        <w:t>FleetProvider</w:t>
+      </w:r>
+      <w:proofErr w:type="spellEnd"/>
+      <w:r>
+        <w:t xml:space="preserve">, estende </w:t>
+      </w:r>
+      <w:proofErr w:type="spellStart"/>
+      <w:r>
+        <w:t>ChangeNotifier</w:t>
+      </w:r>
+      <w:proofErr w:type="spellEnd"/>
+      <w:r>
+        <w:t>, mantiene lo stato dell'applicazione</w:t>
+      </w:r>
+      <w:r>
+        <w:t>.</w:t>
+      </w:r>
+      <w:r>
+        <w:t xml:space="preserve"> utente loggato, lista veicoli, prenotazioni, manutenzioni, notifiche, restituzioni, scadenze</w:t>
+      </w:r>
+      <w:r>
+        <w:t>;</w:t>
+      </w:r>
+      <w:r>
+        <w:t xml:space="preserve"> invoca </w:t>
       </w:r>
       <w:proofErr w:type="spellStart"/>
       <w:proofErr w:type="gramStart"/>
@@ -7501,7 +7747,23 @@
       </w:r>
       <w:proofErr w:type="gramEnd"/>
       <w:r>
-        <w:t>), ricevendo aggiornamenti automatici e mirati. La dipendenza viene iniettata in cima all'albero tramite MultiProvider, già nel main.dart.</w:t>
+        <w:t xml:space="preserve">), ricevendo aggiornamenti automatici e mirati. La dipendenza viene iniettata in cima all'albero tramite </w:t>
+      </w:r>
+      <w:proofErr w:type="spellStart"/>
+      <w:r>
+        <w:t>MultiProvider</w:t>
+      </w:r>
+      <w:proofErr w:type="spellEnd"/>
+      <w:r>
+        <w:t xml:space="preserve">, già nel </w:t>
+      </w:r>
+      <w:proofErr w:type="spellStart"/>
+      <w:r>
+        <w:t>main.dart</w:t>
+      </w:r>
+      <w:proofErr w:type="spellEnd"/>
+      <w:r>
+        <w:t>.</w:t>
       </w:r>
     </w:p>
     <w:p>
@@ -8401,8 +8663,18 @@
                 <w:sz w:val="20"/>
                 <w:szCs w:val="20"/>
               </w:rPr>
-              <w:t>Provider / ChangeNotifier</w:t>
-            </w:r>
+              <w:t xml:space="preserve">Provider / </w:t>
+            </w:r>
+            <w:proofErr w:type="spellStart"/>
+            <w:r>
+              <w:rPr>
+                <w:color w:val="000000"/>
+                <w:sz w:val="20"/>
+                <w:szCs w:val="20"/>
+              </w:rPr>
+              <w:t>ChangeNotifier</w:t>
+            </w:r>
+            <w:proofErr w:type="spellEnd"/>
           </w:p>
         </w:tc>
       </w:tr>
@@ -8481,204 +8753,32 @@
             </w:tcMar>
           </w:tcPr>
           <w:p>
+            <w:proofErr w:type="spellStart"/>
             <w:r>
               <w:rPr>
                 <w:color w:val="000000"/>
                 <w:sz w:val="20"/>
                 <w:szCs w:val="20"/>
               </w:rPr>
-              <w:t>flutter_test, mocktail</w:t>
-            </w:r>
-          </w:p>
-        </w:tc>
-      </w:tr>
-      <w:tr>
-        <w:tc>
-          <w:tcPr>
-            <w:tcW w:w="2200" w:type="dxa"/>
-            <w:tcBorders>
-              <w:top w:val="single" w:sz="6" w:space="0" w:color="BFBFBF"/>
-              <w:left w:val="single" w:sz="6" w:space="0" w:color="BFBFBF"/>
-              <w:bottom w:val="single" w:sz="6" w:space="0" w:color="BFBFBF"/>
-              <w:right w:val="single" w:sz="6" w:space="0" w:color="BFBFBF"/>
-            </w:tcBorders>
-            <w:shd w:val="clear" w:color="auto" w:fill="F5F8FB"/>
-            <w:tcMar>
-              <w:top w:w="100" w:type="dxa"/>
-              <w:left w:w="140" w:type="dxa"/>
-              <w:bottom w:w="100" w:type="dxa"/>
-              <w:right w:w="140" w:type="dxa"/>
-            </w:tcMar>
-          </w:tcPr>
-          <w:p>
+              <w:t>flutter_test</w:t>
+            </w:r>
+            <w:proofErr w:type="spellEnd"/>
             <w:r>
               <w:rPr>
                 <w:color w:val="000000"/>
                 <w:sz w:val="20"/>
                 <w:szCs w:val="20"/>
               </w:rPr>
-              <w:t>Hot reload</w:t>
-            </w:r>
-          </w:p>
-        </w:tc>
-        <w:tc>
-          <w:tcPr>
-            <w:tcW w:w="3200" w:type="dxa"/>
-            <w:tcBorders>
-              <w:top w:val="single" w:sz="6" w:space="0" w:color="BFBFBF"/>
-              <w:left w:val="single" w:sz="6" w:space="0" w:color="BFBFBF"/>
-              <w:bottom w:val="single" w:sz="6" w:space="0" w:color="BFBFBF"/>
-              <w:right w:val="single" w:sz="6" w:space="0" w:color="BFBFBF"/>
-            </w:tcBorders>
-            <w:shd w:val="clear" w:color="auto" w:fill="F5F8FB"/>
-            <w:tcMar>
-              <w:top w:w="100" w:type="dxa"/>
-              <w:left w:w="140" w:type="dxa"/>
-              <w:bottom w:w="100" w:type="dxa"/>
-              <w:right w:w="140" w:type="dxa"/>
-            </w:tcMar>
-          </w:tcPr>
-          <w:p>
+              <w:t xml:space="preserve">, </w:t>
+            </w:r>
+            <w:proofErr w:type="spellStart"/>
             <w:r>
               <w:rPr>
                 <w:color w:val="000000"/>
                 <w:sz w:val="20"/>
                 <w:szCs w:val="20"/>
               </w:rPr>
-              <w:t>No</w:t>
-            </w:r>
-          </w:p>
-        </w:tc>
-        <w:tc>
-          <w:tcPr>
-            <w:tcW w:w="3960" w:type="dxa"/>
-            <w:tcBorders>
-              <w:top w:val="single" w:sz="6" w:space="0" w:color="BFBFBF"/>
-              <w:left w:val="single" w:sz="6" w:space="0" w:color="BFBFBF"/>
-              <w:bottom w:val="single" w:sz="6" w:space="0" w:color="BFBFBF"/>
-              <w:right w:val="single" w:sz="6" w:space="0" w:color="BFBFBF"/>
-            </w:tcBorders>
-            <w:shd w:val="clear" w:color="auto" w:fill="F5F8FB"/>
-            <w:tcMar>
-              <w:top w:w="100" w:type="dxa"/>
-              <w:left w:w="140" w:type="dxa"/>
-              <w:bottom w:w="100" w:type="dxa"/>
-              <w:right w:w="140" w:type="dxa"/>
-            </w:tcMar>
-          </w:tcPr>
-          <w:p>
-            <w:r>
-              <w:rPr>
-                <w:color w:val="000000"/>
-                <w:sz w:val="20"/>
-                <w:szCs w:val="20"/>
-              </w:rPr>
-              <w:t>Sì</w:t>
-            </w:r>
-          </w:p>
-        </w:tc>
-      </w:tr>
-      <w:tr>
-        <w:tc>
-          <w:tcPr>
-            <w:tcW w:w="2200" w:type="dxa"/>
-            <w:tcBorders>
-              <w:top w:val="single" w:sz="6" w:space="0" w:color="BFBFBF"/>
-              <w:left w:val="single" w:sz="6" w:space="0" w:color="BFBFBF"/>
-              <w:bottom w:val="single" w:sz="6" w:space="0" w:color="BFBFBF"/>
-              <w:right w:val="single" w:sz="6" w:space="0" w:color="BFBFBF"/>
-            </w:tcBorders>
-            <w:shd w:val="clear" w:color="auto" w:fill="FFFFFF"/>
-            <w:tcMar>
-              <w:top w:w="100" w:type="dxa"/>
-              <w:left w:w="140" w:type="dxa"/>
-              <w:bottom w:w="100" w:type="dxa"/>
-              <w:right w:w="140" w:type="dxa"/>
-            </w:tcMar>
-          </w:tcPr>
-          <w:p>
-            <w:r>
-              <w:rPr>
-                <w:color w:val="000000"/>
-                <w:sz w:val="20"/>
-                <w:szCs w:val="20"/>
-              </w:rPr>
-              <w:t>Architettura</w:t>
-            </w:r>
-          </w:p>
-        </w:tc>
-        <w:tc>
-          <w:tcPr>
-            <w:tcW w:w="3200" w:type="dxa"/>
-            <w:tcBorders>
-              <w:top w:val="single" w:sz="6" w:space="0" w:color="BFBFBF"/>
-              <w:left w:val="single" w:sz="6" w:space="0" w:color="BFBFBF"/>
-              <w:bottom w:val="single" w:sz="6" w:space="0" w:color="BFBFBF"/>
-              <w:right w:val="single" w:sz="6" w:space="0" w:color="BFBFBF"/>
-            </w:tcBorders>
-            <w:shd w:val="clear" w:color="auto" w:fill="FFFFFF"/>
-            <w:tcMar>
-              <w:top w:w="100" w:type="dxa"/>
-              <w:left w:w="140" w:type="dxa"/>
-              <w:bottom w:w="100" w:type="dxa"/>
-              <w:right w:w="140" w:type="dxa"/>
-            </w:tcMar>
-          </w:tcPr>
-          <w:p>
-            <w:r>
-              <w:rPr>
-                <w:color w:val="000000"/>
-                <w:sz w:val="20"/>
-                <w:szCs w:val="20"/>
-              </w:rPr>
-              <w:t>MVC scolastico</w:t>
-            </w:r>
-          </w:p>
-        </w:tc>
-        <w:tc>
-          <w:tcPr>
-            <w:tcW w:w="3960" w:type="dxa"/>
-            <w:tcBorders>
-              <w:top w:val="single" w:sz="6" w:space="0" w:color="BFBFBF"/>
-              <w:left w:val="single" w:sz="6" w:space="0" w:color="BFBFBF"/>
-              <w:bottom w:val="single" w:sz="6" w:space="0" w:color="BFBFBF"/>
-              <w:right w:val="single" w:sz="6" w:space="0" w:color="BFBFBF"/>
-            </w:tcBorders>
-            <w:shd w:val="clear" w:color="auto" w:fill="FFFFFF"/>
-            <w:tcMar>
-              <w:top w:w="100" w:type="dxa"/>
-              <w:left w:w="140" w:type="dxa"/>
-              <w:bottom w:w="100" w:type="dxa"/>
-              <w:right w:w="140" w:type="dxa"/>
-            </w:tcMar>
-          </w:tcPr>
-          <w:p>
-            <w:proofErr w:type="spellStart"/>
-            <w:r>
-              <w:rPr>
-                <w:color w:val="000000"/>
-                <w:sz w:val="20"/>
-                <w:szCs w:val="20"/>
-              </w:rPr>
-              <w:t>Layered</w:t>
-            </w:r>
-            <w:proofErr w:type="spellEnd"/>
-            <w:r>
-              <w:rPr>
-                <w:color w:val="000000"/>
-                <w:sz w:val="20"/>
-                <w:szCs w:val="20"/>
-              </w:rPr>
-              <w:t xml:space="preserve"> + </w:t>
-            </w:r>
-            <w:proofErr w:type="spellStart"/>
-            <w:r>
-              <w:rPr>
-                <w:color w:val="000000"/>
-                <w:sz w:val="20"/>
-                <w:szCs w:val="20"/>
-              </w:rPr>
-              <w:t>Clean</w:t>
+              <w:t>mocktail</w:t>
             </w:r>
             <w:proofErr w:type="spellEnd"/>
           </w:p>
@@ -8709,8 +8809,18 @@
                 <w:sz w:val="20"/>
                 <w:szCs w:val="20"/>
               </w:rPr>
-              <w:t>Storage di file</w:t>
-            </w:r>
+              <w:t xml:space="preserve">Hot </w:t>
+            </w:r>
+            <w:proofErr w:type="spellStart"/>
+            <w:r>
+              <w:rPr>
+                <w:color w:val="000000"/>
+                <w:sz w:val="20"/>
+                <w:szCs w:val="20"/>
+              </w:rPr>
+              <w:t>reload</w:t>
+            </w:r>
+            <w:proofErr w:type="spellEnd"/>
           </w:p>
         </w:tc>
         <w:tc>
@@ -8737,7 +8847,7 @@
                 <w:sz w:val="20"/>
                 <w:szCs w:val="20"/>
               </w:rPr>
-              <w:t>Filesystem locale</w:t>
+              <w:t>No</w:t>
             </w:r>
           </w:p>
         </w:tc>
@@ -8765,7 +8875,7 @@
                 <w:sz w:val="20"/>
                 <w:szCs w:val="20"/>
               </w:rPr>
-              <w:t>Supabase Storage (cloud)</w:t>
+              <w:t>Sì</w:t>
             </w:r>
           </w:p>
         </w:tc>
@@ -8795,7 +8905,7 @@
                 <w:sz w:val="20"/>
                 <w:szCs w:val="20"/>
               </w:rPr>
-              <w:t>Notifiche</w:t>
+              <w:t>Architettura</w:t>
             </w:r>
           </w:p>
         </w:tc>
@@ -8823,7 +8933,7 @@
                 <w:sz w:val="20"/>
                 <w:szCs w:val="20"/>
               </w:rPr>
-              <w:t>Non previste</w:t>
+              <w:t>MVC scolastico</w:t>
             </w:r>
           </w:p>
         </w:tc>
@@ -8845,13 +8955,215 @@
             </w:tcMar>
           </w:tcPr>
           <w:p>
+            <w:proofErr w:type="spellStart"/>
             <w:r>
               <w:rPr>
                 <w:color w:val="000000"/>
                 <w:sz w:val="20"/>
                 <w:szCs w:val="20"/>
               </w:rPr>
-              <w:t>Realtime + persistite</w:t>
+              <w:t>Layered</w:t>
+            </w:r>
+            <w:proofErr w:type="spellEnd"/>
+            <w:r>
+              <w:rPr>
+                <w:color w:val="000000"/>
+                <w:sz w:val="20"/>
+                <w:szCs w:val="20"/>
+              </w:rPr>
+              <w:t xml:space="preserve"> + </w:t>
+            </w:r>
+            <w:proofErr w:type="spellStart"/>
+            <w:r>
+              <w:rPr>
+                <w:color w:val="000000"/>
+                <w:sz w:val="20"/>
+                <w:szCs w:val="20"/>
+              </w:rPr>
+              <w:t>Clean</w:t>
+            </w:r>
+            <w:proofErr w:type="spellEnd"/>
+          </w:p>
+        </w:tc>
+      </w:tr>
+      <w:tr>
+        <w:tc>
+          <w:tcPr>
+            <w:tcW w:w="2200" w:type="dxa"/>
+            <w:tcBorders>
+              <w:top w:val="single" w:sz="6" w:space="0" w:color="BFBFBF"/>
+              <w:left w:val="single" w:sz="6" w:space="0" w:color="BFBFBF"/>
+              <w:bottom w:val="single" w:sz="6" w:space="0" w:color="BFBFBF"/>
+              <w:right w:val="single" w:sz="6" w:space="0" w:color="BFBFBF"/>
+            </w:tcBorders>
+            <w:shd w:val="clear" w:color="auto" w:fill="F5F8FB"/>
+            <w:tcMar>
+              <w:top w:w="100" w:type="dxa"/>
+              <w:left w:w="140" w:type="dxa"/>
+              <w:bottom w:w="100" w:type="dxa"/>
+              <w:right w:w="140" w:type="dxa"/>
+            </w:tcMar>
+          </w:tcPr>
+          <w:p>
+            <w:r>
+              <w:rPr>
+                <w:color w:val="000000"/>
+                <w:sz w:val="20"/>
+                <w:szCs w:val="20"/>
+              </w:rPr>
+              <w:t>Storage di file</w:t>
+            </w:r>
+          </w:p>
+        </w:tc>
+        <w:tc>
+          <w:tcPr>
+            <w:tcW w:w="3200" w:type="dxa"/>
+            <w:tcBorders>
+              <w:top w:val="single" w:sz="6" w:space="0" w:color="BFBFBF"/>
+              <w:left w:val="single" w:sz="6" w:space="0" w:color="BFBFBF"/>
+              <w:bottom w:val="single" w:sz="6" w:space="0" w:color="BFBFBF"/>
+              <w:right w:val="single" w:sz="6" w:space="0" w:color="BFBFBF"/>
+            </w:tcBorders>
+            <w:shd w:val="clear" w:color="auto" w:fill="F5F8FB"/>
+            <w:tcMar>
+              <w:top w:w="100" w:type="dxa"/>
+              <w:left w:w="140" w:type="dxa"/>
+              <w:bottom w:w="100" w:type="dxa"/>
+              <w:right w:w="140" w:type="dxa"/>
+            </w:tcMar>
+          </w:tcPr>
+          <w:p>
+            <w:r>
+              <w:rPr>
+                <w:color w:val="000000"/>
+                <w:sz w:val="20"/>
+                <w:szCs w:val="20"/>
+              </w:rPr>
+              <w:t>Filesystem locale</w:t>
+            </w:r>
+          </w:p>
+        </w:tc>
+        <w:tc>
+          <w:tcPr>
+            <w:tcW w:w="3960" w:type="dxa"/>
+            <w:tcBorders>
+              <w:top w:val="single" w:sz="6" w:space="0" w:color="BFBFBF"/>
+              <w:left w:val="single" w:sz="6" w:space="0" w:color="BFBFBF"/>
+              <w:bottom w:val="single" w:sz="6" w:space="0" w:color="BFBFBF"/>
+              <w:right w:val="single" w:sz="6" w:space="0" w:color="BFBFBF"/>
+            </w:tcBorders>
+            <w:shd w:val="clear" w:color="auto" w:fill="F5F8FB"/>
+            <w:tcMar>
+              <w:top w:w="100" w:type="dxa"/>
+              <w:left w:w="140" w:type="dxa"/>
+              <w:bottom w:w="100" w:type="dxa"/>
+              <w:right w:w="140" w:type="dxa"/>
+            </w:tcMar>
+          </w:tcPr>
+          <w:p>
+            <w:r>
+              <w:rPr>
+                <w:color w:val="000000"/>
+                <w:sz w:val="20"/>
+                <w:szCs w:val="20"/>
+              </w:rPr>
+              <w:t>Supabase Storage (cloud)</w:t>
+            </w:r>
+          </w:p>
+        </w:tc>
+      </w:tr>
+      <w:tr>
+        <w:tc>
+          <w:tcPr>
+            <w:tcW w:w="2200" w:type="dxa"/>
+            <w:tcBorders>
+              <w:top w:val="single" w:sz="6" w:space="0" w:color="BFBFBF"/>
+              <w:left w:val="single" w:sz="6" w:space="0" w:color="BFBFBF"/>
+              <w:bottom w:val="single" w:sz="6" w:space="0" w:color="BFBFBF"/>
+              <w:right w:val="single" w:sz="6" w:space="0" w:color="BFBFBF"/>
+            </w:tcBorders>
+            <w:shd w:val="clear" w:color="auto" w:fill="FFFFFF"/>
+            <w:tcMar>
+              <w:top w:w="100" w:type="dxa"/>
+              <w:left w:w="140" w:type="dxa"/>
+              <w:bottom w:w="100" w:type="dxa"/>
+              <w:right w:w="140" w:type="dxa"/>
+            </w:tcMar>
+          </w:tcPr>
+          <w:p>
+            <w:r>
+              <w:rPr>
+                <w:color w:val="000000"/>
+                <w:sz w:val="20"/>
+                <w:szCs w:val="20"/>
+              </w:rPr>
+              <w:t>Notifiche</w:t>
+            </w:r>
+          </w:p>
+        </w:tc>
+        <w:tc>
+          <w:tcPr>
+            <w:tcW w:w="3200" w:type="dxa"/>
+            <w:tcBorders>
+              <w:top w:val="single" w:sz="6" w:space="0" w:color="BFBFBF"/>
+              <w:left w:val="single" w:sz="6" w:space="0" w:color="BFBFBF"/>
+              <w:bottom w:val="single" w:sz="6" w:space="0" w:color="BFBFBF"/>
+              <w:right w:val="single" w:sz="6" w:space="0" w:color="BFBFBF"/>
+            </w:tcBorders>
+            <w:shd w:val="clear" w:color="auto" w:fill="FFFFFF"/>
+            <w:tcMar>
+              <w:top w:w="100" w:type="dxa"/>
+              <w:left w:w="140" w:type="dxa"/>
+              <w:bottom w:w="100" w:type="dxa"/>
+              <w:right w:w="140" w:type="dxa"/>
+            </w:tcMar>
+          </w:tcPr>
+          <w:p>
+            <w:r>
+              <w:rPr>
+                <w:color w:val="000000"/>
+                <w:sz w:val="20"/>
+                <w:szCs w:val="20"/>
+              </w:rPr>
+              <w:t>Non previste</w:t>
+            </w:r>
+          </w:p>
+        </w:tc>
+        <w:tc>
+          <w:tcPr>
+            <w:tcW w:w="3960" w:type="dxa"/>
+            <w:tcBorders>
+              <w:top w:val="single" w:sz="6" w:space="0" w:color="BFBFBF"/>
+              <w:left w:val="single" w:sz="6" w:space="0" w:color="BFBFBF"/>
+              <w:bottom w:val="single" w:sz="6" w:space="0" w:color="BFBFBF"/>
+              <w:right w:val="single" w:sz="6" w:space="0" w:color="BFBFBF"/>
+            </w:tcBorders>
+            <w:shd w:val="clear" w:color="auto" w:fill="FFFFFF"/>
+            <w:tcMar>
+              <w:top w:w="100" w:type="dxa"/>
+              <w:left w:w="140" w:type="dxa"/>
+              <w:bottom w:w="100" w:type="dxa"/>
+              <w:right w:w="140" w:type="dxa"/>
+            </w:tcMar>
+          </w:tcPr>
+          <w:p>
+            <w:proofErr w:type="spellStart"/>
+            <w:r>
+              <w:rPr>
+                <w:color w:val="000000"/>
+                <w:sz w:val="20"/>
+                <w:szCs w:val="20"/>
+              </w:rPr>
+              <w:t>Realtime</w:t>
+            </w:r>
+            <w:proofErr w:type="spellEnd"/>
+            <w:r>
+              <w:rPr>
+                <w:color w:val="000000"/>
+                <w:sz w:val="20"/>
+                <w:szCs w:val="20"/>
+              </w:rPr>
+              <w:t xml:space="preserve"> + persistite</w:t>
             </w:r>
           </w:p>
         </w:tc>
@@ -8910,7 +9222,7 @@
           <w:noProof/>
         </w:rPr>
         <w:drawing>
-          <wp:anchor distT="0" distB="0" distL="114300" distR="114300" simplePos="0" relativeHeight="251658240" behindDoc="0" locked="0" layoutInCell="1" allowOverlap="1" wp14:anchorId="566F67BB" wp14:editId="083E1F56">
+          <wp:anchor distT="0" distB="0" distL="114300" distR="114300" simplePos="0" relativeHeight="251658240" behindDoc="0" locked="0" layoutInCell="1" allowOverlap="1" wp14:anchorId="566F67BB" wp14:editId="750E8A4F">
             <wp:simplePos x="0" y="0"/>
             <wp:positionH relativeFrom="column">
               <wp:posOffset>-775335</wp:posOffset>
@@ -9127,7 +9439,7 @@
         </w:rPr>
         <w:lastRenderedPageBreak/>
         <w:drawing>
-          <wp:anchor distT="0" distB="0" distL="114300" distR="114300" simplePos="0" relativeHeight="251659264" behindDoc="0" locked="0" layoutInCell="1" allowOverlap="1" wp14:anchorId="3A483ED9" wp14:editId="6710BD61">
+          <wp:anchor distT="0" distB="0" distL="114300" distR="114300" simplePos="0" relativeHeight="251659264" behindDoc="0" locked="0" layoutInCell="1" allowOverlap="1" wp14:anchorId="3A483ED9" wp14:editId="71055804">
             <wp:simplePos x="0" y="0"/>
             <wp:positionH relativeFrom="column">
               <wp:posOffset>-812454</wp:posOffset>
@@ -9311,7 +9623,31 @@
         <w:t xml:space="preserve">Utente: </w:t>
       </w:r>
       <w:r>
-        <w:t>rappresenta un attore del sistema. Attributi: idUtente, nome, cognome, email, ruolo (driver/manager), patente. Relazione 1..N con Prenotazione.</w:t>
+        <w:t xml:space="preserve">rappresenta un attore del sistema. Attributi: </w:t>
+      </w:r>
+      <w:proofErr w:type="spellStart"/>
+      <w:r>
+        <w:t>idUtente</w:t>
+      </w:r>
+      <w:proofErr w:type="spellEnd"/>
+      <w:r>
+        <w:t xml:space="preserve">, nome, cognome, </w:t>
+      </w:r>
+      <w:proofErr w:type="gramStart"/>
+      <w:r>
+        <w:t>email</w:t>
+      </w:r>
+      <w:proofErr w:type="gramEnd"/>
+      <w:r>
+        <w:t xml:space="preserve">, ruolo (driver/manager), patente. Relazione </w:t>
+      </w:r>
+      <w:proofErr w:type="gramStart"/>
+      <w:r>
+        <w:t>1..</w:t>
+      </w:r>
+      <w:proofErr w:type="gramEnd"/>
+      <w:r>
+        <w:t>N con Prenotazione.</w:t>
       </w:r>
     </w:p>
     <w:p>
@@ -9331,7 +9667,31 @@
         <w:t xml:space="preserve">Veicolo: </w:t>
       </w:r>
       <w:r>
-        <w:t>modella un automezzo. Attributi: targa (chiave primaria), tipoVeicolo (auto/furgone/moto), marca, modello, anno di immatricolazione, statoVeicolo (disponibile, prenotato, in manutenzione, fuori servizio), chilometri. Relazione 1..N con Prenotazione, Manutenzione, Scadenza.</w:t>
+        <w:t xml:space="preserve">modella un automezzo. Attributi: targa (chiave primaria), </w:t>
+      </w:r>
+      <w:proofErr w:type="spellStart"/>
+      <w:r>
+        <w:t>tipoVeicolo</w:t>
+      </w:r>
+      <w:proofErr w:type="spellEnd"/>
+      <w:r>
+        <w:t xml:space="preserve"> (auto/furgone/moto), marca, modello, anno di immatricolazione, </w:t>
+      </w:r>
+      <w:proofErr w:type="spellStart"/>
+      <w:r>
+        <w:t>statoVeicolo</w:t>
+      </w:r>
+      <w:proofErr w:type="spellEnd"/>
+      <w:r>
+        <w:t xml:space="preserve"> (disponibile, prenotato, in manutenzione, fuori servizio), chilometri. Relazione </w:t>
+      </w:r>
+      <w:proofErr w:type="gramStart"/>
+      <w:r>
+        <w:t>1..</w:t>
+      </w:r>
+      <w:proofErr w:type="gramEnd"/>
+      <w:r>
+        <w:t>N con Prenotazione, Manutenzione, Scadenza.</w:t>
       </w:r>
     </w:p>
     <w:p>
@@ -9351,7 +9711,63 @@
         <w:t xml:space="preserve">Prenotazione: </w:t>
       </w:r>
       <w:r>
-        <w:t>collega un utente a un veicolo per un intervallo temporale. Attributi: idPrenotazione, idUtente, targa, dataInizio, dataFine, statoPrenotazione (richiesta, confermata, attiva, attesaCheckup, completata, annullata, sospesa), tipoPrenotazione (utente, aziendale, privata).</w:t>
+        <w:t xml:space="preserve">collega un utente a un veicolo per un intervallo temporale. Attributi: </w:t>
+      </w:r>
+      <w:proofErr w:type="spellStart"/>
+      <w:r>
+        <w:t>idPrenotazione</w:t>
+      </w:r>
+      <w:proofErr w:type="spellEnd"/>
+      <w:r>
+        <w:t xml:space="preserve">, </w:t>
+      </w:r>
+      <w:proofErr w:type="spellStart"/>
+      <w:r>
+        <w:t>idUtente</w:t>
+      </w:r>
+      <w:proofErr w:type="spellEnd"/>
+      <w:r>
+        <w:t xml:space="preserve">, targa, </w:t>
+      </w:r>
+      <w:proofErr w:type="spellStart"/>
+      <w:r>
+        <w:t>dataInizio</w:t>
+      </w:r>
+      <w:proofErr w:type="spellEnd"/>
+      <w:r>
+        <w:t xml:space="preserve">, </w:t>
+      </w:r>
+      <w:proofErr w:type="spellStart"/>
+      <w:r>
+        <w:t>dataFine</w:t>
+      </w:r>
+      <w:proofErr w:type="spellEnd"/>
+      <w:r>
+        <w:t xml:space="preserve">, </w:t>
+      </w:r>
+      <w:proofErr w:type="spellStart"/>
+      <w:r>
+        <w:t>statoPrenotazione</w:t>
+      </w:r>
+      <w:proofErr w:type="spellEnd"/>
+      <w:r>
+        <w:t xml:space="preserve"> (richiesta, confermata, attiva, </w:t>
+      </w:r>
+      <w:proofErr w:type="spellStart"/>
+      <w:r>
+        <w:t>attesaCheckup</w:t>
+      </w:r>
+      <w:proofErr w:type="spellEnd"/>
+      <w:r>
+        <w:t xml:space="preserve">, completata, annullata, sospesa), </w:t>
+      </w:r>
+      <w:proofErr w:type="spellStart"/>
+      <w:r>
+        <w:t>tipoPrenotazione</w:t>
+      </w:r>
+      <w:proofErr w:type="spellEnd"/>
+      <w:r>
+        <w:t xml:space="preserve"> (utente, aziendale, privata).</w:t>
       </w:r>
     </w:p>
     <w:p>
@@ -9371,7 +9787,39 @@
         <w:t xml:space="preserve">Manutenzione: </w:t>
       </w:r>
       <w:r>
-        <w:t>evento di intervento tecnico. Attributi: idManutenzione, targa, data inizio, oraFine (null finché aperta), tipoManutenzione (ordinaria, straordinaria, riparazione), descrizione, luogo.</w:t>
+        <w:t xml:space="preserve">evento di intervento tecnico. Attributi: </w:t>
+      </w:r>
+      <w:proofErr w:type="spellStart"/>
+      <w:r>
+        <w:t>idManutenzione</w:t>
+      </w:r>
+      <w:proofErr w:type="spellEnd"/>
+      <w:r>
+        <w:t xml:space="preserve">, targa, data inizio, </w:t>
+      </w:r>
+      <w:proofErr w:type="spellStart"/>
+      <w:r>
+        <w:t>oraFine</w:t>
+      </w:r>
+      <w:proofErr w:type="spellEnd"/>
+      <w:r>
+        <w:t xml:space="preserve"> (</w:t>
+      </w:r>
+      <w:proofErr w:type="spellStart"/>
+      <w:r>
+        <w:t>null</w:t>
+      </w:r>
+      <w:proofErr w:type="spellEnd"/>
+      <w:r>
+        <w:t xml:space="preserve"> finché aperta), </w:t>
+      </w:r>
+      <w:proofErr w:type="spellStart"/>
+      <w:r>
+        <w:t>tipoManutenzione</w:t>
+      </w:r>
+      <w:proofErr w:type="spellEnd"/>
+      <w:r>
+        <w:t xml:space="preserve"> (ordinaria, straordinaria, riparazione), descrizione, luogo.</w:t>
       </w:r>
     </w:p>
     <w:p>
@@ -9391,15 +9839,65 @@
         <w:t xml:space="preserve">Scadenza: </w:t>
       </w:r>
       <w:r>
-        <w:t xml:space="preserve">registra le scadenze tecniche. Attributi: idScadenza, targa, tipoScadenza (assicurazione, bollo, revisione, tagliando), data, kmScadenza, </w:t>
-      </w:r>
+        <w:t xml:space="preserve">registra le scadenze tecniche. Attributi: </w:t>
+      </w:r>
+      <w:proofErr w:type="spellStart"/>
+      <w:r>
+        <w:t>idScadenza</w:t>
+      </w:r>
+      <w:proofErr w:type="spellEnd"/>
+      <w:r>
+        <w:t xml:space="preserve">, targa, </w:t>
+      </w:r>
+      <w:proofErr w:type="spellStart"/>
+      <w:r>
+        <w:t>tipoScadenza</w:t>
+      </w:r>
+      <w:proofErr w:type="spellEnd"/>
+      <w:r>
+        <w:t xml:space="preserve"> (assicurazione, bollo, revisione, tagliando), data, </w:t>
+      </w:r>
+      <w:proofErr w:type="spellStart"/>
+      <w:r>
+        <w:t>kmScadenza</w:t>
+      </w:r>
+      <w:proofErr w:type="spellEnd"/>
+      <w:r>
+        <w:t xml:space="preserve">, </w:t>
+      </w:r>
+      <w:proofErr w:type="spellStart"/>
       <w:proofErr w:type="gramStart"/>
       <w:r>
         <w:t>mesiScadenza</w:t>
       </w:r>
+      <w:proofErr w:type="spellEnd"/>
       <w:proofErr w:type="gramEnd"/>
       <w:r>
-        <w:t>, notificata, chiusa, dataChiusura, costoChiusura, dettagliChiusura.</w:t>
+        <w:t xml:space="preserve">, notificata, chiusa, </w:t>
+      </w:r>
+      <w:proofErr w:type="spellStart"/>
+      <w:r>
+        <w:t>dataChiusura</w:t>
+      </w:r>
+      <w:proofErr w:type="spellEnd"/>
+      <w:r>
+        <w:t xml:space="preserve">, </w:t>
+      </w:r>
+      <w:proofErr w:type="spellStart"/>
+      <w:r>
+        <w:t>costoChiusura</w:t>
+      </w:r>
+      <w:proofErr w:type="spellEnd"/>
+      <w:r>
+        <w:t xml:space="preserve">, </w:t>
+      </w:r>
+      <w:proofErr w:type="spellStart"/>
+      <w:r>
+        <w:t>dettagliChiusura</w:t>
+      </w:r>
+      <w:proofErr w:type="spellEnd"/>
+      <w:r>
+        <w:t>.</w:t>
       </w:r>
     </w:p>
     <w:p>
@@ -9420,7 +9918,137 @@
         <w:t xml:space="preserve">Restituzione: </w:t>
       </w:r>
       <w:r>
-        <w:t>fotografia dello stato del veicolo al rientro. Attributi: idRestituzione, idPrenotazione, kmFinali, dataRestituzione, rifornimentoEffettuato, litri, importoEuro, urlScontrino, haPedaggi, importoPedaggi, urlFotoPedaggio, danniPresenti, descrizioneDanni, urlFotoDanni, isEmergenza, noteEmergenza, posizioneEmergenza.</w:t>
+        <w:t xml:space="preserve">fotografia dello stato del veicolo al rientro. Attributi: </w:t>
+      </w:r>
+      <w:proofErr w:type="spellStart"/>
+      <w:r>
+        <w:t>idRestituzione</w:t>
+      </w:r>
+      <w:proofErr w:type="spellEnd"/>
+      <w:r>
+        <w:t xml:space="preserve">, </w:t>
+      </w:r>
+      <w:proofErr w:type="spellStart"/>
+      <w:r>
+        <w:t>idPrenotazione</w:t>
+      </w:r>
+      <w:proofErr w:type="spellEnd"/>
+      <w:r>
+        <w:t xml:space="preserve">, </w:t>
+      </w:r>
+      <w:proofErr w:type="spellStart"/>
+      <w:r>
+        <w:t>kmFinali</w:t>
+      </w:r>
+      <w:proofErr w:type="spellEnd"/>
+      <w:r>
+        <w:t xml:space="preserve">, </w:t>
+      </w:r>
+      <w:proofErr w:type="spellStart"/>
+      <w:r>
+        <w:t>dataRestituzione</w:t>
+      </w:r>
+      <w:proofErr w:type="spellEnd"/>
+      <w:r>
+        <w:t xml:space="preserve">, </w:t>
+      </w:r>
+      <w:proofErr w:type="spellStart"/>
+      <w:proofErr w:type="gramStart"/>
+      <w:r>
+        <w:t>rifornimentoEffettuato</w:t>
+      </w:r>
+      <w:proofErr w:type="spellEnd"/>
+      <w:proofErr w:type="gramEnd"/>
+      <w:r>
+        <w:t xml:space="preserve">, litri, </w:t>
+      </w:r>
+      <w:proofErr w:type="spellStart"/>
+      <w:r>
+        <w:t>importoEuro</w:t>
+      </w:r>
+      <w:proofErr w:type="spellEnd"/>
+      <w:r>
+        <w:t xml:space="preserve">, </w:t>
+      </w:r>
+      <w:proofErr w:type="spellStart"/>
+      <w:r>
+        <w:t>urlScontrino</w:t>
+      </w:r>
+      <w:proofErr w:type="spellEnd"/>
+      <w:r>
+        <w:t xml:space="preserve">, </w:t>
+      </w:r>
+      <w:proofErr w:type="spellStart"/>
+      <w:r>
+        <w:t>haPedaggi</w:t>
+      </w:r>
+      <w:proofErr w:type="spellEnd"/>
+      <w:r>
+        <w:t xml:space="preserve">, </w:t>
+      </w:r>
+      <w:proofErr w:type="spellStart"/>
+      <w:r>
+        <w:t>importoPedaggi</w:t>
+      </w:r>
+      <w:proofErr w:type="spellEnd"/>
+      <w:r>
+        <w:t xml:space="preserve">, </w:t>
+      </w:r>
+      <w:proofErr w:type="spellStart"/>
+      <w:r>
+        <w:t>urlFotoPedaggio</w:t>
+      </w:r>
+      <w:proofErr w:type="spellEnd"/>
+      <w:r>
+        <w:t xml:space="preserve">, </w:t>
+      </w:r>
+      <w:proofErr w:type="spellStart"/>
+      <w:r>
+        <w:t>danniPresenti</w:t>
+      </w:r>
+      <w:proofErr w:type="spellEnd"/>
+      <w:r>
+        <w:t xml:space="preserve">, </w:t>
+      </w:r>
+      <w:proofErr w:type="spellStart"/>
+      <w:r>
+        <w:t>descrizioneDanni</w:t>
+      </w:r>
+      <w:proofErr w:type="spellEnd"/>
+      <w:r>
+        <w:t xml:space="preserve">, </w:t>
+      </w:r>
+      <w:proofErr w:type="spellStart"/>
+      <w:r>
+        <w:t>urlFotoDanni</w:t>
+      </w:r>
+      <w:proofErr w:type="spellEnd"/>
+      <w:r>
+        <w:t xml:space="preserve">, </w:t>
+      </w:r>
+      <w:proofErr w:type="spellStart"/>
+      <w:r>
+        <w:t>isEmergenza</w:t>
+      </w:r>
+      <w:proofErr w:type="spellEnd"/>
+      <w:r>
+        <w:t xml:space="preserve">, </w:t>
+      </w:r>
+      <w:proofErr w:type="spellStart"/>
+      <w:r>
+        <w:t>noteEmergenza</w:t>
+      </w:r>
+      <w:proofErr w:type="spellEnd"/>
+      <w:r>
+        <w:t xml:space="preserve">, </w:t>
+      </w:r>
+      <w:proofErr w:type="spellStart"/>
+      <w:r>
+        <w:t>posizioneEmergenza</w:t>
+      </w:r>
+      <w:proofErr w:type="spellEnd"/>
+      <w:r>
+        <w:t>.</w:t>
       </w:r>
     </w:p>
     <w:p>
@@ -9432,15 +10060,96 @@
         </w:numPr>
         <w:spacing w:after="80" w:line="300" w:lineRule="auto"/>
       </w:pPr>
+      <w:proofErr w:type="spellStart"/>
       <w:r>
         <w:rPr>
           <w:b/>
           <w:bCs/>
         </w:rPr>
-        <w:t xml:space="preserve">CheckupVeicolo: </w:t>
-      </w:r>
-      <w:r>
-        <w:t>modulo di verifica iniziale. Attributi: id, idPrenotazione, targa, driverId, dataCheck, urlFotoFronte/Retro/Dx/Sx, luciOk, gommeOk, interniOk, noteDanni, urlFirma.</w:t>
+        <w:t>CheckupVeicolo</w:t>
+      </w:r>
+      <w:proofErr w:type="spellEnd"/>
+      <w:r>
+        <w:rPr>
+          <w:b/>
+          <w:bCs/>
+        </w:rPr>
+        <w:t xml:space="preserve">: </w:t>
+      </w:r>
+      <w:r>
+        <w:t xml:space="preserve">modulo di verifica iniziale. Attributi: id, </w:t>
+      </w:r>
+      <w:proofErr w:type="spellStart"/>
+      <w:r>
+        <w:t>idPrenotazione</w:t>
+      </w:r>
+      <w:proofErr w:type="spellEnd"/>
+      <w:r>
+        <w:t xml:space="preserve">, targa, </w:t>
+      </w:r>
+      <w:proofErr w:type="spellStart"/>
+      <w:r>
+        <w:t>driverId</w:t>
+      </w:r>
+      <w:proofErr w:type="spellEnd"/>
+      <w:r>
+        <w:t xml:space="preserve">, </w:t>
+      </w:r>
+      <w:proofErr w:type="spellStart"/>
+      <w:r>
+        <w:t>dataCheck</w:t>
+      </w:r>
+      <w:proofErr w:type="spellEnd"/>
+      <w:r>
+        <w:t xml:space="preserve">, </w:t>
+      </w:r>
+      <w:proofErr w:type="spellStart"/>
+      <w:r>
+        <w:t>urlFotoFronte</w:t>
+      </w:r>
+      <w:proofErr w:type="spellEnd"/>
+      <w:r>
+        <w:t xml:space="preserve">/Retro/Dx/Sx, </w:t>
+      </w:r>
+      <w:proofErr w:type="spellStart"/>
+      <w:r>
+        <w:t>luciOk</w:t>
+      </w:r>
+      <w:proofErr w:type="spellEnd"/>
+      <w:r>
+        <w:t xml:space="preserve">, </w:t>
+      </w:r>
+      <w:proofErr w:type="spellStart"/>
+      <w:r>
+        <w:t>gommeOk</w:t>
+      </w:r>
+      <w:proofErr w:type="spellEnd"/>
+      <w:r>
+        <w:t xml:space="preserve">, </w:t>
+      </w:r>
+      <w:proofErr w:type="spellStart"/>
+      <w:r>
+        <w:t>interniOk</w:t>
+      </w:r>
+      <w:proofErr w:type="spellEnd"/>
+      <w:r>
+        <w:t xml:space="preserve">, </w:t>
+      </w:r>
+      <w:proofErr w:type="spellStart"/>
+      <w:r>
+        <w:t>noteDanni</w:t>
+      </w:r>
+      <w:proofErr w:type="spellEnd"/>
+      <w:r>
+        <w:t xml:space="preserve">, </w:t>
+      </w:r>
+      <w:proofErr w:type="spellStart"/>
+      <w:r>
+        <w:t>urlFirma</w:t>
+      </w:r>
+      <w:proofErr w:type="spellEnd"/>
+      <w:r>
+        <w:t>.</w:t>
       </w:r>
     </w:p>
     <w:p>
@@ -9460,15 +10169,41 @@
         <w:t xml:space="preserve">Notifica: </w:t>
       </w:r>
       <w:r>
-        <w:t xml:space="preserve">messaggio destinato a un utente. Attributi: idNotifica, tipoNotifica (info, alert, scadenza, manutenzione), messaggio, </w:t>
-      </w:r>
+        <w:t xml:space="preserve">messaggio destinato a un utente. Attributi: idNotifica, </w:t>
+      </w:r>
+      <w:proofErr w:type="spellStart"/>
+      <w:r>
+        <w:t>tipoNotifica</w:t>
+      </w:r>
+      <w:proofErr w:type="spellEnd"/>
+      <w:r>
+        <w:t xml:space="preserve"> (info, alert, scadenza, manutenzione), messaggio, </w:t>
+      </w:r>
+      <w:proofErr w:type="spellStart"/>
       <w:proofErr w:type="gramStart"/>
       <w:r>
         <w:t>dataInvio</w:t>
       </w:r>
+      <w:proofErr w:type="spellEnd"/>
       <w:proofErr w:type="gramEnd"/>
       <w:r>
-        <w:t>, letta, idUtente, idScadenza.</w:t>
+        <w:t xml:space="preserve">, letta, </w:t>
+      </w:r>
+      <w:proofErr w:type="spellStart"/>
+      <w:r>
+        <w:t>idUtente</w:t>
+      </w:r>
+      <w:proofErr w:type="spellEnd"/>
+      <w:r>
+        <w:t xml:space="preserve">, </w:t>
+      </w:r>
+      <w:proofErr w:type="spellStart"/>
+      <w:r>
+        <w:t>idScadenza</w:t>
+      </w:r>
+      <w:proofErr w:type="spellEnd"/>
+      <w:r>
+        <w:t>.</w:t>
       </w:r>
     </w:p>
     <w:p>
@@ -9517,6 +10252,7 @@
         </w:rPr>
         <w:t>utenti(</w:t>
       </w:r>
+      <w:proofErr w:type="spellStart"/>
       <w:proofErr w:type="gramEnd"/>
       <w:r>
         <w:rPr>
@@ -9524,7 +10260,16 @@
           <w:sz w:val="18"/>
           <w:szCs w:val="18"/>
         </w:rPr>
-        <w:t xml:space="preserve">id_utente PK, nome, cognome, </w:t>
+        <w:t>id_utente</w:t>
+      </w:r>
+      <w:proofErr w:type="spellEnd"/>
+      <w:r>
+        <w:rPr>
+          <w:rFonts w:ascii="Consolas" w:eastAsia="Consolas" w:hAnsi="Consolas" w:cs="Consolas"/>
+          <w:sz w:val="18"/>
+          <w:szCs w:val="18"/>
+        </w:rPr>
+        <w:t xml:space="preserve"> PK, nome, cognome, </w:t>
       </w:r>
       <w:proofErr w:type="gramStart"/>
       <w:r>
@@ -10732,9 +11477,14 @@
       <w:r>
         <w:t>autenticato dalla sessione (</w:t>
       </w:r>
+      <w:proofErr w:type="spellStart"/>
       <w:proofErr w:type="gramStart"/>
       <w:r>
-        <w:t>auth.uid(</w:t>
+        <w:t>auth.uid</w:t>
+      </w:r>
+      <w:proofErr w:type="spellEnd"/>
+      <w:r>
+        <w:t>(</w:t>
       </w:r>
       <w:proofErr w:type="gramEnd"/>
       <w:r>
@@ -10753,7 +11503,15 @@
         <w:jc w:val="both"/>
       </w:pPr>
       <w:r>
-        <w:t>Sulla tabella prenotazioni, per esempio, una policy consente la SELECT a un driver solo quando id_utente coincide con il proprio identificativo, mentre per i manager l'accesso resta completo; le policy su INSERT e UPDATE vincolano allo stesso modo le</w:t>
+        <w:t xml:space="preserve">Sulla tabella prenotazioni, per esempio, una policy consente la SELECT a un driver solo quando </w:t>
+      </w:r>
+      <w:proofErr w:type="spellStart"/>
+      <w:r>
+        <w:t>id_utente</w:t>
+      </w:r>
+      <w:proofErr w:type="spellEnd"/>
+      <w:r>
+        <w:t xml:space="preserve"> coincide con il proprio identificativo, mentre per i manager l'accesso resta completo; le policy su INSERT e UPDATE vincolano allo stesso modo le</w:t>
       </w:r>
       <w:r>
         <w:t xml:space="preserve"> </w:t>
@@ -10826,7 +11584,23 @@
           <w:b/>
           <w:bCs/>
         </w:rPr>
-        <w:t>il FleetProvider centralizza lo stato applicativo, espone i dati come liste osservabili e orchestra le operazioni che coinvolgono più servizi insieme</w:t>
+        <w:t xml:space="preserve">il </w:t>
+      </w:r>
+      <w:proofErr w:type="spellStart"/>
+      <w:r>
+        <w:rPr>
+          <w:b/>
+          <w:bCs/>
+        </w:rPr>
+        <w:t>FleetProvider</w:t>
+      </w:r>
+      <w:proofErr w:type="spellEnd"/>
+      <w:r>
+        <w:rPr>
+          <w:b/>
+          <w:bCs/>
+        </w:rPr>
+        <w:t xml:space="preserve"> centralizza lo stato applicativo, espone i dati come liste osservabili e orchestra le operazioni che coinvolgono più servizi insieme</w:t>
       </w:r>
       <w:r>
         <w:rPr>
@@ -10885,7 +11659,135 @@
           <w:b/>
           <w:bCs/>
         </w:rPr>
-        <w:t xml:space="preserve"> AuthService, VeicoloService, PrenotazioneService, ManutenzioneService, NotificaService, RestituzioneService, ScadenzaService, CheckupInizialeService. Sono servizi senza stato, ed espongono</w:t>
+        <w:t xml:space="preserve"> </w:t>
+      </w:r>
+      <w:proofErr w:type="spellStart"/>
+      <w:r>
+        <w:rPr>
+          <w:b/>
+          <w:bCs/>
+        </w:rPr>
+        <w:t>AuthService</w:t>
+      </w:r>
+      <w:proofErr w:type="spellEnd"/>
+      <w:r>
+        <w:rPr>
+          <w:b/>
+          <w:bCs/>
+        </w:rPr>
+        <w:t xml:space="preserve">, </w:t>
+      </w:r>
+      <w:proofErr w:type="spellStart"/>
+      <w:r>
+        <w:rPr>
+          <w:b/>
+          <w:bCs/>
+        </w:rPr>
+        <w:t>VeicoloService</w:t>
+      </w:r>
+      <w:proofErr w:type="spellEnd"/>
+      <w:r>
+        <w:rPr>
+          <w:b/>
+          <w:bCs/>
+        </w:rPr>
+        <w:t xml:space="preserve">, </w:t>
+      </w:r>
+      <w:proofErr w:type="spellStart"/>
+      <w:r>
+        <w:rPr>
+          <w:b/>
+          <w:bCs/>
+        </w:rPr>
+        <w:t>PrenotazioneService</w:t>
+      </w:r>
+      <w:proofErr w:type="spellEnd"/>
+      <w:r>
+        <w:rPr>
+          <w:b/>
+          <w:bCs/>
+        </w:rPr>
+        <w:t xml:space="preserve">, </w:t>
+      </w:r>
+      <w:proofErr w:type="spellStart"/>
+      <w:r>
+        <w:rPr>
+          <w:b/>
+          <w:bCs/>
+        </w:rPr>
+        <w:t>ManutenzioneService</w:t>
+      </w:r>
+      <w:proofErr w:type="spellEnd"/>
+      <w:r>
+        <w:rPr>
+          <w:b/>
+          <w:bCs/>
+        </w:rPr>
+        <w:t xml:space="preserve">, </w:t>
+      </w:r>
+      <w:proofErr w:type="spellStart"/>
+      <w:r>
+        <w:rPr>
+          <w:b/>
+          <w:bCs/>
+        </w:rPr>
+        <w:t>NotificaService</w:t>
+      </w:r>
+      <w:proofErr w:type="spellEnd"/>
+      <w:r>
+        <w:rPr>
+          <w:b/>
+          <w:bCs/>
+        </w:rPr>
+        <w:t xml:space="preserve">, </w:t>
+      </w:r>
+      <w:proofErr w:type="spellStart"/>
+      <w:r>
+        <w:rPr>
+          <w:b/>
+          <w:bCs/>
+        </w:rPr>
+        <w:t>RestituzioneService</w:t>
+      </w:r>
+      <w:proofErr w:type="spellEnd"/>
+      <w:r>
+        <w:rPr>
+          <w:b/>
+          <w:bCs/>
+        </w:rPr>
+        <w:t xml:space="preserve">, </w:t>
+      </w:r>
+      <w:proofErr w:type="spellStart"/>
+      <w:r>
+        <w:rPr>
+          <w:b/>
+          <w:bCs/>
+        </w:rPr>
+        <w:t>ScadenzaService</w:t>
+      </w:r>
+      <w:proofErr w:type="spellEnd"/>
+      <w:r>
+        <w:rPr>
+          <w:b/>
+          <w:bCs/>
+        </w:rPr>
+        <w:t xml:space="preserve">, </w:t>
+      </w:r>
+      <w:proofErr w:type="spellStart"/>
+      <w:r>
+        <w:rPr>
+          <w:b/>
+          <w:bCs/>
+        </w:rPr>
+        <w:t>CheckupInizialeService</w:t>
+      </w:r>
+      <w:proofErr w:type="spellEnd"/>
+      <w:r>
+        <w:rPr>
+          <w:b/>
+          <w:bCs/>
+        </w:rPr>
+        <w:t>. Sono servizi senza stato, ed espongono</w:t>
       </w:r>
       <w:r>
         <w:rPr>
@@ -10944,7 +11846,71 @@
           <w:b/>
           <w:bCs/>
         </w:rPr>
-        <w:t>con i relativi enum. Ogni classe espone un costruttore tradizionale, una factory fromJson e un metodo toJson per</w:t>
+        <w:t xml:space="preserve">con i relativi </w:t>
+      </w:r>
+      <w:proofErr w:type="spellStart"/>
+      <w:r>
+        <w:rPr>
+          <w:b/>
+          <w:bCs/>
+        </w:rPr>
+        <w:t>enum</w:t>
+      </w:r>
+      <w:proofErr w:type="spellEnd"/>
+      <w:r>
+        <w:rPr>
+          <w:b/>
+          <w:bCs/>
+        </w:rPr>
+        <w:t xml:space="preserve">. Ogni classe espone un costruttore tradizionale, una </w:t>
+      </w:r>
+      <w:proofErr w:type="spellStart"/>
+      <w:r>
+        <w:rPr>
+          <w:b/>
+          <w:bCs/>
+        </w:rPr>
+        <w:t>factory</w:t>
+      </w:r>
+      <w:proofErr w:type="spellEnd"/>
+      <w:r>
+        <w:rPr>
+          <w:b/>
+          <w:bCs/>
+        </w:rPr>
+        <w:t xml:space="preserve"> </w:t>
+      </w:r>
+      <w:proofErr w:type="spellStart"/>
+      <w:r>
+        <w:rPr>
+          <w:b/>
+          <w:bCs/>
+        </w:rPr>
+        <w:t>fromJson</w:t>
+      </w:r>
+      <w:proofErr w:type="spellEnd"/>
+      <w:r>
+        <w:rPr>
+          <w:b/>
+          <w:bCs/>
+        </w:rPr>
+        <w:t xml:space="preserve"> e un metodo </w:t>
+      </w:r>
+      <w:proofErr w:type="spellStart"/>
+      <w:r>
+        <w:rPr>
+          <w:b/>
+          <w:bCs/>
+        </w:rPr>
+        <w:t>toJson</w:t>
+      </w:r>
+      <w:proofErr w:type="spellEnd"/>
+      <w:r>
+        <w:rPr>
+          <w:b/>
+          <w:bCs/>
+        </w:rPr>
+        <w:t xml:space="preserve"> per</w:t>
       </w:r>
       <w:r>
         <w:rPr>
@@ -10975,7 +11941,23 @@
           <w:b/>
           <w:bCs/>
         </w:rPr>
-        <w:t>la base dati e i servizi gestiti, raggiunti attraverso il client supabase_flutter.</w:t>
+        <w:t xml:space="preserve">la base dati e i servizi gestiti, raggiunti attraverso il client </w:t>
+      </w:r>
+      <w:proofErr w:type="spellStart"/>
+      <w:r>
+        <w:rPr>
+          <w:b/>
+          <w:bCs/>
+        </w:rPr>
+        <w:t>supabase_flutter</w:t>
+      </w:r>
+      <w:proofErr w:type="spellEnd"/>
+      <w:r>
+        <w:rPr>
+          <w:b/>
+          <w:bCs/>
+        </w:rPr>
+        <w:t>.</w:t>
       </w:r>
     </w:p>
     <w:p>
@@ -10984,7 +11966,15 @@
         <w:jc w:val="both"/>
       </w:pPr>
       <w:r>
-        <w:t xml:space="preserve">Il flusso tipico di un'operazione è questo: l'utente preme un pulsante in uno screen → lo screen invoca un metodo del FleetProvider → il provider </w:t>
+        <w:t xml:space="preserve">Il flusso tipico di un'operazione è questo: l'utente preme un pulsante in uno screen → lo screen invoca un metodo del </w:t>
+      </w:r>
+      <w:proofErr w:type="spellStart"/>
+      <w:r>
+        <w:t>FleetProvider</w:t>
+      </w:r>
+      <w:proofErr w:type="spellEnd"/>
+      <w:r>
+        <w:t xml:space="preserve"> → il provider </w:t>
       </w:r>
       <w:r>
         <w:t>procede a chiamare</w:t>
@@ -10996,7 +11986,15 @@
         <w:t xml:space="preserve">il database tramite </w:t>
       </w:r>
       <w:r>
-        <w:t>Supabase → il provider aggiorna lo stato e notifica i listener → la UI si aggiorna da sola</w:t>
+        <w:t xml:space="preserve">Supabase → il provider aggiorna lo stato e notifica i </w:t>
+      </w:r>
+      <w:proofErr w:type="spellStart"/>
+      <w:r>
+        <w:t>listener</w:t>
+      </w:r>
+      <w:proofErr w:type="spellEnd"/>
+      <w:r>
+        <w:t xml:space="preserve"> → la UI si aggiorna da sola</w:t>
       </w:r>
       <w:r>
         <w:t xml:space="preserve"> in base alle richieste effettuate</w:t>
@@ -11021,7 +12019,39 @@
         <w:jc w:val="both"/>
       </w:pPr>
       <w:r>
-        <w:t>Per tradurre le classi dal mondo Java a quello Dart sono state fatte delle scelte progettuali ben precise. Le classi Java erano strutturate secondo lo stile JavaBean tipico: campi privati, costruttore senza argomenti, getter e setter pubblici. In Dart abbiamo preferito usare uno stile più coinciso orientato all'immutabilità: i campi dichiarati final, il costruttore named, e i metodi copyWith per tutte le modifiche controllate.</w:t>
+        <w:t xml:space="preserve">Per tradurre le classi dal mondo Java a quello Dart sono state fatte delle scelte progettuali ben precise. Le classi Java erano strutturate secondo lo stile </w:t>
+      </w:r>
+      <w:proofErr w:type="spellStart"/>
+      <w:r>
+        <w:t>JavaBean</w:t>
+      </w:r>
+      <w:proofErr w:type="spellEnd"/>
+      <w:r>
+        <w:t xml:space="preserve"> tipico: campi privati, costruttore senza argomenti, getter e setter pubblici. In Dart abbiamo preferito usare uno stile più coinciso orientato all'immutabilità: i campi dichiarati </w:t>
+      </w:r>
+      <w:proofErr w:type="spellStart"/>
+      <w:r>
+        <w:t>final</w:t>
+      </w:r>
+      <w:proofErr w:type="spellEnd"/>
+      <w:r>
+        <w:t xml:space="preserve">, il costruttore </w:t>
+      </w:r>
+      <w:proofErr w:type="spellStart"/>
+      <w:r>
+        <w:t>named</w:t>
+      </w:r>
+      <w:proofErr w:type="spellEnd"/>
+      <w:r>
+        <w:t xml:space="preserve">, e i metodi </w:t>
+      </w:r>
+      <w:proofErr w:type="spellStart"/>
+      <w:r>
+        <w:t>copyWith</w:t>
+      </w:r>
+      <w:proofErr w:type="spellEnd"/>
+      <w:r>
+        <w:t xml:space="preserve"> per tutte le modifiche controllate.</w:t>
       </w:r>
     </w:p>
     <w:p>
@@ -11094,7 +12124,25 @@
           <w:sz w:val="18"/>
           <w:szCs w:val="18"/>
         </w:rPr>
-        <w:t xml:space="preserve">  private TipoVeicolo tipo;</w:t>
+        <w:t xml:space="preserve">  private </w:t>
+      </w:r>
+      <w:proofErr w:type="spellStart"/>
+      <w:r>
+        <w:rPr>
+          <w:rFonts w:ascii="Consolas" w:eastAsia="Consolas" w:hAnsi="Consolas" w:cs="Consolas"/>
+          <w:sz w:val="18"/>
+          <w:szCs w:val="18"/>
+        </w:rPr>
+        <w:t>TipoVeicolo</w:t>
+      </w:r>
+      <w:proofErr w:type="spellEnd"/>
+      <w:r>
+        <w:rPr>
+          <w:rFonts w:ascii="Consolas" w:eastAsia="Consolas" w:hAnsi="Consolas" w:cs="Consolas"/>
+          <w:sz w:val="18"/>
+          <w:szCs w:val="18"/>
+        </w:rPr>
+        <w:t xml:space="preserve"> tipo;</w:t>
       </w:r>
     </w:p>
     <w:p>
@@ -11192,6 +12240,7 @@
         </w:rPr>
         <w:t xml:space="preserve">  private </w:t>
       </w:r>
+      <w:proofErr w:type="spellStart"/>
       <w:proofErr w:type="gramStart"/>
       <w:r>
         <w:rPr>
@@ -11201,6 +12250,7 @@
         </w:rPr>
         <w:t>StatoVeicolo</w:t>
       </w:r>
+      <w:proofErr w:type="spellEnd"/>
       <w:proofErr w:type="gramEnd"/>
       <w:r>
         <w:rPr>
@@ -11324,21 +12374,6 @@
           <w:sz w:val="18"/>
           <w:szCs w:val="18"/>
         </w:rPr>
-        <w:t xml:space="preserve">  final String targa;</w:t>
-      </w:r>
-    </w:p>
-    <w:p>
-      <w:pPr>
-        <w:shd w:val="clear" w:color="auto" w:fill="F2F2F2"/>
-        <w:spacing w:line="260" w:lineRule="auto"/>
-        <w:ind w:left="240"/>
-      </w:pPr>
-      <w:r>
-        <w:rPr>
-          <w:rFonts w:ascii="Consolas" w:eastAsia="Consolas" w:hAnsi="Consolas" w:cs="Consolas"/>
-          <w:sz w:val="18"/>
-          <w:szCs w:val="18"/>
-        </w:rPr>
         <w:t xml:space="preserve">  </w:t>
       </w:r>
       <w:proofErr w:type="spellStart"/>
@@ -11357,6 +12392,39 @@
           <w:sz w:val="18"/>
           <w:szCs w:val="18"/>
         </w:rPr>
+        <w:t xml:space="preserve"> String targa;</w:t>
+      </w:r>
+    </w:p>
+    <w:p>
+      <w:pPr>
+        <w:shd w:val="clear" w:color="auto" w:fill="F2F2F2"/>
+        <w:spacing w:line="260" w:lineRule="auto"/>
+        <w:ind w:left="240"/>
+      </w:pPr>
+      <w:r>
+        <w:rPr>
+          <w:rFonts w:ascii="Consolas" w:eastAsia="Consolas" w:hAnsi="Consolas" w:cs="Consolas"/>
+          <w:sz w:val="18"/>
+          <w:szCs w:val="18"/>
+        </w:rPr>
+        <w:t xml:space="preserve">  </w:t>
+      </w:r>
+      <w:proofErr w:type="spellStart"/>
+      <w:r>
+        <w:rPr>
+          <w:rFonts w:ascii="Consolas" w:eastAsia="Consolas" w:hAnsi="Consolas" w:cs="Consolas"/>
+          <w:sz w:val="18"/>
+          <w:szCs w:val="18"/>
+        </w:rPr>
+        <w:t>final</w:t>
+      </w:r>
+      <w:proofErr w:type="spellEnd"/>
+      <w:r>
+        <w:rPr>
+          <w:rFonts w:ascii="Consolas" w:eastAsia="Consolas" w:hAnsi="Consolas" w:cs="Consolas"/>
+          <w:sz w:val="18"/>
+          <w:szCs w:val="18"/>
+        </w:rPr>
         <w:t xml:space="preserve"> </w:t>
       </w:r>
       <w:proofErr w:type="spellStart"/>
@@ -11408,22 +12476,58 @@
           <w:sz w:val="18"/>
           <w:szCs w:val="18"/>
         </w:rPr>
-        <w:t xml:space="preserve">  final String marca;</w:t>
-      </w:r>
-    </w:p>
-    <w:p>
-      <w:pPr>
-        <w:shd w:val="clear" w:color="auto" w:fill="F2F2F2"/>
-        <w:spacing w:line="260" w:lineRule="auto"/>
-        <w:ind w:left="240"/>
-      </w:pPr>
-      <w:r>
-        <w:rPr>
-          <w:rFonts w:ascii="Consolas" w:eastAsia="Consolas" w:hAnsi="Consolas" w:cs="Consolas"/>
-          <w:sz w:val="18"/>
-          <w:szCs w:val="18"/>
-        </w:rPr>
-        <w:t xml:space="preserve">  final String modello;</w:t>
+        <w:t xml:space="preserve">  </w:t>
+      </w:r>
+      <w:proofErr w:type="spellStart"/>
+      <w:r>
+        <w:rPr>
+          <w:rFonts w:ascii="Consolas" w:eastAsia="Consolas" w:hAnsi="Consolas" w:cs="Consolas"/>
+          <w:sz w:val="18"/>
+          <w:szCs w:val="18"/>
+        </w:rPr>
+        <w:t>final</w:t>
+      </w:r>
+      <w:proofErr w:type="spellEnd"/>
+      <w:r>
+        <w:rPr>
+          <w:rFonts w:ascii="Consolas" w:eastAsia="Consolas" w:hAnsi="Consolas" w:cs="Consolas"/>
+          <w:sz w:val="18"/>
+          <w:szCs w:val="18"/>
+        </w:rPr>
+        <w:t xml:space="preserve"> String marca;</w:t>
+      </w:r>
+    </w:p>
+    <w:p>
+      <w:pPr>
+        <w:shd w:val="clear" w:color="auto" w:fill="F2F2F2"/>
+        <w:spacing w:line="260" w:lineRule="auto"/>
+        <w:ind w:left="240"/>
+      </w:pPr>
+      <w:r>
+        <w:rPr>
+          <w:rFonts w:ascii="Consolas" w:eastAsia="Consolas" w:hAnsi="Consolas" w:cs="Consolas"/>
+          <w:sz w:val="18"/>
+          <w:szCs w:val="18"/>
+        </w:rPr>
+        <w:t xml:space="preserve">  </w:t>
+      </w:r>
+      <w:proofErr w:type="spellStart"/>
+      <w:r>
+        <w:rPr>
+          <w:rFonts w:ascii="Consolas" w:eastAsia="Consolas" w:hAnsi="Consolas" w:cs="Consolas"/>
+          <w:sz w:val="18"/>
+          <w:szCs w:val="18"/>
+        </w:rPr>
+        <w:t>final</w:t>
+      </w:r>
+      <w:proofErr w:type="spellEnd"/>
+      <w:r>
+        <w:rPr>
+          <w:rFonts w:ascii="Consolas" w:eastAsia="Consolas" w:hAnsi="Consolas" w:cs="Consolas"/>
+          <w:sz w:val="18"/>
+          <w:szCs w:val="18"/>
+        </w:rPr>
+        <w:t xml:space="preserve"> String modello;</w:t>
       </w:r>
     </w:p>
     <w:p>
@@ -12782,7 +13886,55 @@
         <w:jc w:val="both"/>
       </w:pPr>
       <w:r>
-        <w:t>L’utilizzo di questo approccio aveva una serie di vantaggi: Il primo è che l'immutabilità taglia alla radice un'intera categoria di bug legati a modifiche inattese su un oggetto condiviso. Il secondo è che le factory fromJson e i metodi toJson semplificano il dialogo con l'API REST di Supabase che lavora interamente in JSON. Il terzo riguarda la null safety nativa, che rende esplicito quali campi possono mancare, ad esempio: password e patente nella classe Utente. Eliminando quei NullPointerException che affliggevano la versione Java.</w:t>
+        <w:t xml:space="preserve">L’utilizzo di questo approccio aveva una serie di vantaggi: Il primo è che l'immutabilità taglia alla radice un'intera categoria di bug legati a modifiche inattese su un oggetto condiviso. Il secondo è che le </w:t>
+      </w:r>
+      <w:proofErr w:type="spellStart"/>
+      <w:r>
+        <w:t>factory</w:t>
+      </w:r>
+      <w:proofErr w:type="spellEnd"/>
+      <w:r>
+        <w:t xml:space="preserve"> </w:t>
+      </w:r>
+      <w:proofErr w:type="spellStart"/>
+      <w:r>
+        <w:t>fromJson</w:t>
+      </w:r>
+      <w:proofErr w:type="spellEnd"/>
+      <w:r>
+        <w:t xml:space="preserve"> e i metodi </w:t>
+      </w:r>
+      <w:proofErr w:type="spellStart"/>
+      <w:r>
+        <w:t>toJson</w:t>
+      </w:r>
+      <w:proofErr w:type="spellEnd"/>
+      <w:r>
+        <w:t xml:space="preserve"> semplificano il dialogo con l'API REST di Supabase che lavora interamente in JSON. Il terzo riguarda la </w:t>
+      </w:r>
+      <w:proofErr w:type="spellStart"/>
+      <w:r>
+        <w:t>null</w:t>
+      </w:r>
+      <w:proofErr w:type="spellEnd"/>
+      <w:r>
+        <w:t xml:space="preserve"> </w:t>
+      </w:r>
+      <w:proofErr w:type="spellStart"/>
+      <w:r>
+        <w:t>safety</w:t>
+      </w:r>
+      <w:proofErr w:type="spellEnd"/>
+      <w:r>
+        <w:t xml:space="preserve"> nativa, che rende esplicito quali campi possono mancare, ad esempio: password e patente nella classe Utente. Eliminando quei </w:t>
+      </w:r>
+      <w:proofErr w:type="spellStart"/>
+      <w:r>
+        <w:t>NullPointerException</w:t>
+      </w:r>
+      <w:proofErr w:type="spellEnd"/>
+      <w:r>
+        <w:t xml:space="preserve"> che affliggevano la versione Java.</w:t>
       </w:r>
     </w:p>
     <w:p>
@@ -12852,13 +14004,18 @@
       <w:r>
         <w:t xml:space="preserve">La registrazione di un nuovo utente, riservata al manager, richiama </w:t>
       </w:r>
+      <w:proofErr w:type="spellStart"/>
       <w:proofErr w:type="gramStart"/>
       <w:r>
         <w:t>supabase.auth</w:t>
       </w:r>
       <w:proofErr w:type="gramEnd"/>
       <w:r>
-        <w:t xml:space="preserve">.signUp con </w:t>
+        <w:t>.signUp</w:t>
+      </w:r>
+      <w:proofErr w:type="spellEnd"/>
+      <w:r>
+        <w:t xml:space="preserve"> con </w:t>
       </w:r>
       <w:proofErr w:type="gramStart"/>
       <w:r>
@@ -12877,8 +14034,21 @@
       <w:r>
         <w:t xml:space="preserve">tutta la parte di sicurezza: </w:t>
       </w:r>
-      <w:r>
-        <w:t>hashing della password (bcrypt), generazione dei JWT, scadenza dei token e refresh.</w:t>
+      <w:proofErr w:type="spellStart"/>
+      <w:r>
+        <w:t>hashing</w:t>
+      </w:r>
+      <w:proofErr w:type="spellEnd"/>
+      <w:r>
+        <w:t xml:space="preserve"> della password (</w:t>
+      </w:r>
+      <w:proofErr w:type="spellStart"/>
+      <w:r>
+        <w:t>bcrypt</w:t>
+      </w:r>
+      <w:proofErr w:type="spellEnd"/>
+      <w:r>
+        <w:t>), generazione dei JWT, scadenza dei token e refresh.</w:t>
       </w:r>
     </w:p>
     <w:p>
@@ -12893,7 +14063,23 @@
         <w:t xml:space="preserve">che il client si è autenticato </w:t>
       </w:r>
       <w:r>
-        <w:t>riceve un token JWT che incorpora l'identificativo dell'utente. Le chiamate successive al database viaggiano con questo token nell'header Authorization, e PostgreSQL</w:t>
+        <w:t>riceve un token JWT che incorpora l'identificativo dell'utente. Le chiamate successive al database viaggiano con questo token nell'</w:t>
+      </w:r>
+      <w:proofErr w:type="spellStart"/>
+      <w:r>
+        <w:t>header</w:t>
+      </w:r>
+      <w:proofErr w:type="spellEnd"/>
+      <w:r>
+        <w:t xml:space="preserve"> </w:t>
+      </w:r>
+      <w:proofErr w:type="spellStart"/>
+      <w:r>
+        <w:t>Authorization</w:t>
+      </w:r>
+      <w:proofErr w:type="spellEnd"/>
+      <w:r>
+        <w:t>, e PostgreSQL</w:t>
       </w:r>
       <w:r>
         <w:t>. G</w:t>
@@ -12909,9 +14095,14 @@
       <w:r>
         <w:t xml:space="preserve"> e alla funzione </w:t>
       </w:r>
+      <w:proofErr w:type="spellStart"/>
       <w:proofErr w:type="gramStart"/>
       <w:r>
-        <w:t>auth.uid(</w:t>
+        <w:t>auth.uid</w:t>
+      </w:r>
+      <w:proofErr w:type="spellEnd"/>
+      <w:r>
+        <w:t>(</w:t>
       </w:r>
       <w:proofErr w:type="gramEnd"/>
       <w:r>
@@ -12942,7 +14133,15 @@
         <w:jc w:val="both"/>
       </w:pPr>
       <w:r>
-        <w:t>Le policy di Row Level Security messe in campo proteggono il sistema da accessi non autorizzati:</w:t>
+        <w:t xml:space="preserve">Le policy di Row Level Security </w:t>
+      </w:r>
+      <w:proofErr w:type="gramStart"/>
+      <w:r>
+        <w:t>messe in campo</w:t>
+      </w:r>
+      <w:proofErr w:type="gramEnd"/>
+      <w:r>
+        <w:t xml:space="preserve"> proteggono il sistema da accessi non autorizzati:</w:t>
       </w:r>
     </w:p>
     <w:p>
@@ -13101,7 +14300,15 @@
         <w:t>,</w:t>
       </w:r>
       <w:r>
-        <w:t xml:space="preserve"> layer-second"</w:t>
+        <w:t xml:space="preserve"> </w:t>
+      </w:r>
+      <w:proofErr w:type="spellStart"/>
+      <w:r>
+        <w:t>layer</w:t>
+      </w:r>
+      <w:proofErr w:type="spellEnd"/>
+      <w:r>
+        <w:t>-second"</w:t>
       </w:r>
       <w:r>
         <w:t>.</w:t>
@@ -13177,8 +14384,36 @@
           <w:sz w:val="18"/>
           <w:szCs w:val="18"/>
         </w:rPr>
-        <w:t>│   ├── main.dart                  // entry point e configurazione MultiProvider</w:t>
-      </w:r>
+        <w:t xml:space="preserve">│   ├── </w:t>
+      </w:r>
+      <w:proofErr w:type="spellStart"/>
+      <w:r>
+        <w:rPr>
+          <w:rFonts w:ascii="Consolas" w:eastAsia="Consolas" w:hAnsi="Consolas" w:cs="Consolas"/>
+          <w:sz w:val="18"/>
+          <w:szCs w:val="18"/>
+        </w:rPr>
+        <w:t>main.dart</w:t>
+      </w:r>
+      <w:proofErr w:type="spellEnd"/>
+      <w:r>
+        <w:rPr>
+          <w:rFonts w:ascii="Consolas" w:eastAsia="Consolas" w:hAnsi="Consolas" w:cs="Consolas"/>
+          <w:sz w:val="18"/>
+          <w:szCs w:val="18"/>
+        </w:rPr>
+        <w:t xml:space="preserve">                  // entry point e configurazione </w:t>
+      </w:r>
+      <w:proofErr w:type="spellStart"/>
+      <w:r>
+        <w:rPr>
+          <w:rFonts w:ascii="Consolas" w:eastAsia="Consolas" w:hAnsi="Consolas" w:cs="Consolas"/>
+          <w:sz w:val="18"/>
+          <w:szCs w:val="18"/>
+        </w:rPr>
+        <w:t>MultiProvider</w:t>
+      </w:r>
+      <w:proofErr w:type="spellEnd"/>
     </w:p>
     <w:p>
       <w:pPr>
@@ -13207,8 +14442,36 @@
           <w:sz w:val="18"/>
           <w:szCs w:val="18"/>
         </w:rPr>
-        <w:t>│   │   ├── theme/                 // colori, tipografia, spacing</w:t>
-      </w:r>
+        <w:t xml:space="preserve">│   │   ├── </w:t>
+      </w:r>
+      <w:proofErr w:type="spellStart"/>
+      <w:r>
+        <w:rPr>
+          <w:rFonts w:ascii="Consolas" w:eastAsia="Consolas" w:hAnsi="Consolas" w:cs="Consolas"/>
+          <w:sz w:val="18"/>
+          <w:szCs w:val="18"/>
+        </w:rPr>
+        <w:t>theme</w:t>
+      </w:r>
+      <w:proofErr w:type="spellEnd"/>
+      <w:r>
+        <w:rPr>
+          <w:rFonts w:ascii="Consolas" w:eastAsia="Consolas" w:hAnsi="Consolas" w:cs="Consolas"/>
+          <w:sz w:val="18"/>
+          <w:szCs w:val="18"/>
+        </w:rPr>
+        <w:t xml:space="preserve">/                 // colori, tipografia, </w:t>
+      </w:r>
+      <w:proofErr w:type="spellStart"/>
+      <w:r>
+        <w:rPr>
+          <w:rFonts w:ascii="Consolas" w:eastAsia="Consolas" w:hAnsi="Consolas" w:cs="Consolas"/>
+          <w:sz w:val="18"/>
+          <w:szCs w:val="18"/>
+        </w:rPr>
+        <w:t>spacing</w:t>
+      </w:r>
+      <w:proofErr w:type="spellEnd"/>
     </w:p>
     <w:p>
       <w:pPr>
@@ -14334,17 +15597,89 @@
         <w:jc w:val="both"/>
       </w:pPr>
       <w:r>
-        <w:t>Il file main.dart inizializza il client Supabase con URL e anon key, registra il MultiProvider con FleetProvider e VeicoloService, configura Material 3 e la localizzazione italiana, e mostra infine la LoginScreen come entry point</w:t>
+        <w:t xml:space="preserve">Il file </w:t>
+      </w:r>
+      <w:proofErr w:type="spellStart"/>
+      <w:r>
+        <w:t>main.dart</w:t>
+      </w:r>
+      <w:proofErr w:type="spellEnd"/>
+      <w:r>
+        <w:t xml:space="preserve"> inizializza il client Supabase con URL e </w:t>
+      </w:r>
+      <w:proofErr w:type="spellStart"/>
+      <w:r>
+        <w:t>anon</w:t>
+      </w:r>
+      <w:proofErr w:type="spellEnd"/>
+      <w:r>
+        <w:t xml:space="preserve"> key, registra il </w:t>
+      </w:r>
+      <w:proofErr w:type="spellStart"/>
+      <w:r>
+        <w:t>MultiProvider</w:t>
+      </w:r>
+      <w:proofErr w:type="spellEnd"/>
+      <w:r>
+        <w:t xml:space="preserve"> con </w:t>
+      </w:r>
+      <w:proofErr w:type="spellStart"/>
+      <w:r>
+        <w:t>FleetProvider</w:t>
+      </w:r>
+      <w:proofErr w:type="spellEnd"/>
+      <w:r>
+        <w:t xml:space="preserve"> e </w:t>
+      </w:r>
+      <w:proofErr w:type="spellStart"/>
+      <w:r>
+        <w:t>VeicoloService</w:t>
+      </w:r>
+      <w:proofErr w:type="spellEnd"/>
+      <w:r>
+        <w:t xml:space="preserve">, configura </w:t>
+      </w:r>
+      <w:proofErr w:type="spellStart"/>
+      <w:r>
+        <w:t>Material</w:t>
+      </w:r>
+      <w:proofErr w:type="spellEnd"/>
+      <w:r>
+        <w:t xml:space="preserve"> 3 e la localizzazione italiana, e mostra infine la </w:t>
+      </w:r>
+      <w:proofErr w:type="spellStart"/>
+      <w:r>
+        <w:t>LoginScreen</w:t>
+      </w:r>
+      <w:proofErr w:type="spellEnd"/>
+      <w:r>
+        <w:t xml:space="preserve"> come entry point</w:t>
       </w:r>
       <w:r>
         <w:t xml:space="preserve"> (punto primo di ingresso)</w:t>
       </w:r>
       <w:r>
-        <w:t xml:space="preserve">. La cartella core/theme raccoglie la palette </w:t>
+        <w:t>. La cartella core/</w:t>
+      </w:r>
+      <w:proofErr w:type="spellStart"/>
+      <w:r>
+        <w:t>theme</w:t>
+      </w:r>
+      <w:proofErr w:type="spellEnd"/>
+      <w:r>
+        <w:t xml:space="preserve"> raccoglie la palette </w:t>
       </w:r>
       <w:r>
         <w:lastRenderedPageBreak/>
-        <w:t>colori (primario Material Blue 700), gli stili tipografici e la grammatica degli spazi, così da poter cambiare l'aspetto dell'intera app da un solo punto</w:t>
+        <w:t xml:space="preserve">colori (primario </w:t>
+      </w:r>
+      <w:proofErr w:type="spellStart"/>
+      <w:r>
+        <w:t>Material</w:t>
+      </w:r>
+      <w:proofErr w:type="spellEnd"/>
+      <w:r>
+        <w:t xml:space="preserve"> Blue 700), gli stili tipografici e la grammatica degli spazi, così da poter cambiare l'aspetto dell'intera app da un solo punto</w:t>
       </w:r>
       <w:r>
         <w:t xml:space="preserve"> rendendo le modifiche future più semplici e accessibili</w:t>
@@ -14369,7 +15704,23 @@
         <w:jc w:val="both"/>
       </w:pPr>
       <w:r>
-        <w:t xml:space="preserve">Il modulo di autenticazione riunisce la LoginScreen, il flusso di recupero password e la gestione della sessione tramite FleetProvider. La login screen mostra un form con </w:t>
+        <w:t xml:space="preserve">Il modulo di autenticazione riunisce la </w:t>
+      </w:r>
+      <w:proofErr w:type="spellStart"/>
+      <w:r>
+        <w:t>LoginScreen</w:t>
+      </w:r>
+      <w:proofErr w:type="spellEnd"/>
+      <w:r>
+        <w:t xml:space="preserve">, il flusso di recupero password e la gestione della sessione tramite </w:t>
+      </w:r>
+      <w:proofErr w:type="spellStart"/>
+      <w:r>
+        <w:t>FleetProvider</w:t>
+      </w:r>
+      <w:proofErr w:type="spellEnd"/>
+      <w:r>
+        <w:t xml:space="preserve">. La login screen mostra un form con </w:t>
       </w:r>
       <w:proofErr w:type="gramStart"/>
       <w:r>
@@ -14403,7 +15754,15 @@
         <w:t xml:space="preserve"> successivamente</w:t>
       </w:r>
       <w:r>
-        <w:t xml:space="preserve"> invoca FleetProvider.login(</w:t>
+        <w:t xml:space="preserve"> invoca </w:t>
+      </w:r>
+      <w:proofErr w:type="spellStart"/>
+      <w:r>
+        <w:t>FleetProvider.login</w:t>
+      </w:r>
+      <w:proofErr w:type="spellEnd"/>
+      <w:r>
+        <w:t>(</w:t>
       </w:r>
       <w:proofErr w:type="gramStart"/>
       <w:r>
@@ -14420,7 +15779,28 @@
         <w:jc w:val="both"/>
       </w:pPr>
       <w:r>
-        <w:t>Il provider delega a sua volta la verifica delle credenziali ad AuthService.login, che chiama supabase.auth.signInWithPassword e</w:t>
+        <w:t xml:space="preserve">Il provider delega a sua volta la verifica delle credenziali ad </w:t>
+      </w:r>
+      <w:proofErr w:type="spellStart"/>
+      <w:r>
+        <w:t>AuthService.login</w:t>
+      </w:r>
+      <w:proofErr w:type="spellEnd"/>
+      <w:r>
+        <w:t xml:space="preserve">, che chiama </w:t>
+      </w:r>
+      <w:proofErr w:type="spellStart"/>
+      <w:proofErr w:type="gramStart"/>
+      <w:r>
+        <w:t>supabase.auth</w:t>
+      </w:r>
+      <w:proofErr w:type="gramEnd"/>
+      <w:r>
+        <w:t>.signInWithPassword</w:t>
+      </w:r>
+      <w:proofErr w:type="spellEnd"/>
+      <w:r>
+        <w:t xml:space="preserve"> e</w:t>
       </w:r>
       <w:r>
         <w:t xml:space="preserve"> </w:t>
@@ -14435,7 +15815,15 @@
         <w:jc w:val="both"/>
       </w:pPr>
       <w:r>
-        <w:t xml:space="preserve">Il recupero password è gestito tramite l'evento passwordRecovery emesso da Supabase: quando l'utente clicca </w:t>
+        <w:t xml:space="preserve">Il recupero password è gestito tramite l'evento </w:t>
+      </w:r>
+      <w:proofErr w:type="spellStart"/>
+      <w:r>
+        <w:t>passwordRecovery</w:t>
+      </w:r>
+      <w:proofErr w:type="spellEnd"/>
+      <w:r>
+        <w:t xml:space="preserve"> emesso da Supabase: quando l'utente clicca </w:t>
       </w:r>
       <w:r>
         <w:t>nella pagina di login su “password dimenticata”</w:t>
@@ -14450,7 +15838,36 @@
         <w:jc w:val="both"/>
       </w:pPr>
       <w:r>
-        <w:t>sul link ricevuto via mail, l'app intercetta l'URL e mostra una dialog per impostare la nuova password, che invoca supabase.auth.updateUser. Effettuato l'accesso, l'utente viene reindirizzato alla HomeScreen che in base al ruolo presente nel modello Utente, sceglie se mostrare l'interfaccia Driver o quella Manager.</w:t>
+        <w:t xml:space="preserve">sul link ricevuto via mail, l'app intercetta l'URL e mostra una </w:t>
+      </w:r>
+      <w:proofErr w:type="spellStart"/>
+      <w:r>
+        <w:t>dialog</w:t>
+      </w:r>
+      <w:proofErr w:type="spellEnd"/>
+      <w:r>
+        <w:t xml:space="preserve"> per impostare la nuova password, che invoca </w:t>
+      </w:r>
+      <w:proofErr w:type="spellStart"/>
+      <w:proofErr w:type="gramStart"/>
+      <w:r>
+        <w:t>supabase.auth</w:t>
+      </w:r>
+      <w:proofErr w:type="gramEnd"/>
+      <w:r>
+        <w:t>.updateUser</w:t>
+      </w:r>
+      <w:proofErr w:type="spellEnd"/>
+      <w:r>
+        <w:t xml:space="preserve">. Effettuato l'accesso, l'utente viene reindirizzato alla </w:t>
+      </w:r>
+      <w:proofErr w:type="spellStart"/>
+      <w:r>
+        <w:t>HomeScreen</w:t>
+      </w:r>
+      <w:proofErr w:type="spellEnd"/>
+      <w:r>
+        <w:t xml:space="preserve"> che in base al ruolo presente nel modello Utente, sceglie se mostrare l'interfaccia Driver o quella Manager.</w:t>
       </w:r>
     </w:p>
     <w:p>
@@ -14550,7 +15967,15 @@
         <w:t xml:space="preserve"> e qualora fossero stati effettuati dei </w:t>
       </w:r>
       <w:r>
-        <w:t>pedaggi e danni, integrato con image_picker per il caricamento delle foto.</w:t>
+        <w:t xml:space="preserve">pedaggi e danni, integrato con </w:t>
+      </w:r>
+      <w:proofErr w:type="spellStart"/>
+      <w:r>
+        <w:t>image_picker</w:t>
+      </w:r>
+      <w:proofErr w:type="spellEnd"/>
+      <w:r>
+        <w:t xml:space="preserve"> per il caricamento delle foto.</w:t>
       </w:r>
     </w:p>
     <w:p>
@@ -14562,8 +15987,13 @@
         </w:numPr>
         <w:spacing w:after="80" w:line="300" w:lineRule="auto"/>
       </w:pPr>
-      <w:r>
-        <w:t>Storico prenotazioni: l'elenco delle prenotazioni, filtrabile per stato e data.</w:t>
+      <w:proofErr w:type="gramStart"/>
+      <w:r>
+        <w:t>Storico prenotazioni</w:t>
+      </w:r>
+      <w:proofErr w:type="gramEnd"/>
+      <w:r>
+        <w:t>: l'elenco delle prenotazioni, filtrabile per stato e data.</w:t>
       </w:r>
     </w:p>
     <w:p>
@@ -14584,7 +16014,31 @@
         <w:t xml:space="preserve">attuale </w:t>
       </w:r>
       <w:r>
-        <w:t>con il pacchetto geolocator, raccoglie una nota del driver e crea una restituzione marcata isEmergenza = true, con km finali momentaneamente a zero. Il record resta visibile come emergenza attiva nella dashboard del manager finché il driver non completa i dati.</w:t>
+        <w:t xml:space="preserve">con il pacchetto </w:t>
+      </w:r>
+      <w:proofErr w:type="spellStart"/>
+      <w:r>
+        <w:t>geolocator</w:t>
+      </w:r>
+      <w:proofErr w:type="spellEnd"/>
+      <w:r>
+        <w:t xml:space="preserve">, raccoglie una nota del driver e crea una restituzione marcata </w:t>
+      </w:r>
+      <w:proofErr w:type="spellStart"/>
+      <w:r>
+        <w:t>isEmergenza</w:t>
+      </w:r>
+      <w:proofErr w:type="spellEnd"/>
+      <w:r>
+        <w:t xml:space="preserve"> = </w:t>
+      </w:r>
+      <w:proofErr w:type="spellStart"/>
+      <w:r>
+        <w:t>true</w:t>
+      </w:r>
+      <w:proofErr w:type="spellEnd"/>
+      <w:r>
+        <w:t>, con km finali momentaneamente a zero. Il record resta visibile come emergenza attiva nella dashboard del manager finché il driver non completa i dati.</w:t>
       </w:r>
     </w:p>
     <w:p>
@@ -14625,8 +16079,17 @@
           <w:i/>
           <w:iCs/>
         </w:rPr>
-        <w:t>Key Performance Indicators</w:t>
-      </w:r>
+        <w:t xml:space="preserve">Key Performance </w:t>
+      </w:r>
+      <w:proofErr w:type="spellStart"/>
+      <w:r>
+        <w:rPr>
+          <w:i/>
+          <w:iCs/>
+        </w:rPr>
+        <w:t>Indicators</w:t>
+      </w:r>
+      <w:proofErr w:type="spellEnd"/>
       <w:r>
         <w:t>)</w:t>
       </w:r>
@@ -14863,7 +16326,71 @@
         <w:jc w:val="both"/>
       </w:pPr>
       <w:r>
-        <w:t>La classe FleetProvider è il cuore della gestione dello stato: estende ChangeNotifier ed espone tutte le entità del dominio come campi privati con getter pubblici: veicoli, prenotazioni, manutenzioni, utenti, notifiche, restituzioni, checkups, scadenze, utenteLoggato, isLoading. I servizi vengono iniettati dal costruttore con valori di default, molto importante poiché rende possibile il mocking nei test. Il metodo inizializzaDati () carica in parallelo tutte le collezioni tramite Future.wait riducendo il time-to-first-paint del cruscotto e attiva il controllo automatico delle scadenze imminenti.</w:t>
+        <w:t xml:space="preserve">La classe </w:t>
+      </w:r>
+      <w:proofErr w:type="spellStart"/>
+      <w:r>
+        <w:t>FleetProvider</w:t>
+      </w:r>
+      <w:proofErr w:type="spellEnd"/>
+      <w:r>
+        <w:t xml:space="preserve"> è il cuore della gestione dello stato: estende </w:t>
+      </w:r>
+      <w:proofErr w:type="spellStart"/>
+      <w:r>
+        <w:t>ChangeNotifier</w:t>
+      </w:r>
+      <w:proofErr w:type="spellEnd"/>
+      <w:r>
+        <w:t xml:space="preserve"> ed espone tutte le entità del dominio come campi privati con getter pubblici: veicoli, prenotazioni, manutenzioni, utenti, notifiche, restituzioni, checkups, scadenze, </w:t>
+      </w:r>
+      <w:proofErr w:type="spellStart"/>
+      <w:r>
+        <w:t>utenteLoggato</w:t>
+      </w:r>
+      <w:proofErr w:type="spellEnd"/>
+      <w:r>
+        <w:t xml:space="preserve">, </w:t>
+      </w:r>
+      <w:proofErr w:type="spellStart"/>
+      <w:r>
+        <w:t>isLoading</w:t>
+      </w:r>
+      <w:proofErr w:type="spellEnd"/>
+      <w:r>
+        <w:t xml:space="preserve">. I servizi vengono iniettati dal costruttore con valori di default, molto importante poiché rende possibile il </w:t>
+      </w:r>
+      <w:proofErr w:type="spellStart"/>
+      <w:r>
+        <w:t>mocking</w:t>
+      </w:r>
+      <w:proofErr w:type="spellEnd"/>
+      <w:r>
+        <w:t xml:space="preserve"> nei test. Il metodo </w:t>
+      </w:r>
+      <w:proofErr w:type="spellStart"/>
+      <w:r>
+        <w:t>inizializzaDati</w:t>
+      </w:r>
+      <w:proofErr w:type="spellEnd"/>
+      <w:r>
+        <w:t xml:space="preserve"> () carica in parallelo tutte le collezioni tramite </w:t>
+      </w:r>
+      <w:proofErr w:type="spellStart"/>
+      <w:r>
+        <w:t>Future.wait</w:t>
+      </w:r>
+      <w:proofErr w:type="spellEnd"/>
+      <w:r>
+        <w:t xml:space="preserve"> riducendo il time-to-first-</w:t>
+      </w:r>
+      <w:proofErr w:type="spellStart"/>
+      <w:r>
+        <w:t>paint</w:t>
+      </w:r>
+      <w:proofErr w:type="spellEnd"/>
+      <w:r>
+        <w:t xml:space="preserve"> del cruscotto e attiva il controllo automatico delle scadenze imminenti.</w:t>
       </w:r>
     </w:p>
     <w:p>
@@ -14981,24 +16508,60 @@
           <w:sz w:val="18"/>
           <w:szCs w:val="18"/>
         </w:rPr>
-        <w:t xml:space="preserve">  _isLoading = true;</w:t>
-      </w:r>
-    </w:p>
-    <w:p>
-      <w:pPr>
-        <w:shd w:val="clear" w:color="auto" w:fill="F2F2F2"/>
-        <w:spacing w:line="260" w:lineRule="auto"/>
-        <w:ind w:left="240"/>
-      </w:pPr>
-      <w:r>
-        <w:rPr>
-          <w:rFonts w:ascii="Consolas" w:eastAsia="Consolas" w:hAnsi="Consolas" w:cs="Consolas"/>
-          <w:sz w:val="18"/>
-          <w:szCs w:val="18"/>
-        </w:rPr>
         <w:t xml:space="preserve">  _</w:t>
       </w:r>
       <w:proofErr w:type="spellStart"/>
+      <w:r>
+        <w:rPr>
+          <w:rFonts w:ascii="Consolas" w:eastAsia="Consolas" w:hAnsi="Consolas" w:cs="Consolas"/>
+          <w:sz w:val="18"/>
+          <w:szCs w:val="18"/>
+        </w:rPr>
+        <w:t>isLoading</w:t>
+      </w:r>
+      <w:proofErr w:type="spellEnd"/>
+      <w:r>
+        <w:rPr>
+          <w:rFonts w:ascii="Consolas" w:eastAsia="Consolas" w:hAnsi="Consolas" w:cs="Consolas"/>
+          <w:sz w:val="18"/>
+          <w:szCs w:val="18"/>
+        </w:rPr>
+        <w:t xml:space="preserve"> = </w:t>
+      </w:r>
+      <w:proofErr w:type="spellStart"/>
+      <w:r>
+        <w:rPr>
+          <w:rFonts w:ascii="Consolas" w:eastAsia="Consolas" w:hAnsi="Consolas" w:cs="Consolas"/>
+          <w:sz w:val="18"/>
+          <w:szCs w:val="18"/>
+        </w:rPr>
+        <w:t>true</w:t>
+      </w:r>
+      <w:proofErr w:type="spellEnd"/>
+      <w:r>
+        <w:rPr>
+          <w:rFonts w:ascii="Consolas" w:eastAsia="Consolas" w:hAnsi="Consolas" w:cs="Consolas"/>
+          <w:sz w:val="18"/>
+          <w:szCs w:val="18"/>
+        </w:rPr>
+        <w:t>;</w:t>
+      </w:r>
+    </w:p>
+    <w:p>
+      <w:pPr>
+        <w:shd w:val="clear" w:color="auto" w:fill="F2F2F2"/>
+        <w:spacing w:line="260" w:lineRule="auto"/>
+        <w:ind w:left="240"/>
+      </w:pPr>
+      <w:r>
+        <w:rPr>
+          <w:rFonts w:ascii="Consolas" w:eastAsia="Consolas" w:hAnsi="Consolas" w:cs="Consolas"/>
+          <w:sz w:val="18"/>
+          <w:szCs w:val="18"/>
+        </w:rPr>
+        <w:t xml:space="preserve">  _</w:t>
+      </w:r>
+      <w:proofErr w:type="spellStart"/>
       <w:proofErr w:type="gramStart"/>
       <w:r>
         <w:rPr>
@@ -15492,6 +17055,7 @@
         </w:rPr>
         <w:t xml:space="preserve">      _</w:t>
       </w:r>
+      <w:proofErr w:type="spellStart"/>
       <w:proofErr w:type="gramStart"/>
       <w:r>
         <w:rPr>
@@ -15499,7 +17063,16 @@
           <w:sz w:val="18"/>
           <w:szCs w:val="18"/>
         </w:rPr>
-        <w:t>utenteLoggato !</w:t>
+        <w:t>utenteLoggato</w:t>
+      </w:r>
+      <w:proofErr w:type="spellEnd"/>
+      <w:r>
+        <w:rPr>
+          <w:rFonts w:ascii="Consolas" w:eastAsia="Consolas" w:hAnsi="Consolas" w:cs="Consolas"/>
+          <w:sz w:val="18"/>
+          <w:szCs w:val="18"/>
+        </w:rPr>
+        <w:t xml:space="preserve"> !</w:t>
       </w:r>
       <w:proofErr w:type="gramEnd"/>
       <w:r>
@@ -15508,8 +17081,18 @@
           <w:sz w:val="18"/>
           <w:szCs w:val="18"/>
         </w:rPr>
-        <w:t>= null</w:t>
-      </w:r>
+        <w:t xml:space="preserve">= </w:t>
+      </w:r>
+      <w:proofErr w:type="spellStart"/>
+      <w:r>
+        <w:rPr>
+          <w:rFonts w:ascii="Consolas" w:eastAsia="Consolas" w:hAnsi="Consolas" w:cs="Consolas"/>
+          <w:sz w:val="18"/>
+          <w:szCs w:val="18"/>
+        </w:rPr>
+        <w:t>null</w:t>
+      </w:r>
+      <w:proofErr w:type="spellEnd"/>
     </w:p>
     <w:p>
       <w:pPr>
@@ -16222,7 +17805,25 @@
           <w:sz w:val="18"/>
           <w:szCs w:val="18"/>
         </w:rPr>
-        <w:t>7] as List</w:t>
+        <w:t xml:space="preserve">7] </w:t>
+      </w:r>
+      <w:proofErr w:type="spellStart"/>
+      <w:r>
+        <w:rPr>
+          <w:rFonts w:ascii="Consolas" w:eastAsia="Consolas" w:hAnsi="Consolas" w:cs="Consolas"/>
+          <w:sz w:val="18"/>
+          <w:szCs w:val="18"/>
+        </w:rPr>
+        <w:t>as</w:t>
+      </w:r>
+      <w:proofErr w:type="spellEnd"/>
+      <w:r>
+        <w:rPr>
+          <w:rFonts w:ascii="Consolas" w:eastAsia="Consolas" w:hAnsi="Consolas" w:cs="Consolas"/>
+          <w:sz w:val="18"/>
+          <w:szCs w:val="18"/>
+        </w:rPr>
+        <w:t xml:space="preserve"> List</w:t>
       </w:r>
       <w:proofErr w:type="gramStart"/>
       <w:r>
@@ -16364,7 +17965,25 @@
           <w:sz w:val="18"/>
           <w:szCs w:val="18"/>
         </w:rPr>
-        <w:t xml:space="preserve">    _isLoading = false;</w:t>
+        <w:t xml:space="preserve">    _</w:t>
+      </w:r>
+      <w:proofErr w:type="spellStart"/>
+      <w:r>
+        <w:rPr>
+          <w:rFonts w:ascii="Consolas" w:eastAsia="Consolas" w:hAnsi="Consolas" w:cs="Consolas"/>
+          <w:sz w:val="18"/>
+          <w:szCs w:val="18"/>
+        </w:rPr>
+        <w:t>isLoading</w:t>
+      </w:r>
+      <w:proofErr w:type="spellEnd"/>
+      <w:r>
+        <w:rPr>
+          <w:rFonts w:ascii="Consolas" w:eastAsia="Consolas" w:hAnsi="Consolas" w:cs="Consolas"/>
+          <w:sz w:val="18"/>
+          <w:szCs w:val="18"/>
+        </w:rPr>
+        <w:t xml:space="preserve"> = false;</w:t>
       </w:r>
     </w:p>
     <w:p>
@@ -16446,7 +18065,15 @@
         <w:jc w:val="both"/>
       </w:pPr>
       <w:r>
-        <w:t>Il provider ospita anche logica di dominio non banale: la verifica di disponibilità di uno slot (_isSlotDisponibile), che tiene conto di prenotazioni esistenti e manutenzioni aperte</w:t>
+        <w:t>Il provider ospita anche logica di dominio non banale: la verifica di disponibilità di uno slot (_</w:t>
+      </w:r>
+      <w:proofErr w:type="spellStart"/>
+      <w:r>
+        <w:t>isSlotDisponibile</w:t>
+      </w:r>
+      <w:proofErr w:type="spellEnd"/>
+      <w:r>
+        <w:t>), che tiene conto di prenotazioni esistenti e manutenzioni aperte</w:t>
       </w:r>
       <w:r>
         <w:t>.</w:t>
@@ -16458,7 +18085,23 @@
         <w:t>L</w:t>
       </w:r>
       <w:r>
-        <w:t>'aggregazione delle spese per driver con filtro temporale (getSpesaFiltrata, getSpesaTemporaleDriver); il controllo delle scadenze imminenti, che innesca le notifiche ai manager. Questa logica orchestrale vive qui per due motivi: da un lato ha bisogno di conoscere lo stato globale</w:t>
+        <w:t>'aggregazione delle spese per driver con filtro temporale (</w:t>
+      </w:r>
+      <w:proofErr w:type="spellStart"/>
+      <w:r>
+        <w:t>getSpesaFiltrata</w:t>
+      </w:r>
+      <w:proofErr w:type="spellEnd"/>
+      <w:r>
+        <w:t xml:space="preserve">, </w:t>
+      </w:r>
+      <w:proofErr w:type="spellStart"/>
+      <w:r>
+        <w:t>getSpesaTemporaleDriver</w:t>
+      </w:r>
+      <w:proofErr w:type="spellEnd"/>
+      <w:r>
+        <w:t>); il controllo delle scadenze imminenti, che innesca le notifiche ai manager. Questa logica orchestrale vive qui per due motivi: da un lato ha bisogno di conoscere lo stato globale</w:t>
       </w:r>
       <w:r>
         <w:t xml:space="preserve">: </w:t>
@@ -16483,7 +18126,23 @@
       </w:r>
       <w:proofErr w:type="gramEnd"/>
       <w:r>
-        <w:t>, NotificaService.notificaRifiutoPrenotazione per gli eventuali conflitti e NotificaService.notificaCheckupRichiesto).</w:t>
+        <w:t xml:space="preserve">, </w:t>
+      </w:r>
+      <w:proofErr w:type="spellStart"/>
+      <w:r>
+        <w:t>NotificaService.notificaRifiutoPrenotazione</w:t>
+      </w:r>
+      <w:proofErr w:type="spellEnd"/>
+      <w:r>
+        <w:t xml:space="preserve"> per gli eventuali conflitti e </w:t>
+      </w:r>
+      <w:proofErr w:type="spellStart"/>
+      <w:r>
+        <w:t>NotificaService.notificaCheckupRichiesto</w:t>
+      </w:r>
+      <w:proofErr w:type="spellEnd"/>
+      <w:r>
+        <w:t>).</w:t>
       </w:r>
     </w:p>
     <w:p>
@@ -16529,7 +18188,41 @@
         <w:t xml:space="preserve">direttamente </w:t>
       </w:r>
       <w:r>
-        <w:t>dal pacchetto ufficiale supabase_flutter, inizializzato in main.dart con URL del progetto e anon key. Da quel momento i servizi possono usare l'istanza Supabase.instance.client per dialogare con database e storage</w:t>
+        <w:t xml:space="preserve">dal pacchetto ufficiale </w:t>
+      </w:r>
+      <w:proofErr w:type="spellStart"/>
+      <w:r>
+        <w:t>supabase_flutter</w:t>
+      </w:r>
+      <w:proofErr w:type="spellEnd"/>
+      <w:r>
+        <w:t xml:space="preserve">, inizializzato in </w:t>
+      </w:r>
+      <w:proofErr w:type="spellStart"/>
+      <w:r>
+        <w:t>main.dart</w:t>
+      </w:r>
+      <w:proofErr w:type="spellEnd"/>
+      <w:r>
+        <w:t xml:space="preserve"> con URL del progetto e </w:t>
+      </w:r>
+      <w:proofErr w:type="spellStart"/>
+      <w:r>
+        <w:t>anon</w:t>
+      </w:r>
+      <w:proofErr w:type="spellEnd"/>
+      <w:r>
+        <w:t xml:space="preserve"> key. Da quel momento i servizi possono usare l'istanza </w:t>
+      </w:r>
+      <w:proofErr w:type="spellStart"/>
+      <w:proofErr w:type="gramStart"/>
+      <w:r>
+        <w:t>Supabase.instance.client</w:t>
+      </w:r>
+      <w:proofErr w:type="spellEnd"/>
+      <w:proofErr w:type="gramEnd"/>
+      <w:r>
+        <w:t xml:space="preserve"> per dialogare con database e storage</w:t>
       </w:r>
       <w:r>
         <w:t xml:space="preserve"> (foto)</w:t>
@@ -16548,7 +18241,23 @@
         <w:spacing w:after="80" w:line="300" w:lineRule="auto"/>
       </w:pPr>
       <w:r>
-        <w:t xml:space="preserve">i servizi, PrenotazioneService per esempio, possono ricevere opzionalmente un SupabaseClient via costruttore </w:t>
+        <w:t xml:space="preserve">i servizi, </w:t>
+      </w:r>
+      <w:proofErr w:type="spellStart"/>
+      <w:r>
+        <w:t>PrenotazioneService</w:t>
+      </w:r>
+      <w:proofErr w:type="spellEnd"/>
+      <w:r>
+        <w:t xml:space="preserve"> per esempio, possono ricevere opzionalmente un </w:t>
+      </w:r>
+      <w:proofErr w:type="spellStart"/>
+      <w:r>
+        <w:t>SupabaseClient</w:t>
+      </w:r>
+      <w:proofErr w:type="spellEnd"/>
+      <w:r>
+        <w:t xml:space="preserve"> via costruttore </w:t>
       </w:r>
       <w:r>
         <w:t xml:space="preserve">che è </w:t>
@@ -16567,7 +18276,23 @@
         <w:spacing w:after="80" w:line="300" w:lineRule="auto"/>
       </w:pPr>
       <w:r>
-        <w:t>espongono metodi asincroni che incapsulano le query (select, insert, update, delete) e traducono le risposte JSON nelle classi di dominio.</w:t>
+        <w:t>espongono metodi asincroni che incapsulano le query (</w:t>
+      </w:r>
+      <w:proofErr w:type="spellStart"/>
+      <w:r>
+        <w:t>select</w:t>
+      </w:r>
+      <w:proofErr w:type="spellEnd"/>
+      <w:r>
+        <w:t xml:space="preserve">, </w:t>
+      </w:r>
+      <w:proofErr w:type="spellStart"/>
+      <w:r>
+        <w:t>insert</w:t>
+      </w:r>
+      <w:proofErr w:type="spellEnd"/>
+      <w:r>
+        <w:t>, update, delete) e traducono le risposte JSON nelle classi di dominio.</w:t>
       </w:r>
     </w:p>
     <w:p>
@@ -16599,7 +18324,23 @@
           <w:b/>
           <w:bCs/>
         </w:rPr>
-        <w:t>Un esempio di service Supabase, PrenotazioneService:</w:t>
+        <w:t xml:space="preserve">Un esempio di service Supabase, </w:t>
+      </w:r>
+      <w:proofErr w:type="spellStart"/>
+      <w:r>
+        <w:rPr>
+          <w:b/>
+          <w:bCs/>
+        </w:rPr>
+        <w:t>PrenotazioneService</w:t>
+      </w:r>
+      <w:proofErr w:type="spellEnd"/>
+      <w:r>
+        <w:rPr>
+          <w:b/>
+          <w:bCs/>
+        </w:rPr>
+        <w:t>:</w:t>
       </w:r>
     </w:p>
     <w:p>
@@ -17318,7 +19059,15 @@
         <w:t xml:space="preserve"> come</w:t>
       </w:r>
       <w:r>
-        <w:t xml:space="preserve"> foto del check-up, scontrini, foto di pedaggi e danni si usa il modulo Storage di Supabase. Dopo aver scattato l'immagine con image_picker, l'app la invia tramite il client al bucket riservato; il backend restituisce l'URL pubblico (o firmato), che viene salvato nel record corrispondente. In questo modo si evita di archiviare dati binari nel database principale e l'immagine resta fruibile da qualsiasi dispositivo.</w:t>
+        <w:t xml:space="preserve"> foto del check-up, scontrini, foto di pedaggi e danni si usa il modulo Storage di Supabase. Dopo aver scattato l'immagine con </w:t>
+      </w:r>
+      <w:proofErr w:type="spellStart"/>
+      <w:r>
+        <w:t>image_picker</w:t>
+      </w:r>
+      <w:proofErr w:type="spellEnd"/>
+      <w:r>
+        <w:t>, l'app la invia tramite il client al bucket riservato; il backend restituisce l'URL pubblico (o firmato), che viene salvato nel record corrispondente. In questo modo si evita di archiviare dati binari nel database principale e l'immagine resta fruibile da qualsiasi dispositivo.</w:t>
       </w:r>
     </w:p>
     <w:p>
@@ -17329,9 +19078,14 @@
       <w:r>
         <w:t xml:space="preserve">Sul fronte degli aggiornamenti in tempo reale, il provider ricarica i dati con </w:t>
       </w:r>
+      <w:proofErr w:type="spellStart"/>
       <w:proofErr w:type="gramStart"/>
       <w:r>
-        <w:t>inizializzaDati(</w:t>
+        <w:t>inizializzaDati</w:t>
+      </w:r>
+      <w:proofErr w:type="spellEnd"/>
+      <w:r>
+        <w:t>(</w:t>
       </w:r>
       <w:proofErr w:type="gramEnd"/>
       <w:r>
@@ -17341,7 +19095,23 @@
         <w:t xml:space="preserve"> (ogni volta che l’utente effettua un aggiornamento vengono ricaricati i dati)</w:t>
       </w:r>
       <w:r>
-        <w:t>. In una futura iterazione si potrebbe sfruttare il canale realtime di Supabase per aggiornamenti push, particolarmente utili nella schermata emergenze e nelle prenotazioni del manager.</w:t>
+        <w:t xml:space="preserve">. In una futura iterazione si potrebbe sfruttare il canale </w:t>
+      </w:r>
+      <w:proofErr w:type="spellStart"/>
+      <w:r>
+        <w:t>realtime</w:t>
+      </w:r>
+      <w:proofErr w:type="spellEnd"/>
+      <w:r>
+        <w:t xml:space="preserve"> di Supabase per aggiornamenti </w:t>
+      </w:r>
+      <w:proofErr w:type="spellStart"/>
+      <w:r>
+        <w:t>push</w:t>
+      </w:r>
+      <w:proofErr w:type="spellEnd"/>
+      <w:r>
+        <w:t>, particolarmente utili nella schermata emergenze e nelle prenotazioni del manager.</w:t>
       </w:r>
     </w:p>
     <w:p>
@@ -17429,21 +19199,53 @@
           <w:b/>
           <w:bCs/>
         </w:rPr>
-        <w:t>mettono alla prova la logica del FleetProvider iniettando</w:t>
-      </w:r>
+        <w:t xml:space="preserve">mettono alla prova la logica del </w:t>
+      </w:r>
+      <w:proofErr w:type="spellStart"/>
       <w:r>
         <w:rPr>
           <w:b/>
           <w:bCs/>
         </w:rPr>
-        <w:t xml:space="preserve"> dei</w:t>
-      </w:r>
+        <w:t>FleetProvider</w:t>
+      </w:r>
+      <w:proofErr w:type="spellEnd"/>
       <w:r>
         <w:rPr>
           <w:b/>
           <w:bCs/>
         </w:rPr>
-        <w:t xml:space="preserve"> service finti, verificando che aggiornamenti di stato e orchestrazioni multi-servizio funzionino correttamente.</w:t>
+        <w:t xml:space="preserve"> iniettando</w:t>
+      </w:r>
+      <w:r>
+        <w:rPr>
+          <w:b/>
+          <w:bCs/>
+        </w:rPr>
+        <w:t xml:space="preserve"> dei</w:t>
+      </w:r>
+      <w:r>
+        <w:rPr>
+          <w:b/>
+          <w:bCs/>
+        </w:rPr>
+        <w:t xml:space="preserve"> service finti, verificando che aggiornamenti di stato e orchestrazioni </w:t>
+      </w:r>
+      <w:proofErr w:type="gramStart"/>
+      <w:r>
+        <w:rPr>
+          <w:b/>
+          <w:bCs/>
+        </w:rPr>
+        <w:t>multi-servizio</w:t>
+      </w:r>
+      <w:proofErr w:type="gramEnd"/>
+      <w:r>
+        <w:rPr>
+          <w:b/>
+          <w:bCs/>
+        </w:rPr>
+        <w:t xml:space="preserve"> funzionino correttamente.</w:t>
       </w:r>
     </w:p>
     <w:p>
@@ -17460,7 +19262,23 @@
           <w:b/>
           <w:bCs/>
         </w:rPr>
-        <w:t>verificano singoli widget e screen, simulando le interazioni dell'utente tap, scroll, inserimento testo e controllando che etichette e componenti vengano effettivamente renderizzati.</w:t>
+        <w:t xml:space="preserve">verificano singoli widget e screen, simulando le interazioni dell'utente </w:t>
+      </w:r>
+      <w:proofErr w:type="spellStart"/>
+      <w:r>
+        <w:rPr>
+          <w:b/>
+          <w:bCs/>
+        </w:rPr>
+        <w:t>tap</w:t>
+      </w:r>
+      <w:proofErr w:type="spellEnd"/>
+      <w:r>
+        <w:rPr>
+          <w:b/>
+          <w:bCs/>
+        </w:rPr>
+        <w:t>, scroll, inserimento testo e controllando che etichette e componenti vengano effettivamente renderizzati.</w:t>
       </w:r>
     </w:p>
     <w:p>
@@ -17475,13 +19293,69 @@
         <w:t>abbiamo</w:t>
       </w:r>
       <w:r>
-        <w:t xml:space="preserve"> scelto il pacchetto mocktail, che permette di sostituire il SupabaseClient con un'istanza fittizia su cui stubbare le risposte di select, insert, update e delete. La cartella test/services contiene un file per ciascun servizio auth, veicolo, prenotazione, manutenzione, scadenza, notifica, restituzione, checkup </w:t>
+        <w:t xml:space="preserve"> scelto il pacchetto </w:t>
+      </w:r>
+      <w:proofErr w:type="spellStart"/>
+      <w:r>
+        <w:t>mocktail</w:t>
+      </w:r>
+      <w:proofErr w:type="spellEnd"/>
+      <w:r>
+        <w:t xml:space="preserve">, che permette di sostituire il </w:t>
+      </w:r>
+      <w:proofErr w:type="spellStart"/>
+      <w:r>
+        <w:t>SupabaseClient</w:t>
+      </w:r>
+      <w:proofErr w:type="spellEnd"/>
+      <w:r>
+        <w:t xml:space="preserve"> con un'istanza fittizia su cui </w:t>
+      </w:r>
+      <w:proofErr w:type="spellStart"/>
+      <w:r>
+        <w:t>stubbare</w:t>
+      </w:r>
+      <w:proofErr w:type="spellEnd"/>
+      <w:r>
+        <w:t xml:space="preserve"> le risposte di </w:t>
+      </w:r>
+      <w:proofErr w:type="spellStart"/>
+      <w:r>
+        <w:t>select</w:t>
+      </w:r>
+      <w:proofErr w:type="spellEnd"/>
+      <w:r>
+        <w:t xml:space="preserve">, </w:t>
+      </w:r>
+      <w:proofErr w:type="spellStart"/>
+      <w:r>
+        <w:t>insert</w:t>
+      </w:r>
+      <w:proofErr w:type="spellEnd"/>
+      <w:r>
+        <w:t xml:space="preserve">, update e delete. La cartella test/services contiene un file per ciascun servizio </w:t>
+      </w:r>
+      <w:proofErr w:type="spellStart"/>
+      <w:r>
+        <w:t>auth</w:t>
+      </w:r>
+      <w:proofErr w:type="spellEnd"/>
+      <w:r>
+        <w:t xml:space="preserve">, veicolo, prenotazione, manutenzione, scadenza, notifica, restituzione, checkup </w:t>
       </w:r>
       <w:r>
         <w:t>e in</w:t>
       </w:r>
       <w:r>
-        <w:t xml:space="preserve"> più un file di helper condivisi.</w:t>
+        <w:t xml:space="preserve"> più un file di </w:t>
+      </w:r>
+      <w:proofErr w:type="spellStart"/>
+      <w:r>
+        <w:t>helper</w:t>
+      </w:r>
+      <w:proofErr w:type="spellEnd"/>
+      <w:r>
+        <w:t xml:space="preserve"> condivisi.</w:t>
       </w:r>
     </w:p>
     <w:p>
@@ -17506,13 +19380,50 @@
         <w:t xml:space="preserve"> vecchio</w:t>
       </w:r>
       <w:r>
-        <w:t xml:space="preserve"> prototipo Java il testing si appoggiava a JUnit 5: ogni POJO aveva test su costruttori, uguaglianza e serializzazione/deserializzazione JSON, mentre le classi di dominio </w:t>
+        <w:t xml:space="preserve"> prototipo Java il testing si appoggiava a JUnit 5: ogni POJO aveva test su costruttori, uguaglianza e serializzazione/</w:t>
+      </w:r>
+      <w:proofErr w:type="spellStart"/>
+      <w:r>
+        <w:t>deserializzazione</w:t>
+      </w:r>
+      <w:proofErr w:type="spellEnd"/>
+      <w:r>
+        <w:t xml:space="preserve"> JSON, mentre le classi di dominio </w:t>
       </w:r>
       <w:r>
         <w:t>come</w:t>
       </w:r>
       <w:r>
-        <w:t xml:space="preserve"> FleetService, ReservationService  venivano testate con doppi di test costruiti a mano e con il framework Mockito. Una struttura familiare a chiunque abbia lavorato con Java moderno: classi di test marcate @Test, annotazioni @BeforeEach per il setup</w:t>
+        <w:t xml:space="preserve"> </w:t>
+      </w:r>
+      <w:proofErr w:type="spellStart"/>
+      <w:r>
+        <w:t>FleetService</w:t>
+      </w:r>
+      <w:proofErr w:type="spellEnd"/>
+      <w:r>
+        <w:t xml:space="preserve">, </w:t>
+      </w:r>
+      <w:proofErr w:type="spellStart"/>
+      <w:proofErr w:type="gramStart"/>
+      <w:r>
+        <w:t>ReservationService</w:t>
+      </w:r>
+      <w:proofErr w:type="spellEnd"/>
+      <w:r>
+        <w:t xml:space="preserve">  venivano</w:t>
+      </w:r>
+      <w:proofErr w:type="gramEnd"/>
+      <w:r>
+        <w:t xml:space="preserve"> testate con doppi di test costruiti a mano e con il framework </w:t>
+      </w:r>
+      <w:proofErr w:type="spellStart"/>
+      <w:r>
+        <w:t>Mockito</w:t>
+      </w:r>
+      <w:proofErr w:type="spellEnd"/>
+      <w:r>
+        <w:t>. Una struttura familiare a chiunque abbia lavorato con Java moderno: classi di test marcate @Test, annotazioni @BeforeEach per il setup</w:t>
       </w:r>
       <w:r>
         <w:t>.</w:t>
@@ -17524,19 +19435,93 @@
         <w:jc w:val="both"/>
       </w:pPr>
       <w:r>
-        <w:t>Il porting verso Dart ha trovato il suo equivalente naturale in flutter_test che integra l'API di test di Dart con utility pensate per il framework UI. Le asserzioni si scrivono con expect</w:t>
-      </w:r>
+        <w:t xml:space="preserve">Il </w:t>
+      </w:r>
+      <w:proofErr w:type="spellStart"/>
+      <w:r>
+        <w:t>porting</w:t>
+      </w:r>
+      <w:proofErr w:type="spellEnd"/>
+      <w:r>
+        <w:t xml:space="preserve"> verso Dart ha trovato il suo equivalente naturale in </w:t>
+      </w:r>
+      <w:proofErr w:type="spellStart"/>
+      <w:r>
+        <w:t>flutter_test</w:t>
+      </w:r>
+      <w:proofErr w:type="spellEnd"/>
+      <w:r>
+        <w:t xml:space="preserve"> che integra l'API di test di Dart con utility pensate per il framework UI. Le asserzioni si scrivono con </w:t>
+      </w:r>
+      <w:proofErr w:type="spellStart"/>
+      <w:r>
+        <w:t>expect</w:t>
+      </w:r>
+      <w:proofErr w:type="spellEnd"/>
       <w:r>
         <w:t xml:space="preserve"> </w:t>
       </w:r>
       <w:r>
-        <w:t xml:space="preserve">(actual, matcher), il setup con </w:t>
-      </w:r>
-      <w:r>
-        <w:t>setUp (</w:t>
-      </w:r>
-      <w:r>
-        <w:t>() {...}). Mocktail offre un'esperienza simile a Mockito, con il vantaggio di non richiedere generazione di codice a differenza di mockito-dart, che dipende da build_runner.</w:t>
+        <w:t>(</w:t>
+      </w:r>
+      <w:proofErr w:type="spellStart"/>
+      <w:r>
+        <w:t>actual</w:t>
+      </w:r>
+      <w:proofErr w:type="spellEnd"/>
+      <w:r>
+        <w:t xml:space="preserve">, </w:t>
+      </w:r>
+      <w:proofErr w:type="spellStart"/>
+      <w:r>
+        <w:t>matcher</w:t>
+      </w:r>
+      <w:proofErr w:type="spellEnd"/>
+      <w:r>
+        <w:t xml:space="preserve">), il setup con </w:t>
+      </w:r>
+      <w:proofErr w:type="spellStart"/>
+      <w:r>
+        <w:t>setUp</w:t>
+      </w:r>
+      <w:proofErr w:type="spellEnd"/>
+      <w:r>
+        <w:t xml:space="preserve"> (</w:t>
+      </w:r>
+      <w:r>
+        <w:t xml:space="preserve">() {...}). </w:t>
+      </w:r>
+      <w:proofErr w:type="spellStart"/>
+      <w:r>
+        <w:t>Mocktail</w:t>
+      </w:r>
+      <w:proofErr w:type="spellEnd"/>
+      <w:r>
+        <w:t xml:space="preserve"> offre un'esperienza simile a </w:t>
+      </w:r>
+      <w:proofErr w:type="spellStart"/>
+      <w:r>
+        <w:t>Mockito</w:t>
+      </w:r>
+      <w:proofErr w:type="spellEnd"/>
+      <w:r>
+        <w:t xml:space="preserve">, con il vantaggio di non richiedere generazione di codice a differenza di </w:t>
+      </w:r>
+      <w:proofErr w:type="spellStart"/>
+      <w:r>
+        <w:t>mockito</w:t>
+      </w:r>
+      <w:proofErr w:type="spellEnd"/>
+      <w:r>
+        <w:t xml:space="preserve">-dart, che dipende da </w:t>
+      </w:r>
+      <w:proofErr w:type="spellStart"/>
+      <w:r>
+        <w:t>build_runner</w:t>
+      </w:r>
+      <w:proofErr w:type="spellEnd"/>
+      <w:r>
+        <w:t>.</w:t>
       </w:r>
     </w:p>
     <w:p>
@@ -17576,7 +19561,15 @@
       </w:pPr>
       <w:r>
         <w:lastRenderedPageBreak/>
-        <w:t>6.3 Test su emulatore e device reale</w:t>
+        <w:t xml:space="preserve">6.3 Test su emulatore e </w:t>
+      </w:r>
+      <w:proofErr w:type="gramStart"/>
+      <w:r>
+        <w:t>device</w:t>
+      </w:r>
+      <w:proofErr w:type="gramEnd"/>
+      <w:r>
+        <w:t xml:space="preserve"> reale</w:t>
       </w:r>
       <w:bookmarkEnd w:id="41"/>
     </w:p>
@@ -17684,7 +19677,15 @@
         <w:t xml:space="preserve">Modalità emergenza con GPS: </w:t>
       </w:r>
       <w:r>
-        <w:t>validate la cattura della posizione corrente, la corretta apertura della restituzione di emergenza e la notifica push interna ai manager.</w:t>
+        <w:t xml:space="preserve">validate la cattura della posizione corrente, la corretta apertura della restituzione di emergenza e la notifica </w:t>
+      </w:r>
+      <w:proofErr w:type="spellStart"/>
+      <w:r>
+        <w:t>push</w:t>
+      </w:r>
+      <w:proofErr w:type="spellEnd"/>
+      <w:r>
+        <w:t xml:space="preserve"> interna ai manager.</w:t>
       </w:r>
     </w:p>
     <w:p>
@@ -17729,7 +19730,15 @@
         <w:jc w:val="both"/>
       </w:pPr>
       <w:r>
-        <w:t xml:space="preserve">La suite automatica copre la totalità dei modelli e dei servizi e circa il novanta percento delle invocazioni del FleetProvider, con un tempo di esecuzione complessivo sotto i venti secondi. </w:t>
+        <w:t xml:space="preserve">La suite automatica copre la totalità dei modelli e dei servizi e circa il novanta percento delle invocazioni del </w:t>
+      </w:r>
+      <w:proofErr w:type="spellStart"/>
+      <w:r>
+        <w:t>FleetProvider</w:t>
+      </w:r>
+      <w:proofErr w:type="spellEnd"/>
+      <w:r>
+        <w:t xml:space="preserve">, con un tempo di esecuzione complessivo sotto i venti secondi. </w:t>
       </w:r>
     </w:p>
     <w:p>
@@ -17744,7 +19753,15 @@
         <w:t>, è molto importante</w:t>
       </w:r>
       <w:r>
-        <w:t xml:space="preserve"> il fatto che il refactoring iterativo del provider reso necessario dall'integrazione di nuove funzionalità come gestione delle scadenze e restituzioni di emergenza sia avvenuto senza regressioni, grazie alla rete di sicurezza offerta dai test.</w:t>
+        <w:t xml:space="preserve"> il fatto che il </w:t>
+      </w:r>
+      <w:proofErr w:type="spellStart"/>
+      <w:r>
+        <w:t>refactoring</w:t>
+      </w:r>
+      <w:proofErr w:type="spellEnd"/>
+      <w:r>
+        <w:t xml:space="preserve"> iterativo del provider reso necessario dall'integrazione di nuove funzionalità come gestione delle scadenze e restituzioni di emergenza sia avvenuto senza regressioni, grazie alla rete di sicurezza offerta dai test.</w:t>
       </w:r>
     </w:p>
     <w:p>
@@ -17777,7 +19794,15 @@
         <w:t xml:space="preserve">che è stato </w:t>
       </w:r>
       <w:r>
-        <w:t>risolto convertendo le date in UTC prima della scrittura su database e la gestione delle eccezioni di rete in scenari offline, mitigata con messaggi user-friendly e un pulsante di retry.</w:t>
+        <w:t xml:space="preserve">risolto convertendo le date in UTC prima della scrittura su database e la gestione delle eccezioni di rete in scenari offline, mitigata con messaggi user-friendly e un pulsante di </w:t>
+      </w:r>
+      <w:proofErr w:type="spellStart"/>
+      <w:r>
+        <w:t>retry</w:t>
+      </w:r>
+      <w:proofErr w:type="spellEnd"/>
+      <w:r>
+        <w:t>.</w:t>
       </w:r>
     </w:p>
     <w:p>
@@ -18122,7 +20147,25 @@
                 <w:sz w:val="20"/>
                 <w:szCs w:val="20"/>
               </w:rPr>
-              <w:t>Build &gt; 30 s, restart completo</w:t>
+              <w:t xml:space="preserve">Build &gt; 30 s, </w:t>
+            </w:r>
+            <w:proofErr w:type="spellStart"/>
+            <w:r>
+              <w:rPr>
+                <w:color w:val="000000"/>
+                <w:sz w:val="20"/>
+                <w:szCs w:val="20"/>
+              </w:rPr>
+              <w:t>restart</w:t>
+            </w:r>
+            <w:proofErr w:type="spellEnd"/>
+            <w:r>
+              <w:rPr>
+                <w:color w:val="000000"/>
+                <w:sz w:val="20"/>
+                <w:szCs w:val="20"/>
+              </w:rPr>
+              <w:t xml:space="preserve"> completo</w:t>
             </w:r>
           </w:p>
         </w:tc>
@@ -18150,7 +20193,25 @@
                 <w:sz w:val="20"/>
                 <w:szCs w:val="20"/>
               </w:rPr>
-              <w:t>Hot reload &lt; 1 s, build release ~ 1 min</w:t>
+              <w:t xml:space="preserve">Hot </w:t>
+            </w:r>
+            <w:proofErr w:type="spellStart"/>
+            <w:r>
+              <w:rPr>
+                <w:color w:val="000000"/>
+                <w:sz w:val="20"/>
+                <w:szCs w:val="20"/>
+              </w:rPr>
+              <w:t>reload</w:t>
+            </w:r>
+            <w:proofErr w:type="spellEnd"/>
+            <w:r>
+              <w:rPr>
+                <w:color w:val="000000"/>
+                <w:sz w:val="20"/>
+                <w:szCs w:val="20"/>
+              </w:rPr>
+              <w:t xml:space="preserve"> &lt; 1 s, build release ~ 1 min</w:t>
             </w:r>
           </w:p>
         </w:tc>
@@ -18208,8 +20269,18 @@
                 <w:sz w:val="20"/>
                 <w:szCs w:val="20"/>
               </w:rPr>
-              <w:t>Architettura MVC verbosa, molto codice boilerplate</w:t>
-            </w:r>
+              <w:t xml:space="preserve">Architettura MVC verbosa, molto codice </w:t>
+            </w:r>
+            <w:proofErr w:type="spellStart"/>
+            <w:r>
+              <w:rPr>
+                <w:color w:val="000000"/>
+                <w:sz w:val="20"/>
+                <w:szCs w:val="20"/>
+              </w:rPr>
+              <w:t>boilerplate</w:t>
+            </w:r>
+            <w:proofErr w:type="spellEnd"/>
           </w:p>
         </w:tc>
         <w:tc>
@@ -18260,13 +20331,23 @@
             </w:tcMar>
           </w:tcPr>
           <w:p>
+            <w:proofErr w:type="spellStart"/>
             <w:r>
               <w:rPr>
                 <w:color w:val="000000"/>
                 <w:sz w:val="20"/>
                 <w:szCs w:val="20"/>
               </w:rPr>
-              <w:t>Onboarding nuovi sviluppatori</w:t>
+              <w:t>Onboarding</w:t>
+            </w:r>
+            <w:proofErr w:type="spellEnd"/>
+            <w:r>
+              <w:rPr>
+                <w:color w:val="000000"/>
+                <w:sz w:val="20"/>
+                <w:szCs w:val="20"/>
+              </w:rPr>
+              <w:t xml:space="preserve"> nuovi sviluppatori</w:t>
             </w:r>
           </w:p>
         </w:tc>
@@ -18322,7 +20403,25 @@
                 <w:sz w:val="20"/>
                 <w:szCs w:val="20"/>
               </w:rPr>
-              <w:t>Linguaggio Dart simile a TypeScript/Java, framework documentato</w:t>
+              <w:t xml:space="preserve">Linguaggio Dart simile a </w:t>
+            </w:r>
+            <w:proofErr w:type="spellStart"/>
+            <w:r>
+              <w:rPr>
+                <w:color w:val="000000"/>
+                <w:sz w:val="20"/>
+                <w:szCs w:val="20"/>
+              </w:rPr>
+              <w:t>TypeScript</w:t>
+            </w:r>
+            <w:proofErr w:type="spellEnd"/>
+            <w:r>
+              <w:rPr>
+                <w:color w:val="000000"/>
+                <w:sz w:val="20"/>
+                <w:szCs w:val="20"/>
+              </w:rPr>
+              <w:t>/Java, framework documentato</w:t>
             </w:r>
           </w:p>
         </w:tc>
@@ -18494,8 +20593,36 @@
                 <w:sz w:val="20"/>
                 <w:szCs w:val="20"/>
               </w:rPr>
-              <w:t>Store mobile + Web continuous deploy</w:t>
-            </w:r>
+              <w:t xml:space="preserve">Store mobile + Web </w:t>
+            </w:r>
+            <w:proofErr w:type="spellStart"/>
+            <w:r>
+              <w:rPr>
+                <w:color w:val="000000"/>
+                <w:sz w:val="20"/>
+                <w:szCs w:val="20"/>
+              </w:rPr>
+              <w:t>continuous</w:t>
+            </w:r>
+            <w:proofErr w:type="spellEnd"/>
+            <w:r>
+              <w:rPr>
+                <w:color w:val="000000"/>
+                <w:sz w:val="20"/>
+                <w:szCs w:val="20"/>
+              </w:rPr>
+              <w:t xml:space="preserve"> </w:t>
+            </w:r>
+            <w:proofErr w:type="spellStart"/>
+            <w:r>
+              <w:rPr>
+                <w:color w:val="000000"/>
+                <w:sz w:val="20"/>
+                <w:szCs w:val="20"/>
+              </w:rPr>
+              <w:t>deploy</w:t>
+            </w:r>
+            <w:proofErr w:type="spellEnd"/>
           </w:p>
         </w:tc>
       </w:tr>
@@ -18574,13 +20701,41 @@
             </w:tcMar>
           </w:tcPr>
           <w:p>
+            <w:proofErr w:type="spellStart"/>
             <w:r>
               <w:rPr>
                 <w:color w:val="000000"/>
                 <w:sz w:val="20"/>
                 <w:szCs w:val="20"/>
               </w:rPr>
-              <w:t>Material Design 3, gesture mobile</w:t>
+              <w:t>Material</w:t>
+            </w:r>
+            <w:proofErr w:type="spellEnd"/>
+            <w:r>
+              <w:rPr>
+                <w:color w:val="000000"/>
+                <w:sz w:val="20"/>
+                <w:szCs w:val="20"/>
+              </w:rPr>
+              <w:t xml:space="preserve"> Design 3, </w:t>
+            </w:r>
+            <w:proofErr w:type="spellStart"/>
+            <w:r>
+              <w:rPr>
+                <w:color w:val="000000"/>
+                <w:sz w:val="20"/>
+                <w:szCs w:val="20"/>
+              </w:rPr>
+              <w:t>gesture</w:t>
+            </w:r>
+            <w:proofErr w:type="spellEnd"/>
+            <w:r>
+              <w:rPr>
+                <w:color w:val="000000"/>
+                <w:sz w:val="20"/>
+                <w:szCs w:val="20"/>
+              </w:rPr>
+              <w:t xml:space="preserve"> mobile</w:t>
             </w:r>
           </w:p>
         </w:tc>
@@ -18700,7 +20855,23 @@
         <w:t>che sul</w:t>
       </w:r>
       <w:r>
-        <w:t>la velocità di iterazione garantita da hot reload e da un linguaggio espressivo come Dart è nettamente superiore al ciclo build-restart di Java</w:t>
+        <w:t xml:space="preserve">la velocità di iterazione garantita da hot </w:t>
+      </w:r>
+      <w:proofErr w:type="spellStart"/>
+      <w:r>
+        <w:t>reload</w:t>
+      </w:r>
+      <w:proofErr w:type="spellEnd"/>
+      <w:r>
+        <w:t xml:space="preserve"> e da un linguaggio espressivo come Dart è nettamente superiore al ciclo build-</w:t>
+      </w:r>
+      <w:proofErr w:type="spellStart"/>
+      <w:r>
+        <w:t>restart</w:t>
+      </w:r>
+      <w:proofErr w:type="spellEnd"/>
+      <w:r>
+        <w:t xml:space="preserve"> di Java</w:t>
       </w:r>
       <w:r>
         <w:t>. Il miglioramento è netto anche</w:t>
@@ -18813,12 +20984,37 @@
         </w:numPr>
         <w:spacing w:after="80" w:line="300" w:lineRule="auto"/>
       </w:pPr>
+      <w:proofErr w:type="spellStart"/>
       <w:r>
         <w:rPr>
           <w:b/>
           <w:bCs/>
         </w:rPr>
-        <w:t>Material Design 3, animazioni curate, hot reload in fase di sviluppo e una navigazione fluida.</w:t>
+        <w:t>Material</w:t>
+      </w:r>
+      <w:proofErr w:type="spellEnd"/>
+      <w:r>
+        <w:rPr>
+          <w:b/>
+          <w:bCs/>
+        </w:rPr>
+        <w:t xml:space="preserve"> Design 3, animazioni curate, hot </w:t>
+      </w:r>
+      <w:proofErr w:type="spellStart"/>
+      <w:r>
+        <w:rPr>
+          <w:b/>
+          <w:bCs/>
+        </w:rPr>
+        <w:t>reload</w:t>
+      </w:r>
+      <w:proofErr w:type="spellEnd"/>
+      <w:r>
+        <w:rPr>
+          <w:b/>
+          <w:bCs/>
+        </w:rPr>
+        <w:t xml:space="preserve"> in fase di sviluppo e una navigazione fluida.</w:t>
       </w:r>
     </w:p>
     <w:p>
@@ -18870,7 +21066,23 @@
           <w:b/>
           <w:bCs/>
         </w:rPr>
-        <w:t>Supabase mette a disposizione database, autenticazione, storage e realtime, senza bisogno di mantenere un'infrastruttura proprietaria.</w:t>
+        <w:t xml:space="preserve">Supabase mette a disposizione database, autenticazione, storage e </w:t>
+      </w:r>
+      <w:proofErr w:type="spellStart"/>
+      <w:r>
+        <w:rPr>
+          <w:b/>
+          <w:bCs/>
+        </w:rPr>
+        <w:t>realtime</w:t>
+      </w:r>
+      <w:proofErr w:type="spellEnd"/>
+      <w:r>
+        <w:rPr>
+          <w:b/>
+          <w:bCs/>
+        </w:rPr>
+        <w:t>, senza bisogno di mantenere un'infrastruttura proprietaria.</w:t>
       </w:r>
     </w:p>
     <w:p>
@@ -18970,7 +21182,23 @@
           <w:b/>
           <w:bCs/>
         </w:rPr>
-        <w:t xml:space="preserve">il pattern di refresh integrale dei dati è semplice, ma penalizza l'utente quando manca la connessione. Un layer di cache locale, basato su </w:t>
+        <w:t xml:space="preserve">il pattern di refresh integrale dei dati è semplice, ma penalizza l'utente quando manca la connessione. Un </w:t>
+      </w:r>
+      <w:proofErr w:type="spellStart"/>
+      <w:r>
+        <w:rPr>
+          <w:b/>
+          <w:bCs/>
+        </w:rPr>
+        <w:t>layer</w:t>
+      </w:r>
+      <w:proofErr w:type="spellEnd"/>
+      <w:r>
+        <w:rPr>
+          <w:b/>
+          <w:bCs/>
+        </w:rPr>
+        <w:t xml:space="preserve"> di cache locale, basato su </w:t>
       </w:r>
       <w:proofErr w:type="spellStart"/>
       <w:r>
@@ -19033,7 +21261,23 @@
           <w:b/>
           <w:bCs/>
         </w:rPr>
-        <w:t>sostituire i refresh post-operazione con sottoscrizioni al canale realtime di Supabase ridurrebbe l'attesa percepita dall'utente.</w:t>
+        <w:t xml:space="preserve">sostituire i refresh post-operazione con sottoscrizioni al canale </w:t>
+      </w:r>
+      <w:proofErr w:type="spellStart"/>
+      <w:r>
+        <w:rPr>
+          <w:b/>
+          <w:bCs/>
+        </w:rPr>
+        <w:t>realtime</w:t>
+      </w:r>
+      <w:proofErr w:type="spellEnd"/>
+      <w:r>
+        <w:rPr>
+          <w:b/>
+          <w:bCs/>
+        </w:rPr>
+        <w:t xml:space="preserve"> di Supabase ridurrebbe l'attesa percepita dall'utente.</w:t>
       </w:r>
     </w:p>
     <w:p>
@@ -19119,7 +21363,23 @@
           <w:b/>
           <w:bCs/>
         </w:rPr>
-        <w:t>ad oggi l'app è pensata per una sola organizzazione. Rifattorizzare le policy RLS per supportare più aziende ne abiliterebbe l'utilizzo come SaaS.</w:t>
+        <w:t xml:space="preserve">ad oggi l'app è pensata per una sola organizzazione. </w:t>
+      </w:r>
+      <w:proofErr w:type="spellStart"/>
+      <w:r>
+        <w:rPr>
+          <w:b/>
+          <w:bCs/>
+        </w:rPr>
+        <w:t>Rifattorizzare</w:t>
+      </w:r>
+      <w:proofErr w:type="spellEnd"/>
+      <w:r>
+        <w:rPr>
+          <w:b/>
+          <w:bCs/>
+        </w:rPr>
+        <w:t xml:space="preserve"> le policy RLS per supportare più aziende ne abiliterebbe l'utilizzo come SaaS.</w:t>
       </w:r>
     </w:p>
     <w:p>
@@ -19290,7 +21550,15 @@
         <w:t>Abbiamo</w:t>
       </w:r>
       <w:r>
-        <w:t xml:space="preserve"> dovuto anche cambiare modo di pensare al backend, passando dalla gestione diretta di un database alla logica di un Backend-as-a-Service come Supabase, e affrontato per la prima volta in modo serio il tema della gestione dello stato in un'app mobile.</w:t>
+        <w:t xml:space="preserve"> dovuto anche cambiare modo di pensare al backend, passando dalla gestione diretta di un database alla logica di un Backend-</w:t>
+      </w:r>
+      <w:proofErr w:type="spellStart"/>
+      <w:r>
+        <w:t>as</w:t>
+      </w:r>
+      <w:proofErr w:type="spellEnd"/>
+      <w:r>
+        <w:t>-a-Service come Supabase, e affrontato per la prima volta in modo serio il tema della gestione dello stato in un'app mobile.</w:t>
       </w:r>
     </w:p>
     <w:p>
@@ -19509,8 +21777,13 @@
         </w:rPr>
         <w:t xml:space="preserve">9) </w:t>
       </w:r>
-      <w:r>
-        <w:t>Mocktail — https://pub.dev/packages/mocktail.</w:t>
+      <w:proofErr w:type="spellStart"/>
+      <w:r>
+        <w:t>Mocktail</w:t>
+      </w:r>
+      <w:proofErr w:type="spellEnd"/>
+      <w:r>
+        <w:t xml:space="preserve"> — https://pub.dev/packages/mocktail.</w:t>
       </w:r>
     </w:p>
     <w:p>
@@ -19922,6 +22195,7 @@
         </w:rPr>
         <w:t xml:space="preserve"> </w:t>
       </w:r>
+      <w:proofErr w:type="spellStart"/>
       <w:proofErr w:type="gramStart"/>
       <w:r>
         <w:rPr>
@@ -19929,7 +22203,16 @@
           <w:sz w:val="18"/>
           <w:szCs w:val="18"/>
         </w:rPr>
-        <w:t>int  NOT</w:t>
+        <w:t>int</w:t>
+      </w:r>
+      <w:proofErr w:type="spellEnd"/>
+      <w:r>
+        <w:rPr>
+          <w:rFonts w:ascii="Consolas" w:eastAsia="Consolas" w:hAnsi="Consolas" w:cs="Consolas"/>
+          <w:sz w:val="18"/>
+          <w:szCs w:val="18"/>
+        </w:rPr>
+        <w:t xml:space="preserve">  NOT</w:t>
       </w:r>
       <w:proofErr w:type="gramEnd"/>
       <w:r>
@@ -23174,7 +25457,43 @@
           <w:sz w:val="18"/>
           <w:szCs w:val="18"/>
         </w:rPr>
-        <w:t xml:space="preserve">  USING (id_utente = (SELECT id_utente FROM utenti</w:t>
+        <w:t xml:space="preserve">  USING (</w:t>
+      </w:r>
+      <w:proofErr w:type="spellStart"/>
+      <w:r>
+        <w:rPr>
+          <w:rFonts w:ascii="Consolas" w:eastAsia="Consolas" w:hAnsi="Consolas" w:cs="Consolas"/>
+          <w:sz w:val="18"/>
+          <w:szCs w:val="18"/>
+        </w:rPr>
+        <w:t>id_utente</w:t>
+      </w:r>
+      <w:proofErr w:type="spellEnd"/>
+      <w:r>
+        <w:rPr>
+          <w:rFonts w:ascii="Consolas" w:eastAsia="Consolas" w:hAnsi="Consolas" w:cs="Consolas"/>
+          <w:sz w:val="18"/>
+          <w:szCs w:val="18"/>
+        </w:rPr>
+        <w:t xml:space="preserve"> = (SELECT </w:t>
+      </w:r>
+      <w:proofErr w:type="spellStart"/>
+      <w:r>
+        <w:rPr>
+          <w:rFonts w:ascii="Consolas" w:eastAsia="Consolas" w:hAnsi="Consolas" w:cs="Consolas"/>
+          <w:sz w:val="18"/>
+          <w:szCs w:val="18"/>
+        </w:rPr>
+        <w:t>id_utente</w:t>
+      </w:r>
+      <w:proofErr w:type="spellEnd"/>
+      <w:r>
+        <w:rPr>
+          <w:rFonts w:ascii="Consolas" w:eastAsia="Consolas" w:hAnsi="Consolas" w:cs="Consolas"/>
+          <w:sz w:val="18"/>
+          <w:szCs w:val="18"/>
+        </w:rPr>
+        <w:t xml:space="preserve"> FROM utenti</w:t>
       </w:r>
     </w:p>
     <w:p>
@@ -23397,15 +25716,7 @@
       <w:bookmarkStart w:id="50" w:name="_Toc236126108"/>
       <w:r>
         <w:lastRenderedPageBreak/>
-        <w:t xml:space="preserve">Appendice B — </w:t>
-      </w:r>
-      <w:proofErr w:type="spellStart"/>
-      <w:r>
-        <w:t>Snippet</w:t>
-      </w:r>
-      <w:proofErr w:type="spellEnd"/>
-      <w:r>
-        <w:t xml:space="preserve"> di codice significativi</w:t>
+        <w:t>Appendice B — Snippet di codice significativi</w:t>
       </w:r>
       <w:bookmarkEnd w:id="50"/>
     </w:p>
@@ -23704,6 +26015,7 @@
         </w:rPr>
         <w:t xml:space="preserve">    </w:t>
       </w:r>
+      <w:proofErr w:type="spellStart"/>
       <w:proofErr w:type="gramStart"/>
       <w:r>
         <w:rPr>
@@ -23711,7 +26023,16 @@
           <w:sz w:val="18"/>
           <w:szCs w:val="18"/>
         </w:rPr>
-        <w:t>MultiProvider(</w:t>
+        <w:t>MultiProvider</w:t>
+      </w:r>
+      <w:proofErr w:type="spellEnd"/>
+      <w:r>
+        <w:rPr>
+          <w:rFonts w:ascii="Consolas" w:eastAsia="Consolas" w:hAnsi="Consolas" w:cs="Consolas"/>
+          <w:sz w:val="18"/>
+          <w:szCs w:val="18"/>
+        </w:rPr>
+        <w:t>(</w:t>
       </w:r>
       <w:proofErr w:type="gramEnd"/>
     </w:p>
@@ -23833,6 +26154,7 @@
         </w:rPr>
         <w:t xml:space="preserve">create: (_) =&gt; </w:t>
       </w:r>
+      <w:proofErr w:type="spellStart"/>
       <w:proofErr w:type="gramStart"/>
       <w:r>
         <w:rPr>
@@ -23840,7 +26162,16 @@
           <w:sz w:val="18"/>
           <w:szCs w:val="18"/>
         </w:rPr>
-        <w:t>VeicoloService(</w:t>
+        <w:t>VeicoloService</w:t>
+      </w:r>
+      <w:proofErr w:type="spellEnd"/>
+      <w:r>
+        <w:rPr>
+          <w:rFonts w:ascii="Consolas" w:eastAsia="Consolas" w:hAnsi="Consolas" w:cs="Consolas"/>
+          <w:sz w:val="18"/>
+          <w:szCs w:val="18"/>
+        </w:rPr>
+        <w:t>(</w:t>
       </w:r>
       <w:proofErr w:type="gramEnd"/>
       <w:r>
@@ -25291,6 +27622,7 @@
         </w:rPr>
         <w:t xml:space="preserve">                       (</w:t>
       </w:r>
+      <w:proofErr w:type="spellStart"/>
       <w:proofErr w:type="gramStart"/>
       <w:r>
         <w:rPr>
@@ -25298,7 +27630,16 @@
           <w:sz w:val="18"/>
           <w:szCs w:val="18"/>
         </w:rPr>
-        <w:t>idUtente !</w:t>
+        <w:t>idUtente</w:t>
+      </w:r>
+      <w:proofErr w:type="spellEnd"/>
+      <w:r>
+        <w:rPr>
+          <w:rFonts w:ascii="Consolas" w:eastAsia="Consolas" w:hAnsi="Consolas" w:cs="Consolas"/>
+          <w:sz w:val="18"/>
+          <w:szCs w:val="18"/>
+        </w:rPr>
+        <w:t xml:space="preserve"> !</w:t>
       </w:r>
       <w:proofErr w:type="gramEnd"/>
       <w:r>
@@ -26742,7 +29083,25 @@
           <w:sz w:val="18"/>
           <w:szCs w:val="18"/>
         </w:rPr>
-        <w:t xml:space="preserve">  for (final s in _scadenze) {</w:t>
+        <w:t xml:space="preserve">  for (</w:t>
+      </w:r>
+      <w:proofErr w:type="spellStart"/>
+      <w:r>
+        <w:rPr>
+          <w:rFonts w:ascii="Consolas" w:eastAsia="Consolas" w:hAnsi="Consolas" w:cs="Consolas"/>
+          <w:sz w:val="18"/>
+          <w:szCs w:val="18"/>
+        </w:rPr>
+        <w:t>final</w:t>
+      </w:r>
+      <w:proofErr w:type="spellEnd"/>
+      <w:r>
+        <w:rPr>
+          <w:rFonts w:ascii="Consolas" w:eastAsia="Consolas" w:hAnsi="Consolas" w:cs="Consolas"/>
+          <w:sz w:val="18"/>
+          <w:szCs w:val="18"/>
+        </w:rPr>
+        <w:t xml:space="preserve"> s in _scadenze) {</w:t>
       </w:r>
     </w:p>
     <w:p>
@@ -27327,7 +29686,43 @@
           <w:sz w:val="18"/>
           <w:szCs w:val="18"/>
         </w:rPr>
-        <w:t xml:space="preserve">  idPrenotazione: idPrenotazione,</w:t>
+        <w:t xml:space="preserve">  </w:t>
+      </w:r>
+      <w:proofErr w:type="spellStart"/>
+      <w:r>
+        <w:rPr>
+          <w:rFonts w:ascii="Consolas" w:eastAsia="Consolas" w:hAnsi="Consolas" w:cs="Consolas"/>
+          <w:sz w:val="18"/>
+          <w:szCs w:val="18"/>
+        </w:rPr>
+        <w:t>idPrenotazione</w:t>
+      </w:r>
+      <w:proofErr w:type="spellEnd"/>
+      <w:r>
+        <w:rPr>
+          <w:rFonts w:ascii="Consolas" w:eastAsia="Consolas" w:hAnsi="Consolas" w:cs="Consolas"/>
+          <w:sz w:val="18"/>
+          <w:szCs w:val="18"/>
+        </w:rPr>
+        <w:t xml:space="preserve">: </w:t>
+      </w:r>
+      <w:proofErr w:type="spellStart"/>
+      <w:r>
+        <w:rPr>
+          <w:rFonts w:ascii="Consolas" w:eastAsia="Consolas" w:hAnsi="Consolas" w:cs="Consolas"/>
+          <w:sz w:val="18"/>
+          <w:szCs w:val="18"/>
+        </w:rPr>
+        <w:t>idPrenotazione</w:t>
+      </w:r>
+      <w:proofErr w:type="spellEnd"/>
+      <w:r>
+        <w:rPr>
+          <w:rFonts w:ascii="Consolas" w:eastAsia="Consolas" w:hAnsi="Consolas" w:cs="Consolas"/>
+          <w:sz w:val="18"/>
+          <w:szCs w:val="18"/>
+        </w:rPr>
+        <w:t>,</w:t>
       </w:r>
     </w:p>
     <w:p>
@@ -27357,21 +29752,6 @@
           <w:sz w:val="18"/>
           <w:szCs w:val="18"/>
         </w:rPr>
-        <w:t xml:space="preserve">  kmFinali: kmFinali,</w:t>
-      </w:r>
-    </w:p>
-    <w:p>
-      <w:pPr>
-        <w:shd w:val="clear" w:color="auto" w:fill="F2F2F2"/>
-        <w:spacing w:line="260" w:lineRule="auto"/>
-        <w:ind w:left="240"/>
-      </w:pPr>
-      <w:r>
-        <w:rPr>
-          <w:rFonts w:ascii="Consolas" w:eastAsia="Consolas" w:hAnsi="Consolas" w:cs="Consolas"/>
-          <w:sz w:val="18"/>
-          <w:szCs w:val="18"/>
-        </w:rPr>
         <w:t xml:space="preserve">  </w:t>
       </w:r>
       <w:proofErr w:type="spellStart"/>
@@ -27381,6 +29761,57 @@
           <w:sz w:val="18"/>
           <w:szCs w:val="18"/>
         </w:rPr>
+        <w:t>kmFinali</w:t>
+      </w:r>
+      <w:proofErr w:type="spellEnd"/>
+      <w:r>
+        <w:rPr>
+          <w:rFonts w:ascii="Consolas" w:eastAsia="Consolas" w:hAnsi="Consolas" w:cs="Consolas"/>
+          <w:sz w:val="18"/>
+          <w:szCs w:val="18"/>
+        </w:rPr>
+        <w:t xml:space="preserve">: </w:t>
+      </w:r>
+      <w:proofErr w:type="spellStart"/>
+      <w:r>
+        <w:rPr>
+          <w:rFonts w:ascii="Consolas" w:eastAsia="Consolas" w:hAnsi="Consolas" w:cs="Consolas"/>
+          <w:sz w:val="18"/>
+          <w:szCs w:val="18"/>
+        </w:rPr>
+        <w:t>kmFinali</w:t>
+      </w:r>
+      <w:proofErr w:type="spellEnd"/>
+      <w:r>
+        <w:rPr>
+          <w:rFonts w:ascii="Consolas" w:eastAsia="Consolas" w:hAnsi="Consolas" w:cs="Consolas"/>
+          <w:sz w:val="18"/>
+          <w:szCs w:val="18"/>
+        </w:rPr>
+        <w:t>,</w:t>
+      </w:r>
+    </w:p>
+    <w:p>
+      <w:pPr>
+        <w:shd w:val="clear" w:color="auto" w:fill="F2F2F2"/>
+        <w:spacing w:line="260" w:lineRule="auto"/>
+        <w:ind w:left="240"/>
+      </w:pPr>
+      <w:r>
+        <w:rPr>
+          <w:rFonts w:ascii="Consolas" w:eastAsia="Consolas" w:hAnsi="Consolas" w:cs="Consolas"/>
+          <w:sz w:val="18"/>
+          <w:szCs w:val="18"/>
+        </w:rPr>
+        <w:t xml:space="preserve">  </w:t>
+      </w:r>
+      <w:proofErr w:type="spellStart"/>
+      <w:r>
+        <w:rPr>
+          <w:rFonts w:ascii="Consolas" w:eastAsia="Consolas" w:hAnsi="Consolas" w:cs="Consolas"/>
+          <w:sz w:val="18"/>
+          <w:szCs w:val="18"/>
+        </w:rPr>
         <w:t>livelloCarburante</w:t>
       </w:r>
       <w:proofErr w:type="spellEnd"/>
@@ -27438,21 +29869,6 @@
           <w:sz w:val="18"/>
           <w:szCs w:val="18"/>
         </w:rPr>
-        <w:t xml:space="preserve">  haPedaggi: haPedaggi,</w:t>
-      </w:r>
-    </w:p>
-    <w:p>
-      <w:pPr>
-        <w:shd w:val="clear" w:color="auto" w:fill="F2F2F2"/>
-        <w:spacing w:line="260" w:lineRule="auto"/>
-        <w:ind w:left="240"/>
-      </w:pPr>
-      <w:r>
-        <w:rPr>
-          <w:rFonts w:ascii="Consolas" w:eastAsia="Consolas" w:hAnsi="Consolas" w:cs="Consolas"/>
-          <w:sz w:val="18"/>
-          <w:szCs w:val="18"/>
-        </w:rPr>
         <w:t xml:space="preserve">  </w:t>
       </w:r>
       <w:proofErr w:type="spellStart"/>
@@ -27462,6 +29878,57 @@
           <w:sz w:val="18"/>
           <w:szCs w:val="18"/>
         </w:rPr>
+        <w:t>haPedaggi</w:t>
+      </w:r>
+      <w:proofErr w:type="spellEnd"/>
+      <w:r>
+        <w:rPr>
+          <w:rFonts w:ascii="Consolas" w:eastAsia="Consolas" w:hAnsi="Consolas" w:cs="Consolas"/>
+          <w:sz w:val="18"/>
+          <w:szCs w:val="18"/>
+        </w:rPr>
+        <w:t xml:space="preserve">: </w:t>
+      </w:r>
+      <w:proofErr w:type="spellStart"/>
+      <w:r>
+        <w:rPr>
+          <w:rFonts w:ascii="Consolas" w:eastAsia="Consolas" w:hAnsi="Consolas" w:cs="Consolas"/>
+          <w:sz w:val="18"/>
+          <w:szCs w:val="18"/>
+        </w:rPr>
+        <w:t>haPedaggi</w:t>
+      </w:r>
+      <w:proofErr w:type="spellEnd"/>
+      <w:r>
+        <w:rPr>
+          <w:rFonts w:ascii="Consolas" w:eastAsia="Consolas" w:hAnsi="Consolas" w:cs="Consolas"/>
+          <w:sz w:val="18"/>
+          <w:szCs w:val="18"/>
+        </w:rPr>
+        <w:t>,</w:t>
+      </w:r>
+    </w:p>
+    <w:p>
+      <w:pPr>
+        <w:shd w:val="clear" w:color="auto" w:fill="F2F2F2"/>
+        <w:spacing w:line="260" w:lineRule="auto"/>
+        <w:ind w:left="240"/>
+      </w:pPr>
+      <w:r>
+        <w:rPr>
+          <w:rFonts w:ascii="Consolas" w:eastAsia="Consolas" w:hAnsi="Consolas" w:cs="Consolas"/>
+          <w:sz w:val="18"/>
+          <w:szCs w:val="18"/>
+        </w:rPr>
+        <w:t xml:space="preserve">  </w:t>
+      </w:r>
+      <w:proofErr w:type="spellStart"/>
+      <w:r>
+        <w:rPr>
+          <w:rFonts w:ascii="Consolas" w:eastAsia="Consolas" w:hAnsi="Consolas" w:cs="Consolas"/>
+          <w:sz w:val="18"/>
+          <w:szCs w:val="18"/>
+        </w:rPr>
         <w:t>haDanni</w:t>
       </w:r>
       <w:proofErr w:type="spellEnd"/>
@@ -27504,37 +29971,145 @@
           <w:sz w:val="18"/>
           <w:szCs w:val="18"/>
         </w:rPr>
-        <w:t xml:space="preserve">  isEmergenza: isEmergenza,</w:t>
-      </w:r>
-    </w:p>
-    <w:p>
-      <w:pPr>
-        <w:shd w:val="clear" w:color="auto" w:fill="F2F2F2"/>
-        <w:spacing w:line="260" w:lineRule="auto"/>
-        <w:ind w:left="240"/>
-      </w:pPr>
-      <w:r>
-        <w:rPr>
-          <w:rFonts w:ascii="Consolas" w:eastAsia="Consolas" w:hAnsi="Consolas" w:cs="Consolas"/>
-          <w:sz w:val="18"/>
-          <w:szCs w:val="18"/>
-        </w:rPr>
-        <w:t xml:space="preserve">  noteEmergenza: noteEmergenza,</w:t>
-      </w:r>
-    </w:p>
-    <w:p>
-      <w:pPr>
-        <w:shd w:val="clear" w:color="auto" w:fill="F2F2F2"/>
-        <w:spacing w:line="260" w:lineRule="auto"/>
-        <w:ind w:left="240"/>
-      </w:pPr>
-      <w:r>
-        <w:rPr>
-          <w:rFonts w:ascii="Consolas" w:eastAsia="Consolas" w:hAnsi="Consolas" w:cs="Consolas"/>
-          <w:sz w:val="18"/>
-          <w:szCs w:val="18"/>
-        </w:rPr>
-        <w:t xml:space="preserve">  posizioneEmergenza: posizioneEmergenza,</w:t>
+        <w:t xml:space="preserve">  </w:t>
+      </w:r>
+      <w:proofErr w:type="spellStart"/>
+      <w:r>
+        <w:rPr>
+          <w:rFonts w:ascii="Consolas" w:eastAsia="Consolas" w:hAnsi="Consolas" w:cs="Consolas"/>
+          <w:sz w:val="18"/>
+          <w:szCs w:val="18"/>
+        </w:rPr>
+        <w:t>isEmergenza</w:t>
+      </w:r>
+      <w:proofErr w:type="spellEnd"/>
+      <w:r>
+        <w:rPr>
+          <w:rFonts w:ascii="Consolas" w:eastAsia="Consolas" w:hAnsi="Consolas" w:cs="Consolas"/>
+          <w:sz w:val="18"/>
+          <w:szCs w:val="18"/>
+        </w:rPr>
+        <w:t xml:space="preserve">: </w:t>
+      </w:r>
+      <w:proofErr w:type="spellStart"/>
+      <w:r>
+        <w:rPr>
+          <w:rFonts w:ascii="Consolas" w:eastAsia="Consolas" w:hAnsi="Consolas" w:cs="Consolas"/>
+          <w:sz w:val="18"/>
+          <w:szCs w:val="18"/>
+        </w:rPr>
+        <w:t>isEmergenza</w:t>
+      </w:r>
+      <w:proofErr w:type="spellEnd"/>
+      <w:r>
+        <w:rPr>
+          <w:rFonts w:ascii="Consolas" w:eastAsia="Consolas" w:hAnsi="Consolas" w:cs="Consolas"/>
+          <w:sz w:val="18"/>
+          <w:szCs w:val="18"/>
+        </w:rPr>
+        <w:t>,</w:t>
+      </w:r>
+    </w:p>
+    <w:p>
+      <w:pPr>
+        <w:shd w:val="clear" w:color="auto" w:fill="F2F2F2"/>
+        <w:spacing w:line="260" w:lineRule="auto"/>
+        <w:ind w:left="240"/>
+      </w:pPr>
+      <w:r>
+        <w:rPr>
+          <w:rFonts w:ascii="Consolas" w:eastAsia="Consolas" w:hAnsi="Consolas" w:cs="Consolas"/>
+          <w:sz w:val="18"/>
+          <w:szCs w:val="18"/>
+        </w:rPr>
+        <w:t xml:space="preserve">  </w:t>
+      </w:r>
+      <w:proofErr w:type="spellStart"/>
+      <w:r>
+        <w:rPr>
+          <w:rFonts w:ascii="Consolas" w:eastAsia="Consolas" w:hAnsi="Consolas" w:cs="Consolas"/>
+          <w:sz w:val="18"/>
+          <w:szCs w:val="18"/>
+        </w:rPr>
+        <w:t>noteEmergenza</w:t>
+      </w:r>
+      <w:proofErr w:type="spellEnd"/>
+      <w:r>
+        <w:rPr>
+          <w:rFonts w:ascii="Consolas" w:eastAsia="Consolas" w:hAnsi="Consolas" w:cs="Consolas"/>
+          <w:sz w:val="18"/>
+          <w:szCs w:val="18"/>
+        </w:rPr>
+        <w:t xml:space="preserve">: </w:t>
+      </w:r>
+      <w:proofErr w:type="spellStart"/>
+      <w:r>
+        <w:rPr>
+          <w:rFonts w:ascii="Consolas" w:eastAsia="Consolas" w:hAnsi="Consolas" w:cs="Consolas"/>
+          <w:sz w:val="18"/>
+          <w:szCs w:val="18"/>
+        </w:rPr>
+        <w:t>noteEmergenza</w:t>
+      </w:r>
+      <w:proofErr w:type="spellEnd"/>
+      <w:r>
+        <w:rPr>
+          <w:rFonts w:ascii="Consolas" w:eastAsia="Consolas" w:hAnsi="Consolas" w:cs="Consolas"/>
+          <w:sz w:val="18"/>
+          <w:szCs w:val="18"/>
+        </w:rPr>
+        <w:t>,</w:t>
+      </w:r>
+    </w:p>
+    <w:p>
+      <w:pPr>
+        <w:shd w:val="clear" w:color="auto" w:fill="F2F2F2"/>
+        <w:spacing w:line="260" w:lineRule="auto"/>
+        <w:ind w:left="240"/>
+      </w:pPr>
+      <w:r>
+        <w:rPr>
+          <w:rFonts w:ascii="Consolas" w:eastAsia="Consolas" w:hAnsi="Consolas" w:cs="Consolas"/>
+          <w:sz w:val="18"/>
+          <w:szCs w:val="18"/>
+        </w:rPr>
+        <w:t xml:space="preserve">  </w:t>
+      </w:r>
+      <w:proofErr w:type="spellStart"/>
+      <w:r>
+        <w:rPr>
+          <w:rFonts w:ascii="Consolas" w:eastAsia="Consolas" w:hAnsi="Consolas" w:cs="Consolas"/>
+          <w:sz w:val="18"/>
+          <w:szCs w:val="18"/>
+        </w:rPr>
+        <w:t>posizioneEmergenza</w:t>
+      </w:r>
+      <w:proofErr w:type="spellEnd"/>
+      <w:r>
+        <w:rPr>
+          <w:rFonts w:ascii="Consolas" w:eastAsia="Consolas" w:hAnsi="Consolas" w:cs="Consolas"/>
+          <w:sz w:val="18"/>
+          <w:szCs w:val="18"/>
+        </w:rPr>
+        <w:t xml:space="preserve">: </w:t>
+      </w:r>
+      <w:proofErr w:type="spellStart"/>
+      <w:r>
+        <w:rPr>
+          <w:rFonts w:ascii="Consolas" w:eastAsia="Consolas" w:hAnsi="Consolas" w:cs="Consolas"/>
+          <w:sz w:val="18"/>
+          <w:szCs w:val="18"/>
+        </w:rPr>
+        <w:t>posizioneEmergenza</w:t>
+      </w:r>
+      <w:proofErr w:type="spellEnd"/>
+      <w:r>
+        <w:rPr>
+          <w:rFonts w:ascii="Consolas" w:eastAsia="Consolas" w:hAnsi="Consolas" w:cs="Consolas"/>
+          <w:sz w:val="18"/>
+          <w:szCs w:val="18"/>
+        </w:rPr>
+        <w:t>,</w:t>
       </w:r>
     </w:p>
     <w:p>
@@ -27899,7 +30474,15 @@
         <w:jc w:val="both"/>
       </w:pPr>
       <w:r>
-        <w:t>Al primo avvio, o dopo il logout, l'utente vede la schermata di accesso con i campi Email e Password. Inserite le credenziali, l'app riconosce automaticamente il ruolo (Driver o Manager) e mostra la dashboard corrispondente.</w:t>
+        <w:t xml:space="preserve">Al primo avvio, o dopo il logout, l'utente vede la schermata di accesso con i campi </w:t>
+      </w:r>
+      <w:proofErr w:type="gramStart"/>
+      <w:r>
+        <w:t>Email</w:t>
+      </w:r>
+      <w:proofErr w:type="gramEnd"/>
+      <w:r>
+        <w:t xml:space="preserve"> e Password. Inserite le credenziali, l'app riconosce automaticamente il ruolo (Driver o Manager) e mostra la dashboard corrispondente.</w:t>
       </w:r>
     </w:p>
     <w:p>
@@ -28833,6 +31416,119 @@
 <file path=word/numbering.xml><?xml version="1.0" encoding="utf-8"?>
 <w:numbering xmlns:wpc="http://schemas.microsoft.com/office/word/2010/wordprocessingCanvas" xmlns:cx="http://schemas.microsoft.com/office/drawing/2014/chartex" xmlns:cx1="http://schemas.microsoft.com/office/drawing/2015/9/8/chartex" xmlns:cx2="http://schemas.microsoft.com/office/drawing/2015/10/21/chartex" xmlns:cx3="http://schemas.microsoft.com/office/drawing/2016/5/9/chartex" xmlns:cx4="http://schemas.microsoft.com/office/drawing/2016/5/10/chartex" xmlns:cx5="http://schemas.microsoft.com/office/drawing/2016/5/11/chartex" xmlns:cx6="http://schemas.microsoft.com/office/drawing/2016/5/12/chartex" xmlns:cx7="http://schemas.microsoft.com/office/drawing/2016/5/13/chartex" xmlns:cx8="http://schemas.microsoft.com/office/drawing/2016/5/14/chartex" xmlns:mc="http://schemas.openxmlformats.org/markup-compatibility/2006" xmlns:m="http://schemas.openxmlformats.org/officeDocument/2006/math" xmlns:aink="http://schemas.microsoft.com/office/drawing/2016/ink" xmlns:am3d="http://schemas.microsoft.com/office/drawing/2017/model3d" xmlns:oel="http://schemas.microsoft.com/office/2019/extlst" xmlns:r="http://schemas.openxmlformats.org/officeDocument/2006/relationships" xmlns:wp14="http://schemas.microsoft.com/office/word/2010/wordprocessingDrawing" xmlns:wp="http://schemas.openxmlformats.org/drawingml/2006/wordprocessingDrawing" xmlns:wpg="http://schemas.microsoft.com/office/word/2010/wordprocessingGroup" xmlns:wpi="http://schemas.microsoft.com/office/word/2010/wordprocessingInk" xmlns:wps="http://schemas.microsoft.com/office/word/2010/wordprocessingShape" xmlns:o="urn:schemas-microsoft-com:office:office" xmlns:v="urn:schemas-microsoft-com:vml" xmlns:w10="urn:schemas-microsoft-com:office:word" xmlns:w="http://schemas.openxmlformats.org/wordprocessingml/2006/main" xmlns:w14="http://schemas.microsoft.com/office/word/2010/wordml" xmlns:w15="http://schemas.microsoft.com/office/word/2012/wordml" xmlns:w16cei="http://schemas.microsoft.com/office/word/2026/wordml/cei" xmlns:w16cex="http://schemas.microsoft.com/office/word/2018/wordml/cex" xmlns:w16cid="http://schemas.microsoft.com/office/word/2016/wordml/cid" xmlns:w16="http://schemas.microsoft.com/office/word/2018/wordml" xmlns:w16sdtdh="http://schemas.microsoft.com/office/word/2020/wordml/sdtdatahash" xmlns:w16sdtfl="http://schemas.microsoft.com/office/word/2024/wordml/sdtformatlock" xmlns:w16se="http://schemas.microsoft.com/office/word/2015/wordml/symex" xmlns:w16du="http://schemas.microsoft.com/office/word/2023/wordml/word16du" xmlns:wne="http://schemas.microsoft.com/office/word/2006/wordml" mc:Ignorable="w14 w15 w16se w16cid w16 w16cex w16sdtdh w16sdtfl w16du wp14">
   <w:abstractNum w:abstractNumId="0" w15:restartNumberingAfterBreak="0">
+    <w:nsid w:val="062F7A73"/>
+    <w:multiLevelType w:val="multilevel"/>
+    <w:tmpl w:val="BA280B72"/>
+    <w:lvl w:ilvl="0">
+      <w:start w:val="1"/>
+      <w:numFmt w:val="decimal"/>
+      <w:lvlText w:val="%1."/>
+      <w:lvlJc w:val="left"/>
+      <w:pPr>
+        <w:tabs>
+          <w:tab w:val="num" w:pos="720"/>
+        </w:tabs>
+        <w:ind w:left="720" w:hanging="360"/>
+      </w:pPr>
+    </w:lvl>
+    <w:lvl w:ilvl="1" w:tentative="1">
+      <w:start w:val="1"/>
+      <w:numFmt w:val="decimal"/>
+      <w:lvlText w:val="%2."/>
+      <w:lvlJc w:val="left"/>
+      <w:pPr>
+        <w:tabs>
+          <w:tab w:val="num" w:pos="1440"/>
+        </w:tabs>
+        <w:ind w:left="1440" w:hanging="360"/>
+      </w:pPr>
+    </w:lvl>
+    <w:lvl w:ilvl="2" w:tentative="1">
+      <w:start w:val="1"/>
+      <w:numFmt w:val="decimal"/>
+      <w:lvlText w:val="%3."/>
+      <w:lvlJc w:val="left"/>
+      <w:pPr>
+        <w:tabs>
+          <w:tab w:val="num" w:pos="2160"/>
+        </w:tabs>
+        <w:ind w:left="2160" w:hanging="360"/>
+      </w:pPr>
+    </w:lvl>
+    <w:lvl w:ilvl="3" w:tentative="1">
+      <w:start w:val="1"/>
+      <w:numFmt w:val="decimal"/>
+      <w:lvlText w:val="%4."/>
+      <w:lvlJc w:val="left"/>
+      <w:pPr>
+        <w:tabs>
+          <w:tab w:val="num" w:pos="2880"/>
+        </w:tabs>
+        <w:ind w:left="2880" w:hanging="360"/>
+      </w:pPr>
+    </w:lvl>
+    <w:lvl w:ilvl="4" w:tentative="1">
+      <w:start w:val="1"/>
+      <w:numFmt w:val="decimal"/>
+      <w:lvlText w:val="%5."/>
+      <w:lvlJc w:val="left"/>
+      <w:pPr>
+        <w:tabs>
+          <w:tab w:val="num" w:pos="3600"/>
+        </w:tabs>
+        <w:ind w:left="3600" w:hanging="360"/>
+      </w:pPr>
+    </w:lvl>
+    <w:lvl w:ilvl="5" w:tentative="1">
+      <w:start w:val="1"/>
+      <w:numFmt w:val="decimal"/>
+      <w:lvlText w:val="%6."/>
+      <w:lvlJc w:val="left"/>
+      <w:pPr>
+        <w:tabs>
+          <w:tab w:val="num" w:pos="4320"/>
+        </w:tabs>
+        <w:ind w:left="4320" w:hanging="360"/>
+      </w:pPr>
+    </w:lvl>
+    <w:lvl w:ilvl="6" w:tentative="1">
+      <w:start w:val="1"/>
+      <w:numFmt w:val="decimal"/>
+      <w:lvlText w:val="%7."/>
+      <w:lvlJc w:val="left"/>
+      <w:pPr>
+        <w:tabs>
+          <w:tab w:val="num" w:pos="5040"/>
+        </w:tabs>
+        <w:ind w:left="5040" w:hanging="360"/>
+      </w:pPr>
+    </w:lvl>
+    <w:lvl w:ilvl="7" w:tentative="1">
+      <w:start w:val="1"/>
+      <w:numFmt w:val="decimal"/>
+      <w:lvlText w:val="%8."/>
+      <w:lvlJc w:val="left"/>
+      <w:pPr>
+        <w:tabs>
+          <w:tab w:val="num" w:pos="5760"/>
+        </w:tabs>
+        <w:ind w:left="5760" w:hanging="360"/>
+      </w:pPr>
+    </w:lvl>
+    <w:lvl w:ilvl="8" w:tentative="1">
+      <w:start w:val="1"/>
+      <w:numFmt w:val="decimal"/>
+      <w:lvlText w:val="%9."/>
+      <w:lvlJc w:val="left"/>
+      <w:pPr>
+        <w:tabs>
+          <w:tab w:val="num" w:pos="6480"/>
+        </w:tabs>
+        <w:ind w:left="6480" w:hanging="360"/>
+      </w:pPr>
+    </w:lvl>
+  </w:abstractNum>
+  <w:abstractNum w:abstractNumId="1" w15:restartNumberingAfterBreak="0">
     <w:nsid w:val="435968AF"/>
     <w:multiLevelType w:val="hybridMultilevel"/>
     <w:tmpl w:val="AB267D74"/>
@@ -28886,7 +31582,7 @@
       <w:lvlJc w:val="left"/>
     </w:lvl>
   </w:abstractNum>
-  <w:abstractNum w:abstractNumId="1" w15:restartNumberingAfterBreak="0">
+  <w:abstractNum w:abstractNumId="2" w15:restartNumberingAfterBreak="0">
     <w:nsid w:val="732D646B"/>
     <w:multiLevelType w:val="hybridMultilevel"/>
     <w:tmpl w:val="37CA925E"/>
@@ -28940,7 +31636,7 @@
       <w:lvlJc w:val="left"/>
     </w:lvl>
   </w:abstractNum>
-  <w:abstractNum w:abstractNumId="2" w15:restartNumberingAfterBreak="0">
+  <w:abstractNum w:abstractNumId="3" w15:restartNumberingAfterBreak="0">
     <w:nsid w:val="74843603"/>
     <w:multiLevelType w:val="hybridMultilevel"/>
     <w:tmpl w:val="F9FE138E"/>
@@ -29027,22 +31723,25 @@
     </w:lvl>
   </w:abstractNum>
   <w:num w:numId="1" w16cid:durableId="1719937698">
+    <w:abstractNumId w:val="3"/>
+    <w:lvlOverride w:ilvl="0">
+      <w:startOverride w:val="1"/>
+    </w:lvlOverride>
+  </w:num>
+  <w:num w:numId="2" w16cid:durableId="338697737">
     <w:abstractNumId w:val="2"/>
     <w:lvlOverride w:ilvl="0">
       <w:startOverride w:val="1"/>
     </w:lvlOverride>
   </w:num>
-  <w:num w:numId="2" w16cid:durableId="338697737">
+  <w:num w:numId="3" w16cid:durableId="670186195">
     <w:abstractNumId w:val="1"/>
     <w:lvlOverride w:ilvl="0">
       <w:startOverride w:val="1"/>
     </w:lvlOverride>
   </w:num>
-  <w:num w:numId="3" w16cid:durableId="670186195">
+  <w:num w:numId="4" w16cid:durableId="1044523101">
     <w:abstractNumId w:val="0"/>
-    <w:lvlOverride w:ilvl="0">
-      <w:startOverride w:val="1"/>
-    </w:lvlOverride>
   </w:num>
 </w:numbering>
 </file>
@@ -29756,6 +32455,17 @@
       <w:iCs/>
     </w:rPr>
   </w:style>
+  <w:style w:type="character" w:styleId="Enfasigrassetto">
+    <w:name w:val="Strong"/>
+    <w:basedOn w:val="Carpredefinitoparagrafo"/>
+    <w:uiPriority w:val="22"/>
+    <w:qFormat/>
+    <w:rsid w:val="00ED3430"/>
+    <w:rPr>
+      <w:b/>
+      <w:bCs/>
+    </w:rPr>
+  </w:style>
 </w:styles>
 </file>
 
